--- a/docs/CS4135_Project_Setup.docx
+++ b/docs/CS4135_Project_Setup.docx
@@ -194,10 +194,10 @@
         <w:spacing w:after="160" w:line="279" w:lineRule="auto"/>
         <w:jc w:val="center"/>
         <w:rPr>
-          <w:rFonts w:ascii="Times New Roman" w:eastAsia="Times New Roman" w:hAnsi="Times New Roman" w:cs="Times New Roman"/>
+          <w:rFonts w:ascii="Times New Roman" w:eastAsia="宋体" w:hAnsi="Times New Roman" w:cs="Times New Roman"/>
           <w:sz w:val="28"/>
           <w:szCs w:val="28"/>
-          <w:lang w:val="en-IE" w:eastAsia="ja-JP"/>
+          <w:lang w:val="en-IE" w:eastAsia="zh-CN"/>
         </w:rPr>
       </w:pPr>
       <w:r>
@@ -209,6 +209,488 @@
         </w:rPr>
         <w:t>Team members</w:t>
       </w:r>
+    </w:p>
+    <w:tbl>
+      <w:tblPr>
+        <w:tblStyle w:val="aff1"/>
+        <w:tblW w:w="0" w:type="auto"/>
+        <w:tblLook w:val="04A0" w:firstRow="1" w:lastRow="0" w:firstColumn="1" w:lastColumn="0" w:noHBand="0" w:noVBand="1"/>
+      </w:tblPr>
+      <w:tblGrid>
+        <w:gridCol w:w="1771"/>
+        <w:gridCol w:w="1771"/>
+        <w:gridCol w:w="1771"/>
+        <w:gridCol w:w="1771"/>
+        <w:gridCol w:w="1772"/>
+      </w:tblGrid>
+      <w:tr>
+        <w:tc>
+          <w:tcPr>
+            <w:tcW w:w="1771" w:type="dxa"/>
+          </w:tcPr>
+          <w:p>
+            <w:pPr>
+              <w:spacing w:after="160" w:line="279" w:lineRule="auto"/>
+              <w:jc w:val="center"/>
+              <w:rPr>
+                <w:rFonts w:ascii="Times New Roman" w:eastAsia="宋体" w:hAnsi="Times New Roman" w:cs="Times New Roman" w:hint="eastAsia"/>
+                <w:sz w:val="28"/>
+                <w:szCs w:val="28"/>
+                <w:lang w:val="en-IE" w:eastAsia="zh-CN"/>
+              </w:rPr>
+            </w:pPr>
+          </w:p>
+        </w:tc>
+        <w:tc>
+          <w:tcPr>
+            <w:tcW w:w="1771" w:type="dxa"/>
+          </w:tcPr>
+          <w:p>
+            <w:pPr>
+              <w:spacing w:after="160" w:line="279" w:lineRule="auto"/>
+              <w:jc w:val="center"/>
+              <w:rPr>
+                <w:rFonts w:ascii="Times New Roman" w:eastAsia="宋体" w:hAnsi="Times New Roman" w:cs="Times New Roman" w:hint="eastAsia"/>
+                <w:sz w:val="28"/>
+                <w:szCs w:val="28"/>
+                <w:lang w:val="en-IE" w:eastAsia="zh-CN"/>
+              </w:rPr>
+            </w:pPr>
+            <w:r>
+              <w:rPr>
+                <w:rFonts w:ascii="Times New Roman" w:eastAsia="宋体" w:hAnsi="Times New Roman" w:cs="Times New Roman"/>
+                <w:sz w:val="28"/>
+                <w:szCs w:val="28"/>
+                <w:lang w:val="en-IE" w:eastAsia="zh-CN"/>
+              </w:rPr>
+              <w:t>F</w:t>
+            </w:r>
+            <w:r>
+              <w:rPr>
+                <w:rFonts w:ascii="Times New Roman" w:eastAsia="宋体" w:hAnsi="Times New Roman" w:cs="Times New Roman" w:hint="eastAsia"/>
+                <w:sz w:val="28"/>
+                <w:szCs w:val="28"/>
+                <w:lang w:val="en-IE" w:eastAsia="zh-CN"/>
+              </w:rPr>
+              <w:t>irst name</w:t>
+            </w:r>
+          </w:p>
+        </w:tc>
+        <w:tc>
+          <w:tcPr>
+            <w:tcW w:w="1771" w:type="dxa"/>
+          </w:tcPr>
+          <w:p>
+            <w:pPr>
+              <w:spacing w:after="160" w:line="279" w:lineRule="auto"/>
+              <w:jc w:val="center"/>
+              <w:rPr>
+                <w:rFonts w:ascii="Times New Roman" w:eastAsia="宋体" w:hAnsi="Times New Roman" w:cs="Times New Roman" w:hint="eastAsia"/>
+                <w:sz w:val="28"/>
+                <w:szCs w:val="28"/>
+                <w:lang w:val="en-IE" w:eastAsia="zh-CN"/>
+              </w:rPr>
+            </w:pPr>
+            <w:r>
+              <w:rPr>
+                <w:rFonts w:ascii="Times New Roman" w:eastAsia="宋体" w:hAnsi="Times New Roman" w:cs="Times New Roman" w:hint="eastAsia"/>
+                <w:sz w:val="28"/>
+                <w:szCs w:val="28"/>
+                <w:lang w:val="en-IE" w:eastAsia="zh-CN"/>
+              </w:rPr>
+              <w:t>Surname</w:t>
+            </w:r>
+          </w:p>
+        </w:tc>
+        <w:tc>
+          <w:tcPr>
+            <w:tcW w:w="1771" w:type="dxa"/>
+          </w:tcPr>
+          <w:p>
+            <w:pPr>
+              <w:spacing w:after="160" w:line="279" w:lineRule="auto"/>
+              <w:jc w:val="center"/>
+              <w:rPr>
+                <w:rFonts w:ascii="Times New Roman" w:eastAsia="宋体" w:hAnsi="Times New Roman" w:cs="Times New Roman" w:hint="eastAsia"/>
+                <w:sz w:val="28"/>
+                <w:szCs w:val="28"/>
+                <w:lang w:val="en-IE" w:eastAsia="zh-CN"/>
+              </w:rPr>
+            </w:pPr>
+            <w:r>
+              <w:rPr>
+                <w:rFonts w:ascii="Times New Roman" w:eastAsia="宋体" w:hAnsi="Times New Roman" w:cs="Times New Roman"/>
+                <w:sz w:val="28"/>
+                <w:szCs w:val="28"/>
+                <w:lang w:val="en-IE" w:eastAsia="zh-CN"/>
+              </w:rPr>
+              <w:t>S</w:t>
+            </w:r>
+            <w:r>
+              <w:rPr>
+                <w:rFonts w:ascii="Times New Roman" w:eastAsia="宋体" w:hAnsi="Times New Roman" w:cs="Times New Roman" w:hint="eastAsia"/>
+                <w:sz w:val="28"/>
+                <w:szCs w:val="28"/>
+                <w:lang w:val="en-IE" w:eastAsia="zh-CN"/>
+              </w:rPr>
+              <w:t>tudent id</w:t>
+            </w:r>
+          </w:p>
+        </w:tc>
+        <w:tc>
+          <w:tcPr>
+            <w:tcW w:w="1772" w:type="dxa"/>
+          </w:tcPr>
+          <w:p>
+            <w:pPr>
+              <w:spacing w:after="160" w:line="279" w:lineRule="auto"/>
+              <w:jc w:val="center"/>
+              <w:rPr>
+                <w:rFonts w:ascii="Times New Roman" w:eastAsia="宋体" w:hAnsi="Times New Roman" w:cs="Times New Roman" w:hint="eastAsia"/>
+                <w:sz w:val="28"/>
+                <w:szCs w:val="28"/>
+                <w:lang w:val="en-IE" w:eastAsia="zh-CN"/>
+              </w:rPr>
+            </w:pPr>
+            <w:r>
+              <w:rPr>
+                <w:rFonts w:ascii="Times New Roman" w:eastAsia="宋体" w:hAnsi="Times New Roman" w:cs="Times New Roman" w:hint="eastAsia"/>
+                <w:sz w:val="28"/>
+                <w:szCs w:val="28"/>
+                <w:lang w:val="en-IE" w:eastAsia="zh-CN"/>
+              </w:rPr>
+              <w:t>Role</w:t>
+            </w:r>
+          </w:p>
+        </w:tc>
+      </w:tr>
+      <w:tr>
+        <w:tc>
+          <w:tcPr>
+            <w:tcW w:w="1771" w:type="dxa"/>
+          </w:tcPr>
+          <w:p>
+            <w:pPr>
+              <w:spacing w:after="160" w:line="279" w:lineRule="auto"/>
+              <w:jc w:val="center"/>
+              <w:rPr>
+                <w:rFonts w:ascii="Times New Roman" w:eastAsia="宋体" w:hAnsi="Times New Roman" w:cs="Times New Roman" w:hint="eastAsia"/>
+                <w:sz w:val="28"/>
+                <w:szCs w:val="28"/>
+                <w:lang w:val="en-IE" w:eastAsia="zh-CN"/>
+              </w:rPr>
+            </w:pPr>
+            <w:r>
+              <w:rPr>
+                <w:rFonts w:ascii="Times New Roman" w:eastAsia="宋体" w:hAnsi="Times New Roman" w:cs="Times New Roman" w:hint="eastAsia"/>
+                <w:sz w:val="28"/>
+                <w:szCs w:val="28"/>
+                <w:lang w:val="en-IE" w:eastAsia="zh-CN"/>
+              </w:rPr>
+              <w:t>1</w:t>
+            </w:r>
+          </w:p>
+        </w:tc>
+        <w:tc>
+          <w:tcPr>
+            <w:tcW w:w="1771" w:type="dxa"/>
+          </w:tcPr>
+          <w:p>
+            <w:pPr>
+              <w:spacing w:after="160" w:line="279" w:lineRule="auto"/>
+              <w:jc w:val="center"/>
+              <w:rPr>
+                <w:rFonts w:ascii="Times New Roman" w:eastAsia="宋体" w:hAnsi="Times New Roman" w:cs="Times New Roman" w:hint="eastAsia"/>
+                <w:sz w:val="28"/>
+                <w:szCs w:val="28"/>
+                <w:lang w:val="en-IE" w:eastAsia="zh-CN"/>
+              </w:rPr>
+            </w:pPr>
+            <w:r>
+              <w:rPr>
+                <w:rFonts w:ascii="Times New Roman" w:eastAsia="宋体" w:hAnsi="Times New Roman" w:cs="Times New Roman" w:hint="eastAsia"/>
+                <w:sz w:val="28"/>
+                <w:szCs w:val="28"/>
+                <w:lang w:val="en-IE" w:eastAsia="zh-CN"/>
+              </w:rPr>
+              <w:t>Peile</w:t>
+            </w:r>
+          </w:p>
+        </w:tc>
+        <w:tc>
+          <w:tcPr>
+            <w:tcW w:w="1771" w:type="dxa"/>
+          </w:tcPr>
+          <w:p>
+            <w:pPr>
+              <w:spacing w:after="160" w:line="279" w:lineRule="auto"/>
+              <w:jc w:val="center"/>
+              <w:rPr>
+                <w:rFonts w:ascii="Times New Roman" w:eastAsia="宋体" w:hAnsi="Times New Roman" w:cs="Times New Roman" w:hint="eastAsia"/>
+                <w:sz w:val="28"/>
+                <w:szCs w:val="28"/>
+                <w:lang w:val="en-IE" w:eastAsia="zh-CN"/>
+              </w:rPr>
+            </w:pPr>
+            <w:r>
+              <w:rPr>
+                <w:rFonts w:ascii="Times New Roman" w:eastAsia="宋体" w:hAnsi="Times New Roman" w:cs="Times New Roman" w:hint="eastAsia"/>
+                <w:sz w:val="28"/>
+                <w:szCs w:val="28"/>
+                <w:lang w:val="en-IE" w:eastAsia="zh-CN"/>
+              </w:rPr>
+              <w:t>Li</w:t>
+            </w:r>
+          </w:p>
+        </w:tc>
+        <w:tc>
+          <w:tcPr>
+            <w:tcW w:w="1771" w:type="dxa"/>
+          </w:tcPr>
+          <w:p>
+            <w:pPr>
+              <w:spacing w:after="160" w:line="279" w:lineRule="auto"/>
+              <w:jc w:val="center"/>
+              <w:rPr>
+                <w:rFonts w:ascii="Times New Roman" w:eastAsia="宋体" w:hAnsi="Times New Roman" w:cs="Times New Roman" w:hint="eastAsia"/>
+                <w:sz w:val="28"/>
+                <w:szCs w:val="28"/>
+                <w:lang w:val="en-IE" w:eastAsia="zh-CN"/>
+              </w:rPr>
+            </w:pPr>
+            <w:r>
+              <w:rPr>
+                <w:rFonts w:ascii="Times New Roman" w:eastAsia="宋体" w:hAnsi="Times New Roman" w:cs="Times New Roman" w:hint="eastAsia"/>
+                <w:sz w:val="28"/>
+                <w:szCs w:val="28"/>
+                <w:lang w:val="en-IE" w:eastAsia="zh-CN"/>
+              </w:rPr>
+              <w:t>22305319</w:t>
+            </w:r>
+          </w:p>
+        </w:tc>
+        <w:tc>
+          <w:tcPr>
+            <w:tcW w:w="1772" w:type="dxa"/>
+          </w:tcPr>
+          <w:p>
+            <w:pPr>
+              <w:spacing w:after="160" w:line="279" w:lineRule="auto"/>
+              <w:jc w:val="center"/>
+              <w:rPr>
+                <w:rFonts w:ascii="Times New Roman" w:eastAsia="宋体" w:hAnsi="Times New Roman" w:cs="Times New Roman" w:hint="eastAsia"/>
+                <w:sz w:val="28"/>
+                <w:szCs w:val="28"/>
+                <w:lang w:val="en-IE" w:eastAsia="zh-CN"/>
+              </w:rPr>
+            </w:pPr>
+          </w:p>
+        </w:tc>
+      </w:tr>
+      <w:tr>
+        <w:tc>
+          <w:tcPr>
+            <w:tcW w:w="1771" w:type="dxa"/>
+          </w:tcPr>
+          <w:p>
+            <w:pPr>
+              <w:spacing w:after="160" w:line="279" w:lineRule="auto"/>
+              <w:jc w:val="center"/>
+              <w:rPr>
+                <w:rFonts w:ascii="Times New Roman" w:eastAsia="宋体" w:hAnsi="Times New Roman" w:cs="Times New Roman" w:hint="eastAsia"/>
+                <w:sz w:val="28"/>
+                <w:szCs w:val="28"/>
+                <w:lang w:val="en-IE" w:eastAsia="zh-CN"/>
+              </w:rPr>
+            </w:pPr>
+            <w:r>
+              <w:rPr>
+                <w:rFonts w:ascii="Times New Roman" w:eastAsia="宋体" w:hAnsi="Times New Roman" w:cs="Times New Roman" w:hint="eastAsia"/>
+                <w:sz w:val="28"/>
+                <w:szCs w:val="28"/>
+                <w:lang w:val="en-IE" w:eastAsia="zh-CN"/>
+              </w:rPr>
+              <w:t>2</w:t>
+            </w:r>
+          </w:p>
+        </w:tc>
+        <w:tc>
+          <w:tcPr>
+            <w:tcW w:w="1771" w:type="dxa"/>
+          </w:tcPr>
+          <w:p>
+            <w:pPr>
+              <w:spacing w:after="160" w:line="279" w:lineRule="auto"/>
+              <w:jc w:val="center"/>
+              <w:rPr>
+                <w:rFonts w:ascii="Times New Roman" w:eastAsia="宋体" w:hAnsi="Times New Roman" w:cs="Times New Roman" w:hint="eastAsia"/>
+                <w:sz w:val="28"/>
+                <w:szCs w:val="28"/>
+                <w:lang w:val="en-IE" w:eastAsia="zh-CN"/>
+              </w:rPr>
+            </w:pPr>
+          </w:p>
+        </w:tc>
+        <w:tc>
+          <w:tcPr>
+            <w:tcW w:w="1771" w:type="dxa"/>
+          </w:tcPr>
+          <w:p>
+            <w:pPr>
+              <w:spacing w:after="160" w:line="279" w:lineRule="auto"/>
+              <w:jc w:val="center"/>
+              <w:rPr>
+                <w:rFonts w:ascii="Times New Roman" w:eastAsia="宋体" w:hAnsi="Times New Roman" w:cs="Times New Roman" w:hint="eastAsia"/>
+                <w:sz w:val="28"/>
+                <w:szCs w:val="28"/>
+                <w:lang w:val="en-IE" w:eastAsia="zh-CN"/>
+              </w:rPr>
+            </w:pPr>
+          </w:p>
+        </w:tc>
+        <w:tc>
+          <w:tcPr>
+            <w:tcW w:w="1771" w:type="dxa"/>
+          </w:tcPr>
+          <w:p>
+            <w:pPr>
+              <w:spacing w:after="160" w:line="279" w:lineRule="auto"/>
+              <w:jc w:val="center"/>
+              <w:rPr>
+                <w:rFonts w:ascii="Times New Roman" w:eastAsia="宋体" w:hAnsi="Times New Roman" w:cs="Times New Roman" w:hint="eastAsia"/>
+                <w:sz w:val="28"/>
+                <w:szCs w:val="28"/>
+                <w:lang w:val="en-IE" w:eastAsia="zh-CN"/>
+              </w:rPr>
+            </w:pPr>
+          </w:p>
+        </w:tc>
+        <w:tc>
+          <w:tcPr>
+            <w:tcW w:w="1772" w:type="dxa"/>
+          </w:tcPr>
+          <w:p>
+            <w:pPr>
+              <w:spacing w:after="160" w:line="279" w:lineRule="auto"/>
+              <w:jc w:val="center"/>
+              <w:rPr>
+                <w:rFonts w:ascii="Times New Roman" w:eastAsia="宋体" w:hAnsi="Times New Roman" w:cs="Times New Roman" w:hint="eastAsia"/>
+                <w:sz w:val="28"/>
+                <w:szCs w:val="28"/>
+                <w:lang w:val="en-IE" w:eastAsia="zh-CN"/>
+              </w:rPr>
+            </w:pPr>
+          </w:p>
+        </w:tc>
+      </w:tr>
+      <w:tr>
+        <w:tc>
+          <w:tcPr>
+            <w:tcW w:w="1771" w:type="dxa"/>
+          </w:tcPr>
+          <w:p>
+            <w:pPr>
+              <w:spacing w:after="160" w:line="279" w:lineRule="auto"/>
+              <w:jc w:val="center"/>
+              <w:rPr>
+                <w:rFonts w:ascii="Times New Roman" w:eastAsia="宋体" w:hAnsi="Times New Roman" w:cs="Times New Roman" w:hint="eastAsia"/>
+                <w:sz w:val="28"/>
+                <w:szCs w:val="28"/>
+                <w:lang w:val="en-IE" w:eastAsia="zh-CN"/>
+              </w:rPr>
+            </w:pPr>
+            <w:r>
+              <w:rPr>
+                <w:rFonts w:ascii="Times New Roman" w:eastAsia="宋体" w:hAnsi="Times New Roman" w:cs="Times New Roman" w:hint="eastAsia"/>
+                <w:sz w:val="28"/>
+                <w:szCs w:val="28"/>
+                <w:lang w:val="en-IE" w:eastAsia="zh-CN"/>
+              </w:rPr>
+              <w:t>3</w:t>
+            </w:r>
+          </w:p>
+        </w:tc>
+        <w:tc>
+          <w:tcPr>
+            <w:tcW w:w="1771" w:type="dxa"/>
+          </w:tcPr>
+          <w:p>
+            <w:pPr>
+              <w:spacing w:after="160" w:line="279" w:lineRule="auto"/>
+              <w:jc w:val="center"/>
+              <w:rPr>
+                <w:rFonts w:ascii="Times New Roman" w:eastAsia="宋体" w:hAnsi="Times New Roman" w:cs="Times New Roman" w:hint="eastAsia"/>
+                <w:sz w:val="28"/>
+                <w:szCs w:val="28"/>
+                <w:lang w:val="en-IE" w:eastAsia="zh-CN"/>
+              </w:rPr>
+            </w:pPr>
+          </w:p>
+        </w:tc>
+        <w:tc>
+          <w:tcPr>
+            <w:tcW w:w="1771" w:type="dxa"/>
+          </w:tcPr>
+          <w:p>
+            <w:pPr>
+              <w:spacing w:after="160" w:line="279" w:lineRule="auto"/>
+              <w:jc w:val="center"/>
+              <w:rPr>
+                <w:rFonts w:ascii="Times New Roman" w:eastAsia="宋体" w:hAnsi="Times New Roman" w:cs="Times New Roman" w:hint="eastAsia"/>
+                <w:sz w:val="28"/>
+                <w:szCs w:val="28"/>
+                <w:lang w:val="en-IE" w:eastAsia="zh-CN"/>
+              </w:rPr>
+            </w:pPr>
+          </w:p>
+        </w:tc>
+        <w:tc>
+          <w:tcPr>
+            <w:tcW w:w="1771" w:type="dxa"/>
+          </w:tcPr>
+          <w:p>
+            <w:pPr>
+              <w:spacing w:after="160" w:line="279" w:lineRule="auto"/>
+              <w:jc w:val="center"/>
+              <w:rPr>
+                <w:rFonts w:ascii="Times New Roman" w:eastAsia="宋体" w:hAnsi="Times New Roman" w:cs="Times New Roman" w:hint="eastAsia"/>
+                <w:sz w:val="28"/>
+                <w:szCs w:val="28"/>
+                <w:lang w:val="en-IE" w:eastAsia="zh-CN"/>
+              </w:rPr>
+            </w:pPr>
+          </w:p>
+        </w:tc>
+        <w:tc>
+          <w:tcPr>
+            <w:tcW w:w="1772" w:type="dxa"/>
+          </w:tcPr>
+          <w:p>
+            <w:pPr>
+              <w:spacing w:after="160" w:line="279" w:lineRule="auto"/>
+              <w:jc w:val="center"/>
+              <w:rPr>
+                <w:rFonts w:ascii="Times New Roman" w:eastAsia="宋体" w:hAnsi="Times New Roman" w:cs="Times New Roman" w:hint="eastAsia"/>
+                <w:sz w:val="28"/>
+                <w:szCs w:val="28"/>
+                <w:lang w:val="en-IE" w:eastAsia="zh-CN"/>
+              </w:rPr>
+            </w:pPr>
+          </w:p>
+        </w:tc>
+      </w:tr>
+    </w:tbl>
+    <w:p>
+      <w:pPr>
+        <w:spacing w:after="160" w:line="279" w:lineRule="auto"/>
+        <w:jc w:val="center"/>
+        <w:rPr>
+          <w:rFonts w:ascii="Times New Roman" w:eastAsia="宋体" w:hAnsi="Times New Roman" w:cs="Times New Roman" w:hint="eastAsia"/>
+          <w:sz w:val="28"/>
+          <w:szCs w:val="28"/>
+          <w:lang w:val="en-IE" w:eastAsia="zh-CN"/>
+        </w:rPr>
+      </w:pPr>
     </w:p>
     <w:p>
       <w:pPr>
@@ -416,6 +898,14 @@
     </w:p>
     <w:sdt>
       <w:sdtPr>
+        <w:rPr>
+          <w:rFonts w:asciiTheme="minorHAnsi" w:eastAsiaTheme="minorEastAsia" w:hAnsiTheme="minorHAnsi" w:cstheme="minorBidi"/>
+          <w:b w:val="0"/>
+          <w:bCs w:val="0"/>
+          <w:color w:val="auto"/>
+          <w:sz w:val="22"/>
+          <w:szCs w:val="22"/>
+        </w:rPr>
         <w:id w:val="-1323879665"/>
         <w:docPartObj>
           <w:docPartGallery w:val="Table of Contents"/>
@@ -424,17 +914,13 @@
       </w:sdtPr>
       <w:sdtEndPr>
         <w:rPr>
-          <w:rFonts w:asciiTheme="minorHAnsi" w:eastAsiaTheme="minorEastAsia" w:hAnsiTheme="minorHAnsi" w:cstheme="minorBidi"/>
           <w:noProof/>
-          <w:color w:val="auto"/>
-          <w:sz w:val="22"/>
-          <w:szCs w:val="22"/>
         </w:rPr>
       </w:sdtEndPr>
       <w:sdtContent>
         <w:p>
           <w:pPr>
-            <w:pStyle w:val="TOCHeading"/>
+            <w:pStyle w:val="TOC"/>
           </w:pPr>
           <w:r>
             <w:t>Table of Contents</w:t>
@@ -451,7 +937,7 @@
               <w:kern w:val="2"/>
               <w:sz w:val="24"/>
               <w:szCs w:val="24"/>
-              <w:lang w:val="en-IE" w:eastAsia="en-IE"/>
+              <w:lang w:val="en-IE" w:eastAsia="zh-CN"/>
               <w14:ligatures w14:val="standardContextual"/>
             </w:rPr>
           </w:pPr>
@@ -464,10 +950,10 @@
           <w:r>
             <w:fldChar w:fldCharType="separate"/>
           </w:r>
-          <w:hyperlink w:anchor="_Toc221411732" w:history="1">
+          <w:hyperlink w:anchor="_Toc221624524" w:history="1">
             <w:r>
               <w:rPr>
-                <w:rStyle w:val="Hyperlink"/>
+                <w:rStyle w:val="aff9"/>
                 <w:noProof/>
               </w:rPr>
               <w:t>1. Project Overview</w:t>
@@ -491,7 +977,7 @@
                 <w:noProof/>
                 <w:webHidden/>
               </w:rPr>
-              <w:instrText xml:space="preserve"> PAGEREF _Toc221411732 \h </w:instrText>
+              <w:instrText xml:space="preserve"> PAGEREF _Toc221624524 \h </w:instrText>
             </w:r>
             <w:r>
               <w:rPr>
@@ -533,17 +1019,17 @@
               <w:kern w:val="2"/>
               <w:sz w:val="24"/>
               <w:szCs w:val="24"/>
-              <w:lang w:val="en-IE" w:eastAsia="en-IE"/>
+              <w:lang w:val="en-IE" w:eastAsia="zh-CN"/>
               <w14:ligatures w14:val="standardContextual"/>
             </w:rPr>
           </w:pPr>
-          <w:hyperlink w:anchor="_Toc221411733" w:history="1">
+          <w:hyperlink w:anchor="_Toc221624525" w:history="1">
             <w:r>
               <w:rPr>
-                <w:rStyle w:val="Hyperlink"/>
+                <w:rStyle w:val="aff9"/>
                 <w:noProof/>
               </w:rPr>
-              <w:t>2. Team Formation and organisation</w:t>
+              <w:t>2. Team Formation and Organisation</w:t>
             </w:r>
             <w:r>
               <w:rPr>
@@ -564,7 +1050,7 @@
                 <w:noProof/>
                 <w:webHidden/>
               </w:rPr>
-              <w:instrText xml:space="preserve"> PAGEREF _Toc221411733 \h </w:instrText>
+              <w:instrText xml:space="preserve"> PAGEREF _Toc221624525 \h </w:instrText>
             </w:r>
             <w:r>
               <w:rPr>
@@ -584,7 +1070,7 @@
                 <w:noProof/>
                 <w:webHidden/>
               </w:rPr>
-              <w:t>3</w:t>
+              <w:t>4</w:t>
             </w:r>
             <w:r>
               <w:rPr>
@@ -606,17 +1092,17 @@
               <w:kern w:val="2"/>
               <w:sz w:val="24"/>
               <w:szCs w:val="24"/>
-              <w:lang w:val="en-IE" w:eastAsia="en-IE"/>
+              <w:lang w:val="en-IE" w:eastAsia="zh-CN"/>
               <w14:ligatures w14:val="standardContextual"/>
             </w:rPr>
           </w:pPr>
-          <w:hyperlink w:anchor="_Toc221411734" w:history="1">
+          <w:hyperlink w:anchor="_Toc221624526" w:history="1">
             <w:r>
               <w:rPr>
-                <w:rStyle w:val="Hyperlink"/>
+                <w:rStyle w:val="aff9"/>
                 <w:noProof/>
               </w:rPr>
-              <w:t>3. Application Scenario Description</w:t>
+              <w:t>3. Project Scenario Description</w:t>
             </w:r>
             <w:r>
               <w:rPr>
@@ -637,7 +1123,7 @@
                 <w:noProof/>
                 <w:webHidden/>
               </w:rPr>
-              <w:instrText xml:space="preserve"> PAGEREF _Toc221411734 \h </w:instrText>
+              <w:instrText xml:space="preserve"> PAGEREF _Toc221624526 \h </w:instrText>
             </w:r>
             <w:r>
               <w:rPr>
@@ -657,7 +1143,7 @@
                 <w:noProof/>
                 <w:webHidden/>
               </w:rPr>
-              <w:t>3</w:t>
+              <w:t>5</w:t>
             </w:r>
             <w:r>
               <w:rPr>
@@ -679,14 +1165,14 @@
               <w:kern w:val="2"/>
               <w:sz w:val="24"/>
               <w:szCs w:val="24"/>
-              <w:lang w:val="en-IE" w:eastAsia="en-IE"/>
+              <w:lang w:val="en-IE" w:eastAsia="zh-CN"/>
               <w14:ligatures w14:val="standardContextual"/>
             </w:rPr>
           </w:pPr>
-          <w:hyperlink w:anchor="_Toc221411735" w:history="1">
+          <w:hyperlink w:anchor="_Toc221624527" w:history="1">
             <w:r>
               <w:rPr>
-                <w:rStyle w:val="Hyperlink"/>
+                <w:rStyle w:val="aff9"/>
                 <w:noProof/>
               </w:rPr>
               <w:t>4. Basic Project Requirements</w:t>
@@ -710,7 +1196,7 @@
                 <w:noProof/>
                 <w:webHidden/>
               </w:rPr>
-              <w:instrText xml:space="preserve"> PAGEREF _Toc221411735 \h </w:instrText>
+              <w:instrText xml:space="preserve"> PAGEREF _Toc221624527 \h </w:instrText>
             </w:r>
             <w:r>
               <w:rPr>
@@ -730,7 +1216,7 @@
                 <w:noProof/>
                 <w:webHidden/>
               </w:rPr>
-              <w:t>3</w:t>
+              <w:t>6</w:t>
             </w:r>
             <w:r>
               <w:rPr>
@@ -752,14 +1238,14 @@
               <w:kern w:val="2"/>
               <w:sz w:val="24"/>
               <w:szCs w:val="24"/>
-              <w:lang w:val="en-IE" w:eastAsia="en-IE"/>
+              <w:lang w:val="en-IE" w:eastAsia="zh-CN"/>
               <w14:ligatures w14:val="standardContextual"/>
             </w:rPr>
           </w:pPr>
-          <w:hyperlink w:anchor="_Toc221411736" w:history="1">
+          <w:hyperlink w:anchor="_Toc221624528" w:history="1">
             <w:r>
               <w:rPr>
-                <w:rStyle w:val="Hyperlink"/>
+                <w:rStyle w:val="aff9"/>
                 <w:noProof/>
               </w:rPr>
               <w:t>5. GitHub/GitLab Repository Setup</w:t>
@@ -783,7 +1269,7 @@
                 <w:noProof/>
                 <w:webHidden/>
               </w:rPr>
-              <w:instrText xml:space="preserve"> PAGEREF _Toc221411736 \h </w:instrText>
+              <w:instrText xml:space="preserve"> PAGEREF _Toc221624528 \h </w:instrText>
             </w:r>
             <w:r>
               <w:rPr>
@@ -803,7 +1289,7 @@
                 <w:noProof/>
                 <w:webHidden/>
               </w:rPr>
-              <w:t>3</w:t>
+              <w:t>7</w:t>
             </w:r>
             <w:r>
               <w:rPr>
@@ -825,14 +1311,14 @@
               <w:kern w:val="2"/>
               <w:sz w:val="24"/>
               <w:szCs w:val="24"/>
-              <w:lang w:val="en-IE" w:eastAsia="en-IE"/>
+              <w:lang w:val="en-IE" w:eastAsia="zh-CN"/>
               <w14:ligatures w14:val="standardContextual"/>
             </w:rPr>
           </w:pPr>
-          <w:hyperlink w:anchor="_Toc221411737" w:history="1">
+          <w:hyperlink w:anchor="_Toc221624529" w:history="1">
             <w:r>
               <w:rPr>
-                <w:rStyle w:val="Hyperlink"/>
+                <w:rStyle w:val="aff9"/>
                 <w:noProof/>
               </w:rPr>
               <w:t>6. Wiki Setup for Collaboration &amp; Documentation</w:t>
@@ -856,7 +1342,7 @@
                 <w:noProof/>
                 <w:webHidden/>
               </w:rPr>
-              <w:instrText xml:space="preserve"> PAGEREF _Toc221411737 \h </w:instrText>
+              <w:instrText xml:space="preserve"> PAGEREF _Toc221624529 \h </w:instrText>
             </w:r>
             <w:r>
               <w:rPr>
@@ -876,7 +1362,7 @@
                 <w:noProof/>
                 <w:webHidden/>
               </w:rPr>
-              <w:t>3</w:t>
+              <w:t>8</w:t>
             </w:r>
             <w:r>
               <w:rPr>
@@ -898,14 +1384,14 @@
               <w:kern w:val="2"/>
               <w:sz w:val="24"/>
               <w:szCs w:val="24"/>
-              <w:lang w:val="en-IE" w:eastAsia="en-IE"/>
+              <w:lang w:val="en-IE" w:eastAsia="zh-CN"/>
               <w14:ligatures w14:val="standardContextual"/>
             </w:rPr>
           </w:pPr>
-          <w:hyperlink w:anchor="_Toc221411738" w:history="1">
+          <w:hyperlink w:anchor="_Toc221624530" w:history="1">
             <w:r>
               <w:rPr>
-                <w:rStyle w:val="Hyperlink"/>
+                <w:rStyle w:val="aff9"/>
                 <w:noProof/>
               </w:rPr>
               <w:t>7. Conclusion</w:t>
@@ -929,7 +1415,7 @@
                 <w:noProof/>
                 <w:webHidden/>
               </w:rPr>
-              <w:instrText xml:space="preserve"> PAGEREF _Toc221411738 \h </w:instrText>
+              <w:instrText xml:space="preserve"> PAGEREF _Toc221624530 \h </w:instrText>
             </w:r>
             <w:r>
               <w:rPr>
@@ -949,7 +1435,7 @@
                 <w:noProof/>
                 <w:webHidden/>
               </w:rPr>
-              <w:t>3</w:t>
+              <w:t>9</w:t>
             </w:r>
             <w:r>
               <w:rPr>
@@ -971,14 +1457,14 @@
               <w:kern w:val="2"/>
               <w:sz w:val="24"/>
               <w:szCs w:val="24"/>
-              <w:lang w:val="en-IE" w:eastAsia="en-IE"/>
+              <w:lang w:val="en-IE" w:eastAsia="zh-CN"/>
               <w14:ligatures w14:val="standardContextual"/>
             </w:rPr>
           </w:pPr>
-          <w:hyperlink w:anchor="_Toc221411739" w:history="1">
+          <w:hyperlink w:anchor="_Toc221624531" w:history="1">
             <w:r>
               <w:rPr>
-                <w:rStyle w:val="Hyperlink"/>
+                <w:rStyle w:val="aff9"/>
                 <w:noProof/>
               </w:rPr>
               <w:t>8. Appendices (Optional)</w:t>
@@ -1002,7 +1488,7 @@
                 <w:noProof/>
                 <w:webHidden/>
               </w:rPr>
-              <w:instrText xml:space="preserve"> PAGEREF _Toc221411739 \h </w:instrText>
+              <w:instrText xml:space="preserve"> PAGEREF _Toc221624531 \h </w:instrText>
             </w:r>
             <w:r>
               <w:rPr>
@@ -1022,7 +1508,7 @@
                 <w:noProof/>
                 <w:webHidden/>
               </w:rPr>
-              <w:t>3</w:t>
+              <w:t>10</w:t>
             </w:r>
             <w:r>
               <w:rPr>
@@ -1203,101 +1689,11 @@
     </w:p>
     <w:p>
       <w:pPr>
-        <w:spacing w:after="160" w:line="279" w:lineRule="auto"/>
-        <w:rPr>
-          <w:rFonts w:ascii="Times New Roman" w:eastAsia="Times New Roman" w:hAnsi="Times New Roman" w:cs="Times New Roman"/>
-          <w:b/>
-          <w:bCs/>
-          <w:sz w:val="24"/>
-          <w:szCs w:val="24"/>
-          <w:lang w:val="en-IE" w:eastAsia="ja-JP"/>
-        </w:rPr>
+        <w:pStyle w:val="21"/>
       </w:pPr>
-    </w:p>
-    <w:p>
-      <w:pPr>
-        <w:spacing w:after="160" w:line="279" w:lineRule="auto"/>
-        <w:rPr>
-          <w:rFonts w:ascii="Times New Roman" w:eastAsia="Times New Roman" w:hAnsi="Times New Roman" w:cs="Times New Roman"/>
-          <w:b/>
-          <w:bCs/>
-          <w:sz w:val="24"/>
-          <w:szCs w:val="24"/>
-          <w:lang w:val="en-IE" w:eastAsia="ja-JP"/>
-        </w:rPr>
-      </w:pPr>
-    </w:p>
-    <w:p>
-      <w:pPr>
-        <w:spacing w:after="160" w:line="279" w:lineRule="auto"/>
-        <w:rPr>
-          <w:rFonts w:ascii="Times New Roman" w:eastAsia="Times New Roman" w:hAnsi="Times New Roman" w:cs="Times New Roman"/>
-          <w:b/>
-          <w:bCs/>
-          <w:sz w:val="24"/>
-          <w:szCs w:val="24"/>
-          <w:lang w:val="en-IE" w:eastAsia="ja-JP"/>
-        </w:rPr>
-      </w:pPr>
-    </w:p>
-    <w:p>
-      <w:pPr>
-        <w:spacing w:after="160" w:line="279" w:lineRule="auto"/>
-        <w:rPr>
-          <w:rFonts w:ascii="Times New Roman" w:eastAsia="Times New Roman" w:hAnsi="Times New Roman" w:cs="Times New Roman"/>
-          <w:b/>
-          <w:bCs/>
-          <w:sz w:val="24"/>
-          <w:szCs w:val="24"/>
-          <w:lang w:val="en-IE" w:eastAsia="ja-JP"/>
-        </w:rPr>
-      </w:pPr>
-    </w:p>
-    <w:p>
-      <w:pPr>
-        <w:spacing w:after="160" w:line="279" w:lineRule="auto"/>
-        <w:rPr>
-          <w:rFonts w:ascii="Times New Roman" w:eastAsia="Times New Roman" w:hAnsi="Times New Roman" w:cs="Times New Roman"/>
-          <w:b/>
-          <w:bCs/>
-          <w:sz w:val="24"/>
-          <w:szCs w:val="24"/>
-          <w:lang w:val="en-IE" w:eastAsia="ja-JP"/>
-        </w:rPr>
-      </w:pPr>
-    </w:p>
-    <w:p>
-      <w:pPr>
-        <w:spacing w:after="160" w:line="279" w:lineRule="auto"/>
-        <w:rPr>
-          <w:rFonts w:ascii="Times New Roman" w:eastAsia="Times New Roman" w:hAnsi="Times New Roman" w:cs="Times New Roman"/>
-          <w:b/>
-          <w:bCs/>
-          <w:sz w:val="24"/>
-          <w:szCs w:val="24"/>
-          <w:lang w:val="en-IE" w:eastAsia="ja-JP"/>
-        </w:rPr>
-      </w:pPr>
-    </w:p>
-    <w:p>
-      <w:pPr>
-        <w:spacing w:after="160" w:line="279" w:lineRule="auto"/>
-        <w:rPr>
-          <w:rFonts w:ascii="Times New Roman" w:eastAsia="Times New Roman" w:hAnsi="Times New Roman" w:cs="Times New Roman"/>
-          <w:b/>
-          <w:bCs/>
-          <w:sz w:val="24"/>
-          <w:szCs w:val="24"/>
-          <w:lang w:val="en-IE" w:eastAsia="ja-JP"/>
-        </w:rPr>
-      </w:pPr>
-    </w:p>
-    <w:p>
-      <w:pPr>
-        <w:pStyle w:val="Heading2"/>
-      </w:pPr>
-      <w:bookmarkStart w:id="0" w:name="_Toc221411732"/>
+      <w:bookmarkStart w:id="0" w:name="_Toc221624524"/>
       <w:r>
+        <w:lastRenderedPageBreak/>
         <w:t>1. Project Overview</w:t>
       </w:r>
       <w:bookmarkEnd w:id="0"/>
@@ -1312,27 +1708,41 @@
     </w:p>
     <w:p>
       <w:pPr>
-        <w:pStyle w:val="Heading2"/>
+        <w:rPr>
+          <w:rFonts w:asciiTheme="majorHAnsi" w:eastAsiaTheme="majorEastAsia" w:hAnsiTheme="majorHAnsi" w:cstheme="majorBidi"/>
+          <w:b/>
+          <w:bCs/>
+          <w:color w:val="4F81BD" w:themeColor="accent1"/>
+          <w:sz w:val="26"/>
+          <w:szCs w:val="26"/>
+        </w:rPr>
       </w:pPr>
-      <w:bookmarkStart w:id="1" w:name="_Toc221411733"/>
       <w:r>
+        <w:br w:type="page"/>
+      </w:r>
+    </w:p>
+    <w:p>
+      <w:pPr>
+        <w:pStyle w:val="21"/>
+        <w:rPr>
+          <w:rFonts w:eastAsia="宋体" w:hint="eastAsia"/>
+          <w:lang w:eastAsia="zh-CN"/>
+        </w:rPr>
+      </w:pPr>
+      <w:bookmarkStart w:id="1" w:name="_Toc221624525"/>
+      <w:r>
+        <w:lastRenderedPageBreak/>
         <w:t xml:space="preserve">2. Team Formation </w:t>
       </w:r>
       <w:r>
         <w:t xml:space="preserve">and </w:t>
       </w:r>
-      <w:bookmarkEnd w:id="1"/>
       <w:proofErr w:type="spellStart"/>
       <w:r>
         <w:t>Organisation</w:t>
       </w:r>
+      <w:bookmarkEnd w:id="1"/>
       <w:proofErr w:type="spellEnd"/>
-      <w:r>
-        <w:t>,</w:t>
-      </w:r>
-      <w:r>
-        <w:t xml:space="preserve"> </w:t>
-      </w:r>
     </w:p>
     <w:p>
       <w:r>
@@ -1341,10 +1751,26 @@
     </w:p>
     <w:p>
       <w:pPr>
-        <w:pStyle w:val="Heading2"/>
+        <w:rPr>
+          <w:rFonts w:asciiTheme="majorHAnsi" w:eastAsiaTheme="majorEastAsia" w:hAnsiTheme="majorHAnsi" w:cstheme="majorBidi"/>
+          <w:b/>
+          <w:bCs/>
+          <w:color w:val="4F81BD" w:themeColor="accent1"/>
+          <w:sz w:val="26"/>
+          <w:szCs w:val="26"/>
+        </w:rPr>
       </w:pPr>
-      <w:bookmarkStart w:id="2" w:name="_Toc221411734"/>
       <w:r>
+        <w:br w:type="page"/>
+      </w:r>
+    </w:p>
+    <w:p>
+      <w:pPr>
+        <w:pStyle w:val="21"/>
+      </w:pPr>
+      <w:bookmarkStart w:id="2" w:name="_Toc221624526"/>
+      <w:r>
+        <w:lastRenderedPageBreak/>
         <w:t xml:space="preserve">3. </w:t>
       </w:r>
       <w:r>
@@ -1365,10 +1791,26 @@
     </w:p>
     <w:p>
       <w:pPr>
-        <w:pStyle w:val="Heading2"/>
+        <w:rPr>
+          <w:rFonts w:asciiTheme="majorHAnsi" w:eastAsiaTheme="majorEastAsia" w:hAnsiTheme="majorHAnsi" w:cstheme="majorBidi"/>
+          <w:b/>
+          <w:bCs/>
+          <w:color w:val="4F81BD" w:themeColor="accent1"/>
+          <w:sz w:val="26"/>
+          <w:szCs w:val="26"/>
+        </w:rPr>
       </w:pPr>
-      <w:bookmarkStart w:id="3" w:name="_Toc221411735"/>
       <w:r>
+        <w:br w:type="page"/>
+      </w:r>
+    </w:p>
+    <w:p>
+      <w:pPr>
+        <w:pStyle w:val="21"/>
+      </w:pPr>
+      <w:bookmarkStart w:id="3" w:name="_Toc221624527"/>
+      <w:r>
+        <w:lastRenderedPageBreak/>
         <w:t>4. Basic Project Requirements</w:t>
       </w:r>
       <w:bookmarkEnd w:id="3"/>
@@ -1383,10 +1825,26 @@
     </w:p>
     <w:p>
       <w:pPr>
-        <w:pStyle w:val="Heading2"/>
+        <w:rPr>
+          <w:rFonts w:asciiTheme="majorHAnsi" w:eastAsiaTheme="majorEastAsia" w:hAnsiTheme="majorHAnsi" w:cstheme="majorBidi"/>
+          <w:b/>
+          <w:bCs/>
+          <w:color w:val="4F81BD" w:themeColor="accent1"/>
+          <w:sz w:val="26"/>
+          <w:szCs w:val="26"/>
+        </w:rPr>
       </w:pPr>
-      <w:bookmarkStart w:id="4" w:name="_Toc221411736"/>
       <w:r>
+        <w:br w:type="page"/>
+      </w:r>
+    </w:p>
+    <w:p>
+      <w:pPr>
+        <w:pStyle w:val="21"/>
+      </w:pPr>
+      <w:bookmarkStart w:id="4" w:name="_Toc221624528"/>
+      <w:r>
+        <w:lastRenderedPageBreak/>
         <w:t>5. GitHub/GitLab Repository Setup</w:t>
       </w:r>
       <w:bookmarkEnd w:id="4"/>
@@ -1401,10 +1859,26 @@
     </w:p>
     <w:p>
       <w:pPr>
-        <w:pStyle w:val="Heading2"/>
+        <w:rPr>
+          <w:rFonts w:asciiTheme="majorHAnsi" w:eastAsiaTheme="majorEastAsia" w:hAnsiTheme="majorHAnsi" w:cstheme="majorBidi"/>
+          <w:b/>
+          <w:bCs/>
+          <w:color w:val="4F81BD" w:themeColor="accent1"/>
+          <w:sz w:val="26"/>
+          <w:szCs w:val="26"/>
+        </w:rPr>
       </w:pPr>
-      <w:bookmarkStart w:id="5" w:name="_Toc221411737"/>
       <w:r>
+        <w:br w:type="page"/>
+      </w:r>
+    </w:p>
+    <w:p>
+      <w:pPr>
+        <w:pStyle w:val="21"/>
+      </w:pPr>
+      <w:bookmarkStart w:id="5" w:name="_Toc221624529"/>
+      <w:r>
+        <w:lastRenderedPageBreak/>
         <w:t>6. Wiki Setup for Collaboration &amp; Documentation</w:t>
       </w:r>
       <w:bookmarkEnd w:id="5"/>
@@ -1416,10 +1890,26 @@
     </w:p>
     <w:p>
       <w:pPr>
-        <w:pStyle w:val="Heading2"/>
+        <w:rPr>
+          <w:rFonts w:asciiTheme="majorHAnsi" w:eastAsiaTheme="majorEastAsia" w:hAnsiTheme="majorHAnsi" w:cstheme="majorBidi"/>
+          <w:b/>
+          <w:bCs/>
+          <w:color w:val="4F81BD" w:themeColor="accent1"/>
+          <w:sz w:val="26"/>
+          <w:szCs w:val="26"/>
+        </w:rPr>
       </w:pPr>
-      <w:bookmarkStart w:id="6" w:name="_Toc221411738"/>
       <w:r>
+        <w:br w:type="page"/>
+      </w:r>
+    </w:p>
+    <w:p>
+      <w:pPr>
+        <w:pStyle w:val="21"/>
+      </w:pPr>
+      <w:bookmarkStart w:id="6" w:name="_Toc221624530"/>
+      <w:r>
+        <w:lastRenderedPageBreak/>
         <w:t>7. Conclusion</w:t>
       </w:r>
       <w:bookmarkEnd w:id="6"/>
@@ -1431,10 +1921,26 @@
     </w:p>
     <w:p>
       <w:pPr>
-        <w:pStyle w:val="Heading2"/>
+        <w:rPr>
+          <w:rFonts w:asciiTheme="majorHAnsi" w:eastAsiaTheme="majorEastAsia" w:hAnsiTheme="majorHAnsi" w:cstheme="majorBidi"/>
+          <w:b/>
+          <w:bCs/>
+          <w:color w:val="4F81BD" w:themeColor="accent1"/>
+          <w:sz w:val="26"/>
+          <w:szCs w:val="26"/>
+        </w:rPr>
       </w:pPr>
-      <w:bookmarkStart w:id="7" w:name="_Toc221411739"/>
       <w:r>
+        <w:br w:type="page"/>
+      </w:r>
+    </w:p>
+    <w:p>
+      <w:pPr>
+        <w:pStyle w:val="21"/>
+      </w:pPr>
+      <w:bookmarkStart w:id="7" w:name="_Toc221624531"/>
+      <w:r>
+        <w:lastRenderedPageBreak/>
         <w:t>8. Appendices (Optional)</w:t>
       </w:r>
       <w:bookmarkEnd w:id="7"/>
@@ -1497,7 +2003,7 @@
     <w:lvl w:ilvl="0">
       <w:start w:val="1"/>
       <w:numFmt w:val="decimal"/>
-      <w:pStyle w:val="ListNumber3"/>
+      <w:pStyle w:val="3"/>
       <w:lvlText w:val="%1."/>
       <w:lvlJc w:val="left"/>
       <w:pPr>
@@ -1515,7 +2021,7 @@
     <w:lvl w:ilvl="0">
       <w:start w:val="1"/>
       <w:numFmt w:val="decimal"/>
-      <w:pStyle w:val="ListNumber2"/>
+      <w:pStyle w:val="2"/>
       <w:lvlText w:val="%1."/>
       <w:lvlJc w:val="left"/>
       <w:pPr>
@@ -1553,7 +2059,7 @@
     <w:lvl w:ilvl="0">
       <w:start w:val="1"/>
       <w:numFmt w:val="bullet"/>
-      <w:pStyle w:val="ListBullet3"/>
+      <w:pStyle w:val="30"/>
       <w:lvlText w:val=""/>
       <w:lvlJc w:val="left"/>
       <w:pPr>
@@ -1574,7 +2080,7 @@
     <w:lvl w:ilvl="0">
       <w:start w:val="1"/>
       <w:numFmt w:val="bullet"/>
-      <w:pStyle w:val="ListBullet2"/>
+      <w:pStyle w:val="20"/>
       <w:lvlText w:val=""/>
       <w:lvlJc w:val="left"/>
       <w:pPr>
@@ -1595,7 +2101,7 @@
     <w:lvl w:ilvl="0">
       <w:start w:val="1"/>
       <w:numFmt w:val="decimal"/>
-      <w:pStyle w:val="ListNumber"/>
+      <w:pStyle w:val="a"/>
       <w:lvlText w:val="%1."/>
       <w:lvlJc w:val="left"/>
       <w:pPr>
@@ -1613,7 +2119,7 @@
     <w:lvl w:ilvl="0">
       <w:start w:val="1"/>
       <w:numFmt w:val="bullet"/>
-      <w:pStyle w:val="ListBullet"/>
+      <w:pStyle w:val="a0"/>
       <w:lvlText w:val=""/>
       <w:lvlJc w:val="left"/>
       <w:pPr>
@@ -2043,16 +2549,16 @@
     <w:lsdException w:name="Unresolved Mention" w:semiHidden="1" w:unhideWhenUsed="1"/>
     <w:lsdException w:name="Smart Link" w:semiHidden="1" w:unhideWhenUsed="1"/>
   </w:latentStyles>
-  <w:style w:type="paragraph" w:default="1" w:styleId="Normal">
+  <w:style w:type="paragraph" w:default="1" w:styleId="a1">
     <w:name w:val="Normal"/>
     <w:qFormat/>
     <w:rsid w:val="00FC693F"/>
   </w:style>
-  <w:style w:type="paragraph" w:styleId="Heading1">
+  <w:style w:type="paragraph" w:styleId="1">
     <w:name w:val="heading 1"/>
-    <w:basedOn w:val="Normal"/>
-    <w:next w:val="Normal"/>
-    <w:link w:val="Heading1Char"/>
+    <w:basedOn w:val="a1"/>
+    <w:next w:val="a1"/>
+    <w:link w:val="10"/>
     <w:uiPriority w:val="9"/>
     <w:qFormat/>
     <w:rsid w:val="00FC693F"/>
@@ -2071,11 +2577,11 @@
       <w:szCs w:val="28"/>
     </w:rPr>
   </w:style>
-  <w:style w:type="paragraph" w:styleId="Heading2">
+  <w:style w:type="paragraph" w:styleId="21">
     <w:name w:val="heading 2"/>
-    <w:basedOn w:val="Normal"/>
-    <w:next w:val="Normal"/>
-    <w:link w:val="Heading2Char"/>
+    <w:basedOn w:val="a1"/>
+    <w:next w:val="a1"/>
+    <w:link w:val="22"/>
     <w:uiPriority w:val="9"/>
     <w:unhideWhenUsed/>
     <w:qFormat/>
@@ -2095,11 +2601,11 @@
       <w:szCs w:val="26"/>
     </w:rPr>
   </w:style>
-  <w:style w:type="paragraph" w:styleId="Heading3">
+  <w:style w:type="paragraph" w:styleId="31">
     <w:name w:val="heading 3"/>
-    <w:basedOn w:val="Normal"/>
-    <w:next w:val="Normal"/>
-    <w:link w:val="Heading3Char"/>
+    <w:basedOn w:val="a1"/>
+    <w:next w:val="a1"/>
+    <w:link w:val="32"/>
     <w:uiPriority w:val="9"/>
     <w:unhideWhenUsed/>
     <w:qFormat/>
@@ -2117,11 +2623,11 @@
       <w:color w:val="4F81BD" w:themeColor="accent1"/>
     </w:rPr>
   </w:style>
-  <w:style w:type="paragraph" w:styleId="Heading4">
+  <w:style w:type="paragraph" w:styleId="4">
     <w:name w:val="heading 4"/>
-    <w:basedOn w:val="Normal"/>
-    <w:next w:val="Normal"/>
-    <w:link w:val="Heading4Char"/>
+    <w:basedOn w:val="a1"/>
+    <w:next w:val="a1"/>
+    <w:link w:val="40"/>
     <w:uiPriority w:val="9"/>
     <w:semiHidden/>
     <w:unhideWhenUsed/>
@@ -2142,11 +2648,11 @@
       <w:color w:val="4F81BD" w:themeColor="accent1"/>
     </w:rPr>
   </w:style>
-  <w:style w:type="paragraph" w:styleId="Heading5">
+  <w:style w:type="paragraph" w:styleId="5">
     <w:name w:val="heading 5"/>
-    <w:basedOn w:val="Normal"/>
-    <w:next w:val="Normal"/>
-    <w:link w:val="Heading5Char"/>
+    <w:basedOn w:val="a1"/>
+    <w:next w:val="a1"/>
+    <w:link w:val="50"/>
     <w:uiPriority w:val="9"/>
     <w:semiHidden/>
     <w:unhideWhenUsed/>
@@ -2163,11 +2669,11 @@
       <w:color w:val="243F60" w:themeColor="accent1" w:themeShade="7F"/>
     </w:rPr>
   </w:style>
-  <w:style w:type="paragraph" w:styleId="Heading6">
+  <w:style w:type="paragraph" w:styleId="6">
     <w:name w:val="heading 6"/>
-    <w:basedOn w:val="Normal"/>
-    <w:next w:val="Normal"/>
-    <w:link w:val="Heading6Char"/>
+    <w:basedOn w:val="a1"/>
+    <w:next w:val="a1"/>
+    <w:link w:val="60"/>
     <w:uiPriority w:val="9"/>
     <w:semiHidden/>
     <w:unhideWhenUsed/>
@@ -2186,11 +2692,11 @@
       <w:color w:val="243F60" w:themeColor="accent1" w:themeShade="7F"/>
     </w:rPr>
   </w:style>
-  <w:style w:type="paragraph" w:styleId="Heading7">
+  <w:style w:type="paragraph" w:styleId="7">
     <w:name w:val="heading 7"/>
-    <w:basedOn w:val="Normal"/>
-    <w:next w:val="Normal"/>
-    <w:link w:val="Heading7Char"/>
+    <w:basedOn w:val="a1"/>
+    <w:next w:val="a1"/>
+    <w:link w:val="70"/>
     <w:uiPriority w:val="9"/>
     <w:semiHidden/>
     <w:unhideWhenUsed/>
@@ -2209,11 +2715,11 @@
       <w:color w:val="404040" w:themeColor="text1" w:themeTint="BF"/>
     </w:rPr>
   </w:style>
-  <w:style w:type="paragraph" w:styleId="Heading8">
+  <w:style w:type="paragraph" w:styleId="8">
     <w:name w:val="heading 8"/>
-    <w:basedOn w:val="Normal"/>
-    <w:next w:val="Normal"/>
-    <w:link w:val="Heading8Char"/>
+    <w:basedOn w:val="a1"/>
+    <w:next w:val="a1"/>
+    <w:link w:val="80"/>
     <w:uiPriority w:val="9"/>
     <w:semiHidden/>
     <w:unhideWhenUsed/>
@@ -2232,11 +2738,11 @@
       <w:szCs w:val="20"/>
     </w:rPr>
   </w:style>
-  <w:style w:type="paragraph" w:styleId="Heading9">
+  <w:style w:type="paragraph" w:styleId="9">
     <w:name w:val="heading 9"/>
-    <w:basedOn w:val="Normal"/>
-    <w:next w:val="Normal"/>
-    <w:link w:val="Heading9Char"/>
+    <w:basedOn w:val="a1"/>
+    <w:next w:val="a1"/>
+    <w:link w:val="90"/>
     <w:uiPriority w:val="9"/>
     <w:semiHidden/>
     <w:unhideWhenUsed/>
@@ -2257,12 +2763,13 @@
       <w:szCs w:val="20"/>
     </w:rPr>
   </w:style>
-  <w:style w:type="character" w:default="1" w:styleId="DefaultParagraphFont">
+  <w:style w:type="character" w:default="1" w:styleId="a2">
     <w:name w:val="Default Paragraph Font"/>
     <w:uiPriority w:val="1"/>
+    <w:semiHidden/>
     <w:unhideWhenUsed/>
   </w:style>
-  <w:style w:type="table" w:default="1" w:styleId="TableNormal">
+  <w:style w:type="table" w:default="1" w:styleId="a3">
     <w:name w:val="Normal Table"/>
     <w:uiPriority w:val="99"/>
     <w:semiHidden/>
@@ -2277,16 +2784,16 @@
       </w:tblCellMar>
     </w:tblPr>
   </w:style>
-  <w:style w:type="numbering" w:default="1" w:styleId="NoList">
+  <w:style w:type="numbering" w:default="1" w:styleId="a4">
     <w:name w:val="No List"/>
     <w:uiPriority w:val="99"/>
     <w:semiHidden/>
     <w:unhideWhenUsed/>
   </w:style>
-  <w:style w:type="paragraph" w:styleId="Header">
+  <w:style w:type="paragraph" w:styleId="a5">
     <w:name w:val="header"/>
-    <w:basedOn w:val="Normal"/>
-    <w:link w:val="HeaderChar"/>
+    <w:basedOn w:val="a1"/>
+    <w:link w:val="a6"/>
     <w:uiPriority w:val="99"/>
     <w:unhideWhenUsed/>
     <w:rsid w:val="00E618BF"/>
@@ -2298,17 +2805,17 @@
       <w:spacing w:after="0" w:line="240" w:lineRule="auto"/>
     </w:pPr>
   </w:style>
-  <w:style w:type="character" w:customStyle="1" w:styleId="HeaderChar">
-    <w:name w:val="Header Char"/>
-    <w:basedOn w:val="DefaultParagraphFont"/>
-    <w:link w:val="Header"/>
+  <w:style w:type="character" w:customStyle="1" w:styleId="a6">
+    <w:name w:val="页眉 字符"/>
+    <w:basedOn w:val="a2"/>
+    <w:link w:val="a5"/>
     <w:uiPriority w:val="99"/>
     <w:rsid w:val="00E618BF"/>
   </w:style>
-  <w:style w:type="paragraph" w:styleId="Footer">
+  <w:style w:type="paragraph" w:styleId="a7">
     <w:name w:val="footer"/>
-    <w:basedOn w:val="Normal"/>
-    <w:link w:val="FooterChar"/>
+    <w:basedOn w:val="a1"/>
+    <w:link w:val="a8"/>
     <w:uiPriority w:val="99"/>
     <w:unhideWhenUsed/>
     <w:rsid w:val="00E618BF"/>
@@ -2320,14 +2827,14 @@
       <w:spacing w:after="0" w:line="240" w:lineRule="auto"/>
     </w:pPr>
   </w:style>
-  <w:style w:type="character" w:customStyle="1" w:styleId="FooterChar">
-    <w:name w:val="Footer Char"/>
-    <w:basedOn w:val="DefaultParagraphFont"/>
-    <w:link w:val="Footer"/>
+  <w:style w:type="character" w:customStyle="1" w:styleId="a8">
+    <w:name w:val="页脚 字符"/>
+    <w:basedOn w:val="a2"/>
+    <w:link w:val="a7"/>
     <w:uiPriority w:val="99"/>
     <w:rsid w:val="00E618BF"/>
   </w:style>
-  <w:style w:type="paragraph" w:styleId="NoSpacing">
+  <w:style w:type="paragraph" w:styleId="a9">
     <w:name w:val="No Spacing"/>
     <w:uiPriority w:val="1"/>
     <w:qFormat/>
@@ -2336,10 +2843,10 @@
       <w:spacing w:after="0" w:line="240" w:lineRule="auto"/>
     </w:pPr>
   </w:style>
-  <w:style w:type="character" w:customStyle="1" w:styleId="Heading1Char">
-    <w:name w:val="Heading 1 Char"/>
-    <w:basedOn w:val="DefaultParagraphFont"/>
-    <w:link w:val="Heading1"/>
+  <w:style w:type="character" w:customStyle="1" w:styleId="10">
+    <w:name w:val="标题 1 字符"/>
+    <w:basedOn w:val="a2"/>
+    <w:link w:val="1"/>
     <w:uiPriority w:val="9"/>
     <w:rsid w:val="00FC693F"/>
     <w:rPr>
@@ -2351,10 +2858,10 @@
       <w:szCs w:val="28"/>
     </w:rPr>
   </w:style>
-  <w:style w:type="character" w:customStyle="1" w:styleId="Heading2Char">
-    <w:name w:val="Heading 2 Char"/>
-    <w:basedOn w:val="DefaultParagraphFont"/>
-    <w:link w:val="Heading2"/>
+  <w:style w:type="character" w:customStyle="1" w:styleId="22">
+    <w:name w:val="标题 2 字符"/>
+    <w:basedOn w:val="a2"/>
+    <w:link w:val="21"/>
     <w:uiPriority w:val="9"/>
     <w:rsid w:val="00FC693F"/>
     <w:rPr>
@@ -2366,10 +2873,10 @@
       <w:szCs w:val="26"/>
     </w:rPr>
   </w:style>
-  <w:style w:type="character" w:customStyle="1" w:styleId="Heading3Char">
-    <w:name w:val="Heading 3 Char"/>
-    <w:basedOn w:val="DefaultParagraphFont"/>
-    <w:link w:val="Heading3"/>
+  <w:style w:type="character" w:customStyle="1" w:styleId="32">
+    <w:name w:val="标题 3 字符"/>
+    <w:basedOn w:val="a2"/>
+    <w:link w:val="31"/>
     <w:uiPriority w:val="9"/>
     <w:rsid w:val="00FC693F"/>
     <w:rPr>
@@ -2379,11 +2886,11 @@
       <w:color w:val="4F81BD" w:themeColor="accent1"/>
     </w:rPr>
   </w:style>
-  <w:style w:type="paragraph" w:styleId="Title">
+  <w:style w:type="paragraph" w:styleId="aa">
     <w:name w:val="Title"/>
-    <w:basedOn w:val="Normal"/>
-    <w:next w:val="Normal"/>
-    <w:link w:val="TitleChar"/>
+    <w:basedOn w:val="a1"/>
+    <w:next w:val="a1"/>
+    <w:link w:val="ab"/>
     <w:uiPriority w:val="10"/>
     <w:qFormat/>
     <w:rsid w:val="00FC693F"/>
@@ -2403,10 +2910,10 @@
       <w:szCs w:val="52"/>
     </w:rPr>
   </w:style>
-  <w:style w:type="character" w:customStyle="1" w:styleId="TitleChar">
-    <w:name w:val="Title Char"/>
-    <w:basedOn w:val="DefaultParagraphFont"/>
-    <w:link w:val="Title"/>
+  <w:style w:type="character" w:customStyle="1" w:styleId="ab">
+    <w:name w:val="标题 字符"/>
+    <w:basedOn w:val="a2"/>
+    <w:link w:val="aa"/>
     <w:uiPriority w:val="10"/>
     <w:rsid w:val="00FC693F"/>
     <w:rPr>
@@ -2418,11 +2925,11 @@
       <w:szCs w:val="52"/>
     </w:rPr>
   </w:style>
-  <w:style w:type="paragraph" w:styleId="Subtitle">
+  <w:style w:type="paragraph" w:styleId="ac">
     <w:name w:val="Subtitle"/>
-    <w:basedOn w:val="Normal"/>
-    <w:next w:val="Normal"/>
-    <w:link w:val="SubtitleChar"/>
+    <w:basedOn w:val="a1"/>
+    <w:next w:val="a1"/>
+    <w:link w:val="ad"/>
     <w:uiPriority w:val="11"/>
     <w:qFormat/>
     <w:rsid w:val="00FC693F"/>
@@ -2441,10 +2948,10 @@
       <w:szCs w:val="24"/>
     </w:rPr>
   </w:style>
-  <w:style w:type="character" w:customStyle="1" w:styleId="SubtitleChar">
-    <w:name w:val="Subtitle Char"/>
-    <w:basedOn w:val="DefaultParagraphFont"/>
-    <w:link w:val="Subtitle"/>
+  <w:style w:type="character" w:customStyle="1" w:styleId="ad">
+    <w:name w:val="副标题 字符"/>
+    <w:basedOn w:val="a2"/>
+    <w:link w:val="ac"/>
     <w:uiPriority w:val="11"/>
     <w:rsid w:val="00FC693F"/>
     <w:rPr>
@@ -2457,9 +2964,9 @@
       <w:szCs w:val="24"/>
     </w:rPr>
   </w:style>
-  <w:style w:type="paragraph" w:styleId="ListParagraph">
+  <w:style w:type="paragraph" w:styleId="ae">
     <w:name w:val="List Paragraph"/>
-    <w:basedOn w:val="Normal"/>
+    <w:basedOn w:val="a1"/>
     <w:uiPriority w:val="34"/>
     <w:qFormat/>
     <w:rsid w:val="00FC693F"/>
@@ -2468,10 +2975,10 @@
       <w:contextualSpacing/>
     </w:pPr>
   </w:style>
-  <w:style w:type="paragraph" w:styleId="BodyText">
+  <w:style w:type="paragraph" w:styleId="af">
     <w:name w:val="Body Text"/>
-    <w:basedOn w:val="Normal"/>
-    <w:link w:val="BodyTextChar"/>
+    <w:basedOn w:val="a1"/>
+    <w:link w:val="af0"/>
     <w:uiPriority w:val="99"/>
     <w:unhideWhenUsed/>
     <w:rsid w:val="00AA1D8D"/>
@@ -2479,17 +2986,17 @@
       <w:spacing w:after="120"/>
     </w:pPr>
   </w:style>
-  <w:style w:type="character" w:customStyle="1" w:styleId="BodyTextChar">
-    <w:name w:val="Body Text Char"/>
-    <w:basedOn w:val="DefaultParagraphFont"/>
-    <w:link w:val="BodyText"/>
+  <w:style w:type="character" w:customStyle="1" w:styleId="af0">
+    <w:name w:val="正文文本 字符"/>
+    <w:basedOn w:val="a2"/>
+    <w:link w:val="af"/>
     <w:uiPriority w:val="99"/>
     <w:rsid w:val="00AA1D8D"/>
   </w:style>
-  <w:style w:type="paragraph" w:styleId="BodyText2">
+  <w:style w:type="paragraph" w:styleId="23">
     <w:name w:val="Body Text 2"/>
-    <w:basedOn w:val="Normal"/>
-    <w:link w:val="BodyText2Char"/>
+    <w:basedOn w:val="a1"/>
+    <w:link w:val="24"/>
     <w:uiPriority w:val="99"/>
     <w:unhideWhenUsed/>
     <w:rsid w:val="00AA1D8D"/>
@@ -2497,17 +3004,17 @@
       <w:spacing w:after="120" w:line="480" w:lineRule="auto"/>
     </w:pPr>
   </w:style>
-  <w:style w:type="character" w:customStyle="1" w:styleId="BodyText2Char">
-    <w:name w:val="Body Text 2 Char"/>
-    <w:basedOn w:val="DefaultParagraphFont"/>
-    <w:link w:val="BodyText2"/>
+  <w:style w:type="character" w:customStyle="1" w:styleId="24">
+    <w:name w:val="正文文本 2 字符"/>
+    <w:basedOn w:val="a2"/>
+    <w:link w:val="23"/>
     <w:uiPriority w:val="99"/>
     <w:rsid w:val="00AA1D8D"/>
   </w:style>
-  <w:style w:type="paragraph" w:styleId="BodyText3">
+  <w:style w:type="paragraph" w:styleId="33">
     <w:name w:val="Body Text 3"/>
-    <w:basedOn w:val="Normal"/>
-    <w:link w:val="BodyText3Char"/>
+    <w:basedOn w:val="a1"/>
+    <w:link w:val="34"/>
     <w:uiPriority w:val="99"/>
     <w:unhideWhenUsed/>
     <w:rsid w:val="00AA1D8D"/>
@@ -2519,10 +3026,10 @@
       <w:szCs w:val="16"/>
     </w:rPr>
   </w:style>
-  <w:style w:type="character" w:customStyle="1" w:styleId="BodyText3Char">
-    <w:name w:val="Body Text 3 Char"/>
-    <w:basedOn w:val="DefaultParagraphFont"/>
-    <w:link w:val="BodyText3"/>
+  <w:style w:type="character" w:customStyle="1" w:styleId="34">
+    <w:name w:val="正文文本 3 字符"/>
+    <w:basedOn w:val="a2"/>
+    <w:link w:val="33"/>
     <w:uiPriority w:val="99"/>
     <w:rsid w:val="00AA1D8D"/>
     <w:rPr>
@@ -2530,9 +3037,9 @@
       <w:szCs w:val="16"/>
     </w:rPr>
   </w:style>
-  <w:style w:type="paragraph" w:styleId="List">
+  <w:style w:type="paragraph" w:styleId="af1">
     <w:name w:val="List"/>
-    <w:basedOn w:val="Normal"/>
+    <w:basedOn w:val="a1"/>
     <w:uiPriority w:val="99"/>
     <w:unhideWhenUsed/>
     <w:rsid w:val="00AA1D8D"/>
@@ -2541,9 +3048,9 @@
       <w:contextualSpacing/>
     </w:pPr>
   </w:style>
-  <w:style w:type="paragraph" w:styleId="List2">
+  <w:style w:type="paragraph" w:styleId="25">
     <w:name w:val="List 2"/>
-    <w:basedOn w:val="Normal"/>
+    <w:basedOn w:val="a1"/>
     <w:uiPriority w:val="99"/>
     <w:unhideWhenUsed/>
     <w:rsid w:val="00326F90"/>
@@ -2552,9 +3059,9 @@
       <w:contextualSpacing/>
     </w:pPr>
   </w:style>
-  <w:style w:type="paragraph" w:styleId="List3">
+  <w:style w:type="paragraph" w:styleId="35">
     <w:name w:val="List 3"/>
-    <w:basedOn w:val="Normal"/>
+    <w:basedOn w:val="a1"/>
     <w:uiPriority w:val="99"/>
     <w:unhideWhenUsed/>
     <w:rsid w:val="00326F90"/>
@@ -2563,9 +3070,9 @@
       <w:contextualSpacing/>
     </w:pPr>
   </w:style>
-  <w:style w:type="paragraph" w:styleId="ListBullet">
+  <w:style w:type="paragraph" w:styleId="a0">
     <w:name w:val="List Bullet"/>
-    <w:basedOn w:val="Normal"/>
+    <w:basedOn w:val="a1"/>
     <w:uiPriority w:val="99"/>
     <w:unhideWhenUsed/>
     <w:rsid w:val="00326F90"/>
@@ -2576,9 +3083,9 @@
       <w:contextualSpacing/>
     </w:pPr>
   </w:style>
-  <w:style w:type="paragraph" w:styleId="ListBullet2">
+  <w:style w:type="paragraph" w:styleId="20">
     <w:name w:val="List Bullet 2"/>
-    <w:basedOn w:val="Normal"/>
+    <w:basedOn w:val="a1"/>
     <w:uiPriority w:val="99"/>
     <w:unhideWhenUsed/>
     <w:rsid w:val="00326F90"/>
@@ -2589,9 +3096,9 @@
       <w:contextualSpacing/>
     </w:pPr>
   </w:style>
-  <w:style w:type="paragraph" w:styleId="ListBullet3">
+  <w:style w:type="paragraph" w:styleId="30">
     <w:name w:val="List Bullet 3"/>
-    <w:basedOn w:val="Normal"/>
+    <w:basedOn w:val="a1"/>
     <w:uiPriority w:val="99"/>
     <w:unhideWhenUsed/>
     <w:rsid w:val="00326F90"/>
@@ -2602,9 +3109,9 @@
       <w:contextualSpacing/>
     </w:pPr>
   </w:style>
-  <w:style w:type="paragraph" w:styleId="ListNumber">
+  <w:style w:type="paragraph" w:styleId="a">
     <w:name w:val="List Number"/>
-    <w:basedOn w:val="Normal"/>
+    <w:basedOn w:val="a1"/>
     <w:uiPriority w:val="99"/>
     <w:unhideWhenUsed/>
     <w:rsid w:val="00326F90"/>
@@ -2615,9 +3122,9 @@
       <w:contextualSpacing/>
     </w:pPr>
   </w:style>
-  <w:style w:type="paragraph" w:styleId="ListNumber2">
+  <w:style w:type="paragraph" w:styleId="2">
     <w:name w:val="List Number 2"/>
-    <w:basedOn w:val="Normal"/>
+    <w:basedOn w:val="a1"/>
     <w:uiPriority w:val="99"/>
     <w:unhideWhenUsed/>
     <w:rsid w:val="0029639D"/>
@@ -2628,9 +3135,9 @@
       <w:contextualSpacing/>
     </w:pPr>
   </w:style>
-  <w:style w:type="paragraph" w:styleId="ListNumber3">
+  <w:style w:type="paragraph" w:styleId="3">
     <w:name w:val="List Number 3"/>
-    <w:basedOn w:val="Normal"/>
+    <w:basedOn w:val="a1"/>
     <w:uiPriority w:val="99"/>
     <w:unhideWhenUsed/>
     <w:rsid w:val="0029639D"/>
@@ -2641,9 +3148,9 @@
       <w:contextualSpacing/>
     </w:pPr>
   </w:style>
-  <w:style w:type="paragraph" w:styleId="ListContinue">
+  <w:style w:type="paragraph" w:styleId="af2">
     <w:name w:val="List Continue"/>
-    <w:basedOn w:val="Normal"/>
+    <w:basedOn w:val="a1"/>
     <w:uiPriority w:val="99"/>
     <w:unhideWhenUsed/>
     <w:rsid w:val="0029639D"/>
@@ -2653,9 +3160,9 @@
       <w:contextualSpacing/>
     </w:pPr>
   </w:style>
-  <w:style w:type="paragraph" w:styleId="ListContinue2">
+  <w:style w:type="paragraph" w:styleId="26">
     <w:name w:val="List Continue 2"/>
-    <w:basedOn w:val="Normal"/>
+    <w:basedOn w:val="a1"/>
     <w:uiPriority w:val="99"/>
     <w:unhideWhenUsed/>
     <w:rsid w:val="0029639D"/>
@@ -2665,9 +3172,9 @@
       <w:contextualSpacing/>
     </w:pPr>
   </w:style>
-  <w:style w:type="paragraph" w:styleId="ListContinue3">
+  <w:style w:type="paragraph" w:styleId="36">
     <w:name w:val="List Continue 3"/>
-    <w:basedOn w:val="Normal"/>
+    <w:basedOn w:val="a1"/>
     <w:uiPriority w:val="99"/>
     <w:unhideWhenUsed/>
     <w:rsid w:val="0029639D"/>
@@ -2677,9 +3184,9 @@
       <w:contextualSpacing/>
     </w:pPr>
   </w:style>
-  <w:style w:type="paragraph" w:styleId="MacroText">
+  <w:style w:type="paragraph" w:styleId="af3">
     <w:name w:val="macro"/>
-    <w:link w:val="MacroTextChar"/>
+    <w:link w:val="af4"/>
     <w:uiPriority w:val="99"/>
     <w:unhideWhenUsed/>
     <w:rsid w:val="0029639D"/>
@@ -2700,10 +3207,10 @@
       <w:szCs w:val="20"/>
     </w:rPr>
   </w:style>
-  <w:style w:type="character" w:customStyle="1" w:styleId="MacroTextChar">
-    <w:name w:val="Macro Text Char"/>
-    <w:basedOn w:val="DefaultParagraphFont"/>
-    <w:link w:val="MacroText"/>
+  <w:style w:type="character" w:customStyle="1" w:styleId="af4">
+    <w:name w:val="宏文本 字符"/>
+    <w:basedOn w:val="a2"/>
+    <w:link w:val="af3"/>
     <w:uiPriority w:val="99"/>
     <w:rsid w:val="0029639D"/>
     <w:rPr>
@@ -2712,11 +3219,11 @@
       <w:szCs w:val="20"/>
     </w:rPr>
   </w:style>
-  <w:style w:type="paragraph" w:styleId="Quote">
+  <w:style w:type="paragraph" w:styleId="af5">
     <w:name w:val="Quote"/>
-    <w:basedOn w:val="Normal"/>
-    <w:next w:val="Normal"/>
-    <w:link w:val="QuoteChar"/>
+    <w:basedOn w:val="a1"/>
+    <w:next w:val="a1"/>
+    <w:link w:val="af6"/>
     <w:uiPriority w:val="29"/>
     <w:qFormat/>
     <w:rsid w:val="00FC693F"/>
@@ -2726,10 +3233,10 @@
       <w:color w:val="000000" w:themeColor="text1"/>
     </w:rPr>
   </w:style>
-  <w:style w:type="character" w:customStyle="1" w:styleId="QuoteChar">
-    <w:name w:val="Quote Char"/>
-    <w:basedOn w:val="DefaultParagraphFont"/>
-    <w:link w:val="Quote"/>
+  <w:style w:type="character" w:customStyle="1" w:styleId="af6">
+    <w:name w:val="引用 字符"/>
+    <w:basedOn w:val="a2"/>
+    <w:link w:val="af5"/>
     <w:uiPriority w:val="29"/>
     <w:rsid w:val="00FC693F"/>
     <w:rPr>
@@ -2738,10 +3245,10 @@
       <w:color w:val="000000" w:themeColor="text1"/>
     </w:rPr>
   </w:style>
-  <w:style w:type="character" w:customStyle="1" w:styleId="Heading4Char">
-    <w:name w:val="Heading 4 Char"/>
-    <w:basedOn w:val="DefaultParagraphFont"/>
-    <w:link w:val="Heading4"/>
+  <w:style w:type="character" w:customStyle="1" w:styleId="40">
+    <w:name w:val="标题 4 字符"/>
+    <w:basedOn w:val="a2"/>
+    <w:link w:val="4"/>
     <w:uiPriority w:val="9"/>
     <w:semiHidden/>
     <w:rsid w:val="00FC693F"/>
@@ -2754,10 +3261,10 @@
       <w:color w:val="4F81BD" w:themeColor="accent1"/>
     </w:rPr>
   </w:style>
-  <w:style w:type="character" w:customStyle="1" w:styleId="Heading5Char">
-    <w:name w:val="Heading 5 Char"/>
-    <w:basedOn w:val="DefaultParagraphFont"/>
-    <w:link w:val="Heading5"/>
+  <w:style w:type="character" w:customStyle="1" w:styleId="50">
+    <w:name w:val="标题 5 字符"/>
+    <w:basedOn w:val="a2"/>
+    <w:link w:val="5"/>
     <w:uiPriority w:val="9"/>
     <w:semiHidden/>
     <w:rsid w:val="00FC693F"/>
@@ -2766,10 +3273,10 @@
       <w:color w:val="243F60" w:themeColor="accent1" w:themeShade="7F"/>
     </w:rPr>
   </w:style>
-  <w:style w:type="character" w:customStyle="1" w:styleId="Heading6Char">
-    <w:name w:val="Heading 6 Char"/>
-    <w:basedOn w:val="DefaultParagraphFont"/>
-    <w:link w:val="Heading6"/>
+  <w:style w:type="character" w:customStyle="1" w:styleId="60">
+    <w:name w:val="标题 6 字符"/>
+    <w:basedOn w:val="a2"/>
+    <w:link w:val="6"/>
     <w:uiPriority w:val="9"/>
     <w:semiHidden/>
     <w:rsid w:val="00FC693F"/>
@@ -2780,10 +3287,10 @@
       <w:color w:val="243F60" w:themeColor="accent1" w:themeShade="7F"/>
     </w:rPr>
   </w:style>
-  <w:style w:type="character" w:customStyle="1" w:styleId="Heading7Char">
-    <w:name w:val="Heading 7 Char"/>
-    <w:basedOn w:val="DefaultParagraphFont"/>
-    <w:link w:val="Heading7"/>
+  <w:style w:type="character" w:customStyle="1" w:styleId="70">
+    <w:name w:val="标题 7 字符"/>
+    <w:basedOn w:val="a2"/>
+    <w:link w:val="7"/>
     <w:uiPriority w:val="9"/>
     <w:semiHidden/>
     <w:rsid w:val="00FC693F"/>
@@ -2794,10 +3301,10 @@
       <w:color w:val="404040" w:themeColor="text1" w:themeTint="BF"/>
     </w:rPr>
   </w:style>
-  <w:style w:type="character" w:customStyle="1" w:styleId="Heading8Char">
-    <w:name w:val="Heading 8 Char"/>
-    <w:basedOn w:val="DefaultParagraphFont"/>
-    <w:link w:val="Heading8"/>
+  <w:style w:type="character" w:customStyle="1" w:styleId="80">
+    <w:name w:val="标题 8 字符"/>
+    <w:basedOn w:val="a2"/>
+    <w:link w:val="8"/>
     <w:uiPriority w:val="9"/>
     <w:semiHidden/>
     <w:rsid w:val="00FC693F"/>
@@ -2808,10 +3315,10 @@
       <w:szCs w:val="20"/>
     </w:rPr>
   </w:style>
-  <w:style w:type="character" w:customStyle="1" w:styleId="Heading9Char">
-    <w:name w:val="Heading 9 Char"/>
-    <w:basedOn w:val="DefaultParagraphFont"/>
-    <w:link w:val="Heading9"/>
+  <w:style w:type="character" w:customStyle="1" w:styleId="90">
+    <w:name w:val="标题 9 字符"/>
+    <w:basedOn w:val="a2"/>
+    <w:link w:val="9"/>
     <w:uiPriority w:val="9"/>
     <w:semiHidden/>
     <w:rsid w:val="00FC693F"/>
@@ -2824,10 +3331,10 @@
       <w:szCs w:val="20"/>
     </w:rPr>
   </w:style>
-  <w:style w:type="paragraph" w:styleId="Caption">
+  <w:style w:type="paragraph" w:styleId="af7">
     <w:name w:val="caption"/>
-    <w:basedOn w:val="Normal"/>
-    <w:next w:val="Normal"/>
+    <w:basedOn w:val="a1"/>
+    <w:next w:val="a1"/>
     <w:uiPriority w:val="35"/>
     <w:semiHidden/>
     <w:unhideWhenUsed/>
@@ -2844,9 +3351,9 @@
       <w:szCs w:val="18"/>
     </w:rPr>
   </w:style>
-  <w:style w:type="character" w:styleId="Strong">
+  <w:style w:type="character" w:styleId="af8">
     <w:name w:val="Strong"/>
-    <w:basedOn w:val="DefaultParagraphFont"/>
+    <w:basedOn w:val="a2"/>
     <w:uiPriority w:val="22"/>
     <w:qFormat/>
     <w:rsid w:val="00FC693F"/>
@@ -2855,9 +3362,9 @@
       <w:bCs/>
     </w:rPr>
   </w:style>
-  <w:style w:type="character" w:styleId="Emphasis">
+  <w:style w:type="character" w:styleId="af9">
     <w:name w:val="Emphasis"/>
-    <w:basedOn w:val="DefaultParagraphFont"/>
+    <w:basedOn w:val="a2"/>
     <w:uiPriority w:val="20"/>
     <w:qFormat/>
     <w:rsid w:val="00FC693F"/>
@@ -2866,11 +3373,11 @@
       <w:iCs/>
     </w:rPr>
   </w:style>
-  <w:style w:type="paragraph" w:styleId="IntenseQuote">
+  <w:style w:type="paragraph" w:styleId="afa">
     <w:name w:val="Intense Quote"/>
-    <w:basedOn w:val="Normal"/>
-    <w:next w:val="Normal"/>
-    <w:link w:val="IntenseQuoteChar"/>
+    <w:basedOn w:val="a1"/>
+    <w:next w:val="a1"/>
+    <w:link w:val="afb"/>
     <w:uiPriority w:val="30"/>
     <w:qFormat/>
     <w:rsid w:val="00FC693F"/>
@@ -2889,10 +3396,10 @@
       <w:color w:val="4F81BD" w:themeColor="accent1"/>
     </w:rPr>
   </w:style>
-  <w:style w:type="character" w:customStyle="1" w:styleId="IntenseQuoteChar">
-    <w:name w:val="Intense Quote Char"/>
-    <w:basedOn w:val="DefaultParagraphFont"/>
-    <w:link w:val="IntenseQuote"/>
+  <w:style w:type="character" w:customStyle="1" w:styleId="afb">
+    <w:name w:val="明显引用 字符"/>
+    <w:basedOn w:val="a2"/>
+    <w:link w:val="afa"/>
     <w:uiPriority w:val="30"/>
     <w:rsid w:val="00FC693F"/>
     <w:rPr>
@@ -2903,9 +3410,9 @@
       <w:color w:val="4F81BD" w:themeColor="accent1"/>
     </w:rPr>
   </w:style>
-  <w:style w:type="character" w:styleId="SubtleEmphasis">
+  <w:style w:type="character" w:styleId="afc">
     <w:name w:val="Subtle Emphasis"/>
-    <w:basedOn w:val="DefaultParagraphFont"/>
+    <w:basedOn w:val="a2"/>
     <w:uiPriority w:val="19"/>
     <w:qFormat/>
     <w:rsid w:val="00FC693F"/>
@@ -2915,9 +3422,9 @@
       <w:color w:val="808080" w:themeColor="text1" w:themeTint="7F"/>
     </w:rPr>
   </w:style>
-  <w:style w:type="character" w:styleId="IntenseEmphasis">
+  <w:style w:type="character" w:styleId="afd">
     <w:name w:val="Intense Emphasis"/>
-    <w:basedOn w:val="DefaultParagraphFont"/>
+    <w:basedOn w:val="a2"/>
     <w:uiPriority w:val="21"/>
     <w:qFormat/>
     <w:rsid w:val="00FC693F"/>
@@ -2929,9 +3436,9 @@
       <w:color w:val="4F81BD" w:themeColor="accent1"/>
     </w:rPr>
   </w:style>
-  <w:style w:type="character" w:styleId="SubtleReference">
+  <w:style w:type="character" w:styleId="afe">
     <w:name w:val="Subtle Reference"/>
-    <w:basedOn w:val="DefaultParagraphFont"/>
+    <w:basedOn w:val="a2"/>
     <w:uiPriority w:val="31"/>
     <w:qFormat/>
     <w:rsid w:val="00FC693F"/>
@@ -2941,9 +3448,9 @@
       <w:u w:val="single"/>
     </w:rPr>
   </w:style>
-  <w:style w:type="character" w:styleId="IntenseReference">
+  <w:style w:type="character" w:styleId="aff">
     <w:name w:val="Intense Reference"/>
-    <w:basedOn w:val="DefaultParagraphFont"/>
+    <w:basedOn w:val="a2"/>
     <w:uiPriority w:val="32"/>
     <w:qFormat/>
     <w:rsid w:val="00FC693F"/>
@@ -2956,9 +3463,9 @@
       <w:u w:val="single"/>
     </w:rPr>
   </w:style>
-  <w:style w:type="character" w:styleId="BookTitle">
+  <w:style w:type="character" w:styleId="aff0">
     <w:name w:val="Book Title"/>
-    <w:basedOn w:val="DefaultParagraphFont"/>
+    <w:basedOn w:val="a2"/>
     <w:uiPriority w:val="33"/>
     <w:qFormat/>
     <w:rsid w:val="00FC693F"/>
@@ -2969,10 +3476,10 @@
       <w:spacing w:val="5"/>
     </w:rPr>
   </w:style>
-  <w:style w:type="paragraph" w:styleId="TOCHeading">
+  <w:style w:type="paragraph" w:styleId="TOC">
     <w:name w:val="TOC Heading"/>
-    <w:basedOn w:val="Heading1"/>
-    <w:next w:val="Normal"/>
+    <w:basedOn w:val="1"/>
+    <w:next w:val="a1"/>
     <w:uiPriority w:val="39"/>
     <w:unhideWhenUsed/>
     <w:qFormat/>
@@ -2981,9 +3488,9 @@
       <w:outlineLvl w:val="9"/>
     </w:pPr>
   </w:style>
-  <w:style w:type="table" w:styleId="TableGrid">
+  <w:style w:type="table" w:styleId="aff1">
     <w:name w:val="Table Grid"/>
-    <w:basedOn w:val="TableNormal"/>
+    <w:basedOn w:val="a3"/>
     <w:uiPriority w:val="59"/>
     <w:rsid w:val="00FC693F"/>
     <w:pPr>
@@ -3000,9 +3507,9 @@
       </w:tblBorders>
     </w:tblPr>
   </w:style>
-  <w:style w:type="table" w:styleId="LightShading">
+  <w:style w:type="table" w:styleId="aff2">
     <w:name w:val="Light Shading"/>
-    <w:basedOn w:val="TableNormal"/>
+    <w:basedOn w:val="a3"/>
     <w:uiPriority w:val="60"/>
     <w:rsid w:val="00FC693F"/>
     <w:pPr>
@@ -3096,9 +3603,9 @@
       </w:tcPr>
     </w:tblStylePr>
   </w:style>
-  <w:style w:type="table" w:styleId="LightShading-Accent1">
+  <w:style w:type="table" w:styleId="-1">
     <w:name w:val="Light Shading Accent 1"/>
-    <w:basedOn w:val="TableNormal"/>
+    <w:basedOn w:val="a3"/>
     <w:uiPriority w:val="60"/>
     <w:rsid w:val="00FC693F"/>
     <w:pPr>
@@ -3192,9 +3699,9 @@
       </w:tcPr>
     </w:tblStylePr>
   </w:style>
-  <w:style w:type="table" w:styleId="LightShading-Accent2">
+  <w:style w:type="table" w:styleId="-2">
     <w:name w:val="Light Shading Accent 2"/>
-    <w:basedOn w:val="TableNormal"/>
+    <w:basedOn w:val="a3"/>
     <w:uiPriority w:val="60"/>
     <w:rsid w:val="00FC693F"/>
     <w:pPr>
@@ -3288,9 +3795,9 @@
       </w:tcPr>
     </w:tblStylePr>
   </w:style>
-  <w:style w:type="table" w:styleId="LightShading-Accent3">
+  <w:style w:type="table" w:styleId="-3">
     <w:name w:val="Light Shading Accent 3"/>
-    <w:basedOn w:val="TableNormal"/>
+    <w:basedOn w:val="a3"/>
     <w:uiPriority w:val="60"/>
     <w:rsid w:val="00FC693F"/>
     <w:pPr>
@@ -3384,9 +3891,9 @@
       </w:tcPr>
     </w:tblStylePr>
   </w:style>
-  <w:style w:type="table" w:styleId="LightShading-Accent4">
+  <w:style w:type="table" w:styleId="-4">
     <w:name w:val="Light Shading Accent 4"/>
-    <w:basedOn w:val="TableNormal"/>
+    <w:basedOn w:val="a3"/>
     <w:uiPriority w:val="60"/>
     <w:rsid w:val="00FC693F"/>
     <w:pPr>
@@ -3480,9 +3987,9 @@
       </w:tcPr>
     </w:tblStylePr>
   </w:style>
-  <w:style w:type="table" w:styleId="LightShading-Accent5">
+  <w:style w:type="table" w:styleId="-5">
     <w:name w:val="Light Shading Accent 5"/>
-    <w:basedOn w:val="TableNormal"/>
+    <w:basedOn w:val="a3"/>
     <w:uiPriority w:val="60"/>
     <w:rsid w:val="00FC693F"/>
     <w:pPr>
@@ -3576,9 +4083,9 @@
       </w:tcPr>
     </w:tblStylePr>
   </w:style>
-  <w:style w:type="table" w:styleId="LightShading-Accent6">
+  <w:style w:type="table" w:styleId="-6">
     <w:name w:val="Light Shading Accent 6"/>
-    <w:basedOn w:val="TableNormal"/>
+    <w:basedOn w:val="a3"/>
     <w:uiPriority w:val="60"/>
     <w:rsid w:val="00FC693F"/>
     <w:pPr>
@@ -3672,9 +4179,9 @@
       </w:tcPr>
     </w:tblStylePr>
   </w:style>
-  <w:style w:type="table" w:styleId="LightList">
+  <w:style w:type="table" w:styleId="aff3">
     <w:name w:val="Light List"/>
-    <w:basedOn w:val="TableNormal"/>
+    <w:basedOn w:val="a3"/>
     <w:uiPriority w:val="61"/>
     <w:rsid w:val="00FC693F"/>
     <w:pPr>
@@ -3757,9 +4264,9 @@
       </w:tcPr>
     </w:tblStylePr>
   </w:style>
-  <w:style w:type="table" w:styleId="LightList-Accent1">
+  <w:style w:type="table" w:styleId="-10">
     <w:name w:val="Light List Accent 1"/>
-    <w:basedOn w:val="TableNormal"/>
+    <w:basedOn w:val="a3"/>
     <w:uiPriority w:val="61"/>
     <w:rsid w:val="00FC693F"/>
     <w:pPr>
@@ -3842,9 +4349,9 @@
       </w:tcPr>
     </w:tblStylePr>
   </w:style>
-  <w:style w:type="table" w:styleId="LightList-Accent2">
+  <w:style w:type="table" w:styleId="-20">
     <w:name w:val="Light List Accent 2"/>
-    <w:basedOn w:val="TableNormal"/>
+    <w:basedOn w:val="a3"/>
     <w:uiPriority w:val="61"/>
     <w:rsid w:val="00CB0664"/>
     <w:pPr>
@@ -3927,9 +4434,9 @@
       </w:tcPr>
     </w:tblStylePr>
   </w:style>
-  <w:style w:type="table" w:styleId="LightList-Accent3">
+  <w:style w:type="table" w:styleId="-30">
     <w:name w:val="Light List Accent 3"/>
-    <w:basedOn w:val="TableNormal"/>
+    <w:basedOn w:val="a3"/>
     <w:uiPriority w:val="61"/>
     <w:rsid w:val="00CB0664"/>
     <w:pPr>
@@ -4012,9 +4519,9 @@
       </w:tcPr>
     </w:tblStylePr>
   </w:style>
-  <w:style w:type="table" w:styleId="LightList-Accent4">
+  <w:style w:type="table" w:styleId="-40">
     <w:name w:val="Light List Accent 4"/>
-    <w:basedOn w:val="TableNormal"/>
+    <w:basedOn w:val="a3"/>
     <w:uiPriority w:val="61"/>
     <w:rsid w:val="00CB0664"/>
     <w:pPr>
@@ -4097,9 +4604,9 @@
       </w:tcPr>
     </w:tblStylePr>
   </w:style>
-  <w:style w:type="table" w:styleId="LightList-Accent5">
+  <w:style w:type="table" w:styleId="-50">
     <w:name w:val="Light List Accent 5"/>
-    <w:basedOn w:val="TableNormal"/>
+    <w:basedOn w:val="a3"/>
     <w:uiPriority w:val="61"/>
     <w:rsid w:val="00CB0664"/>
     <w:pPr>
@@ -4182,9 +4689,9 @@
       </w:tcPr>
     </w:tblStylePr>
   </w:style>
-  <w:style w:type="table" w:styleId="LightList-Accent6">
+  <w:style w:type="table" w:styleId="-60">
     <w:name w:val="Light List Accent 6"/>
-    <w:basedOn w:val="TableNormal"/>
+    <w:basedOn w:val="a3"/>
     <w:uiPriority w:val="61"/>
     <w:rsid w:val="00CB0664"/>
     <w:pPr>
@@ -4267,9 +4774,9 @@
       </w:tcPr>
     </w:tblStylePr>
   </w:style>
-  <w:style w:type="table" w:styleId="LightGrid">
+  <w:style w:type="table" w:styleId="aff4">
     <w:name w:val="Light Grid"/>
-    <w:basedOn w:val="TableNormal"/>
+    <w:basedOn w:val="a3"/>
     <w:uiPriority w:val="62"/>
     <w:rsid w:val="00CB0664"/>
     <w:pPr>
@@ -4390,9 +4897,9 @@
       </w:tcPr>
     </w:tblStylePr>
   </w:style>
-  <w:style w:type="table" w:styleId="LightGrid-Accent1">
+  <w:style w:type="table" w:styleId="-11">
     <w:name w:val="Light Grid Accent 1"/>
-    <w:basedOn w:val="TableNormal"/>
+    <w:basedOn w:val="a3"/>
     <w:uiPriority w:val="62"/>
     <w:rsid w:val="00CB0664"/>
     <w:pPr>
@@ -4513,9 +5020,9 @@
       </w:tcPr>
     </w:tblStylePr>
   </w:style>
-  <w:style w:type="table" w:styleId="LightGrid-Accent2">
+  <w:style w:type="table" w:styleId="-21">
     <w:name w:val="Light Grid Accent 2"/>
-    <w:basedOn w:val="TableNormal"/>
+    <w:basedOn w:val="a3"/>
     <w:uiPriority w:val="62"/>
     <w:rsid w:val="00CB0664"/>
     <w:pPr>
@@ -4636,9 +5143,9 @@
       </w:tcPr>
     </w:tblStylePr>
   </w:style>
-  <w:style w:type="table" w:styleId="LightGrid-Accent3">
+  <w:style w:type="table" w:styleId="-31">
     <w:name w:val="Light Grid Accent 3"/>
-    <w:basedOn w:val="TableNormal"/>
+    <w:basedOn w:val="a3"/>
     <w:uiPriority w:val="62"/>
     <w:rsid w:val="00CB0664"/>
     <w:pPr>
@@ -4759,9 +5266,9 @@
       </w:tcPr>
     </w:tblStylePr>
   </w:style>
-  <w:style w:type="table" w:styleId="LightGrid-Accent4">
+  <w:style w:type="table" w:styleId="-41">
     <w:name w:val="Light Grid Accent 4"/>
-    <w:basedOn w:val="TableNormal"/>
+    <w:basedOn w:val="a3"/>
     <w:uiPriority w:val="62"/>
     <w:rsid w:val="00CB0664"/>
     <w:pPr>
@@ -4882,9 +5389,9 @@
       </w:tcPr>
     </w:tblStylePr>
   </w:style>
-  <w:style w:type="table" w:styleId="LightGrid-Accent5">
+  <w:style w:type="table" w:styleId="-51">
     <w:name w:val="Light Grid Accent 5"/>
-    <w:basedOn w:val="TableNormal"/>
+    <w:basedOn w:val="a3"/>
     <w:uiPriority w:val="62"/>
     <w:rsid w:val="00CB0664"/>
     <w:pPr>
@@ -5005,9 +5512,9 @@
       </w:tcPr>
     </w:tblStylePr>
   </w:style>
-  <w:style w:type="table" w:styleId="LightGrid-Accent6">
+  <w:style w:type="table" w:styleId="-61">
     <w:name w:val="Light Grid Accent 6"/>
-    <w:basedOn w:val="TableNormal"/>
+    <w:basedOn w:val="a3"/>
     <w:uiPriority w:val="62"/>
     <w:rsid w:val="00CB0664"/>
     <w:pPr>
@@ -5128,9 +5635,9 @@
       </w:tcPr>
     </w:tblStylePr>
   </w:style>
-  <w:style w:type="table" w:styleId="MediumShading1">
+  <w:style w:type="table" w:styleId="11">
     <w:name w:val="Medium Shading 1"/>
-    <w:basedOn w:val="TableNormal"/>
+    <w:basedOn w:val="a3"/>
     <w:uiPriority w:val="63"/>
     <w:rsid w:val="00CB0664"/>
     <w:pPr>
@@ -5227,9 +5734,9 @@
       </w:tcPr>
     </w:tblStylePr>
   </w:style>
-  <w:style w:type="table" w:styleId="MediumShading1-Accent1">
+  <w:style w:type="table" w:styleId="1-1">
     <w:name w:val="Medium Shading 1 Accent 1"/>
-    <w:basedOn w:val="TableNormal"/>
+    <w:basedOn w:val="a3"/>
     <w:uiPriority w:val="63"/>
     <w:rsid w:val="00CB0664"/>
     <w:pPr>
@@ -5326,9 +5833,9 @@
       </w:tcPr>
     </w:tblStylePr>
   </w:style>
-  <w:style w:type="table" w:styleId="MediumShading1-Accent2">
+  <w:style w:type="table" w:styleId="1-2">
     <w:name w:val="Medium Shading 1 Accent 2"/>
-    <w:basedOn w:val="TableNormal"/>
+    <w:basedOn w:val="a3"/>
     <w:uiPriority w:val="63"/>
     <w:rsid w:val="00CB0664"/>
     <w:pPr>
@@ -5425,9 +5932,9 @@
       </w:tcPr>
     </w:tblStylePr>
   </w:style>
-  <w:style w:type="table" w:styleId="MediumShading1-Accent3">
+  <w:style w:type="table" w:styleId="1-3">
     <w:name w:val="Medium Shading 1 Accent 3"/>
-    <w:basedOn w:val="TableNormal"/>
+    <w:basedOn w:val="a3"/>
     <w:uiPriority w:val="63"/>
     <w:rsid w:val="00CB0664"/>
     <w:pPr>
@@ -5524,9 +6031,9 @@
       </w:tcPr>
     </w:tblStylePr>
   </w:style>
-  <w:style w:type="table" w:styleId="MediumShading1-Accent4">
+  <w:style w:type="table" w:styleId="1-4">
     <w:name w:val="Medium Shading 1 Accent 4"/>
-    <w:basedOn w:val="TableNormal"/>
+    <w:basedOn w:val="a3"/>
     <w:uiPriority w:val="63"/>
     <w:rsid w:val="00CB0664"/>
     <w:pPr>
@@ -5623,9 +6130,9 @@
       </w:tcPr>
     </w:tblStylePr>
   </w:style>
-  <w:style w:type="table" w:styleId="MediumShading1-Accent5">
+  <w:style w:type="table" w:styleId="1-5">
     <w:name w:val="Medium Shading 1 Accent 5"/>
-    <w:basedOn w:val="TableNormal"/>
+    <w:basedOn w:val="a3"/>
     <w:uiPriority w:val="63"/>
     <w:rsid w:val="00CB0664"/>
     <w:pPr>
@@ -5722,9 +6229,9 @@
       </w:tcPr>
     </w:tblStylePr>
   </w:style>
-  <w:style w:type="table" w:styleId="MediumShading1-Accent6">
+  <w:style w:type="table" w:styleId="1-6">
     <w:name w:val="Medium Shading 1 Accent 6"/>
-    <w:basedOn w:val="TableNormal"/>
+    <w:basedOn w:val="a3"/>
     <w:uiPriority w:val="63"/>
     <w:rsid w:val="00CB0664"/>
     <w:pPr>
@@ -5821,9 +6328,9 @@
       </w:tcPr>
     </w:tblStylePr>
   </w:style>
-  <w:style w:type="table" w:styleId="MediumShading2">
+  <w:style w:type="table" w:styleId="27">
     <w:name w:val="Medium Shading 2"/>
-    <w:basedOn w:val="TableNormal"/>
+    <w:basedOn w:val="a3"/>
     <w:uiPriority w:val="64"/>
     <w:rsid w:val="00CB0664"/>
     <w:pPr>
@@ -5963,9 +6470,9 @@
       </w:tcPr>
     </w:tblStylePr>
   </w:style>
-  <w:style w:type="table" w:styleId="MediumShading2-Accent1">
+  <w:style w:type="table" w:styleId="2-1">
     <w:name w:val="Medium Shading 2 Accent 1"/>
-    <w:basedOn w:val="TableNormal"/>
+    <w:basedOn w:val="a3"/>
     <w:uiPriority w:val="64"/>
     <w:rsid w:val="00CB0664"/>
     <w:pPr>
@@ -6105,9 +6612,9 @@
       </w:tcPr>
     </w:tblStylePr>
   </w:style>
-  <w:style w:type="table" w:styleId="MediumShading2-Accent2">
+  <w:style w:type="table" w:styleId="2-2">
     <w:name w:val="Medium Shading 2 Accent 2"/>
-    <w:basedOn w:val="TableNormal"/>
+    <w:basedOn w:val="a3"/>
     <w:uiPriority w:val="64"/>
     <w:rsid w:val="00CB0664"/>
     <w:pPr>
@@ -6247,9 +6754,9 @@
       </w:tcPr>
     </w:tblStylePr>
   </w:style>
-  <w:style w:type="table" w:styleId="MediumShading2-Accent3">
+  <w:style w:type="table" w:styleId="2-3">
     <w:name w:val="Medium Shading 2 Accent 3"/>
-    <w:basedOn w:val="TableNormal"/>
+    <w:basedOn w:val="a3"/>
     <w:uiPriority w:val="64"/>
     <w:rsid w:val="00CB0664"/>
     <w:pPr>
@@ -6389,9 +6896,9 @@
       </w:tcPr>
     </w:tblStylePr>
   </w:style>
-  <w:style w:type="table" w:styleId="MediumShading2-Accent4">
+  <w:style w:type="table" w:styleId="2-4">
     <w:name w:val="Medium Shading 2 Accent 4"/>
-    <w:basedOn w:val="TableNormal"/>
+    <w:basedOn w:val="a3"/>
     <w:uiPriority w:val="64"/>
     <w:rsid w:val="00CB0664"/>
     <w:pPr>
@@ -6531,9 +7038,9 @@
       </w:tcPr>
     </w:tblStylePr>
   </w:style>
-  <w:style w:type="table" w:styleId="MediumShading2-Accent5">
+  <w:style w:type="table" w:styleId="2-5">
     <w:name w:val="Medium Shading 2 Accent 5"/>
-    <w:basedOn w:val="TableNormal"/>
+    <w:basedOn w:val="a3"/>
     <w:uiPriority w:val="64"/>
     <w:rsid w:val="00CB0664"/>
     <w:pPr>
@@ -6673,9 +7180,9 @@
       </w:tcPr>
     </w:tblStylePr>
   </w:style>
-  <w:style w:type="table" w:styleId="MediumShading2-Accent6">
+  <w:style w:type="table" w:styleId="2-6">
     <w:name w:val="Medium Shading 2 Accent 6"/>
-    <w:basedOn w:val="TableNormal"/>
+    <w:basedOn w:val="a3"/>
     <w:uiPriority w:val="64"/>
     <w:rsid w:val="00CB0664"/>
     <w:pPr>
@@ -6815,9 +7322,9 @@
       </w:tcPr>
     </w:tblStylePr>
   </w:style>
-  <w:style w:type="table" w:styleId="MediumList1">
+  <w:style w:type="table" w:styleId="12">
     <w:name w:val="Medium List 1"/>
-    <w:basedOn w:val="TableNormal"/>
+    <w:basedOn w:val="a3"/>
     <w:uiPriority w:val="65"/>
     <w:rsid w:val="00CB0664"/>
     <w:pPr>
@@ -6892,9 +7399,9 @@
       </w:tcPr>
     </w:tblStylePr>
   </w:style>
-  <w:style w:type="table" w:styleId="MediumList1-Accent1">
+  <w:style w:type="table" w:styleId="1-10">
     <w:name w:val="Medium List 1 Accent 1"/>
-    <w:basedOn w:val="TableNormal"/>
+    <w:basedOn w:val="a3"/>
     <w:uiPriority w:val="65"/>
     <w:rsid w:val="00CB0664"/>
     <w:pPr>
@@ -6969,9 +7476,9 @@
       </w:tcPr>
     </w:tblStylePr>
   </w:style>
-  <w:style w:type="table" w:styleId="MediumList1-Accent2">
+  <w:style w:type="table" w:styleId="1-20">
     <w:name w:val="Medium List 1 Accent 2"/>
-    <w:basedOn w:val="TableNormal"/>
+    <w:basedOn w:val="a3"/>
     <w:uiPriority w:val="65"/>
     <w:rsid w:val="00CB0664"/>
     <w:pPr>
@@ -7046,9 +7553,9 @@
       </w:tcPr>
     </w:tblStylePr>
   </w:style>
-  <w:style w:type="table" w:styleId="MediumList1-Accent3">
+  <w:style w:type="table" w:styleId="1-30">
     <w:name w:val="Medium List 1 Accent 3"/>
-    <w:basedOn w:val="TableNormal"/>
+    <w:basedOn w:val="a3"/>
     <w:uiPriority w:val="65"/>
     <w:rsid w:val="00CB0664"/>
     <w:pPr>
@@ -7123,9 +7630,9 @@
       </w:tcPr>
     </w:tblStylePr>
   </w:style>
-  <w:style w:type="table" w:styleId="MediumList1-Accent4">
+  <w:style w:type="table" w:styleId="1-40">
     <w:name w:val="Medium List 1 Accent 4"/>
-    <w:basedOn w:val="TableNormal"/>
+    <w:basedOn w:val="a3"/>
     <w:uiPriority w:val="65"/>
     <w:rsid w:val="00CB0664"/>
     <w:pPr>
@@ -7200,9 +7707,9 @@
       </w:tcPr>
     </w:tblStylePr>
   </w:style>
-  <w:style w:type="table" w:styleId="MediumList1-Accent5">
+  <w:style w:type="table" w:styleId="1-50">
     <w:name w:val="Medium List 1 Accent 5"/>
-    <w:basedOn w:val="TableNormal"/>
+    <w:basedOn w:val="a3"/>
     <w:uiPriority w:val="65"/>
     <w:rsid w:val="00CB0664"/>
     <w:pPr>
@@ -7277,9 +7784,9 @@
       </w:tcPr>
     </w:tblStylePr>
   </w:style>
-  <w:style w:type="table" w:styleId="MediumList1-Accent6">
+  <w:style w:type="table" w:styleId="1-60">
     <w:name w:val="Medium List 1 Accent 6"/>
-    <w:basedOn w:val="TableNormal"/>
+    <w:basedOn w:val="a3"/>
     <w:uiPriority w:val="65"/>
     <w:rsid w:val="00CB0664"/>
     <w:pPr>
@@ -7354,9 +7861,9 @@
       </w:tcPr>
     </w:tblStylePr>
   </w:style>
-  <w:style w:type="table" w:styleId="MediumList2">
+  <w:style w:type="table" w:styleId="28">
     <w:name w:val="Medium List 2"/>
-    <w:basedOn w:val="TableNormal"/>
+    <w:basedOn w:val="a3"/>
     <w:uiPriority w:val="66"/>
     <w:rsid w:val="00CB0664"/>
     <w:pPr>
@@ -7475,9 +7982,9 @@
       </w:tcPr>
     </w:tblStylePr>
   </w:style>
-  <w:style w:type="table" w:styleId="MediumList2-Accent1">
+  <w:style w:type="table" w:styleId="2-10">
     <w:name w:val="Medium List 2 Accent 1"/>
-    <w:basedOn w:val="TableNormal"/>
+    <w:basedOn w:val="a3"/>
     <w:uiPriority w:val="66"/>
     <w:rsid w:val="00CB0664"/>
     <w:pPr>
@@ -7596,9 +8103,9 @@
       </w:tcPr>
     </w:tblStylePr>
   </w:style>
-  <w:style w:type="table" w:styleId="MediumList2-Accent2">
+  <w:style w:type="table" w:styleId="2-20">
     <w:name w:val="Medium List 2 Accent 2"/>
-    <w:basedOn w:val="TableNormal"/>
+    <w:basedOn w:val="a3"/>
     <w:uiPriority w:val="66"/>
     <w:rsid w:val="00CB0664"/>
     <w:pPr>
@@ -7717,9 +8224,9 @@
       </w:tcPr>
     </w:tblStylePr>
   </w:style>
-  <w:style w:type="table" w:styleId="MediumList2-Accent3">
+  <w:style w:type="table" w:styleId="2-30">
     <w:name w:val="Medium List 2 Accent 3"/>
-    <w:basedOn w:val="TableNormal"/>
+    <w:basedOn w:val="a3"/>
     <w:uiPriority w:val="66"/>
     <w:rsid w:val="00CB0664"/>
     <w:pPr>
@@ -7838,9 +8345,9 @@
       </w:tcPr>
     </w:tblStylePr>
   </w:style>
-  <w:style w:type="table" w:styleId="MediumList2-Accent4">
+  <w:style w:type="table" w:styleId="2-40">
     <w:name w:val="Medium List 2 Accent 4"/>
-    <w:basedOn w:val="TableNormal"/>
+    <w:basedOn w:val="a3"/>
     <w:uiPriority w:val="66"/>
     <w:rsid w:val="00CB0664"/>
     <w:pPr>
@@ -7959,9 +8466,9 @@
       </w:tcPr>
     </w:tblStylePr>
   </w:style>
-  <w:style w:type="table" w:styleId="MediumList2-Accent5">
+  <w:style w:type="table" w:styleId="2-50">
     <w:name w:val="Medium List 2 Accent 5"/>
-    <w:basedOn w:val="TableNormal"/>
+    <w:basedOn w:val="a3"/>
     <w:uiPriority w:val="66"/>
     <w:rsid w:val="00CB0664"/>
     <w:pPr>
@@ -8080,9 +8587,9 @@
       </w:tcPr>
     </w:tblStylePr>
   </w:style>
-  <w:style w:type="table" w:styleId="MediumList2-Accent6">
+  <w:style w:type="table" w:styleId="2-60">
     <w:name w:val="Medium List 2 Accent 6"/>
-    <w:basedOn w:val="TableNormal"/>
+    <w:basedOn w:val="a3"/>
     <w:uiPriority w:val="66"/>
     <w:rsid w:val="00CB0664"/>
     <w:pPr>
@@ -8201,9 +8708,9 @@
       </w:tcPr>
     </w:tblStylePr>
   </w:style>
-  <w:style w:type="table" w:styleId="MediumGrid1">
+  <w:style w:type="table" w:styleId="13">
     <w:name w:val="Medium Grid 1"/>
-    <w:basedOn w:val="TableNormal"/>
+    <w:basedOn w:val="a3"/>
     <w:uiPriority w:val="67"/>
     <w:rsid w:val="00CB0664"/>
     <w:pPr>
@@ -8267,9 +8774,9 @@
       </w:tcPr>
     </w:tblStylePr>
   </w:style>
-  <w:style w:type="table" w:styleId="MediumGrid1-Accent1">
+  <w:style w:type="table" w:styleId="1-11">
     <w:name w:val="Medium Grid 1 Accent 1"/>
-    <w:basedOn w:val="TableNormal"/>
+    <w:basedOn w:val="a3"/>
     <w:uiPriority w:val="67"/>
     <w:rsid w:val="00CB0664"/>
     <w:pPr>
@@ -8333,9 +8840,9 @@
       </w:tcPr>
     </w:tblStylePr>
   </w:style>
-  <w:style w:type="table" w:styleId="MediumGrid1-Accent2">
+  <w:style w:type="table" w:styleId="1-21">
     <w:name w:val="Medium Grid 1 Accent 2"/>
-    <w:basedOn w:val="TableNormal"/>
+    <w:basedOn w:val="a3"/>
     <w:uiPriority w:val="67"/>
     <w:rsid w:val="00CB0664"/>
     <w:pPr>
@@ -8399,9 +8906,9 @@
       </w:tcPr>
     </w:tblStylePr>
   </w:style>
-  <w:style w:type="table" w:styleId="MediumGrid1-Accent3">
+  <w:style w:type="table" w:styleId="1-31">
     <w:name w:val="Medium Grid 1 Accent 3"/>
-    <w:basedOn w:val="TableNormal"/>
+    <w:basedOn w:val="a3"/>
     <w:uiPriority w:val="67"/>
     <w:rsid w:val="00CB0664"/>
     <w:pPr>
@@ -8465,9 +8972,9 @@
       </w:tcPr>
     </w:tblStylePr>
   </w:style>
-  <w:style w:type="table" w:styleId="MediumGrid1-Accent4">
+  <w:style w:type="table" w:styleId="1-41">
     <w:name w:val="Medium Grid 1 Accent 4"/>
-    <w:basedOn w:val="TableNormal"/>
+    <w:basedOn w:val="a3"/>
     <w:uiPriority w:val="67"/>
     <w:rsid w:val="00CB0664"/>
     <w:pPr>
@@ -8531,9 +9038,9 @@
       </w:tcPr>
     </w:tblStylePr>
   </w:style>
-  <w:style w:type="table" w:styleId="MediumGrid1-Accent5">
+  <w:style w:type="table" w:styleId="1-51">
     <w:name w:val="Medium Grid 1 Accent 5"/>
-    <w:basedOn w:val="TableNormal"/>
+    <w:basedOn w:val="a3"/>
     <w:uiPriority w:val="67"/>
     <w:rsid w:val="00CB0664"/>
     <w:pPr>
@@ -8597,9 +9104,9 @@
       </w:tcPr>
     </w:tblStylePr>
   </w:style>
-  <w:style w:type="table" w:styleId="MediumGrid1-Accent6">
+  <w:style w:type="table" w:styleId="1-61">
     <w:name w:val="Medium Grid 1 Accent 6"/>
-    <w:basedOn w:val="TableNormal"/>
+    <w:basedOn w:val="a3"/>
     <w:uiPriority w:val="67"/>
     <w:rsid w:val="00CB0664"/>
     <w:pPr>
@@ -8663,9 +9170,9 @@
       </w:tcPr>
     </w:tblStylePr>
   </w:style>
-  <w:style w:type="table" w:styleId="MediumGrid2">
+  <w:style w:type="table" w:styleId="29">
     <w:name w:val="Medium Grid 2"/>
-    <w:basedOn w:val="TableNormal"/>
+    <w:basedOn w:val="a3"/>
     <w:uiPriority w:val="68"/>
     <w:rsid w:val="00CB0664"/>
     <w:pPr>
@@ -8781,9 +9288,9 @@
       </w:tcPr>
     </w:tblStylePr>
   </w:style>
-  <w:style w:type="table" w:styleId="MediumGrid2-Accent1">
+  <w:style w:type="table" w:styleId="2-11">
     <w:name w:val="Medium Grid 2 Accent 1"/>
-    <w:basedOn w:val="TableNormal"/>
+    <w:basedOn w:val="a3"/>
     <w:uiPriority w:val="68"/>
     <w:rsid w:val="00CB0664"/>
     <w:pPr>
@@ -8899,9 +9406,9 @@
       </w:tcPr>
     </w:tblStylePr>
   </w:style>
-  <w:style w:type="table" w:styleId="MediumGrid2-Accent2">
+  <w:style w:type="table" w:styleId="2-21">
     <w:name w:val="Medium Grid 2 Accent 2"/>
-    <w:basedOn w:val="TableNormal"/>
+    <w:basedOn w:val="a3"/>
     <w:uiPriority w:val="68"/>
     <w:rsid w:val="00CB0664"/>
     <w:pPr>
@@ -9017,9 +9524,9 @@
       </w:tcPr>
     </w:tblStylePr>
   </w:style>
-  <w:style w:type="table" w:styleId="MediumGrid2-Accent3">
+  <w:style w:type="table" w:styleId="2-31">
     <w:name w:val="Medium Grid 2 Accent 3"/>
-    <w:basedOn w:val="TableNormal"/>
+    <w:basedOn w:val="a3"/>
     <w:uiPriority w:val="68"/>
     <w:rsid w:val="00CB0664"/>
     <w:pPr>
@@ -9135,9 +9642,9 @@
       </w:tcPr>
     </w:tblStylePr>
   </w:style>
-  <w:style w:type="table" w:styleId="MediumGrid2-Accent4">
+  <w:style w:type="table" w:styleId="2-41">
     <w:name w:val="Medium Grid 2 Accent 4"/>
-    <w:basedOn w:val="TableNormal"/>
+    <w:basedOn w:val="a3"/>
     <w:uiPriority w:val="68"/>
     <w:rsid w:val="00CB0664"/>
     <w:pPr>
@@ -9253,9 +9760,9 @@
       </w:tcPr>
     </w:tblStylePr>
   </w:style>
-  <w:style w:type="table" w:styleId="MediumGrid2-Accent5">
+  <w:style w:type="table" w:styleId="2-51">
     <w:name w:val="Medium Grid 2 Accent 5"/>
-    <w:basedOn w:val="TableNormal"/>
+    <w:basedOn w:val="a3"/>
     <w:uiPriority w:val="68"/>
     <w:rsid w:val="00CB0664"/>
     <w:pPr>
@@ -9371,9 +9878,9 @@
       </w:tcPr>
     </w:tblStylePr>
   </w:style>
-  <w:style w:type="table" w:styleId="MediumGrid2-Accent6">
+  <w:style w:type="table" w:styleId="2-61">
     <w:name w:val="Medium Grid 2 Accent 6"/>
-    <w:basedOn w:val="TableNormal"/>
+    <w:basedOn w:val="a3"/>
     <w:uiPriority w:val="68"/>
     <w:rsid w:val="00CB0664"/>
     <w:pPr>
@@ -9489,9 +9996,9 @@
       </w:tcPr>
     </w:tblStylePr>
   </w:style>
-  <w:style w:type="table" w:styleId="MediumGrid3">
+  <w:style w:type="table" w:styleId="37">
     <w:name w:val="Medium Grid 3"/>
-    <w:basedOn w:val="TableNormal"/>
+    <w:basedOn w:val="a3"/>
     <w:uiPriority w:val="69"/>
     <w:rsid w:val="00CB0664"/>
     <w:pPr>
@@ -9623,9 +10130,9 @@
       </w:tcPr>
     </w:tblStylePr>
   </w:style>
-  <w:style w:type="table" w:styleId="MediumGrid3-Accent1">
+  <w:style w:type="table" w:styleId="3-1">
     <w:name w:val="Medium Grid 3 Accent 1"/>
-    <w:basedOn w:val="TableNormal"/>
+    <w:basedOn w:val="a3"/>
     <w:uiPriority w:val="69"/>
     <w:rsid w:val="00CB0664"/>
     <w:pPr>
@@ -9757,9 +10264,9 @@
       </w:tcPr>
     </w:tblStylePr>
   </w:style>
-  <w:style w:type="table" w:styleId="MediumGrid3-Accent2">
+  <w:style w:type="table" w:styleId="3-2">
     <w:name w:val="Medium Grid 3 Accent 2"/>
-    <w:basedOn w:val="TableNormal"/>
+    <w:basedOn w:val="a3"/>
     <w:uiPriority w:val="69"/>
     <w:rsid w:val="00CB0664"/>
     <w:pPr>
@@ -9891,9 +10398,9 @@
       </w:tcPr>
     </w:tblStylePr>
   </w:style>
-  <w:style w:type="table" w:styleId="MediumGrid3-Accent3">
+  <w:style w:type="table" w:styleId="3-3">
     <w:name w:val="Medium Grid 3 Accent 3"/>
-    <w:basedOn w:val="TableNormal"/>
+    <w:basedOn w:val="a3"/>
     <w:uiPriority w:val="69"/>
     <w:rsid w:val="00CB0664"/>
     <w:pPr>
@@ -10025,9 +10532,9 @@
       </w:tcPr>
     </w:tblStylePr>
   </w:style>
-  <w:style w:type="table" w:styleId="MediumGrid3-Accent4">
+  <w:style w:type="table" w:styleId="3-4">
     <w:name w:val="Medium Grid 3 Accent 4"/>
-    <w:basedOn w:val="TableNormal"/>
+    <w:basedOn w:val="a3"/>
     <w:uiPriority w:val="69"/>
     <w:rsid w:val="00CB0664"/>
     <w:pPr>
@@ -10159,9 +10666,9 @@
       </w:tcPr>
     </w:tblStylePr>
   </w:style>
-  <w:style w:type="table" w:styleId="MediumGrid3-Accent5">
+  <w:style w:type="table" w:styleId="3-5">
     <w:name w:val="Medium Grid 3 Accent 5"/>
-    <w:basedOn w:val="TableNormal"/>
+    <w:basedOn w:val="a3"/>
     <w:uiPriority w:val="69"/>
     <w:rsid w:val="00CB0664"/>
     <w:pPr>
@@ -10293,9 +10800,9 @@
       </w:tcPr>
     </w:tblStylePr>
   </w:style>
-  <w:style w:type="table" w:styleId="MediumGrid3-Accent6">
+  <w:style w:type="table" w:styleId="3-6">
     <w:name w:val="Medium Grid 3 Accent 6"/>
-    <w:basedOn w:val="TableNormal"/>
+    <w:basedOn w:val="a3"/>
     <w:uiPriority w:val="69"/>
     <w:rsid w:val="00CB0664"/>
     <w:pPr>
@@ -10427,9 +10934,9 @@
       </w:tcPr>
     </w:tblStylePr>
   </w:style>
-  <w:style w:type="table" w:styleId="DarkList">
+  <w:style w:type="table" w:styleId="aff5">
     <w:name w:val="Dark List"/>
-    <w:basedOn w:val="TableNormal"/>
+    <w:basedOn w:val="a3"/>
     <w:uiPriority w:val="70"/>
     <w:rsid w:val="00CB0664"/>
     <w:pPr>
@@ -10534,9 +11041,9 @@
       </w:tcPr>
     </w:tblStylePr>
   </w:style>
-  <w:style w:type="table" w:styleId="DarkList-Accent1">
+  <w:style w:type="table" w:styleId="-12">
     <w:name w:val="Dark List Accent 1"/>
-    <w:basedOn w:val="TableNormal"/>
+    <w:basedOn w:val="a3"/>
     <w:uiPriority w:val="70"/>
     <w:rsid w:val="00CB0664"/>
     <w:pPr>
@@ -10641,9 +11148,9 @@
       </w:tcPr>
     </w:tblStylePr>
   </w:style>
-  <w:style w:type="table" w:styleId="DarkList-Accent2">
+  <w:style w:type="table" w:styleId="-22">
     <w:name w:val="Dark List Accent 2"/>
-    <w:basedOn w:val="TableNormal"/>
+    <w:basedOn w:val="a3"/>
     <w:uiPriority w:val="70"/>
     <w:rsid w:val="00CB0664"/>
     <w:pPr>
@@ -10748,9 +11255,9 @@
       </w:tcPr>
     </w:tblStylePr>
   </w:style>
-  <w:style w:type="table" w:styleId="DarkList-Accent3">
+  <w:style w:type="table" w:styleId="-32">
     <w:name w:val="Dark List Accent 3"/>
-    <w:basedOn w:val="TableNormal"/>
+    <w:basedOn w:val="a3"/>
     <w:uiPriority w:val="70"/>
     <w:rsid w:val="00CB0664"/>
     <w:pPr>
@@ -10855,9 +11362,9 @@
       </w:tcPr>
     </w:tblStylePr>
   </w:style>
-  <w:style w:type="table" w:styleId="DarkList-Accent4">
+  <w:style w:type="table" w:styleId="-42">
     <w:name w:val="Dark List Accent 4"/>
-    <w:basedOn w:val="TableNormal"/>
+    <w:basedOn w:val="a3"/>
     <w:uiPriority w:val="70"/>
     <w:rsid w:val="00CB0664"/>
     <w:pPr>
@@ -10962,9 +11469,9 @@
       </w:tcPr>
     </w:tblStylePr>
   </w:style>
-  <w:style w:type="table" w:styleId="DarkList-Accent5">
+  <w:style w:type="table" w:styleId="-52">
     <w:name w:val="Dark List Accent 5"/>
-    <w:basedOn w:val="TableNormal"/>
+    <w:basedOn w:val="a3"/>
     <w:uiPriority w:val="70"/>
     <w:rsid w:val="00CB0664"/>
     <w:pPr>
@@ -11069,9 +11576,9 @@
       </w:tcPr>
     </w:tblStylePr>
   </w:style>
-  <w:style w:type="table" w:styleId="DarkList-Accent6">
+  <w:style w:type="table" w:styleId="-62">
     <w:name w:val="Dark List Accent 6"/>
-    <w:basedOn w:val="TableNormal"/>
+    <w:basedOn w:val="a3"/>
     <w:uiPriority w:val="70"/>
     <w:rsid w:val="00CB0664"/>
     <w:pPr>
@@ -11176,9 +11683,9 @@
       </w:tcPr>
     </w:tblStylePr>
   </w:style>
-  <w:style w:type="table" w:styleId="ColorfulShading">
+  <w:style w:type="table" w:styleId="aff6">
     <w:name w:val="Colorful Shading"/>
-    <w:basedOn w:val="TableNormal"/>
+    <w:basedOn w:val="a3"/>
     <w:uiPriority w:val="71"/>
     <w:rsid w:val="00CB0664"/>
     <w:pPr>
@@ -11291,9 +11798,9 @@
       </w:rPr>
     </w:tblStylePr>
   </w:style>
-  <w:style w:type="table" w:styleId="ColorfulShading-Accent1">
+  <w:style w:type="table" w:styleId="-13">
     <w:name w:val="Colorful Shading Accent 1"/>
-    <w:basedOn w:val="TableNormal"/>
+    <w:basedOn w:val="a3"/>
     <w:uiPriority w:val="71"/>
     <w:rsid w:val="00CB0664"/>
     <w:pPr>
@@ -11406,9 +11913,9 @@
       </w:rPr>
     </w:tblStylePr>
   </w:style>
-  <w:style w:type="table" w:styleId="ColorfulShading-Accent2">
+  <w:style w:type="table" w:styleId="-23">
     <w:name w:val="Colorful Shading Accent 2"/>
-    <w:basedOn w:val="TableNormal"/>
+    <w:basedOn w:val="a3"/>
     <w:uiPriority w:val="71"/>
     <w:rsid w:val="00CB0664"/>
     <w:pPr>
@@ -11521,9 +12028,9 @@
       </w:rPr>
     </w:tblStylePr>
   </w:style>
-  <w:style w:type="table" w:styleId="ColorfulShading-Accent3">
+  <w:style w:type="table" w:styleId="-33">
     <w:name w:val="Colorful Shading Accent 3"/>
-    <w:basedOn w:val="TableNormal"/>
+    <w:basedOn w:val="a3"/>
     <w:uiPriority w:val="71"/>
     <w:rsid w:val="00CB0664"/>
     <w:pPr>
@@ -11626,9 +12133,9 @@
       </w:tcPr>
     </w:tblStylePr>
   </w:style>
-  <w:style w:type="table" w:styleId="ColorfulShading-Accent4">
+  <w:style w:type="table" w:styleId="-43">
     <w:name w:val="Colorful Shading Accent 4"/>
-    <w:basedOn w:val="TableNormal"/>
+    <w:basedOn w:val="a3"/>
     <w:uiPriority w:val="71"/>
     <w:rsid w:val="00CB0664"/>
     <w:pPr>
@@ -11741,9 +12248,9 @@
       </w:rPr>
     </w:tblStylePr>
   </w:style>
-  <w:style w:type="table" w:styleId="ColorfulShading-Accent5">
+  <w:style w:type="table" w:styleId="-53">
     <w:name w:val="Colorful Shading Accent 5"/>
-    <w:basedOn w:val="TableNormal"/>
+    <w:basedOn w:val="a3"/>
     <w:uiPriority w:val="71"/>
     <w:rsid w:val="00CB0664"/>
     <w:pPr>
@@ -11856,9 +12363,9 @@
       </w:rPr>
     </w:tblStylePr>
   </w:style>
-  <w:style w:type="table" w:styleId="ColorfulShading-Accent6">
+  <w:style w:type="table" w:styleId="-63">
     <w:name w:val="Colorful Shading Accent 6"/>
-    <w:basedOn w:val="TableNormal"/>
+    <w:basedOn w:val="a3"/>
     <w:uiPriority w:val="71"/>
     <w:rsid w:val="00CB0664"/>
     <w:pPr>
@@ -11971,9 +12478,9 @@
       </w:rPr>
     </w:tblStylePr>
   </w:style>
-  <w:style w:type="table" w:styleId="ColorfulList">
+  <w:style w:type="table" w:styleId="aff7">
     <w:name w:val="Colorful List"/>
-    <w:basedOn w:val="TableNormal"/>
+    <w:basedOn w:val="a3"/>
     <w:uiPriority w:val="72"/>
     <w:rsid w:val="00CB0664"/>
     <w:pPr>
@@ -12050,9 +12557,9 @@
       </w:tcPr>
     </w:tblStylePr>
   </w:style>
-  <w:style w:type="table" w:styleId="ColorfulList-Accent1">
+  <w:style w:type="table" w:styleId="-14">
     <w:name w:val="Colorful List Accent 1"/>
-    <w:basedOn w:val="TableNormal"/>
+    <w:basedOn w:val="a3"/>
     <w:uiPriority w:val="72"/>
     <w:rsid w:val="00CB0664"/>
     <w:pPr>
@@ -12129,9 +12636,9 @@
       </w:tcPr>
     </w:tblStylePr>
   </w:style>
-  <w:style w:type="table" w:styleId="ColorfulList-Accent2">
+  <w:style w:type="table" w:styleId="-24">
     <w:name w:val="Colorful List Accent 2"/>
-    <w:basedOn w:val="TableNormal"/>
+    <w:basedOn w:val="a3"/>
     <w:uiPriority w:val="72"/>
     <w:rsid w:val="00CB0664"/>
     <w:pPr>
@@ -12208,9 +12715,9 @@
       </w:tcPr>
     </w:tblStylePr>
   </w:style>
-  <w:style w:type="table" w:styleId="ColorfulList-Accent3">
+  <w:style w:type="table" w:styleId="-34">
     <w:name w:val="Colorful List Accent 3"/>
-    <w:basedOn w:val="TableNormal"/>
+    <w:basedOn w:val="a3"/>
     <w:uiPriority w:val="72"/>
     <w:rsid w:val="00CB0664"/>
     <w:pPr>
@@ -12287,9 +12794,9 @@
       </w:tcPr>
     </w:tblStylePr>
   </w:style>
-  <w:style w:type="table" w:styleId="ColorfulList-Accent4">
+  <w:style w:type="table" w:styleId="-44">
     <w:name w:val="Colorful List Accent 4"/>
-    <w:basedOn w:val="TableNormal"/>
+    <w:basedOn w:val="a3"/>
     <w:uiPriority w:val="72"/>
     <w:rsid w:val="00CB0664"/>
     <w:pPr>
@@ -12366,9 +12873,9 @@
       </w:tcPr>
     </w:tblStylePr>
   </w:style>
-  <w:style w:type="table" w:styleId="ColorfulList-Accent5">
+  <w:style w:type="table" w:styleId="-54">
     <w:name w:val="Colorful List Accent 5"/>
-    <w:basedOn w:val="TableNormal"/>
+    <w:basedOn w:val="a3"/>
     <w:uiPriority w:val="72"/>
     <w:rsid w:val="00CB0664"/>
     <w:pPr>
@@ -12445,9 +12952,9 @@
       </w:tcPr>
     </w:tblStylePr>
   </w:style>
-  <w:style w:type="table" w:styleId="ColorfulList-Accent6">
+  <w:style w:type="table" w:styleId="-64">
     <w:name w:val="Colorful List Accent 6"/>
-    <w:basedOn w:val="TableNormal"/>
+    <w:basedOn w:val="a3"/>
     <w:uiPriority w:val="72"/>
     <w:rsid w:val="00CB0664"/>
     <w:pPr>
@@ -12524,9 +13031,9 @@
       </w:tcPr>
     </w:tblStylePr>
   </w:style>
-  <w:style w:type="table" w:styleId="ColorfulGrid">
+  <w:style w:type="table" w:styleId="aff8">
     <w:name w:val="Colorful Grid"/>
-    <w:basedOn w:val="TableNormal"/>
+    <w:basedOn w:val="a3"/>
     <w:uiPriority w:val="73"/>
     <w:rsid w:val="00CB0664"/>
     <w:pPr>
@@ -12597,9 +13104,9 @@
       </w:tcPr>
     </w:tblStylePr>
   </w:style>
-  <w:style w:type="table" w:styleId="ColorfulGrid-Accent1">
+  <w:style w:type="table" w:styleId="-15">
     <w:name w:val="Colorful Grid Accent 1"/>
-    <w:basedOn w:val="TableNormal"/>
+    <w:basedOn w:val="a3"/>
     <w:uiPriority w:val="73"/>
     <w:rsid w:val="00CB0664"/>
     <w:pPr>
@@ -12670,9 +13177,9 @@
       </w:tcPr>
     </w:tblStylePr>
   </w:style>
-  <w:style w:type="table" w:styleId="ColorfulGrid-Accent2">
+  <w:style w:type="table" w:styleId="-25">
     <w:name w:val="Colorful Grid Accent 2"/>
-    <w:basedOn w:val="TableNormal"/>
+    <w:basedOn w:val="a3"/>
     <w:uiPriority w:val="73"/>
     <w:rsid w:val="00CB0664"/>
     <w:pPr>
@@ -12743,9 +13250,9 @@
       </w:tcPr>
     </w:tblStylePr>
   </w:style>
-  <w:style w:type="table" w:styleId="ColorfulGrid-Accent3">
+  <w:style w:type="table" w:styleId="-35">
     <w:name w:val="Colorful Grid Accent 3"/>
-    <w:basedOn w:val="TableNormal"/>
+    <w:basedOn w:val="a3"/>
     <w:uiPriority w:val="73"/>
     <w:rsid w:val="00CB0664"/>
     <w:pPr>
@@ -12816,9 +13323,9 @@
       </w:tcPr>
     </w:tblStylePr>
   </w:style>
-  <w:style w:type="table" w:styleId="ColorfulGrid-Accent4">
+  <w:style w:type="table" w:styleId="-45">
     <w:name w:val="Colorful Grid Accent 4"/>
-    <w:basedOn w:val="TableNormal"/>
+    <w:basedOn w:val="a3"/>
     <w:uiPriority w:val="73"/>
     <w:rsid w:val="00CB0664"/>
     <w:pPr>
@@ -12889,9 +13396,9 @@
       </w:tcPr>
     </w:tblStylePr>
   </w:style>
-  <w:style w:type="table" w:styleId="ColorfulGrid-Accent5">
+  <w:style w:type="table" w:styleId="-55">
     <w:name w:val="Colorful Grid Accent 5"/>
-    <w:basedOn w:val="TableNormal"/>
+    <w:basedOn w:val="a3"/>
     <w:uiPriority w:val="73"/>
     <w:rsid w:val="00CB0664"/>
     <w:pPr>
@@ -12962,9 +13469,9 @@
       </w:tcPr>
     </w:tblStylePr>
   </w:style>
-  <w:style w:type="table" w:styleId="ColorfulGrid-Accent6">
+  <w:style w:type="table" w:styleId="-65">
     <w:name w:val="Colorful Grid Accent 6"/>
-    <w:basedOn w:val="TableNormal"/>
+    <w:basedOn w:val="a3"/>
     <w:uiPriority w:val="73"/>
     <w:rsid w:val="00CB0664"/>
     <w:pPr>
@@ -13037,8 +13544,8 @@
   </w:style>
   <w:style w:type="paragraph" w:styleId="TOC2">
     <w:name w:val="toc 2"/>
-    <w:basedOn w:val="Normal"/>
-    <w:next w:val="Normal"/>
+    <w:basedOn w:val="a1"/>
+    <w:next w:val="a1"/>
     <w:autoRedefine/>
     <w:uiPriority w:val="39"/>
     <w:unhideWhenUsed/>
@@ -13048,9 +13555,9 @@
       <w:ind w:left="220"/>
     </w:pPr>
   </w:style>
-  <w:style w:type="character" w:styleId="Hyperlink">
+  <w:style w:type="character" w:styleId="aff9">
     <w:name w:val="Hyperlink"/>
-    <w:basedOn w:val="DefaultParagraphFont"/>
+    <w:basedOn w:val="a2"/>
     <w:uiPriority w:val="99"/>
     <w:unhideWhenUsed/>
     <w:rsid w:val="007D1A33"/>

--- a/docs/CS4135_Project_Setup.docx
+++ b/docs/CS4135_Project_Setup.docx
@@ -45,7 +45,7 @@
                     <pic:cNvPicPr/>
                   </pic:nvPicPr>
                   <pic:blipFill>
-                    <a:blip r:embed="rId6">
+                    <a:blip r:embed="rId8">
                       <a:extLst>
                         <a:ext uri="{28A0092B-C50C-407E-A947-70E740481C1C}">
                           <a14:useLocalDpi xmlns:a14="http://schemas.microsoft.com/office/drawing/2010/main" val="0"/>
@@ -239,6 +239,15 @@
                 <w:lang w:val="en-IE" w:eastAsia="zh-CN"/>
               </w:rPr>
             </w:pPr>
+            <w:r>
+              <w:rPr>
+                <w:rFonts w:ascii="Times New Roman" w:eastAsia="宋体" w:hAnsi="Times New Roman" w:cs="Times New Roman" w:hint="eastAsia"/>
+                <w:sz w:val="28"/>
+                <w:szCs w:val="28"/>
+                <w:lang w:val="en-IE" w:eastAsia="zh-CN"/>
+              </w:rPr>
+              <w:t>#</w:t>
+            </w:r>
           </w:p>
         </w:tc>
         <w:tc>
@@ -250,7 +259,7 @@
               <w:spacing w:after="160" w:line="279" w:lineRule="auto"/>
               <w:jc w:val="center"/>
               <w:rPr>
-                <w:rFonts w:ascii="Times New Roman" w:eastAsia="宋体" w:hAnsi="Times New Roman" w:cs="Times New Roman" w:hint="eastAsia"/>
+                <w:rFonts w:ascii="Times New Roman" w:eastAsia="宋体" w:hAnsi="Times New Roman" w:cs="Times New Roman"/>
                 <w:sz w:val="28"/>
                 <w:szCs w:val="28"/>
                 <w:lang w:val="en-IE" w:eastAsia="zh-CN"/>
@@ -285,7 +294,7 @@
               <w:spacing w:after="160" w:line="279" w:lineRule="auto"/>
               <w:jc w:val="center"/>
               <w:rPr>
-                <w:rFonts w:ascii="Times New Roman" w:eastAsia="宋体" w:hAnsi="Times New Roman" w:cs="Times New Roman" w:hint="eastAsia"/>
+                <w:rFonts w:ascii="Times New Roman" w:eastAsia="宋体" w:hAnsi="Times New Roman" w:cs="Times New Roman"/>
                 <w:sz w:val="28"/>
                 <w:szCs w:val="28"/>
                 <w:lang w:val="en-IE" w:eastAsia="zh-CN"/>
@@ -311,7 +320,7 @@
               <w:spacing w:after="160" w:line="279" w:lineRule="auto"/>
               <w:jc w:val="center"/>
               <w:rPr>
-                <w:rFonts w:ascii="Times New Roman" w:eastAsia="宋体" w:hAnsi="Times New Roman" w:cs="Times New Roman" w:hint="eastAsia"/>
+                <w:rFonts w:ascii="Times New Roman" w:eastAsia="宋体" w:hAnsi="Times New Roman" w:cs="Times New Roman"/>
                 <w:sz w:val="28"/>
                 <w:szCs w:val="28"/>
                 <w:lang w:val="en-IE" w:eastAsia="zh-CN"/>
@@ -346,7 +355,7 @@
               <w:spacing w:after="160" w:line="279" w:lineRule="auto"/>
               <w:jc w:val="center"/>
               <w:rPr>
-                <w:rFonts w:ascii="Times New Roman" w:eastAsia="宋体" w:hAnsi="Times New Roman" w:cs="Times New Roman" w:hint="eastAsia"/>
+                <w:rFonts w:ascii="Times New Roman" w:eastAsia="宋体" w:hAnsi="Times New Roman" w:cs="Times New Roman"/>
                 <w:sz w:val="28"/>
                 <w:szCs w:val="28"/>
                 <w:lang w:val="en-IE" w:eastAsia="zh-CN"/>
@@ -374,7 +383,7 @@
               <w:spacing w:after="160" w:line="279" w:lineRule="auto"/>
               <w:jc w:val="center"/>
               <w:rPr>
-                <w:rFonts w:ascii="Times New Roman" w:eastAsia="宋体" w:hAnsi="Times New Roman" w:cs="Times New Roman" w:hint="eastAsia"/>
+                <w:rFonts w:ascii="Times New Roman" w:eastAsia="宋体" w:hAnsi="Times New Roman" w:cs="Times New Roman"/>
                 <w:sz w:val="28"/>
                 <w:szCs w:val="28"/>
                 <w:lang w:val="en-IE" w:eastAsia="zh-CN"/>
@@ -398,9 +407,8 @@
           <w:p>
             <w:pPr>
               <w:spacing w:after="160" w:line="279" w:lineRule="auto"/>
-              <w:jc w:val="center"/>
               <w:rPr>
-                <w:rFonts w:ascii="Times New Roman" w:eastAsia="宋体" w:hAnsi="Times New Roman" w:cs="Times New Roman" w:hint="eastAsia"/>
+                <w:rFonts w:ascii="Times New Roman" w:eastAsia="宋体" w:hAnsi="Times New Roman" w:cs="Times New Roman"/>
                 <w:sz w:val="28"/>
                 <w:szCs w:val="28"/>
                 <w:lang w:val="en-IE" w:eastAsia="zh-CN"/>
@@ -424,9 +432,8 @@
           <w:p>
             <w:pPr>
               <w:spacing w:after="160" w:line="279" w:lineRule="auto"/>
-              <w:jc w:val="center"/>
               <w:rPr>
-                <w:rFonts w:ascii="Times New Roman" w:eastAsia="宋体" w:hAnsi="Times New Roman" w:cs="Times New Roman" w:hint="eastAsia"/>
+                <w:rFonts w:ascii="Times New Roman" w:eastAsia="宋体" w:hAnsi="Times New Roman" w:cs="Times New Roman"/>
                 <w:sz w:val="28"/>
                 <w:szCs w:val="28"/>
                 <w:lang w:val="en-IE" w:eastAsia="zh-CN"/>
@@ -452,7 +459,7 @@
               <w:spacing w:after="160" w:line="279" w:lineRule="auto"/>
               <w:jc w:val="center"/>
               <w:rPr>
-                <w:rFonts w:ascii="Times New Roman" w:eastAsia="宋体" w:hAnsi="Times New Roman" w:cs="Times New Roman" w:hint="eastAsia"/>
+                <w:rFonts w:ascii="Times New Roman" w:eastAsia="宋体" w:hAnsi="Times New Roman" w:cs="Times New Roman"/>
                 <w:sz w:val="28"/>
                 <w:szCs w:val="28"/>
                 <w:lang w:val="en-IE" w:eastAsia="zh-CN"/>
@@ -478,7 +485,7 @@
               <w:spacing w:after="160" w:line="279" w:lineRule="auto"/>
               <w:jc w:val="center"/>
               <w:rPr>
-                <w:rFonts w:ascii="Times New Roman" w:eastAsia="宋体" w:hAnsi="Times New Roman" w:cs="Times New Roman" w:hint="eastAsia"/>
+                <w:rFonts w:ascii="Times New Roman" w:eastAsia="宋体" w:hAnsi="Times New Roman" w:cs="Times New Roman"/>
                 <w:sz w:val="28"/>
                 <w:szCs w:val="28"/>
                 <w:lang w:val="en-IE" w:eastAsia="zh-CN"/>
@@ -497,7 +504,7 @@
               <w:spacing w:after="160" w:line="279" w:lineRule="auto"/>
               <w:jc w:val="center"/>
               <w:rPr>
-                <w:rFonts w:ascii="Times New Roman" w:eastAsia="宋体" w:hAnsi="Times New Roman" w:cs="Times New Roman" w:hint="eastAsia"/>
+                <w:rFonts w:ascii="Times New Roman" w:eastAsia="宋体" w:hAnsi="Times New Roman" w:cs="Times New Roman"/>
                 <w:sz w:val="28"/>
                 <w:szCs w:val="28"/>
                 <w:lang w:val="en-IE" w:eastAsia="zh-CN"/>
@@ -521,7 +528,31 @@
           <w:p>
             <w:pPr>
               <w:spacing w:after="160" w:line="279" w:lineRule="auto"/>
-              <w:jc w:val="center"/>
+              <w:rPr>
+                <w:rFonts w:ascii="Times New Roman" w:eastAsia="宋体" w:hAnsi="Times New Roman" w:cs="Times New Roman"/>
+                <w:sz w:val="28"/>
+                <w:szCs w:val="28"/>
+                <w:lang w:val="en-IE" w:eastAsia="zh-CN"/>
+              </w:rPr>
+            </w:pPr>
+            <w:r>
+              <w:rPr>
+                <w:rFonts w:ascii="Times New Roman" w:eastAsia="宋体" w:hAnsi="Times New Roman" w:cs="Times New Roman"/>
+                <w:sz w:val="28"/>
+                <w:szCs w:val="28"/>
+                <w:lang w:eastAsia="zh-CN"/>
+              </w:rPr>
+              <w:t>Tianxing</w:t>
+            </w:r>
+          </w:p>
+        </w:tc>
+        <w:tc>
+          <w:tcPr>
+            <w:tcW w:w="1771" w:type="dxa"/>
+          </w:tcPr>
+          <w:p>
+            <w:pPr>
+              <w:spacing w:after="160" w:line="279" w:lineRule="auto"/>
               <w:rPr>
                 <w:rFonts w:ascii="Times New Roman" w:eastAsia="宋体" w:hAnsi="Times New Roman" w:cs="Times New Roman" w:hint="eastAsia"/>
                 <w:sz w:val="28"/>
@@ -529,6 +560,15 @@
                 <w:lang w:val="en-IE" w:eastAsia="zh-CN"/>
               </w:rPr>
             </w:pPr>
+            <w:r>
+              <w:rPr>
+                <w:rFonts w:ascii="Times New Roman" w:eastAsia="宋体" w:hAnsi="Times New Roman" w:cs="Times New Roman" w:hint="eastAsia"/>
+                <w:sz w:val="28"/>
+                <w:szCs w:val="28"/>
+                <w:lang w:val="en-IE" w:eastAsia="zh-CN"/>
+              </w:rPr>
+              <w:t>Fan</w:t>
+            </w:r>
           </w:p>
         </w:tc>
         <w:tc>
@@ -540,24 +580,7 @@
               <w:spacing w:after="160" w:line="279" w:lineRule="auto"/>
               <w:jc w:val="center"/>
               <w:rPr>
-                <w:rFonts w:ascii="Times New Roman" w:eastAsia="宋体" w:hAnsi="Times New Roman" w:cs="Times New Roman" w:hint="eastAsia"/>
-                <w:sz w:val="28"/>
-                <w:szCs w:val="28"/>
-                <w:lang w:val="en-IE" w:eastAsia="zh-CN"/>
-              </w:rPr>
-            </w:pPr>
-          </w:p>
-        </w:tc>
-        <w:tc>
-          <w:tcPr>
-            <w:tcW w:w="1771" w:type="dxa"/>
-          </w:tcPr>
-          <w:p>
-            <w:pPr>
-              <w:spacing w:after="160" w:line="279" w:lineRule="auto"/>
-              <w:jc w:val="center"/>
-              <w:rPr>
-                <w:rFonts w:ascii="Times New Roman" w:eastAsia="宋体" w:hAnsi="Times New Roman" w:cs="Times New Roman" w:hint="eastAsia"/>
+                <w:rFonts w:ascii="Times New Roman" w:eastAsia="宋体" w:hAnsi="Times New Roman" w:cs="Times New Roman"/>
                 <w:sz w:val="28"/>
                 <w:szCs w:val="28"/>
                 <w:lang w:val="en-IE" w:eastAsia="zh-CN"/>
@@ -574,7 +597,7 @@
               <w:spacing w:after="160" w:line="279" w:lineRule="auto"/>
               <w:jc w:val="center"/>
               <w:rPr>
-                <w:rFonts w:ascii="Times New Roman" w:eastAsia="宋体" w:hAnsi="Times New Roman" w:cs="Times New Roman" w:hint="eastAsia"/>
+                <w:rFonts w:ascii="Times New Roman" w:eastAsia="宋体" w:hAnsi="Times New Roman" w:cs="Times New Roman"/>
                 <w:sz w:val="28"/>
                 <w:szCs w:val="28"/>
                 <w:lang w:val="en-IE" w:eastAsia="zh-CN"/>
@@ -593,7 +616,7 @@
               <w:spacing w:after="160" w:line="279" w:lineRule="auto"/>
               <w:jc w:val="center"/>
               <w:rPr>
-                <w:rFonts w:ascii="Times New Roman" w:eastAsia="宋体" w:hAnsi="Times New Roman" w:cs="Times New Roman" w:hint="eastAsia"/>
+                <w:rFonts w:ascii="Times New Roman" w:eastAsia="宋体" w:hAnsi="Times New Roman" w:cs="Times New Roman"/>
                 <w:sz w:val="28"/>
                 <w:szCs w:val="28"/>
                 <w:lang w:val="en-IE" w:eastAsia="zh-CN"/>
@@ -617,7 +640,6 @@
           <w:p>
             <w:pPr>
               <w:spacing w:after="160" w:line="279" w:lineRule="auto"/>
-              <w:jc w:val="center"/>
               <w:rPr>
                 <w:rFonts w:ascii="Times New Roman" w:eastAsia="宋体" w:hAnsi="Times New Roman" w:cs="Times New Roman" w:hint="eastAsia"/>
                 <w:sz w:val="28"/>
@@ -625,6 +647,58 @@
                 <w:lang w:val="en-IE" w:eastAsia="zh-CN"/>
               </w:rPr>
             </w:pPr>
+            <w:r>
+              <w:rPr>
+                <w:rFonts w:ascii="Times New Roman" w:eastAsia="宋体" w:hAnsi="Times New Roman" w:cs="Times New Roman" w:hint="eastAsia"/>
+                <w:sz w:val="28"/>
+                <w:szCs w:val="28"/>
+                <w:lang w:val="en-IE" w:eastAsia="zh-CN"/>
+              </w:rPr>
+              <w:t>Hon</w:t>
+            </w:r>
+            <w:r>
+              <w:rPr>
+                <w:rFonts w:ascii="Times New Roman" w:eastAsia="宋体" w:hAnsi="Times New Roman" w:cs="Times New Roman" w:hint="eastAsia"/>
+                <w:sz w:val="28"/>
+                <w:szCs w:val="28"/>
+                <w:lang w:val="en-IE" w:eastAsia="zh-CN"/>
+              </w:rPr>
+              <w:t>g</w:t>
+            </w:r>
+            <w:r>
+              <w:rPr>
+                <w:rFonts w:ascii="Times New Roman" w:eastAsia="宋体" w:hAnsi="Times New Roman" w:cs="Times New Roman" w:hint="eastAsia"/>
+                <w:sz w:val="28"/>
+                <w:szCs w:val="28"/>
+                <w:lang w:val="en-IE" w:eastAsia="zh-CN"/>
+              </w:rPr>
+              <w:t>tao</w:t>
+            </w:r>
+          </w:p>
+        </w:tc>
+        <w:tc>
+          <w:tcPr>
+            <w:tcW w:w="1771" w:type="dxa"/>
+          </w:tcPr>
+          <w:p>
+            <w:pPr>
+              <w:spacing w:after="160" w:line="279" w:lineRule="auto"/>
+              <w:rPr>
+                <w:rFonts w:ascii="Times New Roman" w:eastAsia="宋体" w:hAnsi="Times New Roman" w:cs="Times New Roman" w:hint="eastAsia"/>
+                <w:sz w:val="28"/>
+                <w:szCs w:val="28"/>
+                <w:lang w:val="en-IE" w:eastAsia="zh-CN"/>
+              </w:rPr>
+            </w:pPr>
+            <w:r>
+              <w:rPr>
+                <w:rFonts w:ascii="Times New Roman" w:eastAsia="宋体" w:hAnsi="Times New Roman" w:cs="Times New Roman" w:hint="eastAsia"/>
+                <w:sz w:val="28"/>
+                <w:szCs w:val="28"/>
+                <w:lang w:val="en-IE" w:eastAsia="zh-CN"/>
+              </w:rPr>
+              <w:t>Zhu</w:t>
+            </w:r>
           </w:p>
         </w:tc>
         <w:tc>
@@ -636,24 +710,7 @@
               <w:spacing w:after="160" w:line="279" w:lineRule="auto"/>
               <w:jc w:val="center"/>
               <w:rPr>
-                <w:rFonts w:ascii="Times New Roman" w:eastAsia="宋体" w:hAnsi="Times New Roman" w:cs="Times New Roman" w:hint="eastAsia"/>
-                <w:sz w:val="28"/>
-                <w:szCs w:val="28"/>
-                <w:lang w:val="en-IE" w:eastAsia="zh-CN"/>
-              </w:rPr>
-            </w:pPr>
-          </w:p>
-        </w:tc>
-        <w:tc>
-          <w:tcPr>
-            <w:tcW w:w="1771" w:type="dxa"/>
-          </w:tcPr>
-          <w:p>
-            <w:pPr>
-              <w:spacing w:after="160" w:line="279" w:lineRule="auto"/>
-              <w:jc w:val="center"/>
-              <w:rPr>
-                <w:rFonts w:ascii="Times New Roman" w:eastAsia="宋体" w:hAnsi="Times New Roman" w:cs="Times New Roman" w:hint="eastAsia"/>
+                <w:rFonts w:ascii="Times New Roman" w:eastAsia="宋体" w:hAnsi="Times New Roman" w:cs="Times New Roman"/>
                 <w:sz w:val="28"/>
                 <w:szCs w:val="28"/>
                 <w:lang w:val="en-IE" w:eastAsia="zh-CN"/>
@@ -670,7 +727,7 @@
               <w:spacing w:after="160" w:line="279" w:lineRule="auto"/>
               <w:jc w:val="center"/>
               <w:rPr>
-                <w:rFonts w:ascii="Times New Roman" w:eastAsia="宋体" w:hAnsi="Times New Roman" w:cs="Times New Roman" w:hint="eastAsia"/>
+                <w:rFonts w:ascii="Times New Roman" w:eastAsia="宋体" w:hAnsi="Times New Roman" w:cs="Times New Roman"/>
                 <w:sz w:val="28"/>
                 <w:szCs w:val="28"/>
                 <w:lang w:val="en-IE" w:eastAsia="zh-CN"/>
@@ -685,7 +742,7 @@
         <w:spacing w:after="160" w:line="279" w:lineRule="auto"/>
         <w:jc w:val="center"/>
         <w:rPr>
-          <w:rFonts w:ascii="Times New Roman" w:eastAsia="宋体" w:hAnsi="Times New Roman" w:cs="Times New Roman" w:hint="eastAsia"/>
+          <w:rFonts w:ascii="Times New Roman" w:eastAsia="宋体" w:hAnsi="Times New Roman" w:cs="Times New Roman"/>
           <w:sz w:val="28"/>
           <w:szCs w:val="28"/>
           <w:lang w:val="en-IE" w:eastAsia="zh-CN"/>
@@ -1702,8 +1759,136 @@
       </w:r>
     </w:p>
     <w:p>
+      <w:pPr>
+        <w:rPr>
+          <w:lang w:val="en-IE"/>
+        </w:rPr>
+      </w:pPr>
       <w:r>
-        <w:t>One page</w:t>
+        <w:rPr>
+          <w:lang w:val="en-IE"/>
+        </w:rPr>
+        <w:t xml:space="preserve">This project implements a distributed online order </w:t>
+      </w:r>
+      <w:r>
+        <w:rPr>
+          <w:rFonts w:eastAsia="宋体" w:hint="eastAsia"/>
+          <w:lang w:val="en-IE" w:eastAsia="zh-CN"/>
+        </w:rPr>
+        <w:t>&amp;</w:t>
+      </w:r>
+      <w:r>
+        <w:rPr>
+          <w:lang w:val="en-IE"/>
+        </w:rPr>
+        <w:t xml:space="preserve"> delivery system designed to simulate real-world interactions between customers, restaurants, delivery agents, and payment services.</w:t>
+      </w:r>
+    </w:p>
+    <w:p>
+      <w:pPr>
+        <w:rPr>
+          <w:lang w:val="en-IE"/>
+        </w:rPr>
+      </w:pPr>
+      <w:r>
+        <w:rPr>
+          <w:lang w:val="en-IE"/>
+        </w:rPr>
+        <w:t xml:space="preserve">Online delivery </w:t>
+      </w:r>
+      <w:r>
+        <w:rPr>
+          <w:rFonts w:eastAsia="宋体" w:hint="eastAsia"/>
+          <w:lang w:val="en-IE" w:eastAsia="zh-CN"/>
+        </w:rPr>
+        <w:t xml:space="preserve">system </w:t>
+      </w:r>
+      <w:r>
+        <w:rPr>
+          <w:lang w:val="en-IE"/>
+        </w:rPr>
+        <w:t xml:space="preserve">typically involve multiple independent participants operating simultaneously. Payment providers, </w:t>
+      </w:r>
+      <w:r>
+        <w:rPr>
+          <w:rFonts w:asciiTheme="majorHAnsi" w:eastAsia="宋体" w:hAnsiTheme="majorHAnsi" w:cstheme="majorHAnsi"/>
+          <w:lang w:val="en-IE" w:eastAsia="zh-CN"/>
+        </w:rPr>
+        <w:t>business</w:t>
+      </w:r>
+      <w:r>
+        <w:rPr>
+          <w:lang w:val="en-IE"/>
+        </w:rPr>
+        <w:t xml:space="preserve"> and delivery drivers function as separate systems rather than as a single tightly integrated application. Due to this inherent separation of responsibilities, the domain is particularly suitable for studying distributed architecture and asynchronous coordination between services.</w:t>
+      </w:r>
+    </w:p>
+    <w:p>
+      <w:pPr>
+        <w:rPr>
+          <w:lang w:val="en-IE"/>
+        </w:rPr>
+      </w:pPr>
+      <w:r>
+        <w:rPr>
+          <w:lang w:val="en-IE"/>
+        </w:rPr>
+        <w:t>The system aims to demonstrate modern distributed system principles, including microservice-based architecture, event-driven communication, and the Saga pattern for managing distributed transactions.</w:t>
+      </w:r>
+    </w:p>
+    <w:p>
+      <w:pPr>
+        <w:rPr>
+          <w:lang w:val="en-IE"/>
+        </w:rPr>
+      </w:pPr>
+      <w:r>
+        <w:rPr>
+          <w:lang w:val="en-IE"/>
+        </w:rPr>
+        <w:t>The overall system is organized into independent service domains responsible for user management, order processing, payment handling, business operations, and delivery coordination. These domains communicate through asynchronous events to support distributed workflow management.</w:t>
+      </w:r>
+    </w:p>
+    <w:p>
+      <w:pPr>
+        <w:rPr>
+          <w:lang w:val="en-IE"/>
+        </w:rPr>
+      </w:pPr>
+      <w:r>
+        <w:rPr>
+          <w:lang w:val="en-IE"/>
+        </w:rPr>
+        <w:t>PostgreSQL is used for persistent storage. Depending on development progress, Redis may be integrated to support API rate limiting and performance optimization. Real-time delivery tracking through WebSocket-based communication is considered an optional enhancement to improve user experience. The frontend is developed using React to provide an interactive user interface.</w:t>
+      </w:r>
+    </w:p>
+    <w:p>
+      <w:pPr>
+        <w:rPr>
+          <w:rFonts w:eastAsia="宋体" w:hint="eastAsia"/>
+          <w:lang w:val="en-IE" w:eastAsia="zh-CN"/>
+        </w:rPr>
+      </w:pPr>
+      <w:r>
+        <w:rPr>
+          <w:rFonts w:eastAsia="宋体"/>
+          <w:lang w:val="en-IE" w:eastAsia="zh-CN"/>
+        </w:rPr>
+        <w:t xml:space="preserve">The main objectives of this project are to implement a functional delivery platform and to demonstrate the core concepts of distributed systems. These include dividing the system into smaller services, </w:t>
+      </w:r>
+      <w:r>
+        <w:rPr>
+          <w:rFonts w:eastAsia="宋体"/>
+          <w:lang w:val="en-IE" w:eastAsia="zh-CN"/>
+        </w:rPr>
+        <w:t xml:space="preserve">using </w:t>
+      </w:r>
+      <w:r>
+        <w:rPr>
+          <w:rFonts w:eastAsia="宋体"/>
+          <w:lang w:val="en-IE" w:eastAsia="zh-CN"/>
+        </w:rPr>
+        <w:t>asynchronous communication and coordinating transactions across different services.</w:t>
       </w:r>
     </w:p>
     <w:p>
@@ -1717,6 +1902,7 @@
           <w:szCs w:val="26"/>
         </w:rPr>
       </w:pPr>
+      <w:bookmarkStart w:id="1" w:name="_Toc221624525"/>
       <w:r>
         <w:br w:type="page"/>
       </w:r>
@@ -1725,11 +1911,10 @@
       <w:pPr>
         <w:pStyle w:val="21"/>
         <w:rPr>
-          <w:rFonts w:eastAsia="宋体" w:hint="eastAsia"/>
+          <w:rFonts w:eastAsia="宋体"/>
           <w:lang w:eastAsia="zh-CN"/>
         </w:rPr>
       </w:pPr>
-      <w:bookmarkStart w:id="1" w:name="_Toc221624525"/>
       <w:r>
         <w:lastRenderedPageBreak/>
         <w:t xml:space="preserve">2. Team Formation </w:t>
@@ -1737,12 +1922,10 @@
       <w:r>
         <w:t xml:space="preserve">and </w:t>
       </w:r>
-      <w:proofErr w:type="spellStart"/>
       <w:r>
         <w:t>Organisation</w:t>
       </w:r>
       <w:bookmarkEnd w:id="1"/>
-      <w:proofErr w:type="spellEnd"/>
     </w:p>
     <w:p>
       <w:r>
@@ -1785,19 +1968,383 @@
       </w:r>
     </w:p>
     <w:p>
+      <w:pPr>
+        <w:rPr>
+          <w:lang w:val="en-IE"/>
+        </w:rPr>
+      </w:pPr>
       <w:r>
-        <w:t>One page</w:t>
+        <w:rPr>
+          <w:lang w:val="en-IE"/>
+        </w:rPr>
+        <w:t xml:space="preserve">The system simulates a real-world </w:t>
+      </w:r>
+      <w:r>
+        <w:rPr>
+          <w:rFonts w:eastAsia="宋体" w:hint="eastAsia"/>
+          <w:lang w:val="en-IE" w:eastAsia="zh-CN"/>
+        </w:rPr>
+        <w:t xml:space="preserve">online order &amp; </w:t>
+      </w:r>
+      <w:r>
+        <w:rPr>
+          <w:lang w:val="en-IE"/>
+        </w:rPr>
+        <w:t xml:space="preserve">delivery </w:t>
+      </w:r>
+      <w:r>
+        <w:rPr>
+          <w:rFonts w:eastAsia="宋体" w:hint="eastAsia"/>
+          <w:lang w:val="en-IE" w:eastAsia="zh-CN"/>
+        </w:rPr>
+        <w:t>sys</w:t>
+      </w:r>
+      <w:r>
+        <w:rPr>
+          <w:rFonts w:eastAsia="宋体" w:hint="eastAsia"/>
+          <w:lang w:val="en-IE" w:eastAsia="zh-CN"/>
+        </w:rPr>
+        <w:t>tem</w:t>
+      </w:r>
+      <w:r>
+        <w:rPr>
+          <w:lang w:val="en-IE"/>
+        </w:rPr>
+        <w:t xml:space="preserve"> where multiple participants interact in parallel.</w:t>
       </w:r>
     </w:p>
     <w:p>
       <w:pPr>
         <w:rPr>
-          <w:rFonts w:asciiTheme="majorHAnsi" w:eastAsiaTheme="majorEastAsia" w:hAnsiTheme="majorHAnsi" w:cstheme="majorBidi"/>
-          <w:b/>
-          <w:bCs/>
-          <w:color w:val="4F81BD" w:themeColor="accent1"/>
-          <w:sz w:val="26"/>
-          <w:szCs w:val="26"/>
+          <w:rFonts w:eastAsia="宋体"/>
+          <w:lang w:val="en-IE" w:eastAsia="zh-CN"/>
+        </w:rPr>
+      </w:pPr>
+      <w:r>
+        <w:rPr>
+          <w:lang w:val="en-IE"/>
+        </w:rPr>
+        <w:t>There are four primary roles in the system:</w:t>
+      </w:r>
+    </w:p>
+    <w:p>
+      <w:pPr>
+        <w:pStyle w:val="ae"/>
+        <w:numPr>
+          <w:ilvl w:val="0"/>
+          <w:numId w:val="14"/>
+        </w:numPr>
+        <w:rPr>
+          <w:rFonts w:eastAsia="宋体"/>
+          <w:lang w:val="en-IE" w:eastAsia="zh-CN"/>
+        </w:rPr>
+      </w:pPr>
+      <w:r>
+        <w:t>Customers</w:t>
+      </w:r>
+      <w:r>
+        <w:rPr>
+          <w:rFonts w:eastAsia="宋体" w:hint="eastAsia"/>
+          <w:lang w:eastAsia="zh-CN"/>
+        </w:rPr>
+        <w:t xml:space="preserve">: </w:t>
+      </w:r>
+      <w:r>
+        <w:rPr>
+          <w:rFonts w:eastAsia="宋体"/>
+          <w:lang w:eastAsia="zh-CN"/>
+        </w:rPr>
+        <w:t>browse restaurants, place orders, and track delivery status</w:t>
+      </w:r>
+    </w:p>
+    <w:p>
+      <w:pPr>
+        <w:pStyle w:val="ae"/>
+        <w:numPr>
+          <w:ilvl w:val="0"/>
+          <w:numId w:val="14"/>
+        </w:numPr>
+        <w:rPr>
+          <w:rFonts w:eastAsia="宋体"/>
+          <w:lang w:val="en-IE" w:eastAsia="zh-CN"/>
+        </w:rPr>
+      </w:pPr>
+      <w:r>
+        <w:rPr>
+          <w:rFonts w:eastAsia="宋体" w:hint="eastAsia"/>
+          <w:lang w:eastAsia="zh-CN"/>
+        </w:rPr>
+        <w:t>Business</w:t>
+      </w:r>
+      <w:r>
+        <w:rPr>
+          <w:rFonts w:eastAsia="宋体" w:hint="eastAsia"/>
+          <w:lang w:eastAsia="zh-CN"/>
+        </w:rPr>
+        <w:t xml:space="preserve">: </w:t>
+      </w:r>
+      <w:r>
+        <w:rPr>
+          <w:rFonts w:eastAsia="宋体"/>
+          <w:lang w:eastAsia="zh-CN"/>
+        </w:rPr>
+        <w:t xml:space="preserve">manage </w:t>
+      </w:r>
+      <w:r>
+        <w:rPr>
+          <w:rFonts w:eastAsia="宋体"/>
+          <w:lang w:eastAsia="zh-CN"/>
+        </w:rPr>
+        <w:t>Product</w:t>
+      </w:r>
+      <w:r>
+        <w:rPr>
+          <w:rFonts w:eastAsia="宋体" w:hint="eastAsia"/>
+          <w:lang w:eastAsia="zh-CN"/>
+        </w:rPr>
+        <w:t xml:space="preserve">s </w:t>
+      </w:r>
+      <w:r>
+        <w:rPr>
+          <w:rFonts w:eastAsia="宋体"/>
+          <w:lang w:eastAsia="zh-CN"/>
+        </w:rPr>
+        <w:t>and accept or reject incoming orders</w:t>
+      </w:r>
+    </w:p>
+    <w:p>
+      <w:pPr>
+        <w:pStyle w:val="ae"/>
+        <w:numPr>
+          <w:ilvl w:val="0"/>
+          <w:numId w:val="14"/>
+        </w:numPr>
+        <w:rPr>
+          <w:rFonts w:eastAsia="宋体"/>
+          <w:lang w:val="en-IE" w:eastAsia="zh-CN"/>
+        </w:rPr>
+      </w:pPr>
+      <w:r>
+        <w:rPr>
+          <w:rFonts w:eastAsia="宋体" w:hint="eastAsia"/>
+          <w:lang w:eastAsia="zh-CN"/>
+        </w:rPr>
+        <w:t xml:space="preserve">Delivery </w:t>
+      </w:r>
+      <w:r>
+        <w:rPr>
+          <w:rFonts w:eastAsia="宋体" w:hint="eastAsia"/>
+          <w:lang w:eastAsia="zh-CN"/>
+        </w:rPr>
+        <w:t>driver</w:t>
+      </w:r>
+      <w:r>
+        <w:rPr>
+          <w:rFonts w:eastAsia="宋体" w:hint="eastAsia"/>
+          <w:lang w:eastAsia="zh-CN"/>
+        </w:rPr>
+        <w:t xml:space="preserve">: </w:t>
+      </w:r>
+      <w:r>
+        <w:rPr>
+          <w:rFonts w:eastAsia="宋体"/>
+          <w:lang w:eastAsia="zh-CN"/>
+        </w:rPr>
+        <w:t>receive delivery assignments and update delivery progress</w:t>
+      </w:r>
+    </w:p>
+    <w:p>
+      <w:pPr>
+        <w:pStyle w:val="ae"/>
+        <w:numPr>
+          <w:ilvl w:val="0"/>
+          <w:numId w:val="14"/>
+        </w:numPr>
+        <w:rPr>
+          <w:rFonts w:eastAsia="宋体"/>
+          <w:lang w:val="en-IE" w:eastAsia="zh-CN"/>
+        </w:rPr>
+      </w:pPr>
+      <w:r>
+        <w:rPr>
+          <w:rFonts w:eastAsia="宋体" w:hint="eastAsia"/>
+          <w:lang w:val="en-IE" w:eastAsia="zh-CN"/>
+        </w:rPr>
+        <w:t>Payment Service</w:t>
+      </w:r>
+      <w:r>
+        <w:rPr>
+          <w:rFonts w:eastAsia="宋体" w:hint="eastAsia"/>
+          <w:lang w:val="en-IE" w:eastAsia="zh-CN"/>
+        </w:rPr>
+        <w:t xml:space="preserve">: </w:t>
+      </w:r>
+      <w:r>
+        <w:rPr>
+          <w:rFonts w:eastAsia="宋体"/>
+          <w:lang w:eastAsia="zh-CN"/>
+        </w:rPr>
+        <w:t>simulates payment processing and transaction confirmation within the system</w:t>
+      </w:r>
+    </w:p>
+    <w:p>
+      <w:pPr>
+        <w:rPr>
+          <w:lang w:val="en-IE" w:eastAsia="zh-CN"/>
+        </w:rPr>
+      </w:pPr>
+      <w:r>
+        <w:rPr>
+          <w:lang w:val="en-IE" w:eastAsia="zh-CN"/>
+        </w:rPr>
+        <w:t>A typical workflow proceeds as follows:</w:t>
+      </w:r>
+    </w:p>
+    <w:p>
+      <w:pPr>
+        <w:pStyle w:val="ae"/>
+        <w:numPr>
+          <w:ilvl w:val="0"/>
+          <w:numId w:val="16"/>
+        </w:numPr>
+      </w:pPr>
+      <w:r>
+        <w:rPr>
+          <w:lang w:val="en-IE" w:eastAsia="zh-CN"/>
+        </w:rPr>
+        <w:t>A customer selects menu items and places an order.</w:t>
+      </w:r>
+    </w:p>
+    <w:p>
+      <w:pPr>
+        <w:pStyle w:val="ae"/>
+        <w:numPr>
+          <w:ilvl w:val="0"/>
+          <w:numId w:val="16"/>
+        </w:numPr>
+        <w:rPr>
+          <w:lang w:val="en-IE" w:eastAsia="zh-CN"/>
+        </w:rPr>
+      </w:pPr>
+      <w:r>
+        <w:rPr>
+          <w:lang w:val="en-IE" w:eastAsia="zh-CN"/>
+        </w:rPr>
+        <w:t>The system processes payment.</w:t>
+      </w:r>
+    </w:p>
+    <w:p>
+      <w:pPr>
+        <w:pStyle w:val="ae"/>
+        <w:numPr>
+          <w:ilvl w:val="0"/>
+          <w:numId w:val="16"/>
+        </w:numPr>
+        <w:rPr>
+          <w:lang w:val="en-IE" w:eastAsia="zh-CN"/>
+        </w:rPr>
+      </w:pPr>
+      <w:r>
+        <w:rPr>
+          <w:lang w:val="en-IE" w:eastAsia="zh-CN"/>
+        </w:rPr>
+        <w:t>The restaurant receives the order request and confirms availability.</w:t>
+      </w:r>
+    </w:p>
+    <w:p>
+      <w:pPr>
+        <w:pStyle w:val="ae"/>
+        <w:numPr>
+          <w:ilvl w:val="0"/>
+          <w:numId w:val="16"/>
+        </w:numPr>
+        <w:rPr>
+          <w:lang w:val="en-IE" w:eastAsia="zh-CN"/>
+        </w:rPr>
+      </w:pPr>
+      <w:r>
+        <w:rPr>
+          <w:lang w:val="en-IE" w:eastAsia="zh-CN"/>
+        </w:rPr>
+        <w:t xml:space="preserve">Once confirmed, a delivery </w:t>
+      </w:r>
+      <w:r>
+        <w:rPr>
+          <w:rFonts w:eastAsia="宋体" w:hint="eastAsia"/>
+          <w:lang w:val="en-IE" w:eastAsia="zh-CN"/>
+        </w:rPr>
+        <w:t xml:space="preserve">driver </w:t>
+      </w:r>
+      <w:r>
+        <w:rPr>
+          <w:lang w:val="en-IE" w:eastAsia="zh-CN"/>
+        </w:rPr>
+        <w:t>is assigned.</w:t>
+      </w:r>
+    </w:p>
+    <w:p>
+      <w:pPr>
+        <w:pStyle w:val="ae"/>
+        <w:numPr>
+          <w:ilvl w:val="0"/>
+          <w:numId w:val="16"/>
+        </w:numPr>
+        <w:rPr>
+          <w:rFonts w:hint="eastAsia"/>
+          <w:lang w:val="en-IE" w:eastAsia="zh-CN"/>
+        </w:rPr>
+      </w:pPr>
+      <w:r>
+        <w:rPr>
+          <w:lang w:val="en-IE" w:eastAsia="zh-CN"/>
+        </w:rPr>
+        <w:t>The customer can track delivery progress in real time.</w:t>
+      </w:r>
+    </w:p>
+    <w:p>
+      <w:pPr>
+        <w:rPr>
+          <w:lang w:val="en-IE" w:eastAsia="zh-CN"/>
+        </w:rPr>
+      </w:pPr>
+      <w:r>
+        <w:rPr>
+          <w:lang w:val="en-IE" w:eastAsia="zh-CN"/>
+        </w:rPr>
+        <w:t>If any step fails, such as payment failure or restaurant rejection, compensating actions are triggered to cancel the order and restore system consistency. Multiple customers may place orders simultaneously, requiring services to operate asynchronously and independently.</w:t>
+      </w:r>
+    </w:p>
+    <w:p>
+      <w:pPr>
+        <w:rPr>
+          <w:lang w:val="en-IE" w:eastAsia="zh-CN"/>
+        </w:rPr>
+      </w:pPr>
+      <w:r>
+        <w:rPr>
+          <w:lang w:val="en-IE" w:eastAsia="zh-CN"/>
+        </w:rPr>
+        <w:t>This scenario reflects the complexity of distributed systems where multiple services coordinate through events rather than direct synchronous calls.</w:t>
+      </w:r>
+    </w:p>
+    <w:p>
+      <w:pPr>
+        <w:rPr>
+          <w:rFonts w:eastAsia="宋体"/>
+          <w:lang w:val="en-IE" w:eastAsia="zh-CN"/>
+        </w:rPr>
+      </w:pPr>
+    </w:p>
+    <w:p>
+      <w:pPr>
+        <w:pStyle w:val="ae"/>
+        <w:numPr>
+          <w:ilvl w:val="0"/>
+          <w:numId w:val="14"/>
+        </w:numPr>
+        <w:rPr>
+          <w:rFonts w:eastAsia="宋体"/>
+          <w:lang w:val="en-IE" w:eastAsia="zh-CN"/>
         </w:rPr>
       </w:pPr>
       <w:r>
@@ -1811,7 +2358,10 @@
       <w:bookmarkStart w:id="3" w:name="_Toc221624527"/>
       <w:r>
         <w:lastRenderedPageBreak/>
-        <w:t>4. Basic Project Requirements</w:t>
+        <w:t>4</w:t>
+      </w:r>
+      <w:r>
+        <w:t>. Basic Project Requirements</w:t>
       </w:r>
       <w:bookmarkEnd w:id="3"/>
       <w:r>
@@ -1853,9 +2403,134 @@
       </w:r>
     </w:p>
     <w:p>
+      <w:pPr>
+        <w:rPr>
+          <w:rFonts w:eastAsia="宋体"/>
+          <w:lang w:eastAsia="zh-CN"/>
+        </w:rPr>
+      </w:pPr>
       <w:r>
-        <w:t>one page</w:t>
+        <w:rPr>
+          <w:rFonts w:eastAsia="宋体"/>
+          <w:lang w:eastAsia="zh-CN"/>
+        </w:rPr>
+        <w:t>GitHub</w:t>
       </w:r>
+      <w:r>
+        <w:rPr>
+          <w:rFonts w:eastAsia="宋体" w:hint="eastAsia"/>
+          <w:lang w:eastAsia="zh-CN"/>
+        </w:rPr>
+        <w:t xml:space="preserve"> </w:t>
+      </w:r>
+      <w:r>
+        <w:rPr>
+          <w:rFonts w:eastAsia="宋体"/>
+          <w:lang w:eastAsia="zh-CN"/>
+        </w:rPr>
+        <w:t>Repository</w:t>
+      </w:r>
+      <w:r>
+        <w:rPr>
+          <w:rFonts w:eastAsia="宋体" w:hint="eastAsia"/>
+          <w:lang w:eastAsia="zh-CN"/>
+        </w:rPr>
+        <w:t xml:space="preserve"> Link: </w:t>
+      </w:r>
+      <w:hyperlink r:id="rId9" w:history="1">
+        <w:proofErr w:type="spellStart"/>
+        <w:r>
+          <w:rPr>
+            <w:rStyle w:val="aff9"/>
+            <w:rFonts w:eastAsia="宋体"/>
+            <w:lang w:eastAsia="zh-CN"/>
+          </w:rPr>
+          <w:t>PeileLi</w:t>
+        </w:r>
+        <w:proofErr w:type="spellEnd"/>
+        <w:r>
+          <w:rPr>
+            <w:rStyle w:val="aff9"/>
+            <w:rFonts w:eastAsia="宋体"/>
+            <w:lang w:eastAsia="zh-CN"/>
+          </w:rPr>
+          <w:t>/CS4135-grp-project</w:t>
+        </w:r>
+      </w:hyperlink>
+    </w:p>
+    <w:p>
+      <w:pPr>
+        <w:rPr>
+          <w:rFonts w:eastAsia="宋体"/>
+          <w:lang w:eastAsia="zh-CN"/>
+        </w:rPr>
+      </w:pPr>
+      <w:r>
+        <w:rPr>
+          <w:rFonts w:eastAsia="宋体"/>
+          <w:lang w:eastAsia="zh-CN"/>
+        </w:rPr>
+        <w:t>C</w:t>
+      </w:r>
+      <w:r>
+        <w:rPr>
+          <w:rFonts w:eastAsia="宋体" w:hint="eastAsia"/>
+          <w:lang w:eastAsia="zh-CN"/>
+        </w:rPr>
+        <w:t>lone our project:</w:t>
+      </w:r>
+      <w:r>
+        <w:rPr>
+          <w:rFonts w:eastAsia="宋体"/>
+          <w:lang w:eastAsia="zh-CN"/>
+        </w:rPr>
+        <w:br/>
+      </w:r>
+      <w:r>
+        <w:rPr>
+          <w:rFonts w:eastAsia="宋体" w:hint="eastAsia"/>
+          <w:highlight w:val="yellow"/>
+          <w:lang w:eastAsia="zh-CN"/>
+        </w:rPr>
+        <w:t xml:space="preserve">git clone </w:t>
+      </w:r>
+      <w:r>
+        <w:rPr>
+          <w:highlight w:val="yellow"/>
+          <w:lang w:eastAsia="zh-CN"/>
+        </w:rPr>
+        <w:t>https://github.com/PeileLi/CS4135-grp-project.git</w:t>
+      </w:r>
+    </w:p>
+    <w:p>
+      <w:pPr>
+        <w:rPr>
+          <w:rFonts w:eastAsia="宋体" w:hint="eastAsia"/>
+          <w:lang w:eastAsia="zh-CN"/>
+        </w:rPr>
+      </w:pPr>
+      <w:r>
+        <w:br w:type="page"/>
+      </w:r>
+    </w:p>
+    <w:p>
+      <w:pPr>
+        <w:pStyle w:val="21"/>
+      </w:pPr>
+      <w:bookmarkStart w:id="5" w:name="_Toc221624529"/>
+      <w:r>
+        <w:lastRenderedPageBreak/>
+        <w:t>6. Wiki Setup for Collaboration &amp; Documentation</w:t>
+      </w:r>
+      <w:bookmarkEnd w:id="5"/>
+    </w:p>
+    <w:p>
+      <w:pPr>
+        <w:rPr>
+          <w:rFonts w:eastAsia="宋体"/>
+          <w:lang w:eastAsia="zh-CN"/>
+        </w:rPr>
+      </w:pPr>
     </w:p>
     <w:p>
       <w:pPr>
@@ -1869,36 +2544,54 @@
         </w:rPr>
       </w:pPr>
       <w:r>
-        <w:br w:type="page"/>
+        <w:rPr>
+          <w:rFonts w:eastAsia="宋体" w:hint="eastAsia"/>
+          <w:lang w:eastAsia="zh-CN"/>
+        </w:rPr>
+        <w:t>Wiki page</w:t>
       </w:r>
-    </w:p>
-    <w:p>
-      <w:pPr>
-        <w:pStyle w:val="21"/>
-      </w:pPr>
-      <w:bookmarkStart w:id="5" w:name="_Toc221624529"/>
       <w:r>
-        <w:lastRenderedPageBreak/>
-        <w:t>6. Wiki Setup for Collaboration &amp; Documentation</w:t>
+        <w:rPr>
+          <w:rFonts w:eastAsia="宋体" w:hint="eastAsia"/>
+          <w:lang w:eastAsia="zh-CN"/>
+        </w:rPr>
+        <w:t xml:space="preserve"> Link</w:t>
       </w:r>
-      <w:bookmarkEnd w:id="5"/>
-    </w:p>
-    <w:p>
       <w:r>
-        <w:t>one page</w:t>
+        <w:rPr>
+          <w:rFonts w:eastAsia="宋体" w:hint="eastAsia"/>
+          <w:lang w:eastAsia="zh-CN"/>
+        </w:rPr>
+        <w:t xml:space="preserve">: </w:t>
       </w:r>
-    </w:p>
-    <w:p>
-      <w:pPr>
-        <w:rPr>
-          <w:rFonts w:asciiTheme="majorHAnsi" w:eastAsiaTheme="majorEastAsia" w:hAnsiTheme="majorHAnsi" w:cstheme="majorBidi"/>
-          <w:b/>
-          <w:bCs/>
-          <w:color w:val="4F81BD" w:themeColor="accent1"/>
-          <w:sz w:val="26"/>
-          <w:szCs w:val="26"/>
-        </w:rPr>
-      </w:pPr>
+      <w:hyperlink r:id="rId10" w:history="1">
+        <w:r>
+          <w:rPr>
+            <w:rStyle w:val="aff9"/>
+            <w:rFonts w:eastAsia="宋体"/>
+            <w:lang w:eastAsia="zh-CN"/>
+          </w:rPr>
+          <w:t xml:space="preserve">Home · </w:t>
+        </w:r>
+        <w:proofErr w:type="spellStart"/>
+        <w:r>
+          <w:rPr>
+            <w:rStyle w:val="aff9"/>
+            <w:rFonts w:eastAsia="宋体"/>
+            <w:lang w:eastAsia="zh-CN"/>
+          </w:rPr>
+          <w:t>PeileLi</w:t>
+        </w:r>
+        <w:proofErr w:type="spellEnd"/>
+        <w:r>
+          <w:rPr>
+            <w:rStyle w:val="aff9"/>
+            <w:rFonts w:eastAsia="宋体"/>
+            <w:lang w:eastAsia="zh-CN"/>
+          </w:rPr>
+          <w:t>/CS4135-grp-project Wiki</w:t>
+        </w:r>
+      </w:hyperlink>
       <w:r>
         <w:br w:type="page"/>
       </w:r>
@@ -1960,6 +2653,56 @@
 </w:document>
 </file>
 
+<file path=word/endnotes.xml><?xml version="1.0" encoding="utf-8"?>
+<w:endnotes xmlns:wpc="http://schemas.microsoft.com/office/word/2010/wordprocessingCanvas" xmlns:cx="http://schemas.microsoft.com/office/drawing/2014/chartex" xmlns:cx1="http://schemas.microsoft.com/office/drawing/2015/9/8/chartex" xmlns:cx2="http://schemas.microsoft.com/office/drawing/2015/10/21/chartex" xmlns:cx3="http://schemas.microsoft.com/office/drawing/2016/5/9/chartex" xmlns:cx4="http://schemas.microsoft.com/office/drawing/2016/5/10/chartex" xmlns:cx5="http://schemas.microsoft.com/office/drawing/2016/5/11/chartex" xmlns:cx6="http://schemas.microsoft.com/office/drawing/2016/5/12/chartex" xmlns:cx7="http://schemas.microsoft.com/office/drawing/2016/5/13/chartex" xmlns:cx8="http://schemas.microsoft.com/office/drawing/2016/5/14/chartex" xmlns:mc="http://schemas.openxmlformats.org/markup-compatibility/2006" xmlns:aink="http://schemas.microsoft.com/office/drawing/2016/ink" xmlns:am3d="http://schemas.microsoft.com/office/drawing/2017/model3d" xmlns:o="urn:schemas-microsoft-com:office:office" xmlns:oel="http://schemas.microsoft.com/office/2019/extlst" xmlns:r="http://schemas.openxmlformats.org/officeDocument/2006/relationships" xmlns:m="http://schemas.openxmlformats.org/officeDocument/2006/math" xmlns:v="urn:schemas-microsoft-com:vml" xmlns:wp14="http://schemas.microsoft.com/office/word/2010/wordprocessingDrawing" xmlns:wp="http://schemas.openxmlformats.org/drawingml/2006/wordprocessingDrawing" xmlns:w10="urn:schemas-microsoft-com:office:word" xmlns:w="http://schemas.openxmlformats.org/wordprocessingml/2006/main" xmlns:w14="http://schemas.microsoft.com/office/word/2010/wordml" xmlns:w15="http://schemas.microsoft.com/office/word/2012/wordml" xmlns:w16cex="http://schemas.microsoft.com/office/word/2018/wordml/cex" xmlns:w16cid="http://schemas.microsoft.com/office/word/2016/wordml/cid" xmlns:w16="http://schemas.microsoft.com/office/word/2018/wordml" xmlns:w16du="http://schemas.microsoft.com/office/word/2023/wordml/word16du" xmlns:w16sdtdh="http://schemas.microsoft.com/office/word/2020/wordml/sdtdatahash" xmlns:w16sdtfl="http://schemas.microsoft.com/office/word/2024/wordml/sdtformatlock" xmlns:w16se="http://schemas.microsoft.com/office/word/2015/wordml/symex" xmlns:wpg="http://schemas.microsoft.com/office/word/2010/wordprocessingGroup" xmlns:wpi="http://schemas.microsoft.com/office/word/2010/wordprocessingInk" xmlns:wne="http://schemas.microsoft.com/office/word/2006/wordml" xmlns:wps="http://schemas.microsoft.com/office/word/2010/wordprocessingShape" mc:Ignorable="w14 w15 w16se w16cid w16 w16cex w16sdtdh w16sdtfl w16du wp14">
+  <w:endnote w:type="separator" w:id="-1">
+    <w:p>
+      <w:pPr>
+        <w:spacing w:after="0" w:line="240" w:lineRule="auto"/>
+      </w:pPr>
+      <w:r>
+        <w:separator/>
+      </w:r>
+    </w:p>
+  </w:endnote>
+  <w:endnote w:type="continuationSeparator" w:id="0">
+    <w:p>
+      <w:pPr>
+        <w:spacing w:after="0" w:line="240" w:lineRule="auto"/>
+      </w:pPr>
+      <w:r>
+        <w:continuationSeparator/>
+      </w:r>
+    </w:p>
+  </w:endnote>
+</w:endnotes>
+</file>
+
+<file path=word/footnotes.xml><?xml version="1.0" encoding="utf-8"?>
+<w:footnotes xmlns:wpc="http://schemas.microsoft.com/office/word/2010/wordprocessingCanvas" xmlns:cx="http://schemas.microsoft.com/office/drawing/2014/chartex" xmlns:cx1="http://schemas.microsoft.com/office/drawing/2015/9/8/chartex" xmlns:cx2="http://schemas.microsoft.com/office/drawing/2015/10/21/chartex" xmlns:cx3="http://schemas.microsoft.com/office/drawing/2016/5/9/chartex" xmlns:cx4="http://schemas.microsoft.com/office/drawing/2016/5/10/chartex" xmlns:cx5="http://schemas.microsoft.com/office/drawing/2016/5/11/chartex" xmlns:cx6="http://schemas.microsoft.com/office/drawing/2016/5/12/chartex" xmlns:cx7="http://schemas.microsoft.com/office/drawing/2016/5/13/chartex" xmlns:cx8="http://schemas.microsoft.com/office/drawing/2016/5/14/chartex" xmlns:mc="http://schemas.openxmlformats.org/markup-compatibility/2006" xmlns:aink="http://schemas.microsoft.com/office/drawing/2016/ink" xmlns:am3d="http://schemas.microsoft.com/office/drawing/2017/model3d" xmlns:o="urn:schemas-microsoft-com:office:office" xmlns:oel="http://schemas.microsoft.com/office/2019/extlst" xmlns:r="http://schemas.openxmlformats.org/officeDocument/2006/relationships" xmlns:m="http://schemas.openxmlformats.org/officeDocument/2006/math" xmlns:v="urn:schemas-microsoft-com:vml" xmlns:wp14="http://schemas.microsoft.com/office/word/2010/wordprocessingDrawing" xmlns:wp="http://schemas.openxmlformats.org/drawingml/2006/wordprocessingDrawing" xmlns:w10="urn:schemas-microsoft-com:office:word" xmlns:w="http://schemas.openxmlformats.org/wordprocessingml/2006/main" xmlns:w14="http://schemas.microsoft.com/office/word/2010/wordml" xmlns:w15="http://schemas.microsoft.com/office/word/2012/wordml" xmlns:w16cex="http://schemas.microsoft.com/office/word/2018/wordml/cex" xmlns:w16cid="http://schemas.microsoft.com/office/word/2016/wordml/cid" xmlns:w16="http://schemas.microsoft.com/office/word/2018/wordml" xmlns:w16du="http://schemas.microsoft.com/office/word/2023/wordml/word16du" xmlns:w16sdtdh="http://schemas.microsoft.com/office/word/2020/wordml/sdtdatahash" xmlns:w16sdtfl="http://schemas.microsoft.com/office/word/2024/wordml/sdtformatlock" xmlns:w16se="http://schemas.microsoft.com/office/word/2015/wordml/symex" xmlns:wpg="http://schemas.microsoft.com/office/word/2010/wordprocessingGroup" xmlns:wpi="http://schemas.microsoft.com/office/word/2010/wordprocessingInk" xmlns:wne="http://schemas.microsoft.com/office/word/2006/wordml" xmlns:wps="http://schemas.microsoft.com/office/word/2010/wordprocessingShape" mc:Ignorable="w14 w15 w16se w16cid w16 w16cex w16sdtdh w16sdtfl w16du wp14">
+  <w:footnote w:type="separator" w:id="-1">
+    <w:p>
+      <w:pPr>
+        <w:spacing w:after="0" w:line="240" w:lineRule="auto"/>
+      </w:pPr>
+      <w:r>
+        <w:separator/>
+      </w:r>
+    </w:p>
+  </w:footnote>
+  <w:footnote w:type="continuationSeparator" w:id="0">
+    <w:p>
+      <w:pPr>
+        <w:spacing w:after="0" w:line="240" w:lineRule="auto"/>
+      </w:pPr>
+      <w:r>
+        <w:continuationSeparator/>
+      </w:r>
+    </w:p>
+  </w:footnote>
+</w:footnotes>
+</file>
+
 <file path=word/numbering.xml><?xml version="1.0" encoding="utf-8"?>
 <w:numbering xmlns:wpc="http://schemas.microsoft.com/office/word/2010/wordprocessingCanvas" xmlns:cx="http://schemas.microsoft.com/office/drawing/2014/chartex" xmlns:cx1="http://schemas.microsoft.com/office/drawing/2015/9/8/chartex" xmlns:cx2="http://schemas.microsoft.com/office/drawing/2015/10/21/chartex" xmlns:cx3="http://schemas.microsoft.com/office/drawing/2016/5/9/chartex" xmlns:cx4="http://schemas.microsoft.com/office/drawing/2016/5/10/chartex" xmlns:cx5="http://schemas.microsoft.com/office/drawing/2016/5/11/chartex" xmlns:cx6="http://schemas.microsoft.com/office/drawing/2016/5/12/chartex" xmlns:cx7="http://schemas.microsoft.com/office/drawing/2016/5/13/chartex" xmlns:cx8="http://schemas.microsoft.com/office/drawing/2016/5/14/chartex" xmlns:mc="http://schemas.openxmlformats.org/markup-compatibility/2006" xmlns:aink="http://schemas.microsoft.com/office/drawing/2016/ink" xmlns:am3d="http://schemas.microsoft.com/office/drawing/2017/model3d" xmlns:o="urn:schemas-microsoft-com:office:office" xmlns:oel="http://schemas.microsoft.com/office/2019/extlst" xmlns:r="http://schemas.openxmlformats.org/officeDocument/2006/relationships" xmlns:m="http://schemas.openxmlformats.org/officeDocument/2006/math" xmlns:v="urn:schemas-microsoft-com:vml" xmlns:wp14="http://schemas.microsoft.com/office/word/2010/wordprocessingDrawing" xmlns:wp="http://schemas.openxmlformats.org/drawingml/2006/wordprocessingDrawing" xmlns:w10="urn:schemas-microsoft-com:office:word" xmlns:w="http://schemas.openxmlformats.org/wordprocessingml/2006/main" xmlns:w14="http://schemas.microsoft.com/office/word/2010/wordml" xmlns:w15="http://schemas.microsoft.com/office/word/2012/wordml" xmlns:w16cex="http://schemas.microsoft.com/office/word/2018/wordml/cex" xmlns:w16cid="http://schemas.microsoft.com/office/word/2016/wordml/cid" xmlns:w16="http://schemas.microsoft.com/office/word/2018/wordml" xmlns:w16du="http://schemas.microsoft.com/office/word/2023/wordml/word16du" xmlns:w16sdtdh="http://schemas.microsoft.com/office/word/2020/wordml/sdtdatahash" xmlns:w16sdtfl="http://schemas.microsoft.com/office/word/2024/wordml/sdtformatlock" xmlns:w16se="http://schemas.microsoft.com/office/word/2015/wordml/symex" xmlns:wpg="http://schemas.microsoft.com/office/word/2010/wordprocessingGroup" xmlns:wpi="http://schemas.microsoft.com/office/word/2010/wordprocessingInk" xmlns:wne="http://schemas.microsoft.com/office/word/2006/wordml" xmlns:wps="http://schemas.microsoft.com/office/word/2010/wordprocessingShape" mc:Ignorable="w14 w15 w16se w16cid w16 w16cex w16sdtdh w16sdtfl w16du wp14">
   <w:abstractNum w:abstractNumId="0" w15:restartNumberingAfterBreak="0">
@@ -2131,6 +2874,665 @@
       <w:rPr>
         <w:rFonts w:ascii="Symbol" w:hAnsi="Symbol" w:hint="default"/>
       </w:rPr>
+    </w:lvl>
+  </w:abstractNum>
+  <w:abstractNum w:abstractNumId="9" w15:restartNumberingAfterBreak="0">
+    <w:nsid w:val="1BF243F1"/>
+    <w:multiLevelType w:val="hybridMultilevel"/>
+    <w:tmpl w:val="510EEF54"/>
+    <w:lvl w:ilvl="0" w:tplc="1809000F">
+      <w:start w:val="1"/>
+      <w:numFmt w:val="decimal"/>
+      <w:lvlText w:val="%1."/>
+      <w:lvlJc w:val="left"/>
+      <w:pPr>
+        <w:ind w:left="720" w:hanging="360"/>
+      </w:pPr>
+    </w:lvl>
+    <w:lvl w:ilvl="1" w:tplc="18090019" w:tentative="1">
+      <w:start w:val="1"/>
+      <w:numFmt w:val="lowerLetter"/>
+      <w:lvlText w:val="%2."/>
+      <w:lvlJc w:val="left"/>
+      <w:pPr>
+        <w:ind w:left="1440" w:hanging="360"/>
+      </w:pPr>
+    </w:lvl>
+    <w:lvl w:ilvl="2" w:tplc="1809001B" w:tentative="1">
+      <w:start w:val="1"/>
+      <w:numFmt w:val="lowerRoman"/>
+      <w:lvlText w:val="%3."/>
+      <w:lvlJc w:val="right"/>
+      <w:pPr>
+        <w:ind w:left="2160" w:hanging="180"/>
+      </w:pPr>
+    </w:lvl>
+    <w:lvl w:ilvl="3" w:tplc="1809000F" w:tentative="1">
+      <w:start w:val="1"/>
+      <w:numFmt w:val="decimal"/>
+      <w:lvlText w:val="%4."/>
+      <w:lvlJc w:val="left"/>
+      <w:pPr>
+        <w:ind w:left="2880" w:hanging="360"/>
+      </w:pPr>
+    </w:lvl>
+    <w:lvl w:ilvl="4" w:tplc="18090019" w:tentative="1">
+      <w:start w:val="1"/>
+      <w:numFmt w:val="lowerLetter"/>
+      <w:lvlText w:val="%5."/>
+      <w:lvlJc w:val="left"/>
+      <w:pPr>
+        <w:ind w:left="3600" w:hanging="360"/>
+      </w:pPr>
+    </w:lvl>
+    <w:lvl w:ilvl="5" w:tplc="1809001B" w:tentative="1">
+      <w:start w:val="1"/>
+      <w:numFmt w:val="lowerRoman"/>
+      <w:lvlText w:val="%6."/>
+      <w:lvlJc w:val="right"/>
+      <w:pPr>
+        <w:ind w:left="4320" w:hanging="180"/>
+      </w:pPr>
+    </w:lvl>
+    <w:lvl w:ilvl="6" w:tplc="1809000F" w:tentative="1">
+      <w:start w:val="1"/>
+      <w:numFmt w:val="decimal"/>
+      <w:lvlText w:val="%7."/>
+      <w:lvlJc w:val="left"/>
+      <w:pPr>
+        <w:ind w:left="5040" w:hanging="360"/>
+      </w:pPr>
+    </w:lvl>
+    <w:lvl w:ilvl="7" w:tplc="18090019" w:tentative="1">
+      <w:start w:val="1"/>
+      <w:numFmt w:val="lowerLetter"/>
+      <w:lvlText w:val="%8."/>
+      <w:lvlJc w:val="left"/>
+      <w:pPr>
+        <w:ind w:left="5760" w:hanging="360"/>
+      </w:pPr>
+    </w:lvl>
+    <w:lvl w:ilvl="8" w:tplc="1809001B" w:tentative="1">
+      <w:start w:val="1"/>
+      <w:numFmt w:val="lowerRoman"/>
+      <w:lvlText w:val="%9."/>
+      <w:lvlJc w:val="right"/>
+      <w:pPr>
+        <w:ind w:left="6480" w:hanging="180"/>
+      </w:pPr>
+    </w:lvl>
+  </w:abstractNum>
+  <w:abstractNum w:abstractNumId="10" w15:restartNumberingAfterBreak="0">
+    <w:nsid w:val="31F37D31"/>
+    <w:multiLevelType w:val="multilevel"/>
+    <w:tmpl w:val="05782A58"/>
+    <w:lvl w:ilvl="0">
+      <w:start w:val="1"/>
+      <w:numFmt w:val="decimal"/>
+      <w:lvlText w:val="%1."/>
+      <w:lvlJc w:val="left"/>
+      <w:pPr>
+        <w:tabs>
+          <w:tab w:val="num" w:pos="720"/>
+        </w:tabs>
+        <w:ind w:left="720" w:hanging="360"/>
+      </w:pPr>
+    </w:lvl>
+    <w:lvl w:ilvl="1" w:tentative="1">
+      <w:start w:val="1"/>
+      <w:numFmt w:val="decimal"/>
+      <w:lvlText w:val="%2."/>
+      <w:lvlJc w:val="left"/>
+      <w:pPr>
+        <w:tabs>
+          <w:tab w:val="num" w:pos="1440"/>
+        </w:tabs>
+        <w:ind w:left="1440" w:hanging="360"/>
+      </w:pPr>
+    </w:lvl>
+    <w:lvl w:ilvl="2" w:tentative="1">
+      <w:start w:val="1"/>
+      <w:numFmt w:val="decimal"/>
+      <w:lvlText w:val="%3."/>
+      <w:lvlJc w:val="left"/>
+      <w:pPr>
+        <w:tabs>
+          <w:tab w:val="num" w:pos="2160"/>
+        </w:tabs>
+        <w:ind w:left="2160" w:hanging="360"/>
+      </w:pPr>
+    </w:lvl>
+    <w:lvl w:ilvl="3" w:tentative="1">
+      <w:start w:val="1"/>
+      <w:numFmt w:val="decimal"/>
+      <w:lvlText w:val="%4."/>
+      <w:lvlJc w:val="left"/>
+      <w:pPr>
+        <w:tabs>
+          <w:tab w:val="num" w:pos="2880"/>
+        </w:tabs>
+        <w:ind w:left="2880" w:hanging="360"/>
+      </w:pPr>
+    </w:lvl>
+    <w:lvl w:ilvl="4" w:tentative="1">
+      <w:start w:val="1"/>
+      <w:numFmt w:val="decimal"/>
+      <w:lvlText w:val="%5."/>
+      <w:lvlJc w:val="left"/>
+      <w:pPr>
+        <w:tabs>
+          <w:tab w:val="num" w:pos="3600"/>
+        </w:tabs>
+        <w:ind w:left="3600" w:hanging="360"/>
+      </w:pPr>
+    </w:lvl>
+    <w:lvl w:ilvl="5" w:tentative="1">
+      <w:start w:val="1"/>
+      <w:numFmt w:val="decimal"/>
+      <w:lvlText w:val="%6."/>
+      <w:lvlJc w:val="left"/>
+      <w:pPr>
+        <w:tabs>
+          <w:tab w:val="num" w:pos="4320"/>
+        </w:tabs>
+        <w:ind w:left="4320" w:hanging="360"/>
+      </w:pPr>
+    </w:lvl>
+    <w:lvl w:ilvl="6" w:tentative="1">
+      <w:start w:val="1"/>
+      <w:numFmt w:val="decimal"/>
+      <w:lvlText w:val="%7."/>
+      <w:lvlJc w:val="left"/>
+      <w:pPr>
+        <w:tabs>
+          <w:tab w:val="num" w:pos="5040"/>
+        </w:tabs>
+        <w:ind w:left="5040" w:hanging="360"/>
+      </w:pPr>
+    </w:lvl>
+    <w:lvl w:ilvl="7" w:tentative="1">
+      <w:start w:val="1"/>
+      <w:numFmt w:val="decimal"/>
+      <w:lvlText w:val="%8."/>
+      <w:lvlJc w:val="left"/>
+      <w:pPr>
+        <w:tabs>
+          <w:tab w:val="num" w:pos="5760"/>
+        </w:tabs>
+        <w:ind w:left="5760" w:hanging="360"/>
+      </w:pPr>
+    </w:lvl>
+    <w:lvl w:ilvl="8" w:tentative="1">
+      <w:start w:val="1"/>
+      <w:numFmt w:val="decimal"/>
+      <w:lvlText w:val="%9."/>
+      <w:lvlJc w:val="left"/>
+      <w:pPr>
+        <w:tabs>
+          <w:tab w:val="num" w:pos="6480"/>
+        </w:tabs>
+        <w:ind w:left="6480" w:hanging="360"/>
+      </w:pPr>
+    </w:lvl>
+  </w:abstractNum>
+  <w:abstractNum w:abstractNumId="11" w15:restartNumberingAfterBreak="0">
+    <w:nsid w:val="3A075DDC"/>
+    <w:multiLevelType w:val="multilevel"/>
+    <w:tmpl w:val="05782A58"/>
+    <w:lvl w:ilvl="0">
+      <w:start w:val="1"/>
+      <w:numFmt w:val="decimal"/>
+      <w:lvlText w:val="%1."/>
+      <w:lvlJc w:val="left"/>
+      <w:pPr>
+        <w:tabs>
+          <w:tab w:val="num" w:pos="720"/>
+        </w:tabs>
+        <w:ind w:left="720" w:hanging="360"/>
+      </w:pPr>
+    </w:lvl>
+    <w:lvl w:ilvl="1" w:tentative="1">
+      <w:start w:val="1"/>
+      <w:numFmt w:val="decimal"/>
+      <w:lvlText w:val="%2."/>
+      <w:lvlJc w:val="left"/>
+      <w:pPr>
+        <w:tabs>
+          <w:tab w:val="num" w:pos="1440"/>
+        </w:tabs>
+        <w:ind w:left="1440" w:hanging="360"/>
+      </w:pPr>
+    </w:lvl>
+    <w:lvl w:ilvl="2" w:tentative="1">
+      <w:start w:val="1"/>
+      <w:numFmt w:val="decimal"/>
+      <w:lvlText w:val="%3."/>
+      <w:lvlJc w:val="left"/>
+      <w:pPr>
+        <w:tabs>
+          <w:tab w:val="num" w:pos="2160"/>
+        </w:tabs>
+        <w:ind w:left="2160" w:hanging="360"/>
+      </w:pPr>
+    </w:lvl>
+    <w:lvl w:ilvl="3" w:tentative="1">
+      <w:start w:val="1"/>
+      <w:numFmt w:val="decimal"/>
+      <w:lvlText w:val="%4."/>
+      <w:lvlJc w:val="left"/>
+      <w:pPr>
+        <w:tabs>
+          <w:tab w:val="num" w:pos="2880"/>
+        </w:tabs>
+        <w:ind w:left="2880" w:hanging="360"/>
+      </w:pPr>
+    </w:lvl>
+    <w:lvl w:ilvl="4" w:tentative="1">
+      <w:start w:val="1"/>
+      <w:numFmt w:val="decimal"/>
+      <w:lvlText w:val="%5."/>
+      <w:lvlJc w:val="left"/>
+      <w:pPr>
+        <w:tabs>
+          <w:tab w:val="num" w:pos="3600"/>
+        </w:tabs>
+        <w:ind w:left="3600" w:hanging="360"/>
+      </w:pPr>
+    </w:lvl>
+    <w:lvl w:ilvl="5" w:tentative="1">
+      <w:start w:val="1"/>
+      <w:numFmt w:val="decimal"/>
+      <w:lvlText w:val="%6."/>
+      <w:lvlJc w:val="left"/>
+      <w:pPr>
+        <w:tabs>
+          <w:tab w:val="num" w:pos="4320"/>
+        </w:tabs>
+        <w:ind w:left="4320" w:hanging="360"/>
+      </w:pPr>
+    </w:lvl>
+    <w:lvl w:ilvl="6" w:tentative="1">
+      <w:start w:val="1"/>
+      <w:numFmt w:val="decimal"/>
+      <w:lvlText w:val="%7."/>
+      <w:lvlJc w:val="left"/>
+      <w:pPr>
+        <w:tabs>
+          <w:tab w:val="num" w:pos="5040"/>
+        </w:tabs>
+        <w:ind w:left="5040" w:hanging="360"/>
+      </w:pPr>
+    </w:lvl>
+    <w:lvl w:ilvl="7" w:tentative="1">
+      <w:start w:val="1"/>
+      <w:numFmt w:val="decimal"/>
+      <w:lvlText w:val="%8."/>
+      <w:lvlJc w:val="left"/>
+      <w:pPr>
+        <w:tabs>
+          <w:tab w:val="num" w:pos="5760"/>
+        </w:tabs>
+        <w:ind w:left="5760" w:hanging="360"/>
+      </w:pPr>
+    </w:lvl>
+    <w:lvl w:ilvl="8" w:tentative="1">
+      <w:start w:val="1"/>
+      <w:numFmt w:val="decimal"/>
+      <w:lvlText w:val="%9."/>
+      <w:lvlJc w:val="left"/>
+      <w:pPr>
+        <w:tabs>
+          <w:tab w:val="num" w:pos="6480"/>
+        </w:tabs>
+        <w:ind w:left="6480" w:hanging="360"/>
+      </w:pPr>
+    </w:lvl>
+  </w:abstractNum>
+  <w:abstractNum w:abstractNumId="12" w15:restartNumberingAfterBreak="0">
+    <w:nsid w:val="3B7A0101"/>
+    <w:multiLevelType w:val="hybridMultilevel"/>
+    <w:tmpl w:val="FDC4F182"/>
+    <w:lvl w:ilvl="0" w:tplc="18090001">
+      <w:start w:val="1"/>
+      <w:numFmt w:val="bullet"/>
+      <w:lvlText w:val=""/>
+      <w:lvlJc w:val="left"/>
+      <w:pPr>
+        <w:ind w:left="720" w:hanging="360"/>
+      </w:pPr>
+      <w:rPr>
+        <w:rFonts w:ascii="Symbol" w:hAnsi="Symbol" w:hint="default"/>
+      </w:rPr>
+    </w:lvl>
+    <w:lvl w:ilvl="1" w:tplc="18090019" w:tentative="1">
+      <w:start w:val="1"/>
+      <w:numFmt w:val="lowerLetter"/>
+      <w:lvlText w:val="%2."/>
+      <w:lvlJc w:val="left"/>
+      <w:pPr>
+        <w:ind w:left="1440" w:hanging="360"/>
+      </w:pPr>
+    </w:lvl>
+    <w:lvl w:ilvl="2" w:tplc="1809001B" w:tentative="1">
+      <w:start w:val="1"/>
+      <w:numFmt w:val="lowerRoman"/>
+      <w:lvlText w:val="%3."/>
+      <w:lvlJc w:val="right"/>
+      <w:pPr>
+        <w:ind w:left="2160" w:hanging="180"/>
+      </w:pPr>
+    </w:lvl>
+    <w:lvl w:ilvl="3" w:tplc="1809000F" w:tentative="1">
+      <w:start w:val="1"/>
+      <w:numFmt w:val="decimal"/>
+      <w:lvlText w:val="%4."/>
+      <w:lvlJc w:val="left"/>
+      <w:pPr>
+        <w:ind w:left="2880" w:hanging="360"/>
+      </w:pPr>
+    </w:lvl>
+    <w:lvl w:ilvl="4" w:tplc="18090019" w:tentative="1">
+      <w:start w:val="1"/>
+      <w:numFmt w:val="lowerLetter"/>
+      <w:lvlText w:val="%5."/>
+      <w:lvlJc w:val="left"/>
+      <w:pPr>
+        <w:ind w:left="3600" w:hanging="360"/>
+      </w:pPr>
+    </w:lvl>
+    <w:lvl w:ilvl="5" w:tplc="1809001B" w:tentative="1">
+      <w:start w:val="1"/>
+      <w:numFmt w:val="lowerRoman"/>
+      <w:lvlText w:val="%6."/>
+      <w:lvlJc w:val="right"/>
+      <w:pPr>
+        <w:ind w:left="4320" w:hanging="180"/>
+      </w:pPr>
+    </w:lvl>
+    <w:lvl w:ilvl="6" w:tplc="1809000F" w:tentative="1">
+      <w:start w:val="1"/>
+      <w:numFmt w:val="decimal"/>
+      <w:lvlText w:val="%7."/>
+      <w:lvlJc w:val="left"/>
+      <w:pPr>
+        <w:ind w:left="5040" w:hanging="360"/>
+      </w:pPr>
+    </w:lvl>
+    <w:lvl w:ilvl="7" w:tplc="18090019" w:tentative="1">
+      <w:start w:val="1"/>
+      <w:numFmt w:val="lowerLetter"/>
+      <w:lvlText w:val="%8."/>
+      <w:lvlJc w:val="left"/>
+      <w:pPr>
+        <w:ind w:left="5760" w:hanging="360"/>
+      </w:pPr>
+    </w:lvl>
+    <w:lvl w:ilvl="8" w:tplc="1809001B" w:tentative="1">
+      <w:start w:val="1"/>
+      <w:numFmt w:val="lowerRoman"/>
+      <w:lvlText w:val="%9."/>
+      <w:lvlJc w:val="right"/>
+      <w:pPr>
+        <w:ind w:left="6480" w:hanging="180"/>
+      </w:pPr>
+    </w:lvl>
+  </w:abstractNum>
+  <w:abstractNum w:abstractNumId="13" w15:restartNumberingAfterBreak="0">
+    <w:nsid w:val="4F884FE1"/>
+    <w:multiLevelType w:val="hybridMultilevel"/>
+    <w:tmpl w:val="639A6472"/>
+    <w:lvl w:ilvl="0" w:tplc="1809000F">
+      <w:start w:val="1"/>
+      <w:numFmt w:val="decimal"/>
+      <w:lvlText w:val="%1."/>
+      <w:lvlJc w:val="left"/>
+      <w:pPr>
+        <w:ind w:left="3600" w:hanging="360"/>
+      </w:pPr>
+    </w:lvl>
+    <w:lvl w:ilvl="1" w:tplc="18090019" w:tentative="1">
+      <w:start w:val="1"/>
+      <w:numFmt w:val="lowerLetter"/>
+      <w:lvlText w:val="%2."/>
+      <w:lvlJc w:val="left"/>
+      <w:pPr>
+        <w:ind w:left="4320" w:hanging="360"/>
+      </w:pPr>
+    </w:lvl>
+    <w:lvl w:ilvl="2" w:tplc="1809001B" w:tentative="1">
+      <w:start w:val="1"/>
+      <w:numFmt w:val="lowerRoman"/>
+      <w:lvlText w:val="%3."/>
+      <w:lvlJc w:val="right"/>
+      <w:pPr>
+        <w:ind w:left="5040" w:hanging="180"/>
+      </w:pPr>
+    </w:lvl>
+    <w:lvl w:ilvl="3" w:tplc="1809000F" w:tentative="1">
+      <w:start w:val="1"/>
+      <w:numFmt w:val="decimal"/>
+      <w:lvlText w:val="%4."/>
+      <w:lvlJc w:val="left"/>
+      <w:pPr>
+        <w:ind w:left="5760" w:hanging="360"/>
+      </w:pPr>
+    </w:lvl>
+    <w:lvl w:ilvl="4" w:tplc="18090019" w:tentative="1">
+      <w:start w:val="1"/>
+      <w:numFmt w:val="lowerLetter"/>
+      <w:lvlText w:val="%5."/>
+      <w:lvlJc w:val="left"/>
+      <w:pPr>
+        <w:ind w:left="6480" w:hanging="360"/>
+      </w:pPr>
+    </w:lvl>
+    <w:lvl w:ilvl="5" w:tplc="1809001B" w:tentative="1">
+      <w:start w:val="1"/>
+      <w:numFmt w:val="lowerRoman"/>
+      <w:lvlText w:val="%6."/>
+      <w:lvlJc w:val="right"/>
+      <w:pPr>
+        <w:ind w:left="7200" w:hanging="180"/>
+      </w:pPr>
+    </w:lvl>
+    <w:lvl w:ilvl="6" w:tplc="1809000F" w:tentative="1">
+      <w:start w:val="1"/>
+      <w:numFmt w:val="decimal"/>
+      <w:lvlText w:val="%7."/>
+      <w:lvlJc w:val="left"/>
+      <w:pPr>
+        <w:ind w:left="7920" w:hanging="360"/>
+      </w:pPr>
+    </w:lvl>
+    <w:lvl w:ilvl="7" w:tplc="18090019" w:tentative="1">
+      <w:start w:val="1"/>
+      <w:numFmt w:val="lowerLetter"/>
+      <w:lvlText w:val="%8."/>
+      <w:lvlJc w:val="left"/>
+      <w:pPr>
+        <w:ind w:left="8640" w:hanging="360"/>
+      </w:pPr>
+    </w:lvl>
+    <w:lvl w:ilvl="8" w:tplc="1809001B" w:tentative="1">
+      <w:start w:val="1"/>
+      <w:numFmt w:val="lowerRoman"/>
+      <w:lvlText w:val="%9."/>
+      <w:lvlJc w:val="right"/>
+      <w:pPr>
+        <w:ind w:left="9360" w:hanging="180"/>
+      </w:pPr>
+    </w:lvl>
+  </w:abstractNum>
+  <w:abstractNum w:abstractNumId="14" w15:restartNumberingAfterBreak="0">
+    <w:nsid w:val="68AD7C86"/>
+    <w:multiLevelType w:val="hybridMultilevel"/>
+    <w:tmpl w:val="F2A2D5EA"/>
+    <w:lvl w:ilvl="0" w:tplc="1809000F">
+      <w:start w:val="1"/>
+      <w:numFmt w:val="decimal"/>
+      <w:lvlText w:val="%1."/>
+      <w:lvlJc w:val="left"/>
+      <w:pPr>
+        <w:ind w:left="7200" w:hanging="360"/>
+      </w:pPr>
+    </w:lvl>
+    <w:lvl w:ilvl="1" w:tplc="18090019" w:tentative="1">
+      <w:start w:val="1"/>
+      <w:numFmt w:val="lowerLetter"/>
+      <w:lvlText w:val="%2."/>
+      <w:lvlJc w:val="left"/>
+      <w:pPr>
+        <w:ind w:left="7920" w:hanging="360"/>
+      </w:pPr>
+    </w:lvl>
+    <w:lvl w:ilvl="2" w:tplc="1809001B" w:tentative="1">
+      <w:start w:val="1"/>
+      <w:numFmt w:val="lowerRoman"/>
+      <w:lvlText w:val="%3."/>
+      <w:lvlJc w:val="right"/>
+      <w:pPr>
+        <w:ind w:left="8640" w:hanging="180"/>
+      </w:pPr>
+    </w:lvl>
+    <w:lvl w:ilvl="3" w:tplc="1809000F" w:tentative="1">
+      <w:start w:val="1"/>
+      <w:numFmt w:val="decimal"/>
+      <w:lvlText w:val="%4."/>
+      <w:lvlJc w:val="left"/>
+      <w:pPr>
+        <w:ind w:left="9360" w:hanging="360"/>
+      </w:pPr>
+    </w:lvl>
+    <w:lvl w:ilvl="4" w:tplc="18090019" w:tentative="1">
+      <w:start w:val="1"/>
+      <w:numFmt w:val="lowerLetter"/>
+      <w:lvlText w:val="%5."/>
+      <w:lvlJc w:val="left"/>
+      <w:pPr>
+        <w:ind w:left="10080" w:hanging="360"/>
+      </w:pPr>
+    </w:lvl>
+    <w:lvl w:ilvl="5" w:tplc="1809001B" w:tentative="1">
+      <w:start w:val="1"/>
+      <w:numFmt w:val="lowerRoman"/>
+      <w:lvlText w:val="%6."/>
+      <w:lvlJc w:val="right"/>
+      <w:pPr>
+        <w:ind w:left="10800" w:hanging="180"/>
+      </w:pPr>
+    </w:lvl>
+    <w:lvl w:ilvl="6" w:tplc="1809000F" w:tentative="1">
+      <w:start w:val="1"/>
+      <w:numFmt w:val="decimal"/>
+      <w:lvlText w:val="%7."/>
+      <w:lvlJc w:val="left"/>
+      <w:pPr>
+        <w:ind w:left="11520" w:hanging="360"/>
+      </w:pPr>
+    </w:lvl>
+    <w:lvl w:ilvl="7" w:tplc="18090019" w:tentative="1">
+      <w:start w:val="1"/>
+      <w:numFmt w:val="lowerLetter"/>
+      <w:lvlText w:val="%8."/>
+      <w:lvlJc w:val="left"/>
+      <w:pPr>
+        <w:ind w:left="12240" w:hanging="360"/>
+      </w:pPr>
+    </w:lvl>
+    <w:lvl w:ilvl="8" w:tplc="1809001B" w:tentative="1">
+      <w:start w:val="1"/>
+      <w:numFmt w:val="lowerRoman"/>
+      <w:lvlText w:val="%9."/>
+      <w:lvlJc w:val="right"/>
+      <w:pPr>
+        <w:ind w:left="12960" w:hanging="180"/>
+      </w:pPr>
+    </w:lvl>
+  </w:abstractNum>
+  <w:abstractNum w:abstractNumId="15" w15:restartNumberingAfterBreak="0">
+    <w:nsid w:val="6C6B238C"/>
+    <w:multiLevelType w:val="hybridMultilevel"/>
+    <w:tmpl w:val="E78C6396"/>
+    <w:lvl w:ilvl="0" w:tplc="1809000F">
+      <w:start w:val="1"/>
+      <w:numFmt w:val="decimal"/>
+      <w:lvlText w:val="%1."/>
+      <w:lvlJc w:val="left"/>
+      <w:pPr>
+        <w:ind w:left="3600" w:hanging="360"/>
+      </w:pPr>
+    </w:lvl>
+    <w:lvl w:ilvl="1" w:tplc="18090019" w:tentative="1">
+      <w:start w:val="1"/>
+      <w:numFmt w:val="lowerLetter"/>
+      <w:lvlText w:val="%2."/>
+      <w:lvlJc w:val="left"/>
+      <w:pPr>
+        <w:ind w:left="4320" w:hanging="360"/>
+      </w:pPr>
+    </w:lvl>
+    <w:lvl w:ilvl="2" w:tplc="1809001B" w:tentative="1">
+      <w:start w:val="1"/>
+      <w:numFmt w:val="lowerRoman"/>
+      <w:lvlText w:val="%3."/>
+      <w:lvlJc w:val="right"/>
+      <w:pPr>
+        <w:ind w:left="5040" w:hanging="180"/>
+      </w:pPr>
+    </w:lvl>
+    <w:lvl w:ilvl="3" w:tplc="1809000F" w:tentative="1">
+      <w:start w:val="1"/>
+      <w:numFmt w:val="decimal"/>
+      <w:lvlText w:val="%4."/>
+      <w:lvlJc w:val="left"/>
+      <w:pPr>
+        <w:ind w:left="5760" w:hanging="360"/>
+      </w:pPr>
+    </w:lvl>
+    <w:lvl w:ilvl="4" w:tplc="18090019" w:tentative="1">
+      <w:start w:val="1"/>
+      <w:numFmt w:val="lowerLetter"/>
+      <w:lvlText w:val="%5."/>
+      <w:lvlJc w:val="left"/>
+      <w:pPr>
+        <w:ind w:left="6480" w:hanging="360"/>
+      </w:pPr>
+    </w:lvl>
+    <w:lvl w:ilvl="5" w:tplc="1809001B" w:tentative="1">
+      <w:start w:val="1"/>
+      <w:numFmt w:val="lowerRoman"/>
+      <w:lvlText w:val="%6."/>
+      <w:lvlJc w:val="right"/>
+      <w:pPr>
+        <w:ind w:left="7200" w:hanging="180"/>
+      </w:pPr>
+    </w:lvl>
+    <w:lvl w:ilvl="6" w:tplc="1809000F" w:tentative="1">
+      <w:start w:val="1"/>
+      <w:numFmt w:val="decimal"/>
+      <w:lvlText w:val="%7."/>
+      <w:lvlJc w:val="left"/>
+      <w:pPr>
+        <w:ind w:left="7920" w:hanging="360"/>
+      </w:pPr>
+    </w:lvl>
+    <w:lvl w:ilvl="7" w:tplc="18090019" w:tentative="1">
+      <w:start w:val="1"/>
+      <w:numFmt w:val="lowerLetter"/>
+      <w:lvlText w:val="%8."/>
+      <w:lvlJc w:val="left"/>
+      <w:pPr>
+        <w:ind w:left="8640" w:hanging="360"/>
+      </w:pPr>
+    </w:lvl>
+    <w:lvl w:ilvl="8" w:tplc="1809001B" w:tentative="1">
+      <w:start w:val="1"/>
+      <w:numFmt w:val="lowerRoman"/>
+      <w:lvlText w:val="%9."/>
+      <w:lvlJc w:val="right"/>
+      <w:pPr>
+        <w:ind w:left="9360" w:hanging="180"/>
+      </w:pPr>
     </w:lvl>
   </w:abstractNum>
   <w:num w:numId="1" w16cid:durableId="1821925801">
@@ -2159,6 +3561,27 @@
   </w:num>
   <w:num w:numId="9" w16cid:durableId="776678159">
     <w:abstractNumId w:val="0"/>
+  </w:num>
+  <w:num w:numId="10" w16cid:durableId="112292777">
+    <w:abstractNumId w:val="15"/>
+  </w:num>
+  <w:num w:numId="11" w16cid:durableId="1838571466">
+    <w:abstractNumId w:val="9"/>
+  </w:num>
+  <w:num w:numId="12" w16cid:durableId="1434714810">
+    <w:abstractNumId w:val="13"/>
+  </w:num>
+  <w:num w:numId="13" w16cid:durableId="1455639622">
+    <w:abstractNumId w:val="14"/>
+  </w:num>
+  <w:num w:numId="14" w16cid:durableId="1426724756">
+    <w:abstractNumId w:val="12"/>
+  </w:num>
+  <w:num w:numId="15" w16cid:durableId="1917665752">
+    <w:abstractNumId w:val="10"/>
+  </w:num>
+  <w:num w:numId="16" w16cid:durableId="1954358769">
+    <w:abstractNumId w:val="11"/>
   </w:num>
 </w:numbering>
 </file>
@@ -2766,7 +4189,6 @@
   <w:style w:type="character" w:default="1" w:styleId="a2">
     <w:name w:val="Default Paragraph Font"/>
     <w:uiPriority w:val="1"/>
-    <w:semiHidden/>
     <w:unhideWhenUsed/>
   </w:style>
   <w:style w:type="table" w:default="1" w:styleId="a3">
@@ -13564,6 +14986,18 @@
     <w:rPr>
       <w:color w:val="0000FF" w:themeColor="hyperlink"/>
       <w:u w:val="single"/>
+    </w:rPr>
+  </w:style>
+  <w:style w:type="character" w:styleId="affa">
+    <w:name w:val="Unresolved Mention"/>
+    <w:basedOn w:val="a2"/>
+    <w:uiPriority w:val="99"/>
+    <w:semiHidden/>
+    <w:unhideWhenUsed/>
+    <w:rsid w:val="00EA344A"/>
+    <w:rPr>
+      <w:color w:val="605E5C"/>
+      <w:shd w:val="clear" w:color="auto" w:fill="E1DFDD"/>
     </w:rPr>
   </w:style>
 </w:styles>

--- a/docs/CS4135_Project_Setup.docx
+++ b/docs/CS4135_Project_Setup.docx
@@ -1,6 +1,6 @@
 
 <file path=word/document.xml><?xml version="1.0" encoding="utf-8"?>
-<w:document xmlns:wpc="http://schemas.microsoft.com/office/word/2010/wordprocessingCanvas" xmlns:cx="http://schemas.microsoft.com/office/drawing/2014/chartex" xmlns:cx1="http://schemas.microsoft.com/office/drawing/2015/9/8/chartex" xmlns:cx2="http://schemas.microsoft.com/office/drawing/2015/10/21/chartex" xmlns:cx3="http://schemas.microsoft.com/office/drawing/2016/5/9/chartex" xmlns:cx4="http://schemas.microsoft.com/office/drawing/2016/5/10/chartex" xmlns:cx5="http://schemas.microsoft.com/office/drawing/2016/5/11/chartex" xmlns:cx6="http://schemas.microsoft.com/office/drawing/2016/5/12/chartex" xmlns:cx7="http://schemas.microsoft.com/office/drawing/2016/5/13/chartex" xmlns:cx8="http://schemas.microsoft.com/office/drawing/2016/5/14/chartex" xmlns:mc="http://schemas.openxmlformats.org/markup-compatibility/2006" xmlns:aink="http://schemas.microsoft.com/office/drawing/2016/ink" xmlns:am3d="http://schemas.microsoft.com/office/drawing/2017/model3d" xmlns:o="urn:schemas-microsoft-com:office:office" xmlns:oel="http://schemas.microsoft.com/office/2019/extlst" xmlns:r="http://schemas.openxmlformats.org/officeDocument/2006/relationships" xmlns:m="http://schemas.openxmlformats.org/officeDocument/2006/math" xmlns:v="urn:schemas-microsoft-com:vml" xmlns:wp14="http://schemas.microsoft.com/office/word/2010/wordprocessingDrawing" xmlns:wp="http://schemas.openxmlformats.org/drawingml/2006/wordprocessingDrawing" xmlns:w10="urn:schemas-microsoft-com:office:word" xmlns:w="http://schemas.openxmlformats.org/wordprocessingml/2006/main" xmlns:w14="http://schemas.microsoft.com/office/word/2010/wordml" xmlns:w15="http://schemas.microsoft.com/office/word/2012/wordml" xmlns:w16cex="http://schemas.microsoft.com/office/word/2018/wordml/cex" xmlns:w16cid="http://schemas.microsoft.com/office/word/2016/wordml/cid" xmlns:w16="http://schemas.microsoft.com/office/word/2018/wordml" xmlns:w16du="http://schemas.microsoft.com/office/word/2023/wordml/word16du" xmlns:w16sdtdh="http://schemas.microsoft.com/office/word/2020/wordml/sdtdatahash" xmlns:w16sdtfl="http://schemas.microsoft.com/office/word/2024/wordml/sdtformatlock" xmlns:w16se="http://schemas.microsoft.com/office/word/2015/wordml/symex" xmlns:wpg="http://schemas.microsoft.com/office/word/2010/wordprocessingGroup" xmlns:wpi="http://schemas.microsoft.com/office/word/2010/wordprocessingInk" xmlns:wne="http://schemas.microsoft.com/office/word/2006/wordml" xmlns:wps="http://schemas.microsoft.com/office/word/2010/wordprocessingShape" mc:Ignorable="w14 w15 w16se w16cid w16 w16cex w16sdtdh w16sdtfl w16du wp14">
+<w:document xmlns:wpc="http://schemas.microsoft.com/office/word/2010/wordprocessingCanvas" xmlns:cx="http://schemas.microsoft.com/office/drawing/2014/chartex" xmlns:cx1="http://schemas.microsoft.com/office/drawing/2015/9/8/chartex" xmlns:cx2="http://schemas.microsoft.com/office/drawing/2015/10/21/chartex" xmlns:cx3="http://schemas.microsoft.com/office/drawing/2016/5/9/chartex" xmlns:cx4="http://schemas.microsoft.com/office/drawing/2016/5/10/chartex" xmlns:cx5="http://schemas.microsoft.com/office/drawing/2016/5/11/chartex" xmlns:cx6="http://schemas.microsoft.com/office/drawing/2016/5/12/chartex" xmlns:cx7="http://schemas.microsoft.com/office/drawing/2016/5/13/chartex" xmlns:cx8="http://schemas.microsoft.com/office/drawing/2016/5/14/chartex" xmlns:mc="http://schemas.openxmlformats.org/markup-compatibility/2006" xmlns:aink="http://schemas.microsoft.com/office/drawing/2016/ink" xmlns:am3d="http://schemas.microsoft.com/office/drawing/2017/model3d" xmlns:o="urn:schemas-microsoft-com:office:office" xmlns:oel="http://schemas.microsoft.com/office/2019/extlst" xmlns:r="http://schemas.openxmlformats.org/officeDocument/2006/relationships" xmlns:m="http://schemas.openxmlformats.org/officeDocument/2006/math" xmlns:v="urn:schemas-microsoft-com:vml" xmlns:wp14="http://schemas.microsoft.com/office/word/2010/wordprocessingDrawing" xmlns:wp="http://schemas.openxmlformats.org/drawingml/2006/wordprocessingDrawing" xmlns:w10="urn:schemas-microsoft-com:office:word" xmlns:w="http://schemas.openxmlformats.org/wordprocessingml/2006/main" xmlns:w14="http://schemas.microsoft.com/office/word/2010/wordml" xmlns:w15="http://schemas.microsoft.com/office/word/2012/wordml" xmlns:w16cex="http://schemas.microsoft.com/office/word/2018/wordml/cex" xmlns:w16cid="http://schemas.microsoft.com/office/word/2016/wordml/cid" xmlns:w16="http://schemas.microsoft.com/office/word/2018/wordml" xmlns:w16sdtdh="http://schemas.microsoft.com/office/word/2020/wordml/sdtdatahash" xmlns:w16se="http://schemas.microsoft.com/office/word/2015/wordml/symex" xmlns:wpg="http://schemas.microsoft.com/office/word/2010/wordprocessingGroup" xmlns:wpi="http://schemas.microsoft.com/office/word/2010/wordprocessingInk" xmlns:wne="http://schemas.microsoft.com/office/word/2006/wordml" xmlns:wps="http://schemas.microsoft.com/office/word/2010/wordprocessingShape" mc:Ignorable="w14 w15 w16se w16cid w16 w16cex w16sdtdh wp14">
   <w:body>
     <w:p>
       <w:pPr>
@@ -233,7 +233,7 @@
               <w:spacing w:after="160" w:line="279" w:lineRule="auto"/>
               <w:jc w:val="center"/>
               <w:rPr>
-                <w:rFonts w:ascii="Times New Roman" w:eastAsia="宋体" w:hAnsi="Times New Roman" w:cs="Times New Roman" w:hint="eastAsia"/>
+                <w:rFonts w:ascii="Times New Roman" w:eastAsia="宋体" w:hAnsi="Times New Roman" w:cs="Times New Roman"/>
                 <w:sz w:val="28"/>
                 <w:szCs w:val="28"/>
                 <w:lang w:val="en-IE" w:eastAsia="zh-CN"/>
@@ -554,7 +554,7 @@
             <w:pPr>
               <w:spacing w:after="160" w:line="279" w:lineRule="auto"/>
               <w:rPr>
-                <w:rFonts w:ascii="Times New Roman" w:eastAsia="宋体" w:hAnsi="Times New Roman" w:cs="Times New Roman" w:hint="eastAsia"/>
+                <w:rFonts w:ascii="Times New Roman" w:eastAsia="宋体" w:hAnsi="Times New Roman" w:cs="Times New Roman"/>
                 <w:sz w:val="28"/>
                 <w:szCs w:val="28"/>
                 <w:lang w:val="en-IE" w:eastAsia="zh-CN"/>
@@ -641,7 +641,7 @@
             <w:pPr>
               <w:spacing w:after="160" w:line="279" w:lineRule="auto"/>
               <w:rPr>
-                <w:rFonts w:ascii="Times New Roman" w:eastAsia="宋体" w:hAnsi="Times New Roman" w:cs="Times New Roman" w:hint="eastAsia"/>
+                <w:rFonts w:ascii="Times New Roman" w:eastAsia="宋体" w:hAnsi="Times New Roman" w:cs="Times New Roman"/>
                 <w:sz w:val="28"/>
                 <w:szCs w:val="28"/>
                 <w:lang w:val="en-IE" w:eastAsia="zh-CN"/>
@@ -684,7 +684,7 @@
             <w:pPr>
               <w:spacing w:after="160" w:line="279" w:lineRule="auto"/>
               <w:rPr>
-                <w:rFonts w:ascii="Times New Roman" w:eastAsia="宋体" w:hAnsi="Times New Roman" w:cs="Times New Roman" w:hint="eastAsia"/>
+                <w:rFonts w:ascii="Times New Roman" w:eastAsia="宋体" w:hAnsi="Times New Roman" w:cs="Times New Roman"/>
                 <w:sz w:val="28"/>
                 <w:szCs w:val="28"/>
                 <w:lang w:val="en-IE" w:eastAsia="zh-CN"/>
@@ -1768,7 +1768,19 @@
         <w:rPr>
           <w:lang w:val="en-IE"/>
         </w:rPr>
-        <w:t xml:space="preserve">This project implements a distributed online order </w:t>
+        <w:t>This project implements a distributed online</w:t>
+      </w:r>
+      <w:r>
+        <w:rPr>
+          <w:lang w:val="en-IE"/>
+        </w:rPr>
+        <w:t xml:space="preserve"> food</w:t>
+      </w:r>
+      <w:r>
+        <w:rPr>
+          <w:lang w:val="en-IE"/>
+        </w:rPr>
+        <w:t xml:space="preserve"> order </w:t>
       </w:r>
       <w:r>
         <w:rPr>
@@ -1794,7 +1806,19 @@
         <w:rPr>
           <w:lang w:val="en-IE"/>
         </w:rPr>
-        <w:t xml:space="preserve">Online delivery </w:t>
+        <w:t>Online</w:t>
+      </w:r>
+      <w:r>
+        <w:rPr>
+          <w:lang w:val="en-IE"/>
+        </w:rPr>
+        <w:t xml:space="preserve"> food</w:t>
+      </w:r>
+      <w:r>
+        <w:rPr>
+          <w:lang w:val="en-IE"/>
+        </w:rPr>
+        <w:t xml:space="preserve"> delivery </w:t>
       </w:r>
       <w:r>
         <w:rPr>
@@ -1814,7 +1838,7 @@
           <w:rFonts w:asciiTheme="majorHAnsi" w:eastAsia="宋体" w:hAnsiTheme="majorHAnsi" w:cstheme="majorHAnsi"/>
           <w:lang w:val="en-IE" w:eastAsia="zh-CN"/>
         </w:rPr>
-        <w:t>business</w:t>
+        <w:t>restaurant</w:t>
       </w:r>
       <w:r>
         <w:rPr>
@@ -1865,7 +1889,7 @@
     <w:p>
       <w:pPr>
         <w:rPr>
-          <w:rFonts w:eastAsia="宋体" w:hint="eastAsia"/>
+          <w:rFonts w:eastAsia="宋体"/>
           <w:lang w:val="en-IE" w:eastAsia="zh-CN"/>
         </w:rPr>
       </w:pPr>
@@ -1984,7 +2008,21 @@
           <w:rFonts w:eastAsia="宋体" w:hint="eastAsia"/>
           <w:lang w:val="en-IE" w:eastAsia="zh-CN"/>
         </w:rPr>
-        <w:t xml:space="preserve">online order &amp; </w:t>
+        <w:t xml:space="preserve">online </w:t>
+      </w:r>
+      <w:r>
+        <w:rPr>
+          <w:rFonts w:eastAsia="宋体"/>
+          <w:lang w:val="en-IE" w:eastAsia="zh-CN"/>
+        </w:rPr>
+        <w:t xml:space="preserve">food </w:t>
+      </w:r>
+      <w:r>
+        <w:rPr>
+          <w:rFonts w:eastAsia="宋体" w:hint="eastAsia"/>
+          <w:lang w:val="en-IE" w:eastAsia="zh-CN"/>
+        </w:rPr>
+        <w:t xml:space="preserve">order &amp; </w:t>
       </w:r>
       <w:r>
         <w:rPr>
@@ -2054,7 +2092,30 @@
           <w:rFonts w:eastAsia="宋体"/>
           <w:lang w:eastAsia="zh-CN"/>
         </w:rPr>
-        <w:t>browse restaurants, place orders, and track delivery status</w:t>
+        <w:t xml:space="preserve">browse </w:t>
+      </w:r>
+      <w:proofErr w:type="spellStart"/>
+      <w:r>
+        <w:rPr>
+          <w:rFonts w:eastAsia="宋体"/>
+          <w:lang w:eastAsia="zh-CN"/>
+        </w:rPr>
+        <w:t>restaurants</w:t>
+      </w:r>
+      <w:proofErr w:type="spellEnd"/>
+      <w:r>
+        <w:rPr>
+          <w:rFonts w:eastAsia="宋体"/>
+          <w:lang w:eastAsia="zh-CN"/>
+        </w:rPr>
+        <w:t xml:space="preserve"> menu</w:t>
+      </w:r>
+      <w:r>
+        <w:rPr>
+          <w:rFonts w:eastAsia="宋体"/>
+          <w:lang w:eastAsia="zh-CN"/>
+        </w:rPr>
+        <w:t>, place orders, and track delivery status</w:t>
       </w:r>
     </w:p>
     <w:p>
@@ -2071,10 +2132,10 @@
       </w:pPr>
       <w:r>
         <w:rPr>
-          <w:rFonts w:eastAsia="宋体" w:hint="eastAsia"/>
+          <w:rFonts w:eastAsia="宋体"/>
           <w:lang w:eastAsia="zh-CN"/>
         </w:rPr>
-        <w:t>Business</w:t>
+        <w:t>Restaurant</w:t>
       </w:r>
       <w:r>
         <w:rPr>
@@ -2095,14 +2156,14 @@
           <w:rFonts w:eastAsia="宋体"/>
           <w:lang w:eastAsia="zh-CN"/>
         </w:rPr>
-        <w:t>Product</w:t>
+        <w:t>menu</w:t>
       </w:r>
       <w:r>
         <w:rPr>
           <w:rFonts w:eastAsia="宋体" w:hint="eastAsia"/>
           <w:lang w:eastAsia="zh-CN"/>
         </w:rPr>
-        <w:t xml:space="preserve">s </w:t>
+        <w:t xml:space="preserve"> </w:t>
       </w:r>
       <w:r>
         <w:rPr>
@@ -2150,8 +2211,17 @@
           <w:rFonts w:eastAsia="宋体"/>
           <w:lang w:eastAsia="zh-CN"/>
         </w:rPr>
-        <w:t>receive delivery assignments and update delivery progress</w:t>
+        <w:t xml:space="preserve">receive delivery assignments and update delivery </w:t>
       </w:r>
+      <w:proofErr w:type="gramStart"/>
+      <w:r>
+        <w:rPr>
+          <w:rFonts w:eastAsia="宋体"/>
+          <w:lang w:eastAsia="zh-CN"/>
+        </w:rPr>
+        <w:t>progress</w:t>
+      </w:r>
+      <w:proofErr w:type="gramEnd"/>
     </w:p>
     <w:p>
       <w:pPr>
@@ -2290,7 +2360,6 @@
           <w:numId w:val="16"/>
         </w:numPr>
         <w:rPr>
-          <w:rFonts w:hint="eastAsia"/>
           <w:lang w:val="en-IE" w:eastAsia="zh-CN"/>
         </w:rPr>
       </w:pPr>
@@ -2358,21 +2427,14 @@
       <w:bookmarkStart w:id="3" w:name="_Toc221624527"/>
       <w:r>
         <w:lastRenderedPageBreak/>
-        <w:t>4</w:t>
-      </w:r>
-      <w:r>
-        <w:t>. Basic Project Requirements</w:t>
+        <w:t>4. Basic Project Requirements</w:t>
       </w:r>
       <w:bookmarkEnd w:id="3"/>
       <w:r>
         <w:t xml:space="preserve"> </w:t>
       </w:r>
     </w:p>
-    <w:p>
-      <w:r>
-        <w:t>one page</w:t>
-      </w:r>
-    </w:p>
+    <w:p/>
     <w:p>
       <w:pPr>
         <w:rPr>
@@ -2438,23 +2500,13 @@
         <w:t xml:space="preserve"> Link: </w:t>
       </w:r>
       <w:hyperlink r:id="rId9" w:history="1">
-        <w:proofErr w:type="spellStart"/>
         <w:r>
           <w:rPr>
             <w:rStyle w:val="aff9"/>
             <w:rFonts w:eastAsia="宋体"/>
             <w:lang w:eastAsia="zh-CN"/>
           </w:rPr>
-          <w:t>PeileLi</w:t>
-        </w:r>
-        <w:proofErr w:type="spellEnd"/>
-        <w:r>
-          <w:rPr>
-            <w:rStyle w:val="aff9"/>
-            <w:rFonts w:eastAsia="宋体"/>
-            <w:lang w:eastAsia="zh-CN"/>
-          </w:rPr>
-          <w:t>/CS4135-grp-project</w:t>
+          <w:t>PeileLi/CS4135-grp-project</w:t>
         </w:r>
       </w:hyperlink>
     </w:p>
@@ -2494,6 +2546,7 @@
         </w:rPr>
         <w:t xml:space="preserve">git clone </w:t>
       </w:r>
+      <w:proofErr w:type="gramStart"/>
       <w:r>
         <w:rPr>
           <w:highlight w:val="yellow"/>
@@ -2501,11 +2554,12 @@
         </w:rPr>
         <w:t>https://github.com/PeileLi/CS4135-grp-project.git</w:t>
       </w:r>
+      <w:proofErr w:type="gramEnd"/>
     </w:p>
     <w:p>
       <w:pPr>
         <w:rPr>
-          <w:rFonts w:eastAsia="宋体" w:hint="eastAsia"/>
+          <w:rFonts w:eastAsia="宋体"/>
           <w:lang w:eastAsia="zh-CN"/>
         </w:rPr>
       </w:pPr>
@@ -2571,25 +2625,7 @@
             <w:rFonts w:eastAsia="宋体"/>
             <w:lang w:eastAsia="zh-CN"/>
           </w:rPr>
-          <w:t xml:space="preserve">Home · </w:t>
-        </w:r>
-        <w:proofErr w:type="spellStart"/>
-        <w:r>
-          <w:rPr>
-            <w:rStyle w:val="aff9"/>
-            <w:rFonts w:eastAsia="宋体"/>
-            <w:lang w:eastAsia="zh-CN"/>
-          </w:rPr>
-          <w:t>PeileLi</w:t>
-        </w:r>
-        <w:proofErr w:type="spellEnd"/>
-        <w:r>
-          <w:rPr>
-            <w:rStyle w:val="aff9"/>
-            <w:rFonts w:eastAsia="宋体"/>
-            <w:lang w:eastAsia="zh-CN"/>
-          </w:rPr>
-          <w:t>/CS4135-grp-project Wiki</w:t>
+          <w:t>Home · PeileLi/CS4135-grp-project Wiki</w:t>
         </w:r>
       </w:hyperlink>
       <w:r>
@@ -2640,7 +2676,15 @@
     </w:p>
     <w:p>
       <w:r>
-        <w:t xml:space="preserve">In needed </w:t>
+        <w:t xml:space="preserve">In </w:t>
+      </w:r>
+      <w:proofErr w:type="gramStart"/>
+      <w:r>
+        <w:t>needed</w:t>
+      </w:r>
+      <w:proofErr w:type="gramEnd"/>
+      <w:r>
+        <w:t xml:space="preserve"> </w:t>
       </w:r>
     </w:p>
     <w:sectPr>
@@ -2654,7 +2698,7 @@
 </file>
 
 <file path=word/endnotes.xml><?xml version="1.0" encoding="utf-8"?>
-<w:endnotes xmlns:wpc="http://schemas.microsoft.com/office/word/2010/wordprocessingCanvas" xmlns:cx="http://schemas.microsoft.com/office/drawing/2014/chartex" xmlns:cx1="http://schemas.microsoft.com/office/drawing/2015/9/8/chartex" xmlns:cx2="http://schemas.microsoft.com/office/drawing/2015/10/21/chartex" xmlns:cx3="http://schemas.microsoft.com/office/drawing/2016/5/9/chartex" xmlns:cx4="http://schemas.microsoft.com/office/drawing/2016/5/10/chartex" xmlns:cx5="http://schemas.microsoft.com/office/drawing/2016/5/11/chartex" xmlns:cx6="http://schemas.microsoft.com/office/drawing/2016/5/12/chartex" xmlns:cx7="http://schemas.microsoft.com/office/drawing/2016/5/13/chartex" xmlns:cx8="http://schemas.microsoft.com/office/drawing/2016/5/14/chartex" xmlns:mc="http://schemas.openxmlformats.org/markup-compatibility/2006" xmlns:aink="http://schemas.microsoft.com/office/drawing/2016/ink" xmlns:am3d="http://schemas.microsoft.com/office/drawing/2017/model3d" xmlns:o="urn:schemas-microsoft-com:office:office" xmlns:oel="http://schemas.microsoft.com/office/2019/extlst" xmlns:r="http://schemas.openxmlformats.org/officeDocument/2006/relationships" xmlns:m="http://schemas.openxmlformats.org/officeDocument/2006/math" xmlns:v="urn:schemas-microsoft-com:vml" xmlns:wp14="http://schemas.microsoft.com/office/word/2010/wordprocessingDrawing" xmlns:wp="http://schemas.openxmlformats.org/drawingml/2006/wordprocessingDrawing" xmlns:w10="urn:schemas-microsoft-com:office:word" xmlns:w="http://schemas.openxmlformats.org/wordprocessingml/2006/main" xmlns:w14="http://schemas.microsoft.com/office/word/2010/wordml" xmlns:w15="http://schemas.microsoft.com/office/word/2012/wordml" xmlns:w16cex="http://schemas.microsoft.com/office/word/2018/wordml/cex" xmlns:w16cid="http://schemas.microsoft.com/office/word/2016/wordml/cid" xmlns:w16="http://schemas.microsoft.com/office/word/2018/wordml" xmlns:w16du="http://schemas.microsoft.com/office/word/2023/wordml/word16du" xmlns:w16sdtdh="http://schemas.microsoft.com/office/word/2020/wordml/sdtdatahash" xmlns:w16sdtfl="http://schemas.microsoft.com/office/word/2024/wordml/sdtformatlock" xmlns:w16se="http://schemas.microsoft.com/office/word/2015/wordml/symex" xmlns:wpg="http://schemas.microsoft.com/office/word/2010/wordprocessingGroup" xmlns:wpi="http://schemas.microsoft.com/office/word/2010/wordprocessingInk" xmlns:wne="http://schemas.microsoft.com/office/word/2006/wordml" xmlns:wps="http://schemas.microsoft.com/office/word/2010/wordprocessingShape" mc:Ignorable="w14 w15 w16se w16cid w16 w16cex w16sdtdh w16sdtfl w16du wp14">
+<w:endnotes xmlns:wpc="http://schemas.microsoft.com/office/word/2010/wordprocessingCanvas" xmlns:cx="http://schemas.microsoft.com/office/drawing/2014/chartex" xmlns:cx1="http://schemas.microsoft.com/office/drawing/2015/9/8/chartex" xmlns:cx2="http://schemas.microsoft.com/office/drawing/2015/10/21/chartex" xmlns:cx3="http://schemas.microsoft.com/office/drawing/2016/5/9/chartex" xmlns:cx4="http://schemas.microsoft.com/office/drawing/2016/5/10/chartex" xmlns:cx5="http://schemas.microsoft.com/office/drawing/2016/5/11/chartex" xmlns:cx6="http://schemas.microsoft.com/office/drawing/2016/5/12/chartex" xmlns:cx7="http://schemas.microsoft.com/office/drawing/2016/5/13/chartex" xmlns:cx8="http://schemas.microsoft.com/office/drawing/2016/5/14/chartex" xmlns:mc="http://schemas.openxmlformats.org/markup-compatibility/2006" xmlns:aink="http://schemas.microsoft.com/office/drawing/2016/ink" xmlns:am3d="http://schemas.microsoft.com/office/drawing/2017/model3d" xmlns:o="urn:schemas-microsoft-com:office:office" xmlns:oel="http://schemas.microsoft.com/office/2019/extlst" xmlns:r="http://schemas.openxmlformats.org/officeDocument/2006/relationships" xmlns:m="http://schemas.openxmlformats.org/officeDocument/2006/math" xmlns:v="urn:schemas-microsoft-com:vml" xmlns:wp14="http://schemas.microsoft.com/office/word/2010/wordprocessingDrawing" xmlns:wp="http://schemas.openxmlformats.org/drawingml/2006/wordprocessingDrawing" xmlns:w10="urn:schemas-microsoft-com:office:word" xmlns:w="http://schemas.openxmlformats.org/wordprocessingml/2006/main" xmlns:w14="http://schemas.microsoft.com/office/word/2010/wordml" xmlns:w15="http://schemas.microsoft.com/office/word/2012/wordml" xmlns:w16cex="http://schemas.microsoft.com/office/word/2018/wordml/cex" xmlns:w16cid="http://schemas.microsoft.com/office/word/2016/wordml/cid" xmlns:w16="http://schemas.microsoft.com/office/word/2018/wordml" xmlns:w16sdtdh="http://schemas.microsoft.com/office/word/2020/wordml/sdtdatahash" xmlns:w16se="http://schemas.microsoft.com/office/word/2015/wordml/symex" xmlns:wpg="http://schemas.microsoft.com/office/word/2010/wordprocessingGroup" xmlns:wpi="http://schemas.microsoft.com/office/word/2010/wordprocessingInk" xmlns:wne="http://schemas.microsoft.com/office/word/2006/wordml" xmlns:wps="http://schemas.microsoft.com/office/word/2010/wordprocessingShape" mc:Ignorable="w14 w15 w16se w16cid w16 w16cex w16sdtdh wp14">
   <w:endnote w:type="separator" w:id="-1">
     <w:p>
       <w:pPr>
@@ -2679,7 +2723,7 @@
 </file>
 
 <file path=word/footnotes.xml><?xml version="1.0" encoding="utf-8"?>
-<w:footnotes xmlns:wpc="http://schemas.microsoft.com/office/word/2010/wordprocessingCanvas" xmlns:cx="http://schemas.microsoft.com/office/drawing/2014/chartex" xmlns:cx1="http://schemas.microsoft.com/office/drawing/2015/9/8/chartex" xmlns:cx2="http://schemas.microsoft.com/office/drawing/2015/10/21/chartex" xmlns:cx3="http://schemas.microsoft.com/office/drawing/2016/5/9/chartex" xmlns:cx4="http://schemas.microsoft.com/office/drawing/2016/5/10/chartex" xmlns:cx5="http://schemas.microsoft.com/office/drawing/2016/5/11/chartex" xmlns:cx6="http://schemas.microsoft.com/office/drawing/2016/5/12/chartex" xmlns:cx7="http://schemas.microsoft.com/office/drawing/2016/5/13/chartex" xmlns:cx8="http://schemas.microsoft.com/office/drawing/2016/5/14/chartex" xmlns:mc="http://schemas.openxmlformats.org/markup-compatibility/2006" xmlns:aink="http://schemas.microsoft.com/office/drawing/2016/ink" xmlns:am3d="http://schemas.microsoft.com/office/drawing/2017/model3d" xmlns:o="urn:schemas-microsoft-com:office:office" xmlns:oel="http://schemas.microsoft.com/office/2019/extlst" xmlns:r="http://schemas.openxmlformats.org/officeDocument/2006/relationships" xmlns:m="http://schemas.openxmlformats.org/officeDocument/2006/math" xmlns:v="urn:schemas-microsoft-com:vml" xmlns:wp14="http://schemas.microsoft.com/office/word/2010/wordprocessingDrawing" xmlns:wp="http://schemas.openxmlformats.org/drawingml/2006/wordprocessingDrawing" xmlns:w10="urn:schemas-microsoft-com:office:word" xmlns:w="http://schemas.openxmlformats.org/wordprocessingml/2006/main" xmlns:w14="http://schemas.microsoft.com/office/word/2010/wordml" xmlns:w15="http://schemas.microsoft.com/office/word/2012/wordml" xmlns:w16cex="http://schemas.microsoft.com/office/word/2018/wordml/cex" xmlns:w16cid="http://schemas.microsoft.com/office/word/2016/wordml/cid" xmlns:w16="http://schemas.microsoft.com/office/word/2018/wordml" xmlns:w16du="http://schemas.microsoft.com/office/word/2023/wordml/word16du" xmlns:w16sdtdh="http://schemas.microsoft.com/office/word/2020/wordml/sdtdatahash" xmlns:w16sdtfl="http://schemas.microsoft.com/office/word/2024/wordml/sdtformatlock" xmlns:w16se="http://schemas.microsoft.com/office/word/2015/wordml/symex" xmlns:wpg="http://schemas.microsoft.com/office/word/2010/wordprocessingGroup" xmlns:wpi="http://schemas.microsoft.com/office/word/2010/wordprocessingInk" xmlns:wne="http://schemas.microsoft.com/office/word/2006/wordml" xmlns:wps="http://schemas.microsoft.com/office/word/2010/wordprocessingShape" mc:Ignorable="w14 w15 w16se w16cid w16 w16cex w16sdtdh w16sdtfl w16du wp14">
+<w:footnotes xmlns:wpc="http://schemas.microsoft.com/office/word/2010/wordprocessingCanvas" xmlns:cx="http://schemas.microsoft.com/office/drawing/2014/chartex" xmlns:cx1="http://schemas.microsoft.com/office/drawing/2015/9/8/chartex" xmlns:cx2="http://schemas.microsoft.com/office/drawing/2015/10/21/chartex" xmlns:cx3="http://schemas.microsoft.com/office/drawing/2016/5/9/chartex" xmlns:cx4="http://schemas.microsoft.com/office/drawing/2016/5/10/chartex" xmlns:cx5="http://schemas.microsoft.com/office/drawing/2016/5/11/chartex" xmlns:cx6="http://schemas.microsoft.com/office/drawing/2016/5/12/chartex" xmlns:cx7="http://schemas.microsoft.com/office/drawing/2016/5/13/chartex" xmlns:cx8="http://schemas.microsoft.com/office/drawing/2016/5/14/chartex" xmlns:mc="http://schemas.openxmlformats.org/markup-compatibility/2006" xmlns:aink="http://schemas.microsoft.com/office/drawing/2016/ink" xmlns:am3d="http://schemas.microsoft.com/office/drawing/2017/model3d" xmlns:o="urn:schemas-microsoft-com:office:office" xmlns:oel="http://schemas.microsoft.com/office/2019/extlst" xmlns:r="http://schemas.openxmlformats.org/officeDocument/2006/relationships" xmlns:m="http://schemas.openxmlformats.org/officeDocument/2006/math" xmlns:v="urn:schemas-microsoft-com:vml" xmlns:wp14="http://schemas.microsoft.com/office/word/2010/wordprocessingDrawing" xmlns:wp="http://schemas.openxmlformats.org/drawingml/2006/wordprocessingDrawing" xmlns:w10="urn:schemas-microsoft-com:office:word" xmlns:w="http://schemas.openxmlformats.org/wordprocessingml/2006/main" xmlns:w14="http://schemas.microsoft.com/office/word/2010/wordml" xmlns:w15="http://schemas.microsoft.com/office/word/2012/wordml" xmlns:w16cex="http://schemas.microsoft.com/office/word/2018/wordml/cex" xmlns:w16cid="http://schemas.microsoft.com/office/word/2016/wordml/cid" xmlns:w16="http://schemas.microsoft.com/office/word/2018/wordml" xmlns:w16sdtdh="http://schemas.microsoft.com/office/word/2020/wordml/sdtdatahash" xmlns:w16se="http://schemas.microsoft.com/office/word/2015/wordml/symex" xmlns:wpg="http://schemas.microsoft.com/office/word/2010/wordprocessingGroup" xmlns:wpi="http://schemas.microsoft.com/office/word/2010/wordprocessingInk" xmlns:wne="http://schemas.microsoft.com/office/word/2006/wordml" xmlns:wps="http://schemas.microsoft.com/office/word/2010/wordprocessingShape" mc:Ignorable="w14 w15 w16se w16cid w16 w16cex w16sdtdh wp14">
   <w:footnote w:type="separator" w:id="-1">
     <w:p>
       <w:pPr>
@@ -2704,7 +2748,7 @@
 </file>
 
 <file path=word/numbering.xml><?xml version="1.0" encoding="utf-8"?>
-<w:numbering xmlns:wpc="http://schemas.microsoft.com/office/word/2010/wordprocessingCanvas" xmlns:cx="http://schemas.microsoft.com/office/drawing/2014/chartex" xmlns:cx1="http://schemas.microsoft.com/office/drawing/2015/9/8/chartex" xmlns:cx2="http://schemas.microsoft.com/office/drawing/2015/10/21/chartex" xmlns:cx3="http://schemas.microsoft.com/office/drawing/2016/5/9/chartex" xmlns:cx4="http://schemas.microsoft.com/office/drawing/2016/5/10/chartex" xmlns:cx5="http://schemas.microsoft.com/office/drawing/2016/5/11/chartex" xmlns:cx6="http://schemas.microsoft.com/office/drawing/2016/5/12/chartex" xmlns:cx7="http://schemas.microsoft.com/office/drawing/2016/5/13/chartex" xmlns:cx8="http://schemas.microsoft.com/office/drawing/2016/5/14/chartex" xmlns:mc="http://schemas.openxmlformats.org/markup-compatibility/2006" xmlns:aink="http://schemas.microsoft.com/office/drawing/2016/ink" xmlns:am3d="http://schemas.microsoft.com/office/drawing/2017/model3d" xmlns:o="urn:schemas-microsoft-com:office:office" xmlns:oel="http://schemas.microsoft.com/office/2019/extlst" xmlns:r="http://schemas.openxmlformats.org/officeDocument/2006/relationships" xmlns:m="http://schemas.openxmlformats.org/officeDocument/2006/math" xmlns:v="urn:schemas-microsoft-com:vml" xmlns:wp14="http://schemas.microsoft.com/office/word/2010/wordprocessingDrawing" xmlns:wp="http://schemas.openxmlformats.org/drawingml/2006/wordprocessingDrawing" xmlns:w10="urn:schemas-microsoft-com:office:word" xmlns:w="http://schemas.openxmlformats.org/wordprocessingml/2006/main" xmlns:w14="http://schemas.microsoft.com/office/word/2010/wordml" xmlns:w15="http://schemas.microsoft.com/office/word/2012/wordml" xmlns:w16cex="http://schemas.microsoft.com/office/word/2018/wordml/cex" xmlns:w16cid="http://schemas.microsoft.com/office/word/2016/wordml/cid" xmlns:w16="http://schemas.microsoft.com/office/word/2018/wordml" xmlns:w16du="http://schemas.microsoft.com/office/word/2023/wordml/word16du" xmlns:w16sdtdh="http://schemas.microsoft.com/office/word/2020/wordml/sdtdatahash" xmlns:w16sdtfl="http://schemas.microsoft.com/office/word/2024/wordml/sdtformatlock" xmlns:w16se="http://schemas.microsoft.com/office/word/2015/wordml/symex" xmlns:wpg="http://schemas.microsoft.com/office/word/2010/wordprocessingGroup" xmlns:wpi="http://schemas.microsoft.com/office/word/2010/wordprocessingInk" xmlns:wne="http://schemas.microsoft.com/office/word/2006/wordml" xmlns:wps="http://schemas.microsoft.com/office/word/2010/wordprocessingShape" mc:Ignorable="w14 w15 w16se w16cid w16 w16cex w16sdtdh w16sdtfl w16du wp14">
+<w:numbering xmlns:wpc="http://schemas.microsoft.com/office/word/2010/wordprocessingCanvas" xmlns:cx="http://schemas.microsoft.com/office/drawing/2014/chartex" xmlns:cx1="http://schemas.microsoft.com/office/drawing/2015/9/8/chartex" xmlns:cx2="http://schemas.microsoft.com/office/drawing/2015/10/21/chartex" xmlns:cx3="http://schemas.microsoft.com/office/drawing/2016/5/9/chartex" xmlns:cx4="http://schemas.microsoft.com/office/drawing/2016/5/10/chartex" xmlns:cx5="http://schemas.microsoft.com/office/drawing/2016/5/11/chartex" xmlns:cx6="http://schemas.microsoft.com/office/drawing/2016/5/12/chartex" xmlns:cx7="http://schemas.microsoft.com/office/drawing/2016/5/13/chartex" xmlns:cx8="http://schemas.microsoft.com/office/drawing/2016/5/14/chartex" xmlns:mc="http://schemas.openxmlformats.org/markup-compatibility/2006" xmlns:aink="http://schemas.microsoft.com/office/drawing/2016/ink" xmlns:am3d="http://schemas.microsoft.com/office/drawing/2017/model3d" xmlns:o="urn:schemas-microsoft-com:office:office" xmlns:oel="http://schemas.microsoft.com/office/2019/extlst" xmlns:r="http://schemas.openxmlformats.org/officeDocument/2006/relationships" xmlns:m="http://schemas.openxmlformats.org/officeDocument/2006/math" xmlns:v="urn:schemas-microsoft-com:vml" xmlns:wp14="http://schemas.microsoft.com/office/word/2010/wordprocessingDrawing" xmlns:wp="http://schemas.openxmlformats.org/drawingml/2006/wordprocessingDrawing" xmlns:w10="urn:schemas-microsoft-com:office:word" xmlns:w="http://schemas.openxmlformats.org/wordprocessingml/2006/main" xmlns:w14="http://schemas.microsoft.com/office/word/2010/wordml" xmlns:w15="http://schemas.microsoft.com/office/word/2012/wordml" xmlns:w16cex="http://schemas.microsoft.com/office/word/2018/wordml/cex" xmlns:w16cid="http://schemas.microsoft.com/office/word/2016/wordml/cid" xmlns:w16="http://schemas.microsoft.com/office/word/2018/wordml" xmlns:w16sdtdh="http://schemas.microsoft.com/office/word/2020/wordml/sdtdatahash" xmlns:w16se="http://schemas.microsoft.com/office/word/2015/wordml/symex" xmlns:wpg="http://schemas.microsoft.com/office/word/2010/wordprocessingGroup" xmlns:wpi="http://schemas.microsoft.com/office/word/2010/wordprocessingInk" xmlns:wne="http://schemas.microsoft.com/office/word/2006/wordml" xmlns:wps="http://schemas.microsoft.com/office/word/2010/wordprocessingShape" mc:Ignorable="w14 w15 w16se w16cid w16 w16cex w16sdtdh wp14">
   <w:abstractNum w:abstractNumId="0" w15:restartNumberingAfterBreak="0">
     <w:nsid w:val="FFFFFF7C"/>
     <w:multiLevelType w:val="singleLevel"/>
@@ -3587,7 +3631,7 @@
 </file>
 
 <file path=word/styles.xml><?xml version="1.0" encoding="utf-8"?>
-<w:styles xmlns:mc="http://schemas.openxmlformats.org/markup-compatibility/2006" xmlns:r="http://schemas.openxmlformats.org/officeDocument/2006/relationships" xmlns:w="http://schemas.openxmlformats.org/wordprocessingml/2006/main" xmlns:w14="http://schemas.microsoft.com/office/word/2010/wordml" xmlns:w15="http://schemas.microsoft.com/office/word/2012/wordml" xmlns:w16cex="http://schemas.microsoft.com/office/word/2018/wordml/cex" xmlns:w16cid="http://schemas.microsoft.com/office/word/2016/wordml/cid" xmlns:w16="http://schemas.microsoft.com/office/word/2018/wordml" xmlns:w16du="http://schemas.microsoft.com/office/word/2023/wordml/word16du" xmlns:w16sdtdh="http://schemas.microsoft.com/office/word/2020/wordml/sdtdatahash" xmlns:w16sdtfl="http://schemas.microsoft.com/office/word/2024/wordml/sdtformatlock" xmlns:w16se="http://schemas.microsoft.com/office/word/2015/wordml/symex" mc:Ignorable="w14 w15 w16se w16cid w16 w16cex w16sdtdh w16sdtfl w16du">
+<w:styles xmlns:mc="http://schemas.openxmlformats.org/markup-compatibility/2006" xmlns:r="http://schemas.openxmlformats.org/officeDocument/2006/relationships" xmlns:w="http://schemas.openxmlformats.org/wordprocessingml/2006/main" xmlns:w14="http://schemas.microsoft.com/office/word/2010/wordml" xmlns:w15="http://schemas.microsoft.com/office/word/2012/wordml" xmlns:w16cex="http://schemas.microsoft.com/office/word/2018/wordml/cex" xmlns:w16cid="http://schemas.microsoft.com/office/word/2016/wordml/cid" xmlns:w16="http://schemas.microsoft.com/office/word/2018/wordml" xmlns:w16sdtdh="http://schemas.microsoft.com/office/word/2020/wordml/sdtdatahash" xmlns:w16se="http://schemas.microsoft.com/office/word/2015/wordml/symex" mc:Ignorable="w14 w15 w16se w16cid w16 w16cex w16sdtdh">
   <w:docDefaults>
     <w:rPrDefault>
       <w:rPr>
@@ -4189,6 +4233,7 @@
   <w:style w:type="character" w:default="1" w:styleId="a2">
     <w:name w:val="Default Paragraph Font"/>
     <w:uiPriority w:val="1"/>
+    <w:semiHidden/>
     <w:unhideWhenUsed/>
   </w:style>
   <w:style w:type="table" w:default="1" w:styleId="a3">

--- a/docs/CS4135_Project_Setup.docx
+++ b/docs/CS4135_Project_Setup.docx
@@ -1,6 +1,6 @@
 
 <file path=word/document.xml><?xml version="1.0" encoding="utf-8"?>
-<w:document xmlns:wpc="http://schemas.microsoft.com/office/word/2010/wordprocessingCanvas" xmlns:cx="http://schemas.microsoft.com/office/drawing/2014/chartex" xmlns:cx1="http://schemas.microsoft.com/office/drawing/2015/9/8/chartex" xmlns:cx2="http://schemas.microsoft.com/office/drawing/2015/10/21/chartex" xmlns:cx3="http://schemas.microsoft.com/office/drawing/2016/5/9/chartex" xmlns:cx4="http://schemas.microsoft.com/office/drawing/2016/5/10/chartex" xmlns:cx5="http://schemas.microsoft.com/office/drawing/2016/5/11/chartex" xmlns:cx6="http://schemas.microsoft.com/office/drawing/2016/5/12/chartex" xmlns:cx7="http://schemas.microsoft.com/office/drawing/2016/5/13/chartex" xmlns:cx8="http://schemas.microsoft.com/office/drawing/2016/5/14/chartex" xmlns:mc="http://schemas.openxmlformats.org/markup-compatibility/2006" xmlns:aink="http://schemas.microsoft.com/office/drawing/2016/ink" xmlns:am3d="http://schemas.microsoft.com/office/drawing/2017/model3d" xmlns:o="urn:schemas-microsoft-com:office:office" xmlns:oel="http://schemas.microsoft.com/office/2019/extlst" xmlns:r="http://schemas.openxmlformats.org/officeDocument/2006/relationships" xmlns:m="http://schemas.openxmlformats.org/officeDocument/2006/math" xmlns:v="urn:schemas-microsoft-com:vml" xmlns:wp14="http://schemas.microsoft.com/office/word/2010/wordprocessingDrawing" xmlns:wp="http://schemas.openxmlformats.org/drawingml/2006/wordprocessingDrawing" xmlns:w10="urn:schemas-microsoft-com:office:word" xmlns:w="http://schemas.openxmlformats.org/wordprocessingml/2006/main" xmlns:w14="http://schemas.microsoft.com/office/word/2010/wordml" xmlns:w15="http://schemas.microsoft.com/office/word/2012/wordml" xmlns:w16cex="http://schemas.microsoft.com/office/word/2018/wordml/cex" xmlns:w16cid="http://schemas.microsoft.com/office/word/2016/wordml/cid" xmlns:w16="http://schemas.microsoft.com/office/word/2018/wordml" xmlns:w16sdtdh="http://schemas.microsoft.com/office/word/2020/wordml/sdtdatahash" xmlns:w16se="http://schemas.microsoft.com/office/word/2015/wordml/symex" xmlns:wpg="http://schemas.microsoft.com/office/word/2010/wordprocessingGroup" xmlns:wpi="http://schemas.microsoft.com/office/word/2010/wordprocessingInk" xmlns:wne="http://schemas.microsoft.com/office/word/2006/wordml" xmlns:wps="http://schemas.microsoft.com/office/word/2010/wordprocessingShape" mc:Ignorable="w14 w15 w16se w16cid w16 w16cex w16sdtdh wp14">
+<w:document xmlns:wpc="http://schemas.microsoft.com/office/word/2010/wordprocessingCanvas" xmlns:cx="http://schemas.microsoft.com/office/drawing/2014/chartex" xmlns:cx1="http://schemas.microsoft.com/office/drawing/2015/9/8/chartex" xmlns:cx2="http://schemas.microsoft.com/office/drawing/2015/10/21/chartex" xmlns:cx3="http://schemas.microsoft.com/office/drawing/2016/5/9/chartex" xmlns:cx4="http://schemas.microsoft.com/office/drawing/2016/5/10/chartex" xmlns:cx5="http://schemas.microsoft.com/office/drawing/2016/5/11/chartex" xmlns:cx6="http://schemas.microsoft.com/office/drawing/2016/5/12/chartex" xmlns:cx7="http://schemas.microsoft.com/office/drawing/2016/5/13/chartex" xmlns:cx8="http://schemas.microsoft.com/office/drawing/2016/5/14/chartex" xmlns:mc="http://schemas.openxmlformats.org/markup-compatibility/2006" xmlns:aink="http://schemas.microsoft.com/office/drawing/2016/ink" xmlns:am3d="http://schemas.microsoft.com/office/drawing/2017/model3d" xmlns:o="urn:schemas-microsoft-com:office:office" xmlns:oel="http://schemas.microsoft.com/office/2019/extlst" xmlns:r="http://schemas.openxmlformats.org/officeDocument/2006/relationships" xmlns:m="http://schemas.openxmlformats.org/officeDocument/2006/math" xmlns:v="urn:schemas-microsoft-com:vml" xmlns:wp14="http://schemas.microsoft.com/office/word/2010/wordprocessingDrawing" xmlns:wp="http://schemas.openxmlformats.org/drawingml/2006/wordprocessingDrawing" xmlns:w10="urn:schemas-microsoft-com:office:word" xmlns:w="http://schemas.openxmlformats.org/wordprocessingml/2006/main" xmlns:w14="http://schemas.microsoft.com/office/word/2010/wordml" xmlns:w15="http://schemas.microsoft.com/office/word/2012/wordml" xmlns:w16cex="http://schemas.microsoft.com/office/word/2018/wordml/cex" xmlns:w16cid="http://schemas.microsoft.com/office/word/2016/wordml/cid" xmlns:w16="http://schemas.microsoft.com/office/word/2018/wordml" xmlns:w16du="http://schemas.microsoft.com/office/word/2023/wordml/word16du" xmlns:w16sdtdh="http://schemas.microsoft.com/office/word/2020/wordml/sdtdatahash" xmlns:w16sdtfl="http://schemas.microsoft.com/office/word/2024/wordml/sdtformatlock" xmlns:w16se="http://schemas.microsoft.com/office/word/2015/wordml/symex" xmlns:wpg="http://schemas.microsoft.com/office/word/2010/wordprocessingGroup" xmlns:wpi="http://schemas.microsoft.com/office/word/2010/wordprocessingInk" xmlns:wne="http://schemas.microsoft.com/office/word/2006/wordml" xmlns:wps="http://schemas.microsoft.com/office/word/2010/wordprocessingShape" mc:Ignorable="w14 w15 w16se w16cid w16 w16cex w16sdtdh w16sdtfl w16du wp14">
   <w:body>
     <w:p>
       <w:pPr>
@@ -217,16 +217,16 @@
         <w:tblLook w:val="04A0" w:firstRow="1" w:lastRow="0" w:firstColumn="1" w:lastColumn="0" w:noHBand="0" w:noVBand="1"/>
       </w:tblPr>
       <w:tblGrid>
-        <w:gridCol w:w="1771"/>
-        <w:gridCol w:w="1771"/>
-        <w:gridCol w:w="1771"/>
-        <w:gridCol w:w="1771"/>
-        <w:gridCol w:w="1772"/>
+        <w:gridCol w:w="534"/>
+        <w:gridCol w:w="1701"/>
+        <w:gridCol w:w="1559"/>
+        <w:gridCol w:w="1984"/>
+        <w:gridCol w:w="3078"/>
       </w:tblGrid>
       <w:tr>
         <w:tc>
           <w:tcPr>
-            <w:tcW w:w="1771" w:type="dxa"/>
+            <w:tcW w:w="534" w:type="dxa"/>
           </w:tcPr>
           <w:p>
             <w:pPr>
@@ -252,7 +252,7 @@
         </w:tc>
         <w:tc>
           <w:tcPr>
-            <w:tcW w:w="1771" w:type="dxa"/>
+            <w:tcW w:w="1701" w:type="dxa"/>
           </w:tcPr>
           <w:p>
             <w:pPr>
@@ -287,7 +287,7 @@
         </w:tc>
         <w:tc>
           <w:tcPr>
-            <w:tcW w:w="1771" w:type="dxa"/>
+            <w:tcW w:w="1559" w:type="dxa"/>
           </w:tcPr>
           <w:p>
             <w:pPr>
@@ -313,7 +313,7 @@
         </w:tc>
         <w:tc>
           <w:tcPr>
-            <w:tcW w:w="1771" w:type="dxa"/>
+            <w:tcW w:w="1984" w:type="dxa"/>
           </w:tcPr>
           <w:p>
             <w:pPr>
@@ -348,7 +348,7 @@
         </w:tc>
         <w:tc>
           <w:tcPr>
-            <w:tcW w:w="1772" w:type="dxa"/>
+            <w:tcW w:w="3078" w:type="dxa"/>
           </w:tcPr>
           <w:p>
             <w:pPr>
@@ -376,7 +376,7 @@
       <w:tr>
         <w:tc>
           <w:tcPr>
-            <w:tcW w:w="1771" w:type="dxa"/>
+            <w:tcW w:w="534" w:type="dxa"/>
           </w:tcPr>
           <w:p>
             <w:pPr>
@@ -402,7 +402,7 @@
         </w:tc>
         <w:tc>
           <w:tcPr>
-            <w:tcW w:w="1771" w:type="dxa"/>
+            <w:tcW w:w="1701" w:type="dxa"/>
           </w:tcPr>
           <w:p>
             <w:pPr>
@@ -427,7 +427,7 @@
         </w:tc>
         <w:tc>
           <w:tcPr>
-            <w:tcW w:w="1771" w:type="dxa"/>
+            <w:tcW w:w="1559" w:type="dxa"/>
           </w:tcPr>
           <w:p>
             <w:pPr>
@@ -452,7 +452,7 @@
         </w:tc>
         <w:tc>
           <w:tcPr>
-            <w:tcW w:w="1771" w:type="dxa"/>
+            <w:tcW w:w="1984" w:type="dxa"/>
           </w:tcPr>
           <w:p>
             <w:pPr>
@@ -478,12 +478,11 @@
         </w:tc>
         <w:tc>
           <w:tcPr>
-            <w:tcW w:w="1772" w:type="dxa"/>
+            <w:tcW w:w="3078" w:type="dxa"/>
           </w:tcPr>
           <w:p>
             <w:pPr>
               <w:spacing w:after="160" w:line="279" w:lineRule="auto"/>
-              <w:jc w:val="center"/>
               <w:rPr>
                 <w:rFonts w:ascii="Times New Roman" w:eastAsia="宋体" w:hAnsi="Times New Roman" w:cs="Times New Roman"/>
                 <w:sz w:val="28"/>
@@ -491,13 +490,22 @@
                 <w:lang w:val="en-IE" w:eastAsia="zh-CN"/>
               </w:rPr>
             </w:pPr>
+            <w:r>
+              <w:rPr>
+                <w:rFonts w:ascii="Times New Roman" w:eastAsia="宋体" w:hAnsi="Times New Roman" w:cs="Times New Roman"/>
+                <w:sz w:val="28"/>
+                <w:szCs w:val="28"/>
+                <w:lang w:val="en-IE" w:eastAsia="zh-CN"/>
+              </w:rPr>
+              <w:t>Project Manager</w:t>
+            </w:r>
           </w:p>
         </w:tc>
       </w:tr>
       <w:tr>
         <w:tc>
           <w:tcPr>
-            <w:tcW w:w="1771" w:type="dxa"/>
+            <w:tcW w:w="534" w:type="dxa"/>
           </w:tcPr>
           <w:p>
             <w:pPr>
@@ -523,7 +531,7 @@
         </w:tc>
         <w:tc>
           <w:tcPr>
-            <w:tcW w:w="1771" w:type="dxa"/>
+            <w:tcW w:w="1701" w:type="dxa"/>
           </w:tcPr>
           <w:p>
             <w:pPr>
@@ -548,7 +556,7 @@
         </w:tc>
         <w:tc>
           <w:tcPr>
-            <w:tcW w:w="1771" w:type="dxa"/>
+            <w:tcW w:w="1559" w:type="dxa"/>
           </w:tcPr>
           <w:p>
             <w:pPr>
@@ -573,7 +581,7 @@
         </w:tc>
         <w:tc>
           <w:tcPr>
-            <w:tcW w:w="1771" w:type="dxa"/>
+            <w:tcW w:w="1984" w:type="dxa"/>
           </w:tcPr>
           <w:p>
             <w:pPr>
@@ -586,16 +594,24 @@
                 <w:lang w:val="en-IE" w:eastAsia="zh-CN"/>
               </w:rPr>
             </w:pPr>
+            <w:r>
+              <w:rPr>
+                <w:rFonts w:ascii="Times New Roman" w:eastAsia="宋体" w:hAnsi="Times New Roman" w:cs="Times New Roman"/>
+                <w:sz w:val="28"/>
+                <w:szCs w:val="28"/>
+                <w:lang w:val="en-IE" w:eastAsia="zh-CN"/>
+              </w:rPr>
+              <w:t>20100035</w:t>
+            </w:r>
           </w:p>
         </w:tc>
         <w:tc>
           <w:tcPr>
-            <w:tcW w:w="1772" w:type="dxa"/>
+            <w:tcW w:w="3078" w:type="dxa"/>
           </w:tcPr>
           <w:p>
             <w:pPr>
               <w:spacing w:after="160" w:line="279" w:lineRule="auto"/>
-              <w:jc w:val="center"/>
               <w:rPr>
                 <w:rFonts w:ascii="Times New Roman" w:eastAsia="宋体" w:hAnsi="Times New Roman" w:cs="Times New Roman"/>
                 <w:sz w:val="28"/>
@@ -603,13 +619,22 @@
                 <w:lang w:val="en-IE" w:eastAsia="zh-CN"/>
               </w:rPr>
             </w:pPr>
+            <w:r>
+              <w:rPr>
+                <w:rFonts w:ascii="Times New Roman" w:eastAsia="宋体" w:hAnsi="Times New Roman" w:cs="Times New Roman"/>
+                <w:sz w:val="28"/>
+                <w:szCs w:val="28"/>
+                <w:lang w:val="en-IE" w:eastAsia="zh-CN"/>
+              </w:rPr>
+              <w:t>Frontend Dev</w:t>
+            </w:r>
           </w:p>
         </w:tc>
       </w:tr>
       <w:tr>
         <w:tc>
           <w:tcPr>
-            <w:tcW w:w="1771" w:type="dxa"/>
+            <w:tcW w:w="534" w:type="dxa"/>
           </w:tcPr>
           <w:p>
             <w:pPr>
@@ -635,7 +660,7 @@
         </w:tc>
         <w:tc>
           <w:tcPr>
-            <w:tcW w:w="1771" w:type="dxa"/>
+            <w:tcW w:w="1701" w:type="dxa"/>
           </w:tcPr>
           <w:p>
             <w:pPr>
@@ -678,7 +703,7 @@
         </w:tc>
         <w:tc>
           <w:tcPr>
-            <w:tcW w:w="1771" w:type="dxa"/>
+            <w:tcW w:w="1559" w:type="dxa"/>
           </w:tcPr>
           <w:p>
             <w:pPr>
@@ -703,7 +728,7 @@
         </w:tc>
         <w:tc>
           <w:tcPr>
-            <w:tcW w:w="1771" w:type="dxa"/>
+            <w:tcW w:w="1984" w:type="dxa"/>
           </w:tcPr>
           <w:p>
             <w:pPr>
@@ -716,16 +741,24 @@
                 <w:lang w:val="en-IE" w:eastAsia="zh-CN"/>
               </w:rPr>
             </w:pPr>
+            <w:r>
+              <w:rPr>
+                <w:rFonts w:ascii="Times New Roman" w:eastAsia="宋体" w:hAnsi="Times New Roman" w:cs="Times New Roman"/>
+                <w:sz w:val="28"/>
+                <w:szCs w:val="28"/>
+                <w:lang w:val="en-IE" w:eastAsia="zh-CN"/>
+              </w:rPr>
+              <w:t>20282958</w:t>
+            </w:r>
           </w:p>
         </w:tc>
         <w:tc>
           <w:tcPr>
-            <w:tcW w:w="1772" w:type="dxa"/>
+            <w:tcW w:w="3078" w:type="dxa"/>
           </w:tcPr>
           <w:p>
             <w:pPr>
               <w:spacing w:after="160" w:line="279" w:lineRule="auto"/>
-              <w:jc w:val="center"/>
               <w:rPr>
                 <w:rFonts w:ascii="Times New Roman" w:eastAsia="宋体" w:hAnsi="Times New Roman" w:cs="Times New Roman"/>
                 <w:sz w:val="28"/>
@@ -733,6 +766,15 @@
                 <w:lang w:val="en-IE" w:eastAsia="zh-CN"/>
               </w:rPr>
             </w:pPr>
+            <w:r>
+              <w:rPr>
+                <w:rFonts w:ascii="Times New Roman" w:eastAsia="宋体" w:hAnsi="Times New Roman" w:cs="Times New Roman"/>
+                <w:sz w:val="28"/>
+                <w:szCs w:val="28"/>
+                <w:lang w:val="en-IE" w:eastAsia="zh-CN"/>
+              </w:rPr>
+              <w:t>Backend Dev</w:t>
+            </w:r>
           </w:p>
         </w:tc>
       </w:tr>
@@ -1761,36 +1803,41 @@
     <w:p>
       <w:pPr>
         <w:rPr>
+          <w:rFonts w:ascii="Times New Roman" w:hAnsi="Times New Roman" w:cs="Times New Roman"/>
           <w:lang w:val="en-IE"/>
         </w:rPr>
       </w:pPr>
       <w:r>
         <w:rPr>
+          <w:rFonts w:ascii="Times New Roman" w:hAnsi="Times New Roman" w:cs="Times New Roman"/>
           <w:lang w:val="en-IE"/>
         </w:rPr>
         <w:t>This project implements a distributed online</w:t>
       </w:r>
       <w:r>
         <w:rPr>
+          <w:rFonts w:ascii="Times New Roman" w:hAnsi="Times New Roman" w:cs="Times New Roman"/>
           <w:lang w:val="en-IE"/>
         </w:rPr>
         <w:t xml:space="preserve"> food</w:t>
       </w:r>
       <w:r>
         <w:rPr>
+          <w:rFonts w:ascii="Times New Roman" w:hAnsi="Times New Roman" w:cs="Times New Roman"/>
           <w:lang w:val="en-IE"/>
         </w:rPr>
         <w:t xml:space="preserve"> order </w:t>
       </w:r>
       <w:r>
         <w:rPr>
-          <w:rFonts w:eastAsia="宋体" w:hint="eastAsia"/>
+          <w:rFonts w:ascii="Times New Roman" w:eastAsia="宋体" w:hAnsi="Times New Roman" w:cs="Times New Roman"/>
           <w:lang w:val="en-IE" w:eastAsia="zh-CN"/>
         </w:rPr>
         <w:t>&amp;</w:t>
       </w:r>
       <w:r>
         <w:rPr>
+          <w:rFonts w:ascii="Times New Roman" w:hAnsi="Times New Roman" w:cs="Times New Roman"/>
           <w:lang w:val="en-IE"/>
         </w:rPr>
         <w:t xml:space="preserve"> delivery system designed to simulate real-world interactions between customers, restaurants, delivery agents, and payment services.</w:t>
@@ -1799,49 +1846,55 @@
     <w:p>
       <w:pPr>
         <w:rPr>
+          <w:rFonts w:ascii="Times New Roman" w:hAnsi="Times New Roman" w:cs="Times New Roman"/>
           <w:lang w:val="en-IE"/>
         </w:rPr>
       </w:pPr>
       <w:r>
         <w:rPr>
+          <w:rFonts w:ascii="Times New Roman" w:hAnsi="Times New Roman" w:cs="Times New Roman"/>
           <w:lang w:val="en-IE"/>
         </w:rPr>
         <w:t>Online</w:t>
       </w:r>
       <w:r>
         <w:rPr>
+          <w:rFonts w:ascii="Times New Roman" w:hAnsi="Times New Roman" w:cs="Times New Roman"/>
           <w:lang w:val="en-IE"/>
         </w:rPr>
         <w:t xml:space="preserve"> food</w:t>
       </w:r>
       <w:r>
         <w:rPr>
+          <w:rFonts w:ascii="Times New Roman" w:hAnsi="Times New Roman" w:cs="Times New Roman"/>
           <w:lang w:val="en-IE"/>
         </w:rPr>
         <w:t xml:space="preserve"> delivery </w:t>
       </w:r>
       <w:r>
         <w:rPr>
-          <w:rFonts w:eastAsia="宋体" w:hint="eastAsia"/>
+          <w:rFonts w:ascii="Times New Roman" w:eastAsia="宋体" w:hAnsi="Times New Roman" w:cs="Times New Roman"/>
           <w:lang w:val="en-IE" w:eastAsia="zh-CN"/>
         </w:rPr>
         <w:t xml:space="preserve">system </w:t>
       </w:r>
       <w:r>
         <w:rPr>
+          <w:rFonts w:ascii="Times New Roman" w:hAnsi="Times New Roman" w:cs="Times New Roman"/>
           <w:lang w:val="en-IE"/>
         </w:rPr>
         <w:t xml:space="preserve">typically involve multiple independent participants operating simultaneously. Payment providers, </w:t>
       </w:r>
       <w:r>
         <w:rPr>
-          <w:rFonts w:asciiTheme="majorHAnsi" w:eastAsia="宋体" w:hAnsiTheme="majorHAnsi" w:cstheme="majorHAnsi"/>
+          <w:rFonts w:ascii="Times New Roman" w:eastAsia="宋体" w:hAnsi="Times New Roman" w:cs="Times New Roman"/>
           <w:lang w:val="en-IE" w:eastAsia="zh-CN"/>
         </w:rPr>
         <w:t>restaurant</w:t>
       </w:r>
       <w:r>
         <w:rPr>
+          <w:rFonts w:ascii="Times New Roman" w:hAnsi="Times New Roman" w:cs="Times New Roman"/>
           <w:lang w:val="en-IE"/>
         </w:rPr>
         <w:t xml:space="preserve"> and delivery drivers function as separate systems rather than as a single tightly integrated application. Due to this inherent separation of responsibilities, the domain is particularly suitable for studying distributed architecture and asynchronous coordination between services.</w:t>
@@ -1850,11 +1903,13 @@
     <w:p>
       <w:pPr>
         <w:rPr>
+          <w:rFonts w:ascii="Times New Roman" w:hAnsi="Times New Roman" w:cs="Times New Roman"/>
           <w:lang w:val="en-IE"/>
         </w:rPr>
       </w:pPr>
       <w:r>
         <w:rPr>
+          <w:rFonts w:ascii="Times New Roman" w:hAnsi="Times New Roman" w:cs="Times New Roman"/>
           <w:lang w:val="en-IE"/>
         </w:rPr>
         <w:t>The system aims to demonstrate modern distributed system principles, including microservice-based architecture, event-driven communication, and the Saga pattern for managing distributed transactions.</w:t>
@@ -1863,24 +1918,42 @@
     <w:p>
       <w:pPr>
         <w:rPr>
+          <w:rFonts w:ascii="Times New Roman" w:hAnsi="Times New Roman" w:cs="Times New Roman"/>
           <w:lang w:val="en-IE"/>
         </w:rPr>
       </w:pPr>
       <w:r>
         <w:rPr>
+          <w:rFonts w:ascii="Times New Roman" w:hAnsi="Times New Roman" w:cs="Times New Roman"/>
           <w:lang w:val="en-IE"/>
         </w:rPr>
-        <w:t>The overall system is organized into independent service domains responsible for user management, order processing, payment handling, business operations, and delivery coordination. These domains communicate through asynchronous events to support distributed workflow management.</w:t>
+        <w:t xml:space="preserve">The overall system is organized into independent service domains responsible for user management, order processing, payment handling, </w:t>
+      </w:r>
+      <w:r>
+        <w:rPr>
+          <w:rFonts w:ascii="Times New Roman" w:eastAsia="宋体" w:hAnsi="Times New Roman" w:cs="Times New Roman"/>
+          <w:lang w:val="en-IE" w:eastAsia="zh-CN"/>
+        </w:rPr>
+        <w:t>restaurant</w:t>
+      </w:r>
+      <w:r>
+        <w:rPr>
+          <w:rFonts w:ascii="Times New Roman" w:hAnsi="Times New Roman" w:cs="Times New Roman"/>
+          <w:lang w:val="en-IE"/>
+        </w:rPr>
+        <w:t xml:space="preserve"> operations, and delivery coordination. These domains communicate through asynchronous events to support distributed workflow management.</w:t>
       </w:r>
     </w:p>
     <w:p>
       <w:pPr>
         <w:rPr>
+          <w:rFonts w:ascii="Times New Roman" w:hAnsi="Times New Roman" w:cs="Times New Roman"/>
           <w:lang w:val="en-IE"/>
         </w:rPr>
       </w:pPr>
       <w:r>
         <w:rPr>
+          <w:rFonts w:ascii="Times New Roman" w:hAnsi="Times New Roman" w:cs="Times New Roman"/>
           <w:lang w:val="en-IE"/>
         </w:rPr>
         <w:t>PostgreSQL is used for persistent storage. Depending on development progress, Redis may be integrated to support API rate limiting and performance optimization. Real-time delivery tracking through WebSocket-based communication is considered an optional enhancement to improve user experience. The frontend is developed using React to provide an interactive user interface.</w:t>
@@ -1889,27 +1962,27 @@
     <w:p>
       <w:pPr>
         <w:rPr>
-          <w:rFonts w:eastAsia="宋体"/>
+          <w:rFonts w:ascii="Times New Roman" w:eastAsia="宋体" w:hAnsi="Times New Roman" w:cs="Times New Roman"/>
           <w:lang w:val="en-IE" w:eastAsia="zh-CN"/>
         </w:rPr>
       </w:pPr>
       <w:r>
         <w:rPr>
-          <w:rFonts w:eastAsia="宋体"/>
+          <w:rFonts w:ascii="Times New Roman" w:eastAsia="宋体" w:hAnsi="Times New Roman" w:cs="Times New Roman"/>
           <w:lang w:val="en-IE" w:eastAsia="zh-CN"/>
         </w:rPr>
         <w:t xml:space="preserve">The main objectives of this project are to implement a functional delivery platform and to demonstrate the core concepts of distributed systems. These include dividing the system into smaller services, </w:t>
       </w:r>
       <w:r>
         <w:rPr>
-          <w:rFonts w:eastAsia="宋体"/>
+          <w:rFonts w:ascii="Times New Roman" w:eastAsia="宋体" w:hAnsi="Times New Roman" w:cs="Times New Roman"/>
           <w:lang w:val="en-IE" w:eastAsia="zh-CN"/>
         </w:rPr>
         <w:t xml:space="preserve">using </w:t>
       </w:r>
       <w:r>
         <w:rPr>
-          <w:rFonts w:eastAsia="宋体"/>
+          <w:rFonts w:ascii="Times New Roman" w:eastAsia="宋体" w:hAnsi="Times New Roman" w:cs="Times New Roman"/>
           <w:lang w:val="en-IE" w:eastAsia="zh-CN"/>
         </w:rPr>
         <w:t>asynchronous communication and coordinating transactions across different services.</w:t>
@@ -1935,7 +2008,7 @@
       <w:pPr>
         <w:pStyle w:val="21"/>
         <w:rPr>
-          <w:rFonts w:eastAsia="宋体"/>
+          <w:rFonts w:eastAsia="宋体" w:hint="eastAsia"/>
           <w:lang w:eastAsia="zh-CN"/>
         </w:rPr>
       </w:pPr>
@@ -1952,21 +2025,279 @@
       <w:bookmarkEnd w:id="1"/>
     </w:p>
     <w:p>
+      <w:pPr>
+        <w:pStyle w:val="a9"/>
+        <w:rPr>
+          <w:rFonts w:ascii="Times New Roman" w:eastAsia="宋体" w:hAnsi="Times New Roman" w:cs="Times New Roman"/>
+          <w:lang w:eastAsia="zh-CN"/>
+        </w:rPr>
+      </w:pPr>
       <w:r>
-        <w:t>one page</w:t>
+        <w:rPr>
+          <w:rFonts w:ascii="Times New Roman" w:hAnsi="Times New Roman" w:cs="Times New Roman"/>
+        </w:rPr>
+        <w:t>The project team consists of three members with clearly defined primary responsibilities to ensure structured collaboration and efficient task distribution. While each member focuses on specific areas, all members contribute to overall system discussion, integration, and testing.</w:t>
+      </w:r>
+      <w:r>
+        <w:rPr>
+          <w:rFonts w:ascii="Times New Roman" w:hAnsi="Times New Roman" w:cs="Times New Roman"/>
+        </w:rPr>
+        <w:t xml:space="preserve"> </w:t>
       </w:r>
     </w:p>
     <w:p>
       <w:pPr>
-        <w:rPr>
-          <w:rFonts w:asciiTheme="majorHAnsi" w:eastAsiaTheme="majorEastAsia" w:hAnsiTheme="majorHAnsi" w:cstheme="majorBidi"/>
+        <w:pStyle w:val="a9"/>
+        <w:rPr>
+          <w:rFonts w:ascii="Times New Roman" w:eastAsia="宋体" w:hAnsi="Times New Roman" w:cs="Times New Roman"/>
+          <w:lang w:eastAsia="zh-CN"/>
+        </w:rPr>
+      </w:pPr>
+    </w:p>
+    <w:p>
+      <w:pPr>
+        <w:pStyle w:val="a9"/>
+        <w:rPr>
+          <w:rFonts w:ascii="Times New Roman" w:eastAsia="宋体" w:hAnsi="Times New Roman" w:cs="Times New Roman"/>
+          <w:lang w:eastAsia="zh-CN"/>
+        </w:rPr>
+      </w:pPr>
+      <w:r>
+        <w:rPr>
+          <w:rFonts w:ascii="Times New Roman" w:hAnsi="Times New Roman" w:cs="Times New Roman"/>
           <w:b/>
           <w:bCs/>
+          <w:lang w:eastAsia="zh-CN"/>
+        </w:rPr>
+        <w:t>Peile Li</w:t>
+      </w:r>
+      <w:r>
+        <w:rPr>
+          <w:rFonts w:ascii="Times New Roman" w:eastAsia="宋体" w:hAnsi="Times New Roman" w:cs="Times New Roman"/>
+          <w:b/>
+          <w:bCs/>
+          <w:lang w:eastAsia="zh-CN"/>
+        </w:rPr>
+        <w:t xml:space="preserve"> - </w:t>
+      </w:r>
+      <w:r>
+        <w:rPr>
+          <w:rFonts w:ascii="Times New Roman" w:eastAsia="宋体" w:hAnsi="Times New Roman" w:cs="Times New Roman"/>
+          <w:b/>
+          <w:bCs/>
+          <w:lang w:eastAsia="zh-CN"/>
+        </w:rPr>
+        <w:t>Project Manager</w:t>
+      </w:r>
+      <w:r>
+        <w:rPr>
+          <w:rFonts w:ascii="Times New Roman" w:eastAsia="宋体" w:hAnsi="Times New Roman" w:cs="Times New Roman"/>
+          <w:lang w:eastAsia="zh-CN"/>
+        </w:rPr>
+        <w:t xml:space="preserve"> </w:t>
+      </w:r>
+      <w:r>
+        <w:rPr>
+          <w:rFonts w:ascii="Times New Roman" w:eastAsia="宋体" w:hAnsi="Times New Roman" w:cs="Times New Roman"/>
+          <w:lang w:eastAsia="zh-CN"/>
+        </w:rPr>
+        <w:br/>
+      </w:r>
+      <w:r>
+        <w:rPr>
+          <w:rFonts w:ascii="Times New Roman" w:hAnsi="Times New Roman" w:cs="Times New Roman"/>
+        </w:rPr>
+        <w:t>Primarily responsible for overall project coordination, system planning, task allocation, and component integration. Participates in front-end and back-end integration as well as database design to ensure consistency among system modules.</w:t>
+      </w:r>
+      <w:r>
+        <w:rPr>
+          <w:rFonts w:ascii="Times New Roman" w:hAnsi="Times New Roman" w:cs="Times New Roman"/>
+        </w:rPr>
+        <w:t xml:space="preserve"> </w:t>
+      </w:r>
+    </w:p>
+    <w:p>
+      <w:pPr>
+        <w:pStyle w:val="a9"/>
+        <w:rPr>
+          <w:rFonts w:ascii="Times New Roman" w:eastAsia="宋体" w:hAnsi="Times New Roman" w:cs="Times New Roman"/>
+          <w:lang w:eastAsia="zh-CN"/>
+        </w:rPr>
+      </w:pPr>
+    </w:p>
+    <w:p>
+      <w:pPr>
+        <w:pStyle w:val="a9"/>
+        <w:rPr>
+          <w:rFonts w:ascii="Times New Roman" w:eastAsia="宋体" w:hAnsi="Times New Roman" w:cs="Times New Roman"/>
+          <w:b/>
+          <w:bCs/>
+          <w:lang w:eastAsia="zh-CN"/>
+        </w:rPr>
+      </w:pPr>
+      <w:r>
+        <w:rPr>
+          <w:rFonts w:ascii="Times New Roman" w:eastAsia="宋体" w:hAnsi="Times New Roman" w:cs="Times New Roman"/>
+          <w:b/>
+          <w:bCs/>
+          <w:lang w:eastAsia="zh-CN"/>
+        </w:rPr>
+        <w:t>Tianxin Fan – Frontend Develop</w:t>
+      </w:r>
+      <w:r>
+        <w:rPr>
+          <w:rFonts w:ascii="Times New Roman" w:eastAsia="宋体" w:hAnsi="Times New Roman" w:cs="Times New Roman"/>
+          <w:b/>
+          <w:bCs/>
+          <w:lang w:eastAsia="zh-CN"/>
+        </w:rPr>
+        <w:t>er</w:t>
+      </w:r>
+    </w:p>
+    <w:p>
+      <w:pPr>
+        <w:pStyle w:val="a9"/>
+        <w:rPr>
+          <w:rFonts w:ascii="Times New Roman" w:eastAsia="宋体" w:hAnsi="Times New Roman" w:cs="Times New Roman"/>
+          <w:lang w:eastAsia="zh-CN"/>
+        </w:rPr>
+      </w:pPr>
+      <w:r>
+        <w:rPr>
+          <w:rFonts w:ascii="Times New Roman" w:hAnsi="Times New Roman" w:cs="Times New Roman"/>
+        </w:rPr>
+        <w:t xml:space="preserve">Primarily responsible for frontend development, including user interface design and interactive page implementation. </w:t>
+      </w:r>
+      <w:r>
+        <w:rPr>
+          <w:rFonts w:ascii="Times New Roman" w:eastAsia="宋体" w:hAnsi="Times New Roman" w:cs="Times New Roman"/>
+          <w:lang w:eastAsia="zh-CN"/>
+        </w:rPr>
+        <w:t>F</w:t>
+      </w:r>
+      <w:r>
+        <w:rPr>
+          <w:rFonts w:ascii="Times New Roman" w:hAnsi="Times New Roman" w:cs="Times New Roman"/>
+        </w:rPr>
+        <w:t>ocuses on building the React-based interface while also collaborating on feature integration and testing.</w:t>
+      </w:r>
+      <w:r>
+        <w:rPr>
+          <w:rFonts w:ascii="Times New Roman" w:hAnsi="Times New Roman" w:cs="Times New Roman"/>
+        </w:rPr>
+        <w:t xml:space="preserve"> </w:t>
+      </w:r>
+    </w:p>
+    <w:p>
+      <w:pPr>
+        <w:pStyle w:val="a9"/>
+        <w:rPr>
+          <w:rFonts w:ascii="Times New Roman" w:eastAsia="宋体" w:hAnsi="Times New Roman" w:cs="Times New Roman"/>
+          <w:lang w:eastAsia="zh-CN"/>
+        </w:rPr>
+      </w:pPr>
+    </w:p>
+    <w:p>
+      <w:pPr>
+        <w:pStyle w:val="a9"/>
+        <w:rPr>
+          <w:rFonts w:ascii="Times New Roman" w:eastAsia="宋体" w:hAnsi="Times New Roman" w:cs="Times New Roman"/>
+          <w:b/>
+          <w:bCs/>
+          <w:lang w:eastAsia="zh-CN"/>
+        </w:rPr>
+      </w:pPr>
+      <w:r>
+        <w:rPr>
+          <w:rFonts w:ascii="Times New Roman" w:eastAsia="宋体" w:hAnsi="Times New Roman" w:cs="Times New Roman"/>
+          <w:b/>
+          <w:bCs/>
+          <w:lang w:eastAsia="zh-CN"/>
+        </w:rPr>
+        <w:t>Hongtao Zhu – Backend Developer</w:t>
+      </w:r>
+    </w:p>
+    <w:p>
+      <w:pPr>
+        <w:pStyle w:val="a9"/>
+        <w:rPr>
+          <w:rFonts w:ascii="Times New Roman" w:eastAsia="宋体" w:hAnsi="Times New Roman" w:cs="Times New Roman"/>
+          <w:lang w:eastAsia="zh-CN"/>
+        </w:rPr>
+      </w:pPr>
+      <w:r>
+        <w:rPr>
+          <w:rFonts w:ascii="Times New Roman" w:hAnsi="Times New Roman" w:cs="Times New Roman"/>
+        </w:rPr>
+        <w:t xml:space="preserve">Primarily responsible for backend development, including service logic implementation, core functionality, and system testing. </w:t>
+      </w:r>
+      <w:r>
+        <w:rPr>
+          <w:rFonts w:ascii="Times New Roman" w:eastAsia="宋体" w:hAnsi="Times New Roman" w:cs="Times New Roman"/>
+          <w:lang w:eastAsia="zh-CN"/>
+        </w:rPr>
+        <w:t>F</w:t>
+      </w:r>
+      <w:r>
+        <w:rPr>
+          <w:rFonts w:ascii="Times New Roman" w:hAnsi="Times New Roman" w:cs="Times New Roman"/>
+        </w:rPr>
+        <w:t>ocuses on implementing business logic while working closely with other members to ensure smooth integration.</w:t>
+      </w:r>
+      <w:r>
+        <w:rPr>
+          <w:rFonts w:ascii="Times New Roman" w:hAnsi="Times New Roman" w:cs="Times New Roman"/>
+        </w:rPr>
+        <w:t xml:space="preserve"> </w:t>
+      </w:r>
+    </w:p>
+    <w:p>
+      <w:pPr>
+        <w:pStyle w:val="a9"/>
+        <w:rPr>
+          <w:rFonts w:ascii="Times New Roman" w:eastAsia="宋体" w:hAnsi="Times New Roman" w:cs="Times New Roman"/>
+          <w:lang w:eastAsia="zh-CN"/>
+        </w:rPr>
+      </w:pPr>
+    </w:p>
+    <w:p>
+      <w:pPr>
+        <w:pStyle w:val="a9"/>
+        <w:rPr>
+          <w:rFonts w:asciiTheme="majorHAnsi" w:eastAsiaTheme="majorEastAsia" w:hAnsiTheme="majorHAnsi" w:cstheme="majorBidi"/>
           <w:color w:val="4F81BD" w:themeColor="accent1"/>
           <w:sz w:val="26"/>
           <w:szCs w:val="26"/>
         </w:rPr>
       </w:pPr>
+      <w:r>
+        <w:rPr>
+          <w:rFonts w:ascii="Times New Roman" w:hAnsi="Times New Roman" w:cs="Times New Roman"/>
+        </w:rPr>
+        <w:t>The team maintains regular communication through both online group chats</w:t>
+      </w:r>
+      <w:r>
+        <w:rPr>
+          <w:rFonts w:ascii="Times New Roman" w:eastAsia="宋体" w:hAnsi="Times New Roman" w:cs="Times New Roman" w:hint="eastAsia"/>
+          <w:lang w:eastAsia="zh-CN"/>
+        </w:rPr>
+        <w:t>(whats app)</w:t>
+      </w:r>
+      <w:r>
+        <w:rPr>
+          <w:rFonts w:ascii="Times New Roman" w:hAnsi="Times New Roman" w:cs="Times New Roman"/>
+        </w:rPr>
+        <w:t xml:space="preserve"> and face-to-face meetings. Version control is managed using Git to coordinate development and ensure smooth integration.</w:t>
+      </w:r>
+      <w:r>
+        <w:t xml:space="preserve"> </w:t>
+      </w:r>
+      <w:r>
+        <w:t>Project management will be conducted using Trello or GitHub Projects to track tasks and milestones.</w:t>
+      </w:r>
+      <w:r>
+        <w:t xml:space="preserve"> </w:t>
+      </w:r>
       <w:r>
         <w:br w:type="page"/>
       </w:r>
@@ -1993,8 +2324,10 @@
     </w:p>
     <w:p>
       <w:pPr>
-        <w:rPr>
-          <w:lang w:val="en-IE"/>
+        <w:pStyle w:val="a9"/>
+        <w:rPr>
+          <w:rFonts w:eastAsia="宋体"/>
+          <w:lang w:val="en-IE" w:eastAsia="zh-CN"/>
         </w:rPr>
       </w:pPr>
       <w:r>
@@ -2005,7 +2338,7 @@
       </w:r>
       <w:r>
         <w:rPr>
-          <w:rFonts w:eastAsia="宋体" w:hint="eastAsia"/>
+          <w:rFonts w:eastAsia="宋体"/>
           <w:lang w:val="en-IE" w:eastAsia="zh-CN"/>
         </w:rPr>
         <w:t xml:space="preserve">online </w:t>
@@ -2019,7 +2352,7 @@
       </w:r>
       <w:r>
         <w:rPr>
-          <w:rFonts w:eastAsia="宋体" w:hint="eastAsia"/>
+          <w:rFonts w:eastAsia="宋体"/>
           <w:lang w:val="en-IE" w:eastAsia="zh-CN"/>
         </w:rPr>
         <w:t xml:space="preserve">order &amp; </w:t>
@@ -2032,14 +2365,14 @@
       </w:r>
       <w:r>
         <w:rPr>
-          <w:rFonts w:eastAsia="宋体" w:hint="eastAsia"/>
+          <w:rFonts w:eastAsia="宋体"/>
           <w:lang w:val="en-IE" w:eastAsia="zh-CN"/>
         </w:rPr>
         <w:t>sys</w:t>
       </w:r>
       <w:r>
         <w:rPr>
-          <w:rFonts w:eastAsia="宋体" w:hint="eastAsia"/>
+          <w:rFonts w:eastAsia="宋体"/>
           <w:lang w:val="en-IE" w:eastAsia="zh-CN"/>
         </w:rPr>
         <w:t>tem</w:t>
@@ -2053,6 +2386,16 @@
     </w:p>
     <w:p>
       <w:pPr>
+        <w:pStyle w:val="a9"/>
+        <w:rPr>
+          <w:rFonts w:eastAsia="宋体" w:hint="eastAsia"/>
+          <w:lang w:val="en-IE" w:eastAsia="zh-CN"/>
+        </w:rPr>
+      </w:pPr>
+    </w:p>
+    <w:p>
+      <w:pPr>
+        <w:pStyle w:val="a9"/>
         <w:rPr>
           <w:rFonts w:eastAsia="宋体"/>
           <w:lang w:val="en-IE" w:eastAsia="zh-CN"/>
@@ -2062,15 +2405,24 @@
         <w:rPr>
           <w:lang w:val="en-IE"/>
         </w:rPr>
-        <w:t>There are four primary roles in the system:</w:t>
+        <w:t xml:space="preserve">There are four primary </w:t>
+      </w:r>
+      <w:r>
+        <w:t>user types</w:t>
+      </w:r>
+      <w:r>
+        <w:rPr>
+          <w:lang w:val="en-IE"/>
+        </w:rPr>
+        <w:t xml:space="preserve"> in the system:</w:t>
       </w:r>
     </w:p>
     <w:p>
       <w:pPr>
-        <w:pStyle w:val="ae"/>
+        <w:pStyle w:val="a9"/>
         <w:numPr>
           <w:ilvl w:val="0"/>
-          <w:numId w:val="14"/>
+          <w:numId w:val="27"/>
         </w:numPr>
         <w:rPr>
           <w:rFonts w:eastAsia="宋体"/>
@@ -2078,31 +2430,19 @@
         </w:rPr>
       </w:pPr>
       <w:r>
+        <w:rPr>
+          <w:b/>
+          <w:bCs/>
+        </w:rPr>
         <w:t>Customers</w:t>
       </w:r>
       <w:r>
         <w:rPr>
-          <w:rFonts w:eastAsia="宋体" w:hint="eastAsia"/>
-          <w:lang w:eastAsia="zh-CN"/>
-        </w:rPr>
-        <w:t xml:space="preserve">: </w:t>
-      </w:r>
-      <w:r>
-        <w:rPr>
           <w:rFonts w:eastAsia="宋体"/>
           <w:lang w:eastAsia="zh-CN"/>
         </w:rPr>
-        <w:t xml:space="preserve">browse </w:t>
+        <w:t>: browse restaurants</w:t>
       </w:r>
-      <w:proofErr w:type="spellStart"/>
-      <w:r>
-        <w:rPr>
-          <w:rFonts w:eastAsia="宋体"/>
-          <w:lang w:eastAsia="zh-CN"/>
-        </w:rPr>
-        <w:t>restaurants</w:t>
-      </w:r>
-      <w:proofErr w:type="spellEnd"/>
       <w:r>
         <w:rPr>
           <w:rFonts w:eastAsia="宋体"/>
@@ -2120,10 +2460,10 @@
     </w:p>
     <w:p>
       <w:pPr>
-        <w:pStyle w:val="ae"/>
+        <w:pStyle w:val="a9"/>
         <w:numPr>
           <w:ilvl w:val="0"/>
-          <w:numId w:val="14"/>
+          <w:numId w:val="27"/>
         </w:numPr>
         <w:rPr>
           <w:rFonts w:eastAsia="宋体"/>
@@ -2133,23 +2473,18 @@
       <w:r>
         <w:rPr>
           <w:rFonts w:eastAsia="宋体"/>
+          <w:b/>
+          <w:bCs/>
           <w:lang w:eastAsia="zh-CN"/>
         </w:rPr>
         <w:t>Restaurant</w:t>
       </w:r>
       <w:r>
         <w:rPr>
-          <w:rFonts w:eastAsia="宋体" w:hint="eastAsia"/>
-          <w:lang w:eastAsia="zh-CN"/>
-        </w:rPr>
-        <w:t xml:space="preserve">: </w:t>
-      </w:r>
-      <w:r>
-        <w:rPr>
           <w:rFonts w:eastAsia="宋体"/>
           <w:lang w:eastAsia="zh-CN"/>
         </w:rPr>
-        <w:t xml:space="preserve">manage </w:t>
+        <w:t xml:space="preserve">: manage </w:t>
       </w:r>
       <w:r>
         <w:rPr>
@@ -2160,7 +2495,7 @@
       </w:r>
       <w:r>
         <w:rPr>
-          <w:rFonts w:eastAsia="宋体" w:hint="eastAsia"/>
+          <w:rFonts w:eastAsia="宋体"/>
           <w:lang w:eastAsia="zh-CN"/>
         </w:rPr>
         <w:t xml:space="preserve"> </w:t>
@@ -2175,10 +2510,10 @@
     </w:p>
     <w:p>
       <w:pPr>
-        <w:pStyle w:val="ae"/>
+        <w:pStyle w:val="a9"/>
         <w:numPr>
           <w:ilvl w:val="0"/>
-          <w:numId w:val="14"/>
+          <w:numId w:val="27"/>
         </w:numPr>
         <w:rPr>
           <w:rFonts w:eastAsia="宋体"/>
@@ -2187,78 +2522,85 @@
       </w:pPr>
       <w:r>
         <w:rPr>
-          <w:rFonts w:eastAsia="宋体" w:hint="eastAsia"/>
+          <w:rFonts w:eastAsia="宋体"/>
+          <w:b/>
+          <w:bCs/>
           <w:lang w:eastAsia="zh-CN"/>
         </w:rPr>
         <w:t xml:space="preserve">Delivery </w:t>
       </w:r>
       <w:r>
         <w:rPr>
-          <w:rFonts w:eastAsia="宋体" w:hint="eastAsia"/>
+          <w:rFonts w:eastAsia="宋体"/>
+          <w:b/>
+          <w:bCs/>
           <w:lang w:eastAsia="zh-CN"/>
         </w:rPr>
         <w:t>driver</w:t>
       </w:r>
       <w:r>
         <w:rPr>
-          <w:rFonts w:eastAsia="宋体" w:hint="eastAsia"/>
+          <w:rFonts w:eastAsia="宋体"/>
           <w:lang w:eastAsia="zh-CN"/>
         </w:rPr>
-        <w:t xml:space="preserve">: </w:t>
+        <w:t xml:space="preserve">: receive delivery assignments and update delivery </w:t>
       </w:r>
       <w:r>
         <w:rPr>
           <w:rFonts w:eastAsia="宋体"/>
           <w:lang w:eastAsia="zh-CN"/>
         </w:rPr>
-        <w:t xml:space="preserve">receive delivery assignments and update delivery </w:t>
-      </w:r>
-      <w:proofErr w:type="gramStart"/>
-      <w:r>
-        <w:rPr>
-          <w:rFonts w:eastAsia="宋体"/>
-          <w:lang w:eastAsia="zh-CN"/>
-        </w:rPr>
         <w:t>progress</w:t>
-      </w:r>
-      <w:proofErr w:type="gramEnd"/>
-    </w:p>
-    <w:p>
-      <w:pPr>
-        <w:pStyle w:val="ae"/>
-        <w:numPr>
-          <w:ilvl w:val="0"/>
-          <w:numId w:val="14"/>
-        </w:numPr>
-        <w:rPr>
-          <w:rFonts w:eastAsia="宋体"/>
-          <w:lang w:val="en-IE" w:eastAsia="zh-CN"/>
-        </w:rPr>
-      </w:pPr>
-      <w:r>
-        <w:rPr>
-          <w:rFonts w:eastAsia="宋体" w:hint="eastAsia"/>
-          <w:lang w:val="en-IE" w:eastAsia="zh-CN"/>
-        </w:rPr>
-        <w:t>Payment Service</w:t>
-      </w:r>
-      <w:r>
-        <w:rPr>
-          <w:rFonts w:eastAsia="宋体" w:hint="eastAsia"/>
-          <w:lang w:val="en-IE" w:eastAsia="zh-CN"/>
-        </w:rPr>
-        <w:t xml:space="preserve">: </w:t>
-      </w:r>
-      <w:r>
-        <w:rPr>
-          <w:rFonts w:eastAsia="宋体"/>
-          <w:lang w:eastAsia="zh-CN"/>
-        </w:rPr>
-        <w:t>simulates payment processing and transaction confirmation within the system</w:t>
       </w:r>
     </w:p>
     <w:p>
       <w:pPr>
+        <w:pStyle w:val="a9"/>
+        <w:numPr>
+          <w:ilvl w:val="0"/>
+          <w:numId w:val="27"/>
+        </w:numPr>
+        <w:rPr>
+          <w:rFonts w:eastAsia="宋体"/>
+          <w:lang w:val="en-IE" w:eastAsia="zh-CN"/>
+        </w:rPr>
+      </w:pPr>
+      <w:r>
+        <w:rPr>
+          <w:rFonts w:eastAsia="宋体"/>
+          <w:b/>
+          <w:bCs/>
+          <w:lang w:eastAsia="zh-CN"/>
+        </w:rPr>
+        <w:t>Administrator</w:t>
+      </w:r>
+      <w:r>
+        <w:rPr>
+          <w:rFonts w:eastAsia="宋体"/>
+          <w:lang w:eastAsia="zh-CN"/>
+        </w:rPr>
+        <w:t>:</w:t>
+      </w:r>
+      <w:r>
+        <w:rPr>
+          <w:rFonts w:eastAsia="宋体"/>
+          <w:lang w:eastAsia="zh-CN"/>
+        </w:rPr>
+        <w:t xml:space="preserve"> monitor system operations and manage platform-level configurations</w:t>
+      </w:r>
+    </w:p>
+    <w:p>
+      <w:pPr>
+        <w:pStyle w:val="a9"/>
+        <w:rPr>
+          <w:rFonts w:eastAsia="宋体" w:hint="eastAsia"/>
+          <w:lang w:val="en-IE" w:eastAsia="zh-CN"/>
+        </w:rPr>
+      </w:pPr>
+    </w:p>
+    <w:p>
+      <w:pPr>
+        <w:pStyle w:val="a9"/>
         <w:rPr>
           <w:lang w:val="en-IE" w:eastAsia="zh-CN"/>
         </w:rPr>
@@ -2272,25 +2614,28 @@
     </w:p>
     <w:p>
       <w:pPr>
-        <w:pStyle w:val="ae"/>
+        <w:pStyle w:val="a9"/>
         <w:numPr>
           <w:ilvl w:val="0"/>
-          <w:numId w:val="16"/>
+          <w:numId w:val="28"/>
         </w:numPr>
+        <w:rPr>
+          <w:lang w:val="en-IE" w:eastAsia="zh-CN"/>
+        </w:rPr>
       </w:pPr>
       <w:r>
         <w:rPr>
           <w:lang w:val="en-IE" w:eastAsia="zh-CN"/>
         </w:rPr>
-        <w:t>A customer selects menu items and places an order.</w:t>
+        <w:t>A customer selects menu items and submits an order request.</w:t>
       </w:r>
     </w:p>
     <w:p>
       <w:pPr>
-        <w:pStyle w:val="ae"/>
+        <w:pStyle w:val="a9"/>
         <w:numPr>
           <w:ilvl w:val="0"/>
-          <w:numId w:val="16"/>
+          <w:numId w:val="28"/>
         </w:numPr>
         <w:rPr>
           <w:lang w:val="en-IE" w:eastAsia="zh-CN"/>
@@ -2300,15 +2645,15 @@
         <w:rPr>
           <w:lang w:val="en-IE" w:eastAsia="zh-CN"/>
         </w:rPr>
-        <w:t>The system processes payment.</w:t>
+        <w:t>The Payment Service simulates transaction validation and confirms payment status.</w:t>
       </w:r>
     </w:p>
     <w:p>
       <w:pPr>
-        <w:pStyle w:val="ae"/>
+        <w:pStyle w:val="a9"/>
         <w:numPr>
           <w:ilvl w:val="0"/>
-          <w:numId w:val="16"/>
+          <w:numId w:val="28"/>
         </w:numPr>
         <w:rPr>
           <w:lang w:val="en-IE" w:eastAsia="zh-CN"/>
@@ -2318,15 +2663,15 @@
         <w:rPr>
           <w:lang w:val="en-IE" w:eastAsia="zh-CN"/>
         </w:rPr>
-        <w:t>The restaurant receives the order request and confirms availability.</w:t>
+        <w:t>Upon successful payment, the restaurant receives the order and decides whether to accept or reject it based on availability.</w:t>
       </w:r>
     </w:p>
     <w:p>
       <w:pPr>
-        <w:pStyle w:val="ae"/>
+        <w:pStyle w:val="a9"/>
         <w:numPr>
           <w:ilvl w:val="0"/>
-          <w:numId w:val="16"/>
+          <w:numId w:val="28"/>
         </w:numPr>
         <w:rPr>
           <w:lang w:val="en-IE" w:eastAsia="zh-CN"/>
@@ -2336,28 +2681,15 @@
         <w:rPr>
           <w:lang w:val="en-IE" w:eastAsia="zh-CN"/>
         </w:rPr>
-        <w:t xml:space="preserve">Once confirmed, a delivery </w:t>
-      </w:r>
-      <w:r>
-        <w:rPr>
-          <w:rFonts w:eastAsia="宋体" w:hint="eastAsia"/>
-          <w:lang w:val="en-IE" w:eastAsia="zh-CN"/>
-        </w:rPr>
-        <w:t xml:space="preserve">driver </w:t>
-      </w:r>
-      <w:r>
-        <w:rPr>
-          <w:lang w:val="en-IE" w:eastAsia="zh-CN"/>
-        </w:rPr>
-        <w:t>is assigned.</w:t>
+        <w:t>Once accepted, the system assigns a delivery driver.</w:t>
       </w:r>
     </w:p>
     <w:p>
       <w:pPr>
-        <w:pStyle w:val="ae"/>
+        <w:pStyle w:val="a9"/>
         <w:numPr>
           <w:ilvl w:val="0"/>
-          <w:numId w:val="16"/>
+          <w:numId w:val="28"/>
         </w:numPr>
         <w:rPr>
           <w:lang w:val="en-IE" w:eastAsia="zh-CN"/>
@@ -2367,11 +2699,16 @@
         <w:rPr>
           <w:lang w:val="en-IE" w:eastAsia="zh-CN"/>
         </w:rPr>
-        <w:t>The customer can track delivery progress in real time.</w:t>
+        <w:t>The delivery driver updates delivery progress, allowing the customer to track the order in real time.</w:t>
       </w:r>
     </w:p>
     <w:p>
       <w:pPr>
+        <w:pStyle w:val="a9"/>
+        <w:numPr>
+          <w:ilvl w:val="0"/>
+          <w:numId w:val="28"/>
+        </w:numPr>
         <w:rPr>
           <w:lang w:val="en-IE" w:eastAsia="zh-CN"/>
         </w:rPr>
@@ -2380,26 +2717,50 @@
         <w:rPr>
           <w:lang w:val="en-IE" w:eastAsia="zh-CN"/>
         </w:rPr>
-        <w:t>If any step fails, such as payment failure or restaurant rejection, compensating actions are triggered to cancel the order and restore system consistency. Multiple customers may place orders simultaneously, requiring services to operate asynchronously and independently.</w:t>
+        <w:t>The order is completed once delivery is confirmed.</w:t>
       </w:r>
     </w:p>
     <w:p>
       <w:pPr>
+        <w:pStyle w:val="a9"/>
         <w:rPr>
           <w:lang w:val="en-IE" w:eastAsia="zh-CN"/>
         </w:rPr>
       </w:pPr>
+    </w:p>
+    <w:p>
+      <w:pPr>
+        <w:pStyle w:val="a9"/>
+        <w:rPr>
+          <w:rFonts w:eastAsia="宋体"/>
+          <w:lang w:eastAsia="zh-CN"/>
+        </w:rPr>
+      </w:pPr>
       <w:r>
-        <w:rPr>
-          <w:lang w:val="en-IE" w:eastAsia="zh-CN"/>
-        </w:rPr>
-        <w:t>This scenario reflects the complexity of distributed systems where multiple services coordinate through events rather than direct synchronous calls.</w:t>
+        <w:t>If any step fails—such as payment failure or restaurant rejection—the system triggers compensating actions to cancel the order and maintain consistency across services through the Saga mechanism.</w:t>
       </w:r>
     </w:p>
     <w:p>
       <w:pPr>
-        <w:rPr>
-          <w:rFonts w:eastAsia="宋体"/>
+        <w:pStyle w:val="a9"/>
+        <w:rPr>
+          <w:rFonts w:eastAsia="宋体" w:hint="eastAsia"/>
+          <w:lang w:eastAsia="zh-CN"/>
+        </w:rPr>
+      </w:pPr>
+    </w:p>
+    <w:p>
+      <w:pPr>
+        <w:pStyle w:val="a9"/>
+      </w:pPr>
+      <w:r>
+        <w:t>The system must also support multiple concurrent orders from different customers, requiring services to operate asynchronously and independently. This reflects real-world distributed environments where services coordinate through event-driven communication rather than tightly coupled synchronous calls.</w:t>
+      </w:r>
+    </w:p>
+    <w:p>
+      <w:pPr>
+        <w:rPr>
+          <w:rFonts w:ascii="Times New Roman" w:eastAsia="宋体" w:hAnsi="Times New Roman" w:cs="Times New Roman"/>
           <w:lang w:val="en-IE" w:eastAsia="zh-CN"/>
         </w:rPr>
       </w:pPr>
@@ -2434,7 +2795,648 @@
         <w:t xml:space="preserve"> </w:t>
       </w:r>
     </w:p>
-    <w:p/>
+    <w:p>
+      <w:pPr>
+        <w:pStyle w:val="a9"/>
+        <w:rPr>
+          <w:rFonts w:ascii="Times New Roman" w:hAnsi="Times New Roman" w:cs="Times New Roman"/>
+        </w:rPr>
+      </w:pPr>
+      <w:r>
+        <w:rPr>
+          <w:rFonts w:ascii="Times New Roman" w:hAnsi="Times New Roman" w:cs="Times New Roman"/>
+        </w:rPr>
+        <w:t>The system support the following core functionalities derived:</w:t>
+      </w:r>
+    </w:p>
+    <w:p>
+      <w:pPr>
+        <w:pStyle w:val="a9"/>
+        <w:numPr>
+          <w:ilvl w:val="0"/>
+          <w:numId w:val="23"/>
+        </w:numPr>
+        <w:rPr>
+          <w:rFonts w:ascii="Times New Roman" w:hAnsi="Times New Roman" w:cs="Times New Roman"/>
+        </w:rPr>
+      </w:pPr>
+      <w:r>
+        <w:rPr>
+          <w:rFonts w:ascii="Times New Roman" w:hAnsi="Times New Roman" w:cs="Times New Roman"/>
+        </w:rPr>
+        <w:t>User Management</w:t>
+      </w:r>
+    </w:p>
+    <w:p>
+      <w:pPr>
+        <w:pStyle w:val="a9"/>
+        <w:numPr>
+          <w:ilvl w:val="0"/>
+          <w:numId w:val="21"/>
+        </w:numPr>
+        <w:rPr>
+          <w:rFonts w:ascii="Times New Roman" w:hAnsi="Times New Roman" w:cs="Times New Roman"/>
+        </w:rPr>
+      </w:pPr>
+      <w:r>
+        <w:rPr>
+          <w:rFonts w:ascii="Times New Roman" w:hAnsi="Times New Roman" w:cs="Times New Roman"/>
+        </w:rPr>
+        <w:t>T</w:t>
+      </w:r>
+      <w:r>
+        <w:rPr>
+          <w:rFonts w:ascii="Times New Roman" w:hAnsi="Times New Roman" w:cs="Times New Roman"/>
+        </w:rPr>
+        <w:t>he system must support multiple user types, including customers, restaurant operators</w:t>
+      </w:r>
+      <w:r>
+        <w:rPr>
+          <w:rFonts w:ascii="Times New Roman" w:eastAsia="宋体" w:hAnsi="Times New Roman" w:cs="Times New Roman"/>
+          <w:lang w:eastAsia="zh-CN"/>
+        </w:rPr>
+        <w:t xml:space="preserve"> and</w:t>
+      </w:r>
+      <w:r>
+        <w:rPr>
+          <w:rFonts w:ascii="Times New Roman" w:hAnsi="Times New Roman" w:cs="Times New Roman"/>
+        </w:rPr>
+        <w:t xml:space="preserve"> delivery drivers</w:t>
+      </w:r>
+      <w:r>
+        <w:rPr>
+          <w:rFonts w:ascii="Times New Roman" w:hAnsi="Times New Roman" w:cs="Times New Roman"/>
+        </w:rPr>
+        <w:t>.</w:t>
+      </w:r>
+    </w:p>
+    <w:p>
+      <w:pPr>
+        <w:pStyle w:val="a9"/>
+        <w:numPr>
+          <w:ilvl w:val="0"/>
+          <w:numId w:val="21"/>
+        </w:numPr>
+        <w:rPr>
+          <w:rFonts w:ascii="Times New Roman" w:hAnsi="Times New Roman" w:cs="Times New Roman"/>
+        </w:rPr>
+      </w:pPr>
+      <w:r>
+        <w:rPr>
+          <w:rFonts w:ascii="Times New Roman" w:hAnsi="Times New Roman" w:cs="Times New Roman"/>
+        </w:rPr>
+        <w:t>Users must be able to register, log in, and access functionalities according to their roles</w:t>
+      </w:r>
+      <w:r>
+        <w:rPr>
+          <w:rFonts w:ascii="Times New Roman" w:hAnsi="Times New Roman" w:cs="Times New Roman"/>
+        </w:rPr>
+        <w:t>.</w:t>
+      </w:r>
+    </w:p>
+    <w:p>
+      <w:pPr>
+        <w:pStyle w:val="a9"/>
+        <w:numPr>
+          <w:ilvl w:val="0"/>
+          <w:numId w:val="23"/>
+        </w:numPr>
+        <w:rPr>
+          <w:rFonts w:ascii="Times New Roman" w:hAnsi="Times New Roman" w:cs="Times New Roman"/>
+        </w:rPr>
+      </w:pPr>
+      <w:r>
+        <w:rPr>
+          <w:rFonts w:ascii="Times New Roman" w:hAnsi="Times New Roman" w:cs="Times New Roman"/>
+        </w:rPr>
+        <w:t>Menu and Restaurant Management</w:t>
+      </w:r>
+    </w:p>
+    <w:p>
+      <w:pPr>
+        <w:pStyle w:val="a9"/>
+        <w:numPr>
+          <w:ilvl w:val="0"/>
+          <w:numId w:val="30"/>
+        </w:numPr>
+        <w:rPr>
+          <w:rFonts w:ascii="Times New Roman" w:eastAsia="宋体" w:hAnsi="Times New Roman" w:cs="Times New Roman"/>
+          <w:lang w:val="en-IE" w:eastAsia="zh-CN"/>
+        </w:rPr>
+      </w:pPr>
+      <w:r>
+        <w:rPr>
+          <w:rFonts w:ascii="Times New Roman" w:eastAsia="宋体" w:hAnsi="Times New Roman" w:cs="Times New Roman"/>
+          <w:lang w:val="en-IE" w:eastAsia="zh-CN"/>
+        </w:rPr>
+        <w:t xml:space="preserve">Restaurant operators </w:t>
+      </w:r>
+      <w:r>
+        <w:rPr>
+          <w:rFonts w:ascii="Times New Roman" w:eastAsia="宋体" w:hAnsi="Times New Roman" w:cs="Times New Roman"/>
+          <w:lang w:val="en-IE" w:eastAsia="zh-CN"/>
+        </w:rPr>
+        <w:t>can</w:t>
+      </w:r>
+      <w:r>
+        <w:rPr>
+          <w:rFonts w:ascii="Times New Roman" w:eastAsia="宋体" w:hAnsi="Times New Roman" w:cs="Times New Roman"/>
+          <w:lang w:val="en-IE" w:eastAsia="zh-CN"/>
+        </w:rPr>
+        <w:t xml:space="preserve"> able to create, update, and manage menu items.</w:t>
+      </w:r>
+    </w:p>
+    <w:p>
+      <w:pPr>
+        <w:pStyle w:val="a9"/>
+        <w:numPr>
+          <w:ilvl w:val="0"/>
+          <w:numId w:val="30"/>
+        </w:numPr>
+        <w:rPr>
+          <w:rFonts w:ascii="Times New Roman" w:eastAsia="宋体" w:hAnsi="Times New Roman" w:cs="Times New Roman"/>
+          <w:lang w:val="en-IE" w:eastAsia="zh-CN"/>
+        </w:rPr>
+      </w:pPr>
+      <w:r>
+        <w:rPr>
+          <w:rFonts w:ascii="Times New Roman" w:eastAsia="宋体" w:hAnsi="Times New Roman" w:cs="Times New Roman"/>
+          <w:lang w:val="en-IE" w:eastAsia="zh-CN"/>
+        </w:rPr>
+        <w:t>Customers able to browse restaurant menus and view item details.</w:t>
+      </w:r>
+    </w:p>
+    <w:p>
+      <w:pPr>
+        <w:pStyle w:val="a9"/>
+        <w:numPr>
+          <w:ilvl w:val="0"/>
+          <w:numId w:val="23"/>
+        </w:numPr>
+        <w:rPr>
+          <w:rFonts w:ascii="Times New Roman" w:hAnsi="Times New Roman" w:cs="Times New Roman"/>
+        </w:rPr>
+      </w:pPr>
+      <w:r>
+        <w:rPr>
+          <w:rFonts w:ascii="Times New Roman" w:hAnsi="Times New Roman" w:cs="Times New Roman"/>
+        </w:rPr>
+        <w:t>Order Management</w:t>
+      </w:r>
+    </w:p>
+    <w:p>
+      <w:pPr>
+        <w:pStyle w:val="a9"/>
+        <w:numPr>
+          <w:ilvl w:val="0"/>
+          <w:numId w:val="25"/>
+        </w:numPr>
+        <w:rPr>
+          <w:rFonts w:ascii="Times New Roman" w:hAnsi="Times New Roman" w:cs="Times New Roman"/>
+        </w:rPr>
+      </w:pPr>
+      <w:r>
+        <w:rPr>
+          <w:rFonts w:ascii="Times New Roman" w:hAnsi="Times New Roman" w:cs="Times New Roman"/>
+        </w:rPr>
+        <w:t xml:space="preserve">Customers </w:t>
+      </w:r>
+      <w:r>
+        <w:rPr>
+          <w:rFonts w:ascii="Times New Roman" w:eastAsia="宋体" w:hAnsi="Times New Roman" w:cs="Times New Roman"/>
+          <w:lang w:eastAsia="zh-CN"/>
+        </w:rPr>
+        <w:t>able to</w:t>
+      </w:r>
+      <w:r>
+        <w:rPr>
+          <w:rFonts w:ascii="Times New Roman" w:hAnsi="Times New Roman" w:cs="Times New Roman"/>
+        </w:rPr>
+        <w:t xml:space="preserve"> place orders.</w:t>
+      </w:r>
+    </w:p>
+    <w:p>
+      <w:pPr>
+        <w:pStyle w:val="a9"/>
+        <w:numPr>
+          <w:ilvl w:val="0"/>
+          <w:numId w:val="25"/>
+        </w:numPr>
+        <w:rPr>
+          <w:rFonts w:ascii="Times New Roman" w:hAnsi="Times New Roman" w:cs="Times New Roman"/>
+        </w:rPr>
+      </w:pPr>
+      <w:r>
+        <w:rPr>
+          <w:rFonts w:ascii="Times New Roman" w:hAnsi="Times New Roman" w:cs="Times New Roman"/>
+        </w:rPr>
+        <w:t>The system must track order status throughout its lifecycle (created, paid, accepted, delivering, completed, or cancelled)</w:t>
+      </w:r>
+      <w:r>
+        <w:rPr>
+          <w:rFonts w:ascii="Times New Roman" w:hAnsi="Times New Roman" w:cs="Times New Roman"/>
+        </w:rPr>
+        <w:t>.</w:t>
+      </w:r>
+    </w:p>
+    <w:p>
+      <w:pPr>
+        <w:pStyle w:val="a9"/>
+        <w:numPr>
+          <w:ilvl w:val="0"/>
+          <w:numId w:val="23"/>
+        </w:numPr>
+        <w:rPr>
+          <w:rFonts w:ascii="Times New Roman" w:hAnsi="Times New Roman" w:cs="Times New Roman"/>
+        </w:rPr>
+      </w:pPr>
+      <w:r>
+        <w:rPr>
+          <w:rFonts w:ascii="Times New Roman" w:hAnsi="Times New Roman" w:cs="Times New Roman"/>
+        </w:rPr>
+        <w:t>Payment Simulation</w:t>
+      </w:r>
+    </w:p>
+    <w:p>
+      <w:pPr>
+        <w:pStyle w:val="a9"/>
+        <w:numPr>
+          <w:ilvl w:val="0"/>
+          <w:numId w:val="26"/>
+        </w:numPr>
+        <w:rPr>
+          <w:rFonts w:ascii="Times New Roman" w:hAnsi="Times New Roman" w:cs="Times New Roman"/>
+        </w:rPr>
+      </w:pPr>
+      <w:r>
+        <w:rPr>
+          <w:rFonts w:ascii="Times New Roman" w:hAnsi="Times New Roman" w:cs="Times New Roman"/>
+        </w:rPr>
+        <w:t>The Payment Service must simulate transaction validation and return payment status results.</w:t>
+      </w:r>
+    </w:p>
+    <w:p>
+      <w:pPr>
+        <w:pStyle w:val="a9"/>
+        <w:numPr>
+          <w:ilvl w:val="0"/>
+          <w:numId w:val="23"/>
+        </w:numPr>
+        <w:rPr>
+          <w:rFonts w:ascii="Times New Roman" w:hAnsi="Times New Roman" w:cs="Times New Roman"/>
+        </w:rPr>
+      </w:pPr>
+      <w:r>
+        <w:rPr>
+          <w:rFonts w:ascii="Times New Roman" w:hAnsi="Times New Roman" w:cs="Times New Roman"/>
+        </w:rPr>
+        <w:t>Restaurant Operations</w:t>
+      </w:r>
+    </w:p>
+    <w:p>
+      <w:pPr>
+        <w:pStyle w:val="a9"/>
+        <w:numPr>
+          <w:ilvl w:val="0"/>
+          <w:numId w:val="26"/>
+        </w:numPr>
+        <w:rPr>
+          <w:rFonts w:ascii="Times New Roman" w:hAnsi="Times New Roman" w:cs="Times New Roman"/>
+        </w:rPr>
+      </w:pPr>
+      <w:r>
+        <w:rPr>
+          <w:rFonts w:ascii="Times New Roman" w:hAnsi="Times New Roman" w:cs="Times New Roman"/>
+        </w:rPr>
+        <w:t>Restaurants able to accept or reject orders.</w:t>
+      </w:r>
+    </w:p>
+    <w:p>
+      <w:pPr>
+        <w:pStyle w:val="a9"/>
+        <w:numPr>
+          <w:ilvl w:val="0"/>
+          <w:numId w:val="23"/>
+        </w:numPr>
+        <w:rPr>
+          <w:rFonts w:ascii="Times New Roman" w:hAnsi="Times New Roman" w:cs="Times New Roman"/>
+        </w:rPr>
+      </w:pPr>
+      <w:r>
+        <w:rPr>
+          <w:rFonts w:ascii="Times New Roman" w:hAnsi="Times New Roman" w:cs="Times New Roman"/>
+        </w:rPr>
+        <w:t>Delivery Coordination</w:t>
+      </w:r>
+    </w:p>
+    <w:p>
+      <w:pPr>
+        <w:pStyle w:val="a9"/>
+        <w:numPr>
+          <w:ilvl w:val="0"/>
+          <w:numId w:val="26"/>
+        </w:numPr>
+        <w:rPr>
+          <w:rFonts w:ascii="Times New Roman" w:hAnsi="Times New Roman" w:cs="Times New Roman"/>
+        </w:rPr>
+      </w:pPr>
+      <w:r>
+        <w:rPr>
+          <w:rFonts w:ascii="Times New Roman" w:hAnsi="Times New Roman" w:cs="Times New Roman"/>
+        </w:rPr>
+        <w:t>Delivery drivers must receive assignments and update delivery progress.</w:t>
+      </w:r>
+    </w:p>
+    <w:p>
+      <w:pPr>
+        <w:pStyle w:val="a9"/>
+        <w:numPr>
+          <w:ilvl w:val="0"/>
+          <w:numId w:val="26"/>
+        </w:numPr>
+        <w:rPr>
+          <w:rFonts w:ascii="Times New Roman" w:hAnsi="Times New Roman" w:cs="Times New Roman"/>
+        </w:rPr>
+      </w:pPr>
+      <w:r>
+        <w:rPr>
+          <w:rFonts w:ascii="Times New Roman" w:hAnsi="Times New Roman" w:cs="Times New Roman"/>
+        </w:rPr>
+        <w:t>Customers should be able to track order status in real time</w:t>
+      </w:r>
+      <w:r>
+        <w:rPr>
+          <w:rFonts w:ascii="Times New Roman" w:eastAsia="宋体" w:hAnsi="Times New Roman" w:cs="Times New Roman"/>
+          <w:lang w:eastAsia="zh-CN"/>
+        </w:rPr>
+        <w:t>.</w:t>
+      </w:r>
+    </w:p>
+    <w:p>
+      <w:pPr>
+        <w:pStyle w:val="a9"/>
+        <w:rPr>
+          <w:rFonts w:ascii="Times New Roman" w:eastAsia="宋体" w:hAnsi="Times New Roman" w:cs="Times New Roman"/>
+          <w:lang w:val="en-IE" w:eastAsia="zh-CN"/>
+        </w:rPr>
+      </w:pPr>
+    </w:p>
+    <w:p>
+      <w:pPr>
+        <w:pStyle w:val="a9"/>
+        <w:rPr>
+          <w:rFonts w:ascii="Times New Roman" w:eastAsia="宋体" w:hAnsi="Times New Roman" w:cs="Times New Roman"/>
+          <w:b/>
+          <w:bCs/>
+          <w:lang w:eastAsia="zh-CN"/>
+        </w:rPr>
+      </w:pPr>
+      <w:r>
+        <w:rPr>
+          <w:rFonts w:ascii="Times New Roman" w:eastAsia="宋体" w:hAnsi="Times New Roman" w:cs="Times New Roman"/>
+          <w:b/>
+          <w:bCs/>
+          <w:lang w:eastAsia="zh-CN"/>
+        </w:rPr>
+        <w:t>Architectural Requirements</w:t>
+      </w:r>
+      <w:r>
+        <w:rPr>
+          <w:rFonts w:ascii="Times New Roman" w:eastAsia="宋体" w:hAnsi="Times New Roman" w:cs="Times New Roman"/>
+          <w:b/>
+          <w:bCs/>
+          <w:lang w:eastAsia="zh-CN"/>
+        </w:rPr>
+        <w:t>:</w:t>
+      </w:r>
+    </w:p>
+    <w:p>
+      <w:pPr>
+        <w:pStyle w:val="a9"/>
+        <w:rPr>
+          <w:rFonts w:ascii="Times New Roman" w:eastAsia="宋体" w:hAnsi="Times New Roman" w:cs="Times New Roman"/>
+          <w:lang w:val="en-IE" w:eastAsia="zh-CN"/>
+        </w:rPr>
+      </w:pPr>
+      <w:r>
+        <w:rPr>
+          <w:rFonts w:ascii="Times New Roman" w:eastAsia="宋体" w:hAnsi="Times New Roman" w:cs="Times New Roman"/>
+          <w:lang w:val="en-IE" w:eastAsia="zh-CN"/>
+        </w:rPr>
+        <w:t>The system will adopt a microservice-based architecture in which core functions are organized into independent services such as User, Order, Payment, Restaurant, and Delivery. These microservices will communicate through asynchronous event-driven mechanisms to ensure loose coupling and scalability. The Saga pattern will be applied to coordinate distributed transactions during multi-step order workflows. The system will support concurrent order processing and handle failures through compensating actions to maintain consistency across services.</w:t>
+      </w:r>
+    </w:p>
+    <w:p>
+      <w:pPr>
+        <w:pStyle w:val="a9"/>
+        <w:rPr>
+          <w:rFonts w:eastAsia="宋体"/>
+          <w:b/>
+          <w:bCs/>
+          <w:lang w:val="en-IE" w:eastAsia="zh-CN"/>
+        </w:rPr>
+      </w:pPr>
+    </w:p>
+    <w:p>
+      <w:pPr>
+        <w:pStyle w:val="a9"/>
+        <w:rPr>
+          <w:rFonts w:ascii="Times New Roman" w:eastAsia="宋体" w:hAnsi="Times New Roman" w:cs="Times New Roman" w:hint="eastAsia"/>
+          <w:b/>
+          <w:bCs/>
+          <w:lang w:val="en-IE" w:eastAsia="zh-CN"/>
+        </w:rPr>
+      </w:pPr>
+      <w:r>
+        <w:rPr>
+          <w:rFonts w:ascii="Times New Roman" w:eastAsia="宋体" w:hAnsi="Times New Roman" w:cs="Times New Roman"/>
+          <w:b/>
+          <w:bCs/>
+          <w:lang w:val="en-IE" w:eastAsia="zh-CN"/>
+        </w:rPr>
+        <w:t>Project Tech Stack</w:t>
+      </w:r>
+      <w:r>
+        <w:rPr>
+          <w:rFonts w:ascii="Times New Roman" w:eastAsia="宋体" w:hAnsi="Times New Roman" w:cs="Times New Roman" w:hint="eastAsia"/>
+          <w:b/>
+          <w:bCs/>
+          <w:lang w:val="en-IE" w:eastAsia="zh-CN"/>
+        </w:rPr>
+        <w:t>:</w:t>
+      </w:r>
+    </w:p>
+    <w:p>
+      <w:pPr>
+        <w:pStyle w:val="a9"/>
+        <w:numPr>
+          <w:ilvl w:val="0"/>
+          <w:numId w:val="31"/>
+        </w:numPr>
+        <w:rPr>
+          <w:rFonts w:ascii="Times New Roman" w:eastAsia="宋体" w:hAnsi="Times New Roman" w:cs="Times New Roman"/>
+          <w:lang w:val="en-IE" w:eastAsia="zh-CN"/>
+        </w:rPr>
+      </w:pPr>
+      <w:r>
+        <w:rPr>
+          <w:rFonts w:ascii="Times New Roman" w:eastAsia="宋体" w:hAnsi="Times New Roman" w:cs="Times New Roman"/>
+          <w:lang w:val="en-IE" w:eastAsia="zh-CN"/>
+        </w:rPr>
+        <w:t>Frontend: React + Vite</w:t>
+      </w:r>
+    </w:p>
+    <w:p>
+      <w:pPr>
+        <w:pStyle w:val="a9"/>
+        <w:numPr>
+          <w:ilvl w:val="0"/>
+          <w:numId w:val="31"/>
+        </w:numPr>
+        <w:rPr>
+          <w:rFonts w:ascii="Times New Roman" w:eastAsia="宋体" w:hAnsi="Times New Roman" w:cs="Times New Roman"/>
+          <w:lang w:val="en-IE" w:eastAsia="zh-CN"/>
+        </w:rPr>
+      </w:pPr>
+      <w:r>
+        <w:rPr>
+          <w:rFonts w:ascii="Times New Roman" w:eastAsia="宋体" w:hAnsi="Times New Roman" w:cs="Times New Roman"/>
+          <w:lang w:val="en-IE" w:eastAsia="zh-CN"/>
+        </w:rPr>
+        <w:t>Backend: Java21 + Spring Boot</w:t>
+      </w:r>
+    </w:p>
+    <w:p>
+      <w:pPr>
+        <w:pStyle w:val="a9"/>
+        <w:numPr>
+          <w:ilvl w:val="0"/>
+          <w:numId w:val="31"/>
+        </w:numPr>
+        <w:rPr>
+          <w:rFonts w:ascii="Times New Roman" w:eastAsia="宋体" w:hAnsi="Times New Roman" w:cs="Times New Roman"/>
+          <w:lang w:val="en-IE" w:eastAsia="zh-CN"/>
+        </w:rPr>
+      </w:pPr>
+      <w:r>
+        <w:rPr>
+          <w:rFonts w:ascii="Times New Roman" w:eastAsia="宋体" w:hAnsi="Times New Roman" w:cs="Times New Roman"/>
+          <w:lang w:val="en-IE" w:eastAsia="zh-CN"/>
+        </w:rPr>
+        <w:t>Database: PostgreSQL</w:t>
+      </w:r>
+    </w:p>
+    <w:p>
+      <w:pPr>
+        <w:pStyle w:val="a9"/>
+        <w:numPr>
+          <w:ilvl w:val="0"/>
+          <w:numId w:val="31"/>
+        </w:numPr>
+        <w:rPr>
+          <w:rFonts w:ascii="Times New Roman" w:eastAsia="宋体" w:hAnsi="Times New Roman" w:cs="Times New Roman"/>
+          <w:lang w:val="en-IE" w:eastAsia="zh-CN"/>
+        </w:rPr>
+      </w:pPr>
+      <w:r>
+        <w:rPr>
+          <w:rFonts w:ascii="Times New Roman" w:eastAsia="宋体" w:hAnsi="Times New Roman" w:cs="Times New Roman"/>
+          <w:lang w:val="en-IE" w:eastAsia="zh-CN"/>
+        </w:rPr>
+        <w:t>Container: Docker &amp; Docker Compose</w:t>
+      </w:r>
+    </w:p>
+    <w:p>
+      <w:pPr>
+        <w:pStyle w:val="a9"/>
+        <w:numPr>
+          <w:ilvl w:val="0"/>
+          <w:numId w:val="31"/>
+        </w:numPr>
+        <w:rPr>
+          <w:rFonts w:ascii="Times New Roman" w:eastAsia="宋体" w:hAnsi="Times New Roman" w:cs="Times New Roman"/>
+          <w:lang w:val="en-IE" w:eastAsia="zh-CN"/>
+        </w:rPr>
+      </w:pPr>
+      <w:r>
+        <w:rPr>
+          <w:rFonts w:ascii="Times New Roman" w:eastAsia="宋体" w:hAnsi="Times New Roman" w:cs="Times New Roman"/>
+          <w:lang w:val="en-IE" w:eastAsia="zh-CN"/>
+        </w:rPr>
+        <w:t>Event-driven: RabbitMQ</w:t>
+      </w:r>
+    </w:p>
+    <w:p>
+      <w:pPr>
+        <w:pStyle w:val="a9"/>
+        <w:rPr>
+          <w:rFonts w:ascii="Times New Roman" w:eastAsia="宋体" w:hAnsi="Times New Roman" w:cs="Times New Roman"/>
+          <w:b/>
+          <w:bCs/>
+          <w:lang w:val="en-IE" w:eastAsia="zh-CN"/>
+        </w:rPr>
+      </w:pPr>
+      <w:r>
+        <w:rPr>
+          <w:rFonts w:ascii="Times New Roman" w:eastAsia="宋体" w:hAnsi="Times New Roman" w:cs="Times New Roman"/>
+          <w:b/>
+          <w:bCs/>
+          <w:lang w:val="en-IE" w:eastAsia="zh-CN"/>
+        </w:rPr>
+        <w:t>Add-ons(Depending on progress)</w:t>
+      </w:r>
+    </w:p>
+    <w:p>
+      <w:pPr>
+        <w:pStyle w:val="a9"/>
+        <w:numPr>
+          <w:ilvl w:val="0"/>
+          <w:numId w:val="32"/>
+        </w:numPr>
+        <w:rPr>
+          <w:rFonts w:ascii="Times New Roman" w:eastAsia="宋体" w:hAnsi="Times New Roman" w:cs="Times New Roman"/>
+          <w:lang w:val="en-IE" w:eastAsia="zh-CN"/>
+        </w:rPr>
+      </w:pPr>
+      <w:r>
+        <w:rPr>
+          <w:rFonts w:ascii="Times New Roman" w:eastAsia="宋体" w:hAnsi="Times New Roman" w:cs="Times New Roman"/>
+          <w:lang w:val="en-IE" w:eastAsia="zh-CN"/>
+        </w:rPr>
+        <w:t>Caching &amp; Rate Limiting: Redis</w:t>
+      </w:r>
+    </w:p>
+    <w:p>
+      <w:pPr>
+        <w:pStyle w:val="a9"/>
+        <w:numPr>
+          <w:ilvl w:val="0"/>
+          <w:numId w:val="32"/>
+        </w:numPr>
+        <w:rPr>
+          <w:rFonts w:ascii="Times New Roman" w:eastAsia="宋体" w:hAnsi="Times New Roman" w:cs="Times New Roman"/>
+          <w:lang w:val="en-IE" w:eastAsia="zh-CN"/>
+        </w:rPr>
+      </w:pPr>
+      <w:r>
+        <w:rPr>
+          <w:rFonts w:ascii="Times New Roman" w:eastAsia="宋体" w:hAnsi="Times New Roman" w:cs="Times New Roman"/>
+          <w:lang w:val="en-IE" w:eastAsia="zh-CN"/>
+        </w:rPr>
+        <w:t>Real-time updates: WebSocket</w:t>
+      </w:r>
+    </w:p>
+    <w:p>
+      <w:pPr>
+        <w:pStyle w:val="a9"/>
+        <w:rPr>
+          <w:rFonts w:eastAsia="宋体" w:hint="eastAsia"/>
+          <w:b/>
+          <w:bCs/>
+          <w:lang w:val="en-IE" w:eastAsia="zh-CN"/>
+        </w:rPr>
+      </w:pPr>
+    </w:p>
     <w:p>
       <w:pPr>
         <w:rPr>
@@ -2546,7 +3548,6 @@
         </w:rPr>
         <w:t xml:space="preserve">git clone </w:t>
       </w:r>
-      <w:proofErr w:type="gramStart"/>
       <w:r>
         <w:rPr>
           <w:highlight w:val="yellow"/>
@@ -2554,7 +3555,6 @@
         </w:rPr>
         <w:t>https://github.com/PeileLi/CS4135-grp-project.git</w:t>
       </w:r>
-      <w:proofErr w:type="gramEnd"/>
     </w:p>
     <w:p>
       <w:pPr>
@@ -2676,15 +3676,7 @@
     </w:p>
     <w:p>
       <w:r>
-        <w:t xml:space="preserve">In </w:t>
-      </w:r>
-      <w:proofErr w:type="gramStart"/>
-      <w:r>
-        <w:t>needed</w:t>
-      </w:r>
-      <w:proofErr w:type="gramEnd"/>
-      <w:r>
-        <w:t xml:space="preserve"> </w:t>
+        <w:t xml:space="preserve">In needed </w:t>
       </w:r>
     </w:p>
     <w:sectPr>
@@ -2698,7 +3690,7 @@
 </file>
 
 <file path=word/endnotes.xml><?xml version="1.0" encoding="utf-8"?>
-<w:endnotes xmlns:wpc="http://schemas.microsoft.com/office/word/2010/wordprocessingCanvas" xmlns:cx="http://schemas.microsoft.com/office/drawing/2014/chartex" xmlns:cx1="http://schemas.microsoft.com/office/drawing/2015/9/8/chartex" xmlns:cx2="http://schemas.microsoft.com/office/drawing/2015/10/21/chartex" xmlns:cx3="http://schemas.microsoft.com/office/drawing/2016/5/9/chartex" xmlns:cx4="http://schemas.microsoft.com/office/drawing/2016/5/10/chartex" xmlns:cx5="http://schemas.microsoft.com/office/drawing/2016/5/11/chartex" xmlns:cx6="http://schemas.microsoft.com/office/drawing/2016/5/12/chartex" xmlns:cx7="http://schemas.microsoft.com/office/drawing/2016/5/13/chartex" xmlns:cx8="http://schemas.microsoft.com/office/drawing/2016/5/14/chartex" xmlns:mc="http://schemas.openxmlformats.org/markup-compatibility/2006" xmlns:aink="http://schemas.microsoft.com/office/drawing/2016/ink" xmlns:am3d="http://schemas.microsoft.com/office/drawing/2017/model3d" xmlns:o="urn:schemas-microsoft-com:office:office" xmlns:oel="http://schemas.microsoft.com/office/2019/extlst" xmlns:r="http://schemas.openxmlformats.org/officeDocument/2006/relationships" xmlns:m="http://schemas.openxmlformats.org/officeDocument/2006/math" xmlns:v="urn:schemas-microsoft-com:vml" xmlns:wp14="http://schemas.microsoft.com/office/word/2010/wordprocessingDrawing" xmlns:wp="http://schemas.openxmlformats.org/drawingml/2006/wordprocessingDrawing" xmlns:w10="urn:schemas-microsoft-com:office:word" xmlns:w="http://schemas.openxmlformats.org/wordprocessingml/2006/main" xmlns:w14="http://schemas.microsoft.com/office/word/2010/wordml" xmlns:w15="http://schemas.microsoft.com/office/word/2012/wordml" xmlns:w16cex="http://schemas.microsoft.com/office/word/2018/wordml/cex" xmlns:w16cid="http://schemas.microsoft.com/office/word/2016/wordml/cid" xmlns:w16="http://schemas.microsoft.com/office/word/2018/wordml" xmlns:w16sdtdh="http://schemas.microsoft.com/office/word/2020/wordml/sdtdatahash" xmlns:w16se="http://schemas.microsoft.com/office/word/2015/wordml/symex" xmlns:wpg="http://schemas.microsoft.com/office/word/2010/wordprocessingGroup" xmlns:wpi="http://schemas.microsoft.com/office/word/2010/wordprocessingInk" xmlns:wne="http://schemas.microsoft.com/office/word/2006/wordml" xmlns:wps="http://schemas.microsoft.com/office/word/2010/wordprocessingShape" mc:Ignorable="w14 w15 w16se w16cid w16 w16cex w16sdtdh wp14">
+<w:endnotes xmlns:wpc="http://schemas.microsoft.com/office/word/2010/wordprocessingCanvas" xmlns:cx="http://schemas.microsoft.com/office/drawing/2014/chartex" xmlns:cx1="http://schemas.microsoft.com/office/drawing/2015/9/8/chartex" xmlns:cx2="http://schemas.microsoft.com/office/drawing/2015/10/21/chartex" xmlns:cx3="http://schemas.microsoft.com/office/drawing/2016/5/9/chartex" xmlns:cx4="http://schemas.microsoft.com/office/drawing/2016/5/10/chartex" xmlns:cx5="http://schemas.microsoft.com/office/drawing/2016/5/11/chartex" xmlns:cx6="http://schemas.microsoft.com/office/drawing/2016/5/12/chartex" xmlns:cx7="http://schemas.microsoft.com/office/drawing/2016/5/13/chartex" xmlns:cx8="http://schemas.microsoft.com/office/drawing/2016/5/14/chartex" xmlns:mc="http://schemas.openxmlformats.org/markup-compatibility/2006" xmlns:aink="http://schemas.microsoft.com/office/drawing/2016/ink" xmlns:am3d="http://schemas.microsoft.com/office/drawing/2017/model3d" xmlns:o="urn:schemas-microsoft-com:office:office" xmlns:oel="http://schemas.microsoft.com/office/2019/extlst" xmlns:r="http://schemas.openxmlformats.org/officeDocument/2006/relationships" xmlns:m="http://schemas.openxmlformats.org/officeDocument/2006/math" xmlns:v="urn:schemas-microsoft-com:vml" xmlns:wp14="http://schemas.microsoft.com/office/word/2010/wordprocessingDrawing" xmlns:wp="http://schemas.openxmlformats.org/drawingml/2006/wordprocessingDrawing" xmlns:w10="urn:schemas-microsoft-com:office:word" xmlns:w="http://schemas.openxmlformats.org/wordprocessingml/2006/main" xmlns:w14="http://schemas.microsoft.com/office/word/2010/wordml" xmlns:w15="http://schemas.microsoft.com/office/word/2012/wordml" xmlns:w16cex="http://schemas.microsoft.com/office/word/2018/wordml/cex" xmlns:w16cid="http://schemas.microsoft.com/office/word/2016/wordml/cid" xmlns:w16="http://schemas.microsoft.com/office/word/2018/wordml" xmlns:w16du="http://schemas.microsoft.com/office/word/2023/wordml/word16du" xmlns:w16sdtdh="http://schemas.microsoft.com/office/word/2020/wordml/sdtdatahash" xmlns:w16sdtfl="http://schemas.microsoft.com/office/word/2024/wordml/sdtformatlock" xmlns:w16se="http://schemas.microsoft.com/office/word/2015/wordml/symex" xmlns:wpg="http://schemas.microsoft.com/office/word/2010/wordprocessingGroup" xmlns:wpi="http://schemas.microsoft.com/office/word/2010/wordprocessingInk" xmlns:wne="http://schemas.microsoft.com/office/word/2006/wordml" xmlns:wps="http://schemas.microsoft.com/office/word/2010/wordprocessingShape" mc:Ignorable="w14 w15 w16se w16cid w16 w16cex w16sdtdh w16sdtfl w16du wp14">
   <w:endnote w:type="separator" w:id="-1">
     <w:p>
       <w:pPr>
@@ -2723,7 +3715,7 @@
 </file>
 
 <file path=word/footnotes.xml><?xml version="1.0" encoding="utf-8"?>
-<w:footnotes xmlns:wpc="http://schemas.microsoft.com/office/word/2010/wordprocessingCanvas" xmlns:cx="http://schemas.microsoft.com/office/drawing/2014/chartex" xmlns:cx1="http://schemas.microsoft.com/office/drawing/2015/9/8/chartex" xmlns:cx2="http://schemas.microsoft.com/office/drawing/2015/10/21/chartex" xmlns:cx3="http://schemas.microsoft.com/office/drawing/2016/5/9/chartex" xmlns:cx4="http://schemas.microsoft.com/office/drawing/2016/5/10/chartex" xmlns:cx5="http://schemas.microsoft.com/office/drawing/2016/5/11/chartex" xmlns:cx6="http://schemas.microsoft.com/office/drawing/2016/5/12/chartex" xmlns:cx7="http://schemas.microsoft.com/office/drawing/2016/5/13/chartex" xmlns:cx8="http://schemas.microsoft.com/office/drawing/2016/5/14/chartex" xmlns:mc="http://schemas.openxmlformats.org/markup-compatibility/2006" xmlns:aink="http://schemas.microsoft.com/office/drawing/2016/ink" xmlns:am3d="http://schemas.microsoft.com/office/drawing/2017/model3d" xmlns:o="urn:schemas-microsoft-com:office:office" xmlns:oel="http://schemas.microsoft.com/office/2019/extlst" xmlns:r="http://schemas.openxmlformats.org/officeDocument/2006/relationships" xmlns:m="http://schemas.openxmlformats.org/officeDocument/2006/math" xmlns:v="urn:schemas-microsoft-com:vml" xmlns:wp14="http://schemas.microsoft.com/office/word/2010/wordprocessingDrawing" xmlns:wp="http://schemas.openxmlformats.org/drawingml/2006/wordprocessingDrawing" xmlns:w10="urn:schemas-microsoft-com:office:word" xmlns:w="http://schemas.openxmlformats.org/wordprocessingml/2006/main" xmlns:w14="http://schemas.microsoft.com/office/word/2010/wordml" xmlns:w15="http://schemas.microsoft.com/office/word/2012/wordml" xmlns:w16cex="http://schemas.microsoft.com/office/word/2018/wordml/cex" xmlns:w16cid="http://schemas.microsoft.com/office/word/2016/wordml/cid" xmlns:w16="http://schemas.microsoft.com/office/word/2018/wordml" xmlns:w16sdtdh="http://schemas.microsoft.com/office/word/2020/wordml/sdtdatahash" xmlns:w16se="http://schemas.microsoft.com/office/word/2015/wordml/symex" xmlns:wpg="http://schemas.microsoft.com/office/word/2010/wordprocessingGroup" xmlns:wpi="http://schemas.microsoft.com/office/word/2010/wordprocessingInk" xmlns:wne="http://schemas.microsoft.com/office/word/2006/wordml" xmlns:wps="http://schemas.microsoft.com/office/word/2010/wordprocessingShape" mc:Ignorable="w14 w15 w16se w16cid w16 w16cex w16sdtdh wp14">
+<w:footnotes xmlns:wpc="http://schemas.microsoft.com/office/word/2010/wordprocessingCanvas" xmlns:cx="http://schemas.microsoft.com/office/drawing/2014/chartex" xmlns:cx1="http://schemas.microsoft.com/office/drawing/2015/9/8/chartex" xmlns:cx2="http://schemas.microsoft.com/office/drawing/2015/10/21/chartex" xmlns:cx3="http://schemas.microsoft.com/office/drawing/2016/5/9/chartex" xmlns:cx4="http://schemas.microsoft.com/office/drawing/2016/5/10/chartex" xmlns:cx5="http://schemas.microsoft.com/office/drawing/2016/5/11/chartex" xmlns:cx6="http://schemas.microsoft.com/office/drawing/2016/5/12/chartex" xmlns:cx7="http://schemas.microsoft.com/office/drawing/2016/5/13/chartex" xmlns:cx8="http://schemas.microsoft.com/office/drawing/2016/5/14/chartex" xmlns:mc="http://schemas.openxmlformats.org/markup-compatibility/2006" xmlns:aink="http://schemas.microsoft.com/office/drawing/2016/ink" xmlns:am3d="http://schemas.microsoft.com/office/drawing/2017/model3d" xmlns:o="urn:schemas-microsoft-com:office:office" xmlns:oel="http://schemas.microsoft.com/office/2019/extlst" xmlns:r="http://schemas.openxmlformats.org/officeDocument/2006/relationships" xmlns:m="http://schemas.openxmlformats.org/officeDocument/2006/math" xmlns:v="urn:schemas-microsoft-com:vml" xmlns:wp14="http://schemas.microsoft.com/office/word/2010/wordprocessingDrawing" xmlns:wp="http://schemas.openxmlformats.org/drawingml/2006/wordprocessingDrawing" xmlns:w10="urn:schemas-microsoft-com:office:word" xmlns:w="http://schemas.openxmlformats.org/wordprocessingml/2006/main" xmlns:w14="http://schemas.microsoft.com/office/word/2010/wordml" xmlns:w15="http://schemas.microsoft.com/office/word/2012/wordml" xmlns:w16cex="http://schemas.microsoft.com/office/word/2018/wordml/cex" xmlns:w16cid="http://schemas.microsoft.com/office/word/2016/wordml/cid" xmlns:w16="http://schemas.microsoft.com/office/word/2018/wordml" xmlns:w16du="http://schemas.microsoft.com/office/word/2023/wordml/word16du" xmlns:w16sdtdh="http://schemas.microsoft.com/office/word/2020/wordml/sdtdatahash" xmlns:w16sdtfl="http://schemas.microsoft.com/office/word/2024/wordml/sdtformatlock" xmlns:w16se="http://schemas.microsoft.com/office/word/2015/wordml/symex" xmlns:wpg="http://schemas.microsoft.com/office/word/2010/wordprocessingGroup" xmlns:wpi="http://schemas.microsoft.com/office/word/2010/wordprocessingInk" xmlns:wne="http://schemas.microsoft.com/office/word/2006/wordml" xmlns:wps="http://schemas.microsoft.com/office/word/2010/wordprocessingShape" mc:Ignorable="w14 w15 w16se w16cid w16 w16cex w16sdtdh w16sdtfl w16du wp14">
   <w:footnote w:type="separator" w:id="-1">
     <w:p>
       <w:pPr>
@@ -2748,7 +3740,7 @@
 </file>
 
 <file path=word/numbering.xml><?xml version="1.0" encoding="utf-8"?>
-<w:numbering xmlns:wpc="http://schemas.microsoft.com/office/word/2010/wordprocessingCanvas" xmlns:cx="http://schemas.microsoft.com/office/drawing/2014/chartex" xmlns:cx1="http://schemas.microsoft.com/office/drawing/2015/9/8/chartex" xmlns:cx2="http://schemas.microsoft.com/office/drawing/2015/10/21/chartex" xmlns:cx3="http://schemas.microsoft.com/office/drawing/2016/5/9/chartex" xmlns:cx4="http://schemas.microsoft.com/office/drawing/2016/5/10/chartex" xmlns:cx5="http://schemas.microsoft.com/office/drawing/2016/5/11/chartex" xmlns:cx6="http://schemas.microsoft.com/office/drawing/2016/5/12/chartex" xmlns:cx7="http://schemas.microsoft.com/office/drawing/2016/5/13/chartex" xmlns:cx8="http://schemas.microsoft.com/office/drawing/2016/5/14/chartex" xmlns:mc="http://schemas.openxmlformats.org/markup-compatibility/2006" xmlns:aink="http://schemas.microsoft.com/office/drawing/2016/ink" xmlns:am3d="http://schemas.microsoft.com/office/drawing/2017/model3d" xmlns:o="urn:schemas-microsoft-com:office:office" xmlns:oel="http://schemas.microsoft.com/office/2019/extlst" xmlns:r="http://schemas.openxmlformats.org/officeDocument/2006/relationships" xmlns:m="http://schemas.openxmlformats.org/officeDocument/2006/math" xmlns:v="urn:schemas-microsoft-com:vml" xmlns:wp14="http://schemas.microsoft.com/office/word/2010/wordprocessingDrawing" xmlns:wp="http://schemas.openxmlformats.org/drawingml/2006/wordprocessingDrawing" xmlns:w10="urn:schemas-microsoft-com:office:word" xmlns:w="http://schemas.openxmlformats.org/wordprocessingml/2006/main" xmlns:w14="http://schemas.microsoft.com/office/word/2010/wordml" xmlns:w15="http://schemas.microsoft.com/office/word/2012/wordml" xmlns:w16cex="http://schemas.microsoft.com/office/word/2018/wordml/cex" xmlns:w16cid="http://schemas.microsoft.com/office/word/2016/wordml/cid" xmlns:w16="http://schemas.microsoft.com/office/word/2018/wordml" xmlns:w16sdtdh="http://schemas.microsoft.com/office/word/2020/wordml/sdtdatahash" xmlns:w16se="http://schemas.microsoft.com/office/word/2015/wordml/symex" xmlns:wpg="http://schemas.microsoft.com/office/word/2010/wordprocessingGroup" xmlns:wpi="http://schemas.microsoft.com/office/word/2010/wordprocessingInk" xmlns:wne="http://schemas.microsoft.com/office/word/2006/wordml" xmlns:wps="http://schemas.microsoft.com/office/word/2010/wordprocessingShape" mc:Ignorable="w14 w15 w16se w16cid w16 w16cex w16sdtdh wp14">
+<w:numbering xmlns:wpc="http://schemas.microsoft.com/office/word/2010/wordprocessingCanvas" xmlns:cx="http://schemas.microsoft.com/office/drawing/2014/chartex" xmlns:cx1="http://schemas.microsoft.com/office/drawing/2015/9/8/chartex" xmlns:cx2="http://schemas.microsoft.com/office/drawing/2015/10/21/chartex" xmlns:cx3="http://schemas.microsoft.com/office/drawing/2016/5/9/chartex" xmlns:cx4="http://schemas.microsoft.com/office/drawing/2016/5/10/chartex" xmlns:cx5="http://schemas.microsoft.com/office/drawing/2016/5/11/chartex" xmlns:cx6="http://schemas.microsoft.com/office/drawing/2016/5/12/chartex" xmlns:cx7="http://schemas.microsoft.com/office/drawing/2016/5/13/chartex" xmlns:cx8="http://schemas.microsoft.com/office/drawing/2016/5/14/chartex" xmlns:mc="http://schemas.openxmlformats.org/markup-compatibility/2006" xmlns:aink="http://schemas.microsoft.com/office/drawing/2016/ink" xmlns:am3d="http://schemas.microsoft.com/office/drawing/2017/model3d" xmlns:o="urn:schemas-microsoft-com:office:office" xmlns:oel="http://schemas.microsoft.com/office/2019/extlst" xmlns:r="http://schemas.openxmlformats.org/officeDocument/2006/relationships" xmlns:m="http://schemas.openxmlformats.org/officeDocument/2006/math" xmlns:v="urn:schemas-microsoft-com:vml" xmlns:wp14="http://schemas.microsoft.com/office/word/2010/wordprocessingDrawing" xmlns:wp="http://schemas.openxmlformats.org/drawingml/2006/wordprocessingDrawing" xmlns:w10="urn:schemas-microsoft-com:office:word" xmlns:w="http://schemas.openxmlformats.org/wordprocessingml/2006/main" xmlns:w14="http://schemas.microsoft.com/office/word/2010/wordml" xmlns:w15="http://schemas.microsoft.com/office/word/2012/wordml" xmlns:w16cex="http://schemas.microsoft.com/office/word/2018/wordml/cex" xmlns:w16cid="http://schemas.microsoft.com/office/word/2016/wordml/cid" xmlns:w16="http://schemas.microsoft.com/office/word/2018/wordml" xmlns:w16du="http://schemas.microsoft.com/office/word/2023/wordml/word16du" xmlns:w16sdtdh="http://schemas.microsoft.com/office/word/2020/wordml/sdtdatahash" xmlns:w16sdtfl="http://schemas.microsoft.com/office/word/2024/wordml/sdtformatlock" xmlns:w16se="http://schemas.microsoft.com/office/word/2015/wordml/symex" xmlns:wpg="http://schemas.microsoft.com/office/word/2010/wordprocessingGroup" xmlns:wpi="http://schemas.microsoft.com/office/word/2010/wordprocessingInk" xmlns:wne="http://schemas.microsoft.com/office/word/2006/wordml" xmlns:wps="http://schemas.microsoft.com/office/word/2010/wordprocessingShape" mc:Ignorable="w14 w15 w16se w16cid w16 w16cex w16sdtdh w16sdtfl w16du wp14">
   <w:abstractNum w:abstractNumId="0" w15:restartNumberingAfterBreak="0">
     <w:nsid w:val="FFFFFF7C"/>
     <w:multiLevelType w:val="singleLevel"/>
@@ -2921,6 +3913,865 @@
     </w:lvl>
   </w:abstractNum>
   <w:abstractNum w:abstractNumId="9" w15:restartNumberingAfterBreak="0">
+    <w:nsid w:val="02800C78"/>
+    <w:multiLevelType w:val="hybridMultilevel"/>
+    <w:tmpl w:val="F7BEB6DE"/>
+    <w:lvl w:ilvl="0" w:tplc="1809000F">
+      <w:start w:val="1"/>
+      <w:numFmt w:val="decimal"/>
+      <w:lvlText w:val="%1."/>
+      <w:lvlJc w:val="left"/>
+      <w:pPr>
+        <w:ind w:left="720" w:hanging="360"/>
+      </w:pPr>
+    </w:lvl>
+    <w:lvl w:ilvl="1" w:tplc="18090019" w:tentative="1">
+      <w:start w:val="1"/>
+      <w:numFmt w:val="lowerLetter"/>
+      <w:lvlText w:val="%2."/>
+      <w:lvlJc w:val="left"/>
+      <w:pPr>
+        <w:ind w:left="1440" w:hanging="360"/>
+      </w:pPr>
+    </w:lvl>
+    <w:lvl w:ilvl="2" w:tplc="1809001B" w:tentative="1">
+      <w:start w:val="1"/>
+      <w:numFmt w:val="lowerRoman"/>
+      <w:lvlText w:val="%3."/>
+      <w:lvlJc w:val="right"/>
+      <w:pPr>
+        <w:ind w:left="2160" w:hanging="180"/>
+      </w:pPr>
+    </w:lvl>
+    <w:lvl w:ilvl="3" w:tplc="1809000F" w:tentative="1">
+      <w:start w:val="1"/>
+      <w:numFmt w:val="decimal"/>
+      <w:lvlText w:val="%4."/>
+      <w:lvlJc w:val="left"/>
+      <w:pPr>
+        <w:ind w:left="2880" w:hanging="360"/>
+      </w:pPr>
+    </w:lvl>
+    <w:lvl w:ilvl="4" w:tplc="18090019" w:tentative="1">
+      <w:start w:val="1"/>
+      <w:numFmt w:val="lowerLetter"/>
+      <w:lvlText w:val="%5."/>
+      <w:lvlJc w:val="left"/>
+      <w:pPr>
+        <w:ind w:left="3600" w:hanging="360"/>
+      </w:pPr>
+    </w:lvl>
+    <w:lvl w:ilvl="5" w:tplc="1809001B" w:tentative="1">
+      <w:start w:val="1"/>
+      <w:numFmt w:val="lowerRoman"/>
+      <w:lvlText w:val="%6."/>
+      <w:lvlJc w:val="right"/>
+      <w:pPr>
+        <w:ind w:left="4320" w:hanging="180"/>
+      </w:pPr>
+    </w:lvl>
+    <w:lvl w:ilvl="6" w:tplc="1809000F" w:tentative="1">
+      <w:start w:val="1"/>
+      <w:numFmt w:val="decimal"/>
+      <w:lvlText w:val="%7."/>
+      <w:lvlJc w:val="left"/>
+      <w:pPr>
+        <w:ind w:left="5040" w:hanging="360"/>
+      </w:pPr>
+    </w:lvl>
+    <w:lvl w:ilvl="7" w:tplc="18090019" w:tentative="1">
+      <w:start w:val="1"/>
+      <w:numFmt w:val="lowerLetter"/>
+      <w:lvlText w:val="%8."/>
+      <w:lvlJc w:val="left"/>
+      <w:pPr>
+        <w:ind w:left="5760" w:hanging="360"/>
+      </w:pPr>
+    </w:lvl>
+    <w:lvl w:ilvl="8" w:tplc="1809001B" w:tentative="1">
+      <w:start w:val="1"/>
+      <w:numFmt w:val="lowerRoman"/>
+      <w:lvlText w:val="%9."/>
+      <w:lvlJc w:val="right"/>
+      <w:pPr>
+        <w:ind w:left="6480" w:hanging="180"/>
+      </w:pPr>
+    </w:lvl>
+  </w:abstractNum>
+  <w:abstractNum w:abstractNumId="10" w15:restartNumberingAfterBreak="0">
+    <w:nsid w:val="030D467B"/>
+    <w:multiLevelType w:val="hybridMultilevel"/>
+    <w:tmpl w:val="3BDE25A2"/>
+    <w:lvl w:ilvl="0" w:tplc="1809000F">
+      <w:start w:val="1"/>
+      <w:numFmt w:val="decimal"/>
+      <w:lvlText w:val="%1."/>
+      <w:lvlJc w:val="left"/>
+      <w:pPr>
+        <w:ind w:left="720" w:hanging="360"/>
+      </w:pPr>
+    </w:lvl>
+    <w:lvl w:ilvl="1" w:tplc="18090019" w:tentative="1">
+      <w:start w:val="1"/>
+      <w:numFmt w:val="lowerLetter"/>
+      <w:lvlText w:val="%2."/>
+      <w:lvlJc w:val="left"/>
+      <w:pPr>
+        <w:ind w:left="1440" w:hanging="360"/>
+      </w:pPr>
+    </w:lvl>
+    <w:lvl w:ilvl="2" w:tplc="1809001B" w:tentative="1">
+      <w:start w:val="1"/>
+      <w:numFmt w:val="lowerRoman"/>
+      <w:lvlText w:val="%3."/>
+      <w:lvlJc w:val="right"/>
+      <w:pPr>
+        <w:ind w:left="2160" w:hanging="180"/>
+      </w:pPr>
+    </w:lvl>
+    <w:lvl w:ilvl="3" w:tplc="1809000F" w:tentative="1">
+      <w:start w:val="1"/>
+      <w:numFmt w:val="decimal"/>
+      <w:lvlText w:val="%4."/>
+      <w:lvlJc w:val="left"/>
+      <w:pPr>
+        <w:ind w:left="2880" w:hanging="360"/>
+      </w:pPr>
+    </w:lvl>
+    <w:lvl w:ilvl="4" w:tplc="18090019" w:tentative="1">
+      <w:start w:val="1"/>
+      <w:numFmt w:val="lowerLetter"/>
+      <w:lvlText w:val="%5."/>
+      <w:lvlJc w:val="left"/>
+      <w:pPr>
+        <w:ind w:left="3600" w:hanging="360"/>
+      </w:pPr>
+    </w:lvl>
+    <w:lvl w:ilvl="5" w:tplc="1809001B" w:tentative="1">
+      <w:start w:val="1"/>
+      <w:numFmt w:val="lowerRoman"/>
+      <w:lvlText w:val="%6."/>
+      <w:lvlJc w:val="right"/>
+      <w:pPr>
+        <w:ind w:left="4320" w:hanging="180"/>
+      </w:pPr>
+    </w:lvl>
+    <w:lvl w:ilvl="6" w:tplc="1809000F" w:tentative="1">
+      <w:start w:val="1"/>
+      <w:numFmt w:val="decimal"/>
+      <w:lvlText w:val="%7."/>
+      <w:lvlJc w:val="left"/>
+      <w:pPr>
+        <w:ind w:left="5040" w:hanging="360"/>
+      </w:pPr>
+    </w:lvl>
+    <w:lvl w:ilvl="7" w:tplc="18090019" w:tentative="1">
+      <w:start w:val="1"/>
+      <w:numFmt w:val="lowerLetter"/>
+      <w:lvlText w:val="%8."/>
+      <w:lvlJc w:val="left"/>
+      <w:pPr>
+        <w:ind w:left="5760" w:hanging="360"/>
+      </w:pPr>
+    </w:lvl>
+    <w:lvl w:ilvl="8" w:tplc="1809001B" w:tentative="1">
+      <w:start w:val="1"/>
+      <w:numFmt w:val="lowerRoman"/>
+      <w:lvlText w:val="%9."/>
+      <w:lvlJc w:val="right"/>
+      <w:pPr>
+        <w:ind w:left="6480" w:hanging="180"/>
+      </w:pPr>
+    </w:lvl>
+  </w:abstractNum>
+  <w:abstractNum w:abstractNumId="11" w15:restartNumberingAfterBreak="0">
+    <w:nsid w:val="03FC1CE1"/>
+    <w:multiLevelType w:val="hybridMultilevel"/>
+    <w:tmpl w:val="0F94DE76"/>
+    <w:lvl w:ilvl="0" w:tplc="18090001">
+      <w:start w:val="1"/>
+      <w:numFmt w:val="bullet"/>
+      <w:lvlText w:val=""/>
+      <w:lvlJc w:val="left"/>
+      <w:pPr>
+        <w:ind w:left="1440" w:hanging="360"/>
+      </w:pPr>
+      <w:rPr>
+        <w:rFonts w:ascii="Symbol" w:hAnsi="Symbol" w:hint="default"/>
+      </w:rPr>
+    </w:lvl>
+    <w:lvl w:ilvl="1" w:tplc="18090003" w:tentative="1">
+      <w:start w:val="1"/>
+      <w:numFmt w:val="bullet"/>
+      <w:lvlText w:val="o"/>
+      <w:lvlJc w:val="left"/>
+      <w:pPr>
+        <w:ind w:left="2160" w:hanging="360"/>
+      </w:pPr>
+      <w:rPr>
+        <w:rFonts w:ascii="Courier New" w:hAnsi="Courier New" w:cs="Courier New" w:hint="default"/>
+      </w:rPr>
+    </w:lvl>
+    <w:lvl w:ilvl="2" w:tplc="18090005" w:tentative="1">
+      <w:start w:val="1"/>
+      <w:numFmt w:val="bullet"/>
+      <w:lvlText w:val=""/>
+      <w:lvlJc w:val="left"/>
+      <w:pPr>
+        <w:ind w:left="2880" w:hanging="360"/>
+      </w:pPr>
+      <w:rPr>
+        <w:rFonts w:ascii="Wingdings" w:hAnsi="Wingdings" w:hint="default"/>
+      </w:rPr>
+    </w:lvl>
+    <w:lvl w:ilvl="3" w:tplc="18090001" w:tentative="1">
+      <w:start w:val="1"/>
+      <w:numFmt w:val="bullet"/>
+      <w:lvlText w:val=""/>
+      <w:lvlJc w:val="left"/>
+      <w:pPr>
+        <w:ind w:left="3600" w:hanging="360"/>
+      </w:pPr>
+      <w:rPr>
+        <w:rFonts w:ascii="Symbol" w:hAnsi="Symbol" w:hint="default"/>
+      </w:rPr>
+    </w:lvl>
+    <w:lvl w:ilvl="4" w:tplc="18090003" w:tentative="1">
+      <w:start w:val="1"/>
+      <w:numFmt w:val="bullet"/>
+      <w:lvlText w:val="o"/>
+      <w:lvlJc w:val="left"/>
+      <w:pPr>
+        <w:ind w:left="4320" w:hanging="360"/>
+      </w:pPr>
+      <w:rPr>
+        <w:rFonts w:ascii="Courier New" w:hAnsi="Courier New" w:cs="Courier New" w:hint="default"/>
+      </w:rPr>
+    </w:lvl>
+    <w:lvl w:ilvl="5" w:tplc="18090005" w:tentative="1">
+      <w:start w:val="1"/>
+      <w:numFmt w:val="bullet"/>
+      <w:lvlText w:val=""/>
+      <w:lvlJc w:val="left"/>
+      <w:pPr>
+        <w:ind w:left="5040" w:hanging="360"/>
+      </w:pPr>
+      <w:rPr>
+        <w:rFonts w:ascii="Wingdings" w:hAnsi="Wingdings" w:hint="default"/>
+      </w:rPr>
+    </w:lvl>
+    <w:lvl w:ilvl="6" w:tplc="18090001" w:tentative="1">
+      <w:start w:val="1"/>
+      <w:numFmt w:val="bullet"/>
+      <w:lvlText w:val=""/>
+      <w:lvlJc w:val="left"/>
+      <w:pPr>
+        <w:ind w:left="5760" w:hanging="360"/>
+      </w:pPr>
+      <w:rPr>
+        <w:rFonts w:ascii="Symbol" w:hAnsi="Symbol" w:hint="default"/>
+      </w:rPr>
+    </w:lvl>
+    <w:lvl w:ilvl="7" w:tplc="18090003" w:tentative="1">
+      <w:start w:val="1"/>
+      <w:numFmt w:val="bullet"/>
+      <w:lvlText w:val="o"/>
+      <w:lvlJc w:val="left"/>
+      <w:pPr>
+        <w:ind w:left="6480" w:hanging="360"/>
+      </w:pPr>
+      <w:rPr>
+        <w:rFonts w:ascii="Courier New" w:hAnsi="Courier New" w:cs="Courier New" w:hint="default"/>
+      </w:rPr>
+    </w:lvl>
+    <w:lvl w:ilvl="8" w:tplc="18090005" w:tentative="1">
+      <w:start w:val="1"/>
+      <w:numFmt w:val="bullet"/>
+      <w:lvlText w:val=""/>
+      <w:lvlJc w:val="left"/>
+      <w:pPr>
+        <w:ind w:left="7200" w:hanging="360"/>
+      </w:pPr>
+      <w:rPr>
+        <w:rFonts w:ascii="Wingdings" w:hAnsi="Wingdings" w:hint="default"/>
+      </w:rPr>
+    </w:lvl>
+  </w:abstractNum>
+  <w:abstractNum w:abstractNumId="12" w15:restartNumberingAfterBreak="0">
+    <w:nsid w:val="0B4A4FFF"/>
+    <w:multiLevelType w:val="hybridMultilevel"/>
+    <w:tmpl w:val="70B079BE"/>
+    <w:lvl w:ilvl="0" w:tplc="18090001">
+      <w:start w:val="1"/>
+      <w:numFmt w:val="bullet"/>
+      <w:lvlText w:val=""/>
+      <w:lvlJc w:val="left"/>
+      <w:pPr>
+        <w:ind w:left="1440" w:hanging="360"/>
+      </w:pPr>
+      <w:rPr>
+        <w:rFonts w:ascii="Symbol" w:hAnsi="Symbol" w:hint="default"/>
+      </w:rPr>
+    </w:lvl>
+    <w:lvl w:ilvl="1" w:tplc="18090003" w:tentative="1">
+      <w:start w:val="1"/>
+      <w:numFmt w:val="bullet"/>
+      <w:lvlText w:val="o"/>
+      <w:lvlJc w:val="left"/>
+      <w:pPr>
+        <w:ind w:left="2160" w:hanging="360"/>
+      </w:pPr>
+      <w:rPr>
+        <w:rFonts w:ascii="Courier New" w:hAnsi="Courier New" w:cs="Courier New" w:hint="default"/>
+      </w:rPr>
+    </w:lvl>
+    <w:lvl w:ilvl="2" w:tplc="18090005" w:tentative="1">
+      <w:start w:val="1"/>
+      <w:numFmt w:val="bullet"/>
+      <w:lvlText w:val=""/>
+      <w:lvlJc w:val="left"/>
+      <w:pPr>
+        <w:ind w:left="2880" w:hanging="360"/>
+      </w:pPr>
+      <w:rPr>
+        <w:rFonts w:ascii="Wingdings" w:hAnsi="Wingdings" w:hint="default"/>
+      </w:rPr>
+    </w:lvl>
+    <w:lvl w:ilvl="3" w:tplc="18090001" w:tentative="1">
+      <w:start w:val="1"/>
+      <w:numFmt w:val="bullet"/>
+      <w:lvlText w:val=""/>
+      <w:lvlJc w:val="left"/>
+      <w:pPr>
+        <w:ind w:left="3600" w:hanging="360"/>
+      </w:pPr>
+      <w:rPr>
+        <w:rFonts w:ascii="Symbol" w:hAnsi="Symbol" w:hint="default"/>
+      </w:rPr>
+    </w:lvl>
+    <w:lvl w:ilvl="4" w:tplc="18090003" w:tentative="1">
+      <w:start w:val="1"/>
+      <w:numFmt w:val="bullet"/>
+      <w:lvlText w:val="o"/>
+      <w:lvlJc w:val="left"/>
+      <w:pPr>
+        <w:ind w:left="4320" w:hanging="360"/>
+      </w:pPr>
+      <w:rPr>
+        <w:rFonts w:ascii="Courier New" w:hAnsi="Courier New" w:cs="Courier New" w:hint="default"/>
+      </w:rPr>
+    </w:lvl>
+    <w:lvl w:ilvl="5" w:tplc="18090005" w:tentative="1">
+      <w:start w:val="1"/>
+      <w:numFmt w:val="bullet"/>
+      <w:lvlText w:val=""/>
+      <w:lvlJc w:val="left"/>
+      <w:pPr>
+        <w:ind w:left="5040" w:hanging="360"/>
+      </w:pPr>
+      <w:rPr>
+        <w:rFonts w:ascii="Wingdings" w:hAnsi="Wingdings" w:hint="default"/>
+      </w:rPr>
+    </w:lvl>
+    <w:lvl w:ilvl="6" w:tplc="18090001" w:tentative="1">
+      <w:start w:val="1"/>
+      <w:numFmt w:val="bullet"/>
+      <w:lvlText w:val=""/>
+      <w:lvlJc w:val="left"/>
+      <w:pPr>
+        <w:ind w:left="5760" w:hanging="360"/>
+      </w:pPr>
+      <w:rPr>
+        <w:rFonts w:ascii="Symbol" w:hAnsi="Symbol" w:hint="default"/>
+      </w:rPr>
+    </w:lvl>
+    <w:lvl w:ilvl="7" w:tplc="18090003" w:tentative="1">
+      <w:start w:val="1"/>
+      <w:numFmt w:val="bullet"/>
+      <w:lvlText w:val="o"/>
+      <w:lvlJc w:val="left"/>
+      <w:pPr>
+        <w:ind w:left="6480" w:hanging="360"/>
+      </w:pPr>
+      <w:rPr>
+        <w:rFonts w:ascii="Courier New" w:hAnsi="Courier New" w:cs="Courier New" w:hint="default"/>
+      </w:rPr>
+    </w:lvl>
+    <w:lvl w:ilvl="8" w:tplc="18090005" w:tentative="1">
+      <w:start w:val="1"/>
+      <w:numFmt w:val="bullet"/>
+      <w:lvlText w:val=""/>
+      <w:lvlJc w:val="left"/>
+      <w:pPr>
+        <w:ind w:left="7200" w:hanging="360"/>
+      </w:pPr>
+      <w:rPr>
+        <w:rFonts w:ascii="Wingdings" w:hAnsi="Wingdings" w:hint="default"/>
+      </w:rPr>
+    </w:lvl>
+  </w:abstractNum>
+  <w:abstractNum w:abstractNumId="13" w15:restartNumberingAfterBreak="0">
+    <w:nsid w:val="0CD14F4D"/>
+    <w:multiLevelType w:val="hybridMultilevel"/>
+    <w:tmpl w:val="A1BE9340"/>
+    <w:lvl w:ilvl="0" w:tplc="18090001">
+      <w:start w:val="1"/>
+      <w:numFmt w:val="bullet"/>
+      <w:lvlText w:val=""/>
+      <w:lvlJc w:val="left"/>
+      <w:pPr>
+        <w:ind w:left="720" w:hanging="360"/>
+      </w:pPr>
+      <w:rPr>
+        <w:rFonts w:ascii="Symbol" w:hAnsi="Symbol" w:hint="default"/>
+      </w:rPr>
+    </w:lvl>
+    <w:lvl w:ilvl="1" w:tplc="18090003" w:tentative="1">
+      <w:start w:val="1"/>
+      <w:numFmt w:val="bullet"/>
+      <w:lvlText w:val="o"/>
+      <w:lvlJc w:val="left"/>
+      <w:pPr>
+        <w:ind w:left="1440" w:hanging="360"/>
+      </w:pPr>
+      <w:rPr>
+        <w:rFonts w:ascii="Courier New" w:hAnsi="Courier New" w:cs="Courier New" w:hint="default"/>
+      </w:rPr>
+    </w:lvl>
+    <w:lvl w:ilvl="2" w:tplc="18090005" w:tentative="1">
+      <w:start w:val="1"/>
+      <w:numFmt w:val="bullet"/>
+      <w:lvlText w:val=""/>
+      <w:lvlJc w:val="left"/>
+      <w:pPr>
+        <w:ind w:left="2160" w:hanging="360"/>
+      </w:pPr>
+      <w:rPr>
+        <w:rFonts w:ascii="Wingdings" w:hAnsi="Wingdings" w:hint="default"/>
+      </w:rPr>
+    </w:lvl>
+    <w:lvl w:ilvl="3" w:tplc="18090001" w:tentative="1">
+      <w:start w:val="1"/>
+      <w:numFmt w:val="bullet"/>
+      <w:lvlText w:val=""/>
+      <w:lvlJc w:val="left"/>
+      <w:pPr>
+        <w:ind w:left="2880" w:hanging="360"/>
+      </w:pPr>
+      <w:rPr>
+        <w:rFonts w:ascii="Symbol" w:hAnsi="Symbol" w:hint="default"/>
+      </w:rPr>
+    </w:lvl>
+    <w:lvl w:ilvl="4" w:tplc="18090003" w:tentative="1">
+      <w:start w:val="1"/>
+      <w:numFmt w:val="bullet"/>
+      <w:lvlText w:val="o"/>
+      <w:lvlJc w:val="left"/>
+      <w:pPr>
+        <w:ind w:left="3600" w:hanging="360"/>
+      </w:pPr>
+      <w:rPr>
+        <w:rFonts w:ascii="Courier New" w:hAnsi="Courier New" w:cs="Courier New" w:hint="default"/>
+      </w:rPr>
+    </w:lvl>
+    <w:lvl w:ilvl="5" w:tplc="18090005" w:tentative="1">
+      <w:start w:val="1"/>
+      <w:numFmt w:val="bullet"/>
+      <w:lvlText w:val=""/>
+      <w:lvlJc w:val="left"/>
+      <w:pPr>
+        <w:ind w:left="4320" w:hanging="360"/>
+      </w:pPr>
+      <w:rPr>
+        <w:rFonts w:ascii="Wingdings" w:hAnsi="Wingdings" w:hint="default"/>
+      </w:rPr>
+    </w:lvl>
+    <w:lvl w:ilvl="6" w:tplc="18090001" w:tentative="1">
+      <w:start w:val="1"/>
+      <w:numFmt w:val="bullet"/>
+      <w:lvlText w:val=""/>
+      <w:lvlJc w:val="left"/>
+      <w:pPr>
+        <w:ind w:left="5040" w:hanging="360"/>
+      </w:pPr>
+      <w:rPr>
+        <w:rFonts w:ascii="Symbol" w:hAnsi="Symbol" w:hint="default"/>
+      </w:rPr>
+    </w:lvl>
+    <w:lvl w:ilvl="7" w:tplc="18090003" w:tentative="1">
+      <w:start w:val="1"/>
+      <w:numFmt w:val="bullet"/>
+      <w:lvlText w:val="o"/>
+      <w:lvlJc w:val="left"/>
+      <w:pPr>
+        <w:ind w:left="5760" w:hanging="360"/>
+      </w:pPr>
+      <w:rPr>
+        <w:rFonts w:ascii="Courier New" w:hAnsi="Courier New" w:cs="Courier New" w:hint="default"/>
+      </w:rPr>
+    </w:lvl>
+    <w:lvl w:ilvl="8" w:tplc="18090005" w:tentative="1">
+      <w:start w:val="1"/>
+      <w:numFmt w:val="bullet"/>
+      <w:lvlText w:val=""/>
+      <w:lvlJc w:val="left"/>
+      <w:pPr>
+        <w:ind w:left="6480" w:hanging="360"/>
+      </w:pPr>
+      <w:rPr>
+        <w:rFonts w:ascii="Wingdings" w:hAnsi="Wingdings" w:hint="default"/>
+      </w:rPr>
+    </w:lvl>
+  </w:abstractNum>
+  <w:abstractNum w:abstractNumId="14" w15:restartNumberingAfterBreak="0">
+    <w:nsid w:val="13D914FD"/>
+    <w:multiLevelType w:val="multilevel"/>
+    <w:tmpl w:val="29DA0726"/>
+    <w:lvl w:ilvl="0">
+      <w:start w:val="1"/>
+      <w:numFmt w:val="decimal"/>
+      <w:lvlText w:val="%1."/>
+      <w:lvlJc w:val="left"/>
+      <w:pPr>
+        <w:tabs>
+          <w:tab w:val="num" w:pos="720"/>
+        </w:tabs>
+        <w:ind w:left="720" w:hanging="360"/>
+      </w:pPr>
+    </w:lvl>
+    <w:lvl w:ilvl="1">
+      <w:start w:val="1"/>
+      <w:numFmt w:val="bullet"/>
+      <w:lvlText w:val=""/>
+      <w:lvlJc w:val="left"/>
+      <w:pPr>
+        <w:ind w:left="1440" w:hanging="360"/>
+      </w:pPr>
+      <w:rPr>
+        <w:rFonts w:ascii="Symbol" w:hAnsi="Symbol" w:hint="default"/>
+      </w:rPr>
+    </w:lvl>
+    <w:lvl w:ilvl="2" w:tentative="1">
+      <w:start w:val="1"/>
+      <w:numFmt w:val="decimal"/>
+      <w:lvlText w:val="%3."/>
+      <w:lvlJc w:val="left"/>
+      <w:pPr>
+        <w:tabs>
+          <w:tab w:val="num" w:pos="2160"/>
+        </w:tabs>
+        <w:ind w:left="2160" w:hanging="360"/>
+      </w:pPr>
+    </w:lvl>
+    <w:lvl w:ilvl="3" w:tentative="1">
+      <w:start w:val="1"/>
+      <w:numFmt w:val="decimal"/>
+      <w:lvlText w:val="%4."/>
+      <w:lvlJc w:val="left"/>
+      <w:pPr>
+        <w:tabs>
+          <w:tab w:val="num" w:pos="2880"/>
+        </w:tabs>
+        <w:ind w:left="2880" w:hanging="360"/>
+      </w:pPr>
+    </w:lvl>
+    <w:lvl w:ilvl="4" w:tentative="1">
+      <w:start w:val="1"/>
+      <w:numFmt w:val="decimal"/>
+      <w:lvlText w:val="%5."/>
+      <w:lvlJc w:val="left"/>
+      <w:pPr>
+        <w:tabs>
+          <w:tab w:val="num" w:pos="3600"/>
+        </w:tabs>
+        <w:ind w:left="3600" w:hanging="360"/>
+      </w:pPr>
+    </w:lvl>
+    <w:lvl w:ilvl="5" w:tentative="1">
+      <w:start w:val="1"/>
+      <w:numFmt w:val="decimal"/>
+      <w:lvlText w:val="%6."/>
+      <w:lvlJc w:val="left"/>
+      <w:pPr>
+        <w:tabs>
+          <w:tab w:val="num" w:pos="4320"/>
+        </w:tabs>
+        <w:ind w:left="4320" w:hanging="360"/>
+      </w:pPr>
+    </w:lvl>
+    <w:lvl w:ilvl="6" w:tentative="1">
+      <w:start w:val="1"/>
+      <w:numFmt w:val="decimal"/>
+      <w:lvlText w:val="%7."/>
+      <w:lvlJc w:val="left"/>
+      <w:pPr>
+        <w:tabs>
+          <w:tab w:val="num" w:pos="5040"/>
+        </w:tabs>
+        <w:ind w:left="5040" w:hanging="360"/>
+      </w:pPr>
+    </w:lvl>
+    <w:lvl w:ilvl="7" w:tentative="1">
+      <w:start w:val="1"/>
+      <w:numFmt w:val="decimal"/>
+      <w:lvlText w:val="%8."/>
+      <w:lvlJc w:val="left"/>
+      <w:pPr>
+        <w:tabs>
+          <w:tab w:val="num" w:pos="5760"/>
+        </w:tabs>
+        <w:ind w:left="5760" w:hanging="360"/>
+      </w:pPr>
+    </w:lvl>
+    <w:lvl w:ilvl="8" w:tentative="1">
+      <w:start w:val="1"/>
+      <w:numFmt w:val="decimal"/>
+      <w:lvlText w:val="%9."/>
+      <w:lvlJc w:val="left"/>
+      <w:pPr>
+        <w:tabs>
+          <w:tab w:val="num" w:pos="6480"/>
+        </w:tabs>
+        <w:ind w:left="6480" w:hanging="360"/>
+      </w:pPr>
+    </w:lvl>
+  </w:abstractNum>
+  <w:abstractNum w:abstractNumId="15" w15:restartNumberingAfterBreak="0">
+    <w:nsid w:val="163B006C"/>
+    <w:multiLevelType w:val="multilevel"/>
+    <w:tmpl w:val="DEB2F2F8"/>
+    <w:lvl w:ilvl="0">
+      <w:start w:val="1"/>
+      <w:numFmt w:val="bullet"/>
+      <w:lvlText w:val=""/>
+      <w:lvlJc w:val="left"/>
+      <w:pPr>
+        <w:tabs>
+          <w:tab w:val="num" w:pos="720"/>
+        </w:tabs>
+        <w:ind w:left="720" w:hanging="360"/>
+      </w:pPr>
+      <w:rPr>
+        <w:rFonts w:ascii="Symbol" w:hAnsi="Symbol" w:hint="default"/>
+        <w:sz w:val="20"/>
+      </w:rPr>
+    </w:lvl>
+    <w:lvl w:ilvl="1" w:tentative="1">
+      <w:start w:val="1"/>
+      <w:numFmt w:val="bullet"/>
+      <w:lvlText w:val="o"/>
+      <w:lvlJc w:val="left"/>
+      <w:pPr>
+        <w:tabs>
+          <w:tab w:val="num" w:pos="1440"/>
+        </w:tabs>
+        <w:ind w:left="1440" w:hanging="360"/>
+      </w:pPr>
+      <w:rPr>
+        <w:rFonts w:ascii="Courier New" w:hAnsi="Courier New" w:hint="default"/>
+        <w:sz w:val="20"/>
+      </w:rPr>
+    </w:lvl>
+    <w:lvl w:ilvl="2" w:tentative="1">
+      <w:start w:val="1"/>
+      <w:numFmt w:val="bullet"/>
+      <w:lvlText w:val=""/>
+      <w:lvlJc w:val="left"/>
+      <w:pPr>
+        <w:tabs>
+          <w:tab w:val="num" w:pos="2160"/>
+        </w:tabs>
+        <w:ind w:left="2160" w:hanging="360"/>
+      </w:pPr>
+      <w:rPr>
+        <w:rFonts w:ascii="Wingdings" w:hAnsi="Wingdings" w:hint="default"/>
+        <w:sz w:val="20"/>
+      </w:rPr>
+    </w:lvl>
+    <w:lvl w:ilvl="3" w:tentative="1">
+      <w:start w:val="1"/>
+      <w:numFmt w:val="bullet"/>
+      <w:lvlText w:val=""/>
+      <w:lvlJc w:val="left"/>
+      <w:pPr>
+        <w:tabs>
+          <w:tab w:val="num" w:pos="2880"/>
+        </w:tabs>
+        <w:ind w:left="2880" w:hanging="360"/>
+      </w:pPr>
+      <w:rPr>
+        <w:rFonts w:ascii="Wingdings" w:hAnsi="Wingdings" w:hint="default"/>
+        <w:sz w:val="20"/>
+      </w:rPr>
+    </w:lvl>
+    <w:lvl w:ilvl="4" w:tentative="1">
+      <w:start w:val="1"/>
+      <w:numFmt w:val="bullet"/>
+      <w:lvlText w:val=""/>
+      <w:lvlJc w:val="left"/>
+      <w:pPr>
+        <w:tabs>
+          <w:tab w:val="num" w:pos="3600"/>
+        </w:tabs>
+        <w:ind w:left="3600" w:hanging="360"/>
+      </w:pPr>
+      <w:rPr>
+        <w:rFonts w:ascii="Wingdings" w:hAnsi="Wingdings" w:hint="default"/>
+        <w:sz w:val="20"/>
+      </w:rPr>
+    </w:lvl>
+    <w:lvl w:ilvl="5" w:tentative="1">
+      <w:start w:val="1"/>
+      <w:numFmt w:val="bullet"/>
+      <w:lvlText w:val=""/>
+      <w:lvlJc w:val="left"/>
+      <w:pPr>
+        <w:tabs>
+          <w:tab w:val="num" w:pos="4320"/>
+        </w:tabs>
+        <w:ind w:left="4320" w:hanging="360"/>
+      </w:pPr>
+      <w:rPr>
+        <w:rFonts w:ascii="Wingdings" w:hAnsi="Wingdings" w:hint="default"/>
+        <w:sz w:val="20"/>
+      </w:rPr>
+    </w:lvl>
+    <w:lvl w:ilvl="6" w:tentative="1">
+      <w:start w:val="1"/>
+      <w:numFmt w:val="bullet"/>
+      <w:lvlText w:val=""/>
+      <w:lvlJc w:val="left"/>
+      <w:pPr>
+        <w:tabs>
+          <w:tab w:val="num" w:pos="5040"/>
+        </w:tabs>
+        <w:ind w:left="5040" w:hanging="360"/>
+      </w:pPr>
+      <w:rPr>
+        <w:rFonts w:ascii="Wingdings" w:hAnsi="Wingdings" w:hint="default"/>
+        <w:sz w:val="20"/>
+      </w:rPr>
+    </w:lvl>
+    <w:lvl w:ilvl="7" w:tentative="1">
+      <w:start w:val="1"/>
+      <w:numFmt w:val="bullet"/>
+      <w:lvlText w:val=""/>
+      <w:lvlJc w:val="left"/>
+      <w:pPr>
+        <w:tabs>
+          <w:tab w:val="num" w:pos="5760"/>
+        </w:tabs>
+        <w:ind w:left="5760" w:hanging="360"/>
+      </w:pPr>
+      <w:rPr>
+        <w:rFonts w:ascii="Wingdings" w:hAnsi="Wingdings" w:hint="default"/>
+        <w:sz w:val="20"/>
+      </w:rPr>
+    </w:lvl>
+    <w:lvl w:ilvl="8" w:tentative="1">
+      <w:start w:val="1"/>
+      <w:numFmt w:val="bullet"/>
+      <w:lvlText w:val=""/>
+      <w:lvlJc w:val="left"/>
+      <w:pPr>
+        <w:tabs>
+          <w:tab w:val="num" w:pos="6480"/>
+        </w:tabs>
+        <w:ind w:left="6480" w:hanging="360"/>
+      </w:pPr>
+      <w:rPr>
+        <w:rFonts w:ascii="Wingdings" w:hAnsi="Wingdings" w:hint="default"/>
+        <w:sz w:val="20"/>
+      </w:rPr>
+    </w:lvl>
+  </w:abstractNum>
+  <w:abstractNum w:abstractNumId="16" w15:restartNumberingAfterBreak="0">
+    <w:nsid w:val="1BBA6A6A"/>
+    <w:multiLevelType w:val="hybridMultilevel"/>
+    <w:tmpl w:val="71125ACE"/>
+    <w:lvl w:ilvl="0" w:tplc="1809000F">
+      <w:start w:val="1"/>
+      <w:numFmt w:val="decimal"/>
+      <w:lvlText w:val="%1."/>
+      <w:lvlJc w:val="left"/>
+      <w:pPr>
+        <w:ind w:left="720" w:hanging="360"/>
+      </w:pPr>
+    </w:lvl>
+    <w:lvl w:ilvl="1" w:tplc="18090019" w:tentative="1">
+      <w:start w:val="1"/>
+      <w:numFmt w:val="lowerLetter"/>
+      <w:lvlText w:val="%2."/>
+      <w:lvlJc w:val="left"/>
+      <w:pPr>
+        <w:ind w:left="1440" w:hanging="360"/>
+      </w:pPr>
+    </w:lvl>
+    <w:lvl w:ilvl="2" w:tplc="1809001B" w:tentative="1">
+      <w:start w:val="1"/>
+      <w:numFmt w:val="lowerRoman"/>
+      <w:lvlText w:val="%3."/>
+      <w:lvlJc w:val="right"/>
+      <w:pPr>
+        <w:ind w:left="2160" w:hanging="180"/>
+      </w:pPr>
+    </w:lvl>
+    <w:lvl w:ilvl="3" w:tplc="1809000F" w:tentative="1">
+      <w:start w:val="1"/>
+      <w:numFmt w:val="decimal"/>
+      <w:lvlText w:val="%4."/>
+      <w:lvlJc w:val="left"/>
+      <w:pPr>
+        <w:ind w:left="2880" w:hanging="360"/>
+      </w:pPr>
+    </w:lvl>
+    <w:lvl w:ilvl="4" w:tplc="18090019" w:tentative="1">
+      <w:start w:val="1"/>
+      <w:numFmt w:val="lowerLetter"/>
+      <w:lvlText w:val="%5."/>
+      <w:lvlJc w:val="left"/>
+      <w:pPr>
+        <w:ind w:left="3600" w:hanging="360"/>
+      </w:pPr>
+    </w:lvl>
+    <w:lvl w:ilvl="5" w:tplc="1809001B" w:tentative="1">
+      <w:start w:val="1"/>
+      <w:numFmt w:val="lowerRoman"/>
+      <w:lvlText w:val="%6."/>
+      <w:lvlJc w:val="right"/>
+      <w:pPr>
+        <w:ind w:left="4320" w:hanging="180"/>
+      </w:pPr>
+    </w:lvl>
+    <w:lvl w:ilvl="6" w:tplc="1809000F" w:tentative="1">
+      <w:start w:val="1"/>
+      <w:numFmt w:val="decimal"/>
+      <w:lvlText w:val="%7."/>
+      <w:lvlJc w:val="left"/>
+      <w:pPr>
+        <w:ind w:left="5040" w:hanging="360"/>
+      </w:pPr>
+    </w:lvl>
+    <w:lvl w:ilvl="7" w:tplc="18090019" w:tentative="1">
+      <w:start w:val="1"/>
+      <w:numFmt w:val="lowerLetter"/>
+      <w:lvlText w:val="%8."/>
+      <w:lvlJc w:val="left"/>
+      <w:pPr>
+        <w:ind w:left="5760" w:hanging="360"/>
+      </w:pPr>
+    </w:lvl>
+    <w:lvl w:ilvl="8" w:tplc="1809001B" w:tentative="1">
+      <w:start w:val="1"/>
+      <w:numFmt w:val="lowerRoman"/>
+      <w:lvlText w:val="%9."/>
+      <w:lvlJc w:val="right"/>
+      <w:pPr>
+        <w:ind w:left="6480" w:hanging="180"/>
+      </w:pPr>
+    </w:lvl>
+  </w:abstractNum>
+  <w:abstractNum w:abstractNumId="17" w15:restartNumberingAfterBreak="0">
     <w:nsid w:val="1BF243F1"/>
     <w:multiLevelType w:val="hybridMultilevel"/>
     <w:tmpl w:val="510EEF54"/>
@@ -3006,7 +4857,239 @@
       </w:pPr>
     </w:lvl>
   </w:abstractNum>
-  <w:abstractNum w:abstractNumId="10" w15:restartNumberingAfterBreak="0">
+  <w:abstractNum w:abstractNumId="18" w15:restartNumberingAfterBreak="0">
+    <w:nsid w:val="2F0517C6"/>
+    <w:multiLevelType w:val="multilevel"/>
+    <w:tmpl w:val="DD6C1492"/>
+    <w:lvl w:ilvl="0">
+      <w:start w:val="1"/>
+      <w:numFmt w:val="decimal"/>
+      <w:lvlText w:val="%1."/>
+      <w:lvlJc w:val="left"/>
+      <w:pPr>
+        <w:tabs>
+          <w:tab w:val="num" w:pos="720"/>
+        </w:tabs>
+        <w:ind w:left="720" w:hanging="360"/>
+      </w:pPr>
+      <w:rPr>
+        <w:rFonts w:hint="default"/>
+      </w:rPr>
+    </w:lvl>
+    <w:lvl w:ilvl="1">
+      <w:start w:val="1"/>
+      <w:numFmt w:val="bullet"/>
+      <w:lvlText w:val=""/>
+      <w:lvlJc w:val="left"/>
+      <w:pPr>
+        <w:ind w:left="1440" w:hanging="360"/>
+      </w:pPr>
+      <w:rPr>
+        <w:rFonts w:ascii="Symbol" w:hAnsi="Symbol" w:hint="default"/>
+      </w:rPr>
+    </w:lvl>
+    <w:lvl w:ilvl="2" w:tentative="1">
+      <w:start w:val="1"/>
+      <w:numFmt w:val="decimal"/>
+      <w:lvlText w:val="%3."/>
+      <w:lvlJc w:val="left"/>
+      <w:pPr>
+        <w:tabs>
+          <w:tab w:val="num" w:pos="2160"/>
+        </w:tabs>
+        <w:ind w:left="2160" w:hanging="360"/>
+      </w:pPr>
+    </w:lvl>
+    <w:lvl w:ilvl="3" w:tentative="1">
+      <w:start w:val="1"/>
+      <w:numFmt w:val="decimal"/>
+      <w:lvlText w:val="%4."/>
+      <w:lvlJc w:val="left"/>
+      <w:pPr>
+        <w:tabs>
+          <w:tab w:val="num" w:pos="2880"/>
+        </w:tabs>
+        <w:ind w:left="2880" w:hanging="360"/>
+      </w:pPr>
+    </w:lvl>
+    <w:lvl w:ilvl="4" w:tentative="1">
+      <w:start w:val="1"/>
+      <w:numFmt w:val="decimal"/>
+      <w:lvlText w:val="%5."/>
+      <w:lvlJc w:val="left"/>
+      <w:pPr>
+        <w:tabs>
+          <w:tab w:val="num" w:pos="3600"/>
+        </w:tabs>
+        <w:ind w:left="3600" w:hanging="360"/>
+      </w:pPr>
+    </w:lvl>
+    <w:lvl w:ilvl="5" w:tentative="1">
+      <w:start w:val="1"/>
+      <w:numFmt w:val="decimal"/>
+      <w:lvlText w:val="%6."/>
+      <w:lvlJc w:val="left"/>
+      <w:pPr>
+        <w:tabs>
+          <w:tab w:val="num" w:pos="4320"/>
+        </w:tabs>
+        <w:ind w:left="4320" w:hanging="360"/>
+      </w:pPr>
+    </w:lvl>
+    <w:lvl w:ilvl="6" w:tentative="1">
+      <w:start w:val="1"/>
+      <w:numFmt w:val="decimal"/>
+      <w:lvlText w:val="%7."/>
+      <w:lvlJc w:val="left"/>
+      <w:pPr>
+        <w:tabs>
+          <w:tab w:val="num" w:pos="5040"/>
+        </w:tabs>
+        <w:ind w:left="5040" w:hanging="360"/>
+      </w:pPr>
+    </w:lvl>
+    <w:lvl w:ilvl="7" w:tentative="1">
+      <w:start w:val="1"/>
+      <w:numFmt w:val="decimal"/>
+      <w:lvlText w:val="%8."/>
+      <w:lvlJc w:val="left"/>
+      <w:pPr>
+        <w:tabs>
+          <w:tab w:val="num" w:pos="5760"/>
+        </w:tabs>
+        <w:ind w:left="5760" w:hanging="360"/>
+      </w:pPr>
+    </w:lvl>
+    <w:lvl w:ilvl="8" w:tentative="1">
+      <w:start w:val="1"/>
+      <w:numFmt w:val="decimal"/>
+      <w:lvlText w:val="%9."/>
+      <w:lvlJc w:val="left"/>
+      <w:pPr>
+        <w:tabs>
+          <w:tab w:val="num" w:pos="6480"/>
+        </w:tabs>
+        <w:ind w:left="6480" w:hanging="360"/>
+      </w:pPr>
+    </w:lvl>
+  </w:abstractNum>
+  <w:abstractNum w:abstractNumId="19" w15:restartNumberingAfterBreak="0">
+    <w:nsid w:val="2F080B0F"/>
+    <w:multiLevelType w:val="multilevel"/>
+    <w:tmpl w:val="DD6C1492"/>
+    <w:lvl w:ilvl="0">
+      <w:start w:val="1"/>
+      <w:numFmt w:val="decimal"/>
+      <w:lvlText w:val="%1."/>
+      <w:lvlJc w:val="left"/>
+      <w:pPr>
+        <w:tabs>
+          <w:tab w:val="num" w:pos="720"/>
+        </w:tabs>
+        <w:ind w:left="720" w:hanging="360"/>
+      </w:pPr>
+      <w:rPr>
+        <w:rFonts w:hint="default"/>
+      </w:rPr>
+    </w:lvl>
+    <w:lvl w:ilvl="1">
+      <w:start w:val="1"/>
+      <w:numFmt w:val="bullet"/>
+      <w:lvlText w:val=""/>
+      <w:lvlJc w:val="left"/>
+      <w:pPr>
+        <w:ind w:left="1440" w:hanging="360"/>
+      </w:pPr>
+      <w:rPr>
+        <w:rFonts w:ascii="Symbol" w:hAnsi="Symbol" w:hint="default"/>
+      </w:rPr>
+    </w:lvl>
+    <w:lvl w:ilvl="2" w:tentative="1">
+      <w:start w:val="1"/>
+      <w:numFmt w:val="decimal"/>
+      <w:lvlText w:val="%3."/>
+      <w:lvlJc w:val="left"/>
+      <w:pPr>
+        <w:tabs>
+          <w:tab w:val="num" w:pos="2160"/>
+        </w:tabs>
+        <w:ind w:left="2160" w:hanging="360"/>
+      </w:pPr>
+    </w:lvl>
+    <w:lvl w:ilvl="3" w:tentative="1">
+      <w:start w:val="1"/>
+      <w:numFmt w:val="decimal"/>
+      <w:lvlText w:val="%4."/>
+      <w:lvlJc w:val="left"/>
+      <w:pPr>
+        <w:tabs>
+          <w:tab w:val="num" w:pos="2880"/>
+        </w:tabs>
+        <w:ind w:left="2880" w:hanging="360"/>
+      </w:pPr>
+    </w:lvl>
+    <w:lvl w:ilvl="4" w:tentative="1">
+      <w:start w:val="1"/>
+      <w:numFmt w:val="decimal"/>
+      <w:lvlText w:val="%5."/>
+      <w:lvlJc w:val="left"/>
+      <w:pPr>
+        <w:tabs>
+          <w:tab w:val="num" w:pos="3600"/>
+        </w:tabs>
+        <w:ind w:left="3600" w:hanging="360"/>
+      </w:pPr>
+    </w:lvl>
+    <w:lvl w:ilvl="5" w:tentative="1">
+      <w:start w:val="1"/>
+      <w:numFmt w:val="decimal"/>
+      <w:lvlText w:val="%6."/>
+      <w:lvlJc w:val="left"/>
+      <w:pPr>
+        <w:tabs>
+          <w:tab w:val="num" w:pos="4320"/>
+        </w:tabs>
+        <w:ind w:left="4320" w:hanging="360"/>
+      </w:pPr>
+    </w:lvl>
+    <w:lvl w:ilvl="6" w:tentative="1">
+      <w:start w:val="1"/>
+      <w:numFmt w:val="decimal"/>
+      <w:lvlText w:val="%7."/>
+      <w:lvlJc w:val="left"/>
+      <w:pPr>
+        <w:tabs>
+          <w:tab w:val="num" w:pos="5040"/>
+        </w:tabs>
+        <w:ind w:left="5040" w:hanging="360"/>
+      </w:pPr>
+    </w:lvl>
+    <w:lvl w:ilvl="7" w:tentative="1">
+      <w:start w:val="1"/>
+      <w:numFmt w:val="decimal"/>
+      <w:lvlText w:val="%8."/>
+      <w:lvlJc w:val="left"/>
+      <w:pPr>
+        <w:tabs>
+          <w:tab w:val="num" w:pos="5760"/>
+        </w:tabs>
+        <w:ind w:left="5760" w:hanging="360"/>
+      </w:pPr>
+    </w:lvl>
+    <w:lvl w:ilvl="8" w:tentative="1">
+      <w:start w:val="1"/>
+      <w:numFmt w:val="decimal"/>
+      <w:lvlText w:val="%9."/>
+      <w:lvlJc w:val="left"/>
+      <w:pPr>
+        <w:tabs>
+          <w:tab w:val="num" w:pos="6480"/>
+        </w:tabs>
+        <w:ind w:left="6480" w:hanging="360"/>
+      </w:pPr>
+    </w:lvl>
+  </w:abstractNum>
+  <w:abstractNum w:abstractNumId="20" w15:restartNumberingAfterBreak="0">
     <w:nsid w:val="31F37D31"/>
     <w:multiLevelType w:val="multilevel"/>
     <w:tmpl w:val="05782A58"/>
@@ -3119,7 +5202,7 @@
       </w:pPr>
     </w:lvl>
   </w:abstractNum>
-  <w:abstractNum w:abstractNumId="11" w15:restartNumberingAfterBreak="0">
+  <w:abstractNum w:abstractNumId="21" w15:restartNumberingAfterBreak="0">
     <w:nsid w:val="3A075DDC"/>
     <w:multiLevelType w:val="multilevel"/>
     <w:tmpl w:val="05782A58"/>
@@ -3232,10 +5315,10 @@
       </w:pPr>
     </w:lvl>
   </w:abstractNum>
-  <w:abstractNum w:abstractNumId="12" w15:restartNumberingAfterBreak="0">
+  <w:abstractNum w:abstractNumId="22" w15:restartNumberingAfterBreak="0">
     <w:nsid w:val="3B7A0101"/>
     <w:multiLevelType w:val="hybridMultilevel"/>
-    <w:tmpl w:val="FDC4F182"/>
+    <w:tmpl w:val="2D125E24"/>
     <w:lvl w:ilvl="0" w:tplc="18090001">
       <w:start w:val="1"/>
       <w:numFmt w:val="bullet"/>
@@ -3248,14 +5331,17 @@
         <w:rFonts w:ascii="Symbol" w:hAnsi="Symbol" w:hint="default"/>
       </w:rPr>
     </w:lvl>
-    <w:lvl w:ilvl="1" w:tplc="18090019" w:tentative="1">
-      <w:start w:val="1"/>
-      <w:numFmt w:val="lowerLetter"/>
-      <w:lvlText w:val="%2."/>
+    <w:lvl w:ilvl="1" w:tplc="18090001">
+      <w:start w:val="1"/>
+      <w:numFmt w:val="bullet"/>
+      <w:lvlText w:val=""/>
       <w:lvlJc w:val="left"/>
       <w:pPr>
         <w:ind w:left="1440" w:hanging="360"/>
       </w:pPr>
+      <w:rPr>
+        <w:rFonts w:ascii="Symbol" w:hAnsi="Symbol" w:hint="default"/>
+      </w:rPr>
     </w:lvl>
     <w:lvl w:ilvl="2" w:tplc="1809001B" w:tentative="1">
       <w:start w:val="1"/>
@@ -3321,7 +5407,585 @@
       </w:pPr>
     </w:lvl>
   </w:abstractNum>
-  <w:abstractNum w:abstractNumId="13" w15:restartNumberingAfterBreak="0">
+  <w:abstractNum w:abstractNumId="23" w15:restartNumberingAfterBreak="0">
+    <w:nsid w:val="3E6B5797"/>
+    <w:multiLevelType w:val="hybridMultilevel"/>
+    <w:tmpl w:val="621EB65E"/>
+    <w:lvl w:ilvl="0" w:tplc="DA28AF9E">
+      <w:start w:val="1"/>
+      <w:numFmt w:val="decimal"/>
+      <w:lvlText w:val="%1."/>
+      <w:lvlJc w:val="left"/>
+      <w:pPr>
+        <w:ind w:left="720" w:hanging="360"/>
+      </w:pPr>
+      <w:rPr>
+        <w:b w:val="0"/>
+        <w:bCs w:val="0"/>
+      </w:rPr>
+    </w:lvl>
+    <w:lvl w:ilvl="1" w:tplc="18090019" w:tentative="1">
+      <w:start w:val="1"/>
+      <w:numFmt w:val="lowerLetter"/>
+      <w:lvlText w:val="%2."/>
+      <w:lvlJc w:val="left"/>
+      <w:pPr>
+        <w:ind w:left="1440" w:hanging="360"/>
+      </w:pPr>
+    </w:lvl>
+    <w:lvl w:ilvl="2" w:tplc="1809001B" w:tentative="1">
+      <w:start w:val="1"/>
+      <w:numFmt w:val="lowerRoman"/>
+      <w:lvlText w:val="%3."/>
+      <w:lvlJc w:val="right"/>
+      <w:pPr>
+        <w:ind w:left="2160" w:hanging="180"/>
+      </w:pPr>
+    </w:lvl>
+    <w:lvl w:ilvl="3" w:tplc="1809000F" w:tentative="1">
+      <w:start w:val="1"/>
+      <w:numFmt w:val="decimal"/>
+      <w:lvlText w:val="%4."/>
+      <w:lvlJc w:val="left"/>
+      <w:pPr>
+        <w:ind w:left="2880" w:hanging="360"/>
+      </w:pPr>
+    </w:lvl>
+    <w:lvl w:ilvl="4" w:tplc="18090019" w:tentative="1">
+      <w:start w:val="1"/>
+      <w:numFmt w:val="lowerLetter"/>
+      <w:lvlText w:val="%5."/>
+      <w:lvlJc w:val="left"/>
+      <w:pPr>
+        <w:ind w:left="3600" w:hanging="360"/>
+      </w:pPr>
+    </w:lvl>
+    <w:lvl w:ilvl="5" w:tplc="1809001B" w:tentative="1">
+      <w:start w:val="1"/>
+      <w:numFmt w:val="lowerRoman"/>
+      <w:lvlText w:val="%6."/>
+      <w:lvlJc w:val="right"/>
+      <w:pPr>
+        <w:ind w:left="4320" w:hanging="180"/>
+      </w:pPr>
+    </w:lvl>
+    <w:lvl w:ilvl="6" w:tplc="1809000F" w:tentative="1">
+      <w:start w:val="1"/>
+      <w:numFmt w:val="decimal"/>
+      <w:lvlText w:val="%7."/>
+      <w:lvlJc w:val="left"/>
+      <w:pPr>
+        <w:ind w:left="5040" w:hanging="360"/>
+      </w:pPr>
+    </w:lvl>
+    <w:lvl w:ilvl="7" w:tplc="18090019" w:tentative="1">
+      <w:start w:val="1"/>
+      <w:numFmt w:val="lowerLetter"/>
+      <w:lvlText w:val="%8."/>
+      <w:lvlJc w:val="left"/>
+      <w:pPr>
+        <w:ind w:left="5760" w:hanging="360"/>
+      </w:pPr>
+    </w:lvl>
+    <w:lvl w:ilvl="8" w:tplc="1809001B" w:tentative="1">
+      <w:start w:val="1"/>
+      <w:numFmt w:val="lowerRoman"/>
+      <w:lvlText w:val="%9."/>
+      <w:lvlJc w:val="right"/>
+      <w:pPr>
+        <w:ind w:left="6480" w:hanging="180"/>
+      </w:pPr>
+    </w:lvl>
+  </w:abstractNum>
+  <w:abstractNum w:abstractNumId="24" w15:restartNumberingAfterBreak="0">
+    <w:nsid w:val="40263AEB"/>
+    <w:multiLevelType w:val="hybridMultilevel"/>
+    <w:tmpl w:val="49385B60"/>
+    <w:lvl w:ilvl="0" w:tplc="18090001">
+      <w:start w:val="1"/>
+      <w:numFmt w:val="bullet"/>
+      <w:lvlText w:val=""/>
+      <w:lvlJc w:val="left"/>
+      <w:pPr>
+        <w:ind w:left="1080" w:hanging="360"/>
+      </w:pPr>
+      <w:rPr>
+        <w:rFonts w:ascii="Symbol" w:hAnsi="Symbol" w:hint="default"/>
+      </w:rPr>
+    </w:lvl>
+    <w:lvl w:ilvl="1" w:tplc="18090003">
+      <w:start w:val="1"/>
+      <w:numFmt w:val="bullet"/>
+      <w:lvlText w:val="o"/>
+      <w:lvlJc w:val="left"/>
+      <w:pPr>
+        <w:ind w:left="1800" w:hanging="360"/>
+      </w:pPr>
+      <w:rPr>
+        <w:rFonts w:ascii="Courier New" w:hAnsi="Courier New" w:cs="Courier New" w:hint="default"/>
+      </w:rPr>
+    </w:lvl>
+    <w:lvl w:ilvl="2" w:tplc="18090005" w:tentative="1">
+      <w:start w:val="1"/>
+      <w:numFmt w:val="bullet"/>
+      <w:lvlText w:val=""/>
+      <w:lvlJc w:val="left"/>
+      <w:pPr>
+        <w:ind w:left="2520" w:hanging="360"/>
+      </w:pPr>
+      <w:rPr>
+        <w:rFonts w:ascii="Wingdings" w:hAnsi="Wingdings" w:hint="default"/>
+      </w:rPr>
+    </w:lvl>
+    <w:lvl w:ilvl="3" w:tplc="18090001" w:tentative="1">
+      <w:start w:val="1"/>
+      <w:numFmt w:val="bullet"/>
+      <w:lvlText w:val=""/>
+      <w:lvlJc w:val="left"/>
+      <w:pPr>
+        <w:ind w:left="3240" w:hanging="360"/>
+      </w:pPr>
+      <w:rPr>
+        <w:rFonts w:ascii="Symbol" w:hAnsi="Symbol" w:hint="default"/>
+      </w:rPr>
+    </w:lvl>
+    <w:lvl w:ilvl="4" w:tplc="18090003" w:tentative="1">
+      <w:start w:val="1"/>
+      <w:numFmt w:val="bullet"/>
+      <w:lvlText w:val="o"/>
+      <w:lvlJc w:val="left"/>
+      <w:pPr>
+        <w:ind w:left="3960" w:hanging="360"/>
+      </w:pPr>
+      <w:rPr>
+        <w:rFonts w:ascii="Courier New" w:hAnsi="Courier New" w:cs="Courier New" w:hint="default"/>
+      </w:rPr>
+    </w:lvl>
+    <w:lvl w:ilvl="5" w:tplc="18090005" w:tentative="1">
+      <w:start w:val="1"/>
+      <w:numFmt w:val="bullet"/>
+      <w:lvlText w:val=""/>
+      <w:lvlJc w:val="left"/>
+      <w:pPr>
+        <w:ind w:left="4680" w:hanging="360"/>
+      </w:pPr>
+      <w:rPr>
+        <w:rFonts w:ascii="Wingdings" w:hAnsi="Wingdings" w:hint="default"/>
+      </w:rPr>
+    </w:lvl>
+    <w:lvl w:ilvl="6" w:tplc="18090001" w:tentative="1">
+      <w:start w:val="1"/>
+      <w:numFmt w:val="bullet"/>
+      <w:lvlText w:val=""/>
+      <w:lvlJc w:val="left"/>
+      <w:pPr>
+        <w:ind w:left="5400" w:hanging="360"/>
+      </w:pPr>
+      <w:rPr>
+        <w:rFonts w:ascii="Symbol" w:hAnsi="Symbol" w:hint="default"/>
+      </w:rPr>
+    </w:lvl>
+    <w:lvl w:ilvl="7" w:tplc="18090003" w:tentative="1">
+      <w:start w:val="1"/>
+      <w:numFmt w:val="bullet"/>
+      <w:lvlText w:val="o"/>
+      <w:lvlJc w:val="left"/>
+      <w:pPr>
+        <w:ind w:left="6120" w:hanging="360"/>
+      </w:pPr>
+      <w:rPr>
+        <w:rFonts w:ascii="Courier New" w:hAnsi="Courier New" w:cs="Courier New" w:hint="default"/>
+      </w:rPr>
+    </w:lvl>
+    <w:lvl w:ilvl="8" w:tplc="18090005" w:tentative="1">
+      <w:start w:val="1"/>
+      <w:numFmt w:val="bullet"/>
+      <w:lvlText w:val=""/>
+      <w:lvlJc w:val="left"/>
+      <w:pPr>
+        <w:ind w:left="6840" w:hanging="360"/>
+      </w:pPr>
+      <w:rPr>
+        <w:rFonts w:ascii="Wingdings" w:hAnsi="Wingdings" w:hint="default"/>
+      </w:rPr>
+    </w:lvl>
+  </w:abstractNum>
+  <w:abstractNum w:abstractNumId="25" w15:restartNumberingAfterBreak="0">
+    <w:nsid w:val="42C006A3"/>
+    <w:multiLevelType w:val="multilevel"/>
+    <w:tmpl w:val="29DA0726"/>
+    <w:lvl w:ilvl="0">
+      <w:start w:val="1"/>
+      <w:numFmt w:val="decimal"/>
+      <w:lvlText w:val="%1."/>
+      <w:lvlJc w:val="left"/>
+      <w:pPr>
+        <w:tabs>
+          <w:tab w:val="num" w:pos="720"/>
+        </w:tabs>
+        <w:ind w:left="720" w:hanging="360"/>
+      </w:pPr>
+    </w:lvl>
+    <w:lvl w:ilvl="1">
+      <w:start w:val="1"/>
+      <w:numFmt w:val="bullet"/>
+      <w:lvlText w:val=""/>
+      <w:lvlJc w:val="left"/>
+      <w:pPr>
+        <w:ind w:left="1440" w:hanging="360"/>
+      </w:pPr>
+      <w:rPr>
+        <w:rFonts w:ascii="Symbol" w:hAnsi="Symbol" w:hint="default"/>
+      </w:rPr>
+    </w:lvl>
+    <w:lvl w:ilvl="2" w:tentative="1">
+      <w:start w:val="1"/>
+      <w:numFmt w:val="decimal"/>
+      <w:lvlText w:val="%3."/>
+      <w:lvlJc w:val="left"/>
+      <w:pPr>
+        <w:tabs>
+          <w:tab w:val="num" w:pos="2160"/>
+        </w:tabs>
+        <w:ind w:left="2160" w:hanging="360"/>
+      </w:pPr>
+    </w:lvl>
+    <w:lvl w:ilvl="3" w:tentative="1">
+      <w:start w:val="1"/>
+      <w:numFmt w:val="decimal"/>
+      <w:lvlText w:val="%4."/>
+      <w:lvlJc w:val="left"/>
+      <w:pPr>
+        <w:tabs>
+          <w:tab w:val="num" w:pos="2880"/>
+        </w:tabs>
+        <w:ind w:left="2880" w:hanging="360"/>
+      </w:pPr>
+    </w:lvl>
+    <w:lvl w:ilvl="4" w:tentative="1">
+      <w:start w:val="1"/>
+      <w:numFmt w:val="decimal"/>
+      <w:lvlText w:val="%5."/>
+      <w:lvlJc w:val="left"/>
+      <w:pPr>
+        <w:tabs>
+          <w:tab w:val="num" w:pos="3600"/>
+        </w:tabs>
+        <w:ind w:left="3600" w:hanging="360"/>
+      </w:pPr>
+    </w:lvl>
+    <w:lvl w:ilvl="5" w:tentative="1">
+      <w:start w:val="1"/>
+      <w:numFmt w:val="decimal"/>
+      <w:lvlText w:val="%6."/>
+      <w:lvlJc w:val="left"/>
+      <w:pPr>
+        <w:tabs>
+          <w:tab w:val="num" w:pos="4320"/>
+        </w:tabs>
+        <w:ind w:left="4320" w:hanging="360"/>
+      </w:pPr>
+    </w:lvl>
+    <w:lvl w:ilvl="6" w:tentative="1">
+      <w:start w:val="1"/>
+      <w:numFmt w:val="decimal"/>
+      <w:lvlText w:val="%7."/>
+      <w:lvlJc w:val="left"/>
+      <w:pPr>
+        <w:tabs>
+          <w:tab w:val="num" w:pos="5040"/>
+        </w:tabs>
+        <w:ind w:left="5040" w:hanging="360"/>
+      </w:pPr>
+    </w:lvl>
+    <w:lvl w:ilvl="7" w:tentative="1">
+      <w:start w:val="1"/>
+      <w:numFmt w:val="decimal"/>
+      <w:lvlText w:val="%8."/>
+      <w:lvlJc w:val="left"/>
+      <w:pPr>
+        <w:tabs>
+          <w:tab w:val="num" w:pos="5760"/>
+        </w:tabs>
+        <w:ind w:left="5760" w:hanging="360"/>
+      </w:pPr>
+    </w:lvl>
+    <w:lvl w:ilvl="8" w:tentative="1">
+      <w:start w:val="1"/>
+      <w:numFmt w:val="decimal"/>
+      <w:lvlText w:val="%9."/>
+      <w:lvlJc w:val="left"/>
+      <w:pPr>
+        <w:tabs>
+          <w:tab w:val="num" w:pos="6480"/>
+        </w:tabs>
+        <w:ind w:left="6480" w:hanging="360"/>
+      </w:pPr>
+    </w:lvl>
+  </w:abstractNum>
+  <w:abstractNum w:abstractNumId="26" w15:restartNumberingAfterBreak="0">
+    <w:nsid w:val="481A613B"/>
+    <w:multiLevelType w:val="multilevel"/>
+    <w:tmpl w:val="9A5E71B2"/>
+    <w:lvl w:ilvl="0">
+      <w:start w:val="1"/>
+      <w:numFmt w:val="bullet"/>
+      <w:lvlText w:val=""/>
+      <w:lvlJc w:val="left"/>
+      <w:pPr>
+        <w:tabs>
+          <w:tab w:val="num" w:pos="720"/>
+        </w:tabs>
+        <w:ind w:left="720" w:hanging="360"/>
+      </w:pPr>
+      <w:rPr>
+        <w:rFonts w:ascii="Symbol" w:hAnsi="Symbol" w:hint="default"/>
+        <w:sz w:val="20"/>
+      </w:rPr>
+    </w:lvl>
+    <w:lvl w:ilvl="1" w:tentative="1">
+      <w:start w:val="1"/>
+      <w:numFmt w:val="bullet"/>
+      <w:lvlText w:val="o"/>
+      <w:lvlJc w:val="left"/>
+      <w:pPr>
+        <w:tabs>
+          <w:tab w:val="num" w:pos="1440"/>
+        </w:tabs>
+        <w:ind w:left="1440" w:hanging="360"/>
+      </w:pPr>
+      <w:rPr>
+        <w:rFonts w:ascii="Courier New" w:hAnsi="Courier New" w:hint="default"/>
+        <w:sz w:val="20"/>
+      </w:rPr>
+    </w:lvl>
+    <w:lvl w:ilvl="2" w:tentative="1">
+      <w:start w:val="1"/>
+      <w:numFmt w:val="bullet"/>
+      <w:lvlText w:val=""/>
+      <w:lvlJc w:val="left"/>
+      <w:pPr>
+        <w:tabs>
+          <w:tab w:val="num" w:pos="2160"/>
+        </w:tabs>
+        <w:ind w:left="2160" w:hanging="360"/>
+      </w:pPr>
+      <w:rPr>
+        <w:rFonts w:ascii="Wingdings" w:hAnsi="Wingdings" w:hint="default"/>
+        <w:sz w:val="20"/>
+      </w:rPr>
+    </w:lvl>
+    <w:lvl w:ilvl="3" w:tentative="1">
+      <w:start w:val="1"/>
+      <w:numFmt w:val="bullet"/>
+      <w:lvlText w:val=""/>
+      <w:lvlJc w:val="left"/>
+      <w:pPr>
+        <w:tabs>
+          <w:tab w:val="num" w:pos="2880"/>
+        </w:tabs>
+        <w:ind w:left="2880" w:hanging="360"/>
+      </w:pPr>
+      <w:rPr>
+        <w:rFonts w:ascii="Wingdings" w:hAnsi="Wingdings" w:hint="default"/>
+        <w:sz w:val="20"/>
+      </w:rPr>
+    </w:lvl>
+    <w:lvl w:ilvl="4" w:tentative="1">
+      <w:start w:val="1"/>
+      <w:numFmt w:val="bullet"/>
+      <w:lvlText w:val=""/>
+      <w:lvlJc w:val="left"/>
+      <w:pPr>
+        <w:tabs>
+          <w:tab w:val="num" w:pos="3600"/>
+        </w:tabs>
+        <w:ind w:left="3600" w:hanging="360"/>
+      </w:pPr>
+      <w:rPr>
+        <w:rFonts w:ascii="Wingdings" w:hAnsi="Wingdings" w:hint="default"/>
+        <w:sz w:val="20"/>
+      </w:rPr>
+    </w:lvl>
+    <w:lvl w:ilvl="5" w:tentative="1">
+      <w:start w:val="1"/>
+      <w:numFmt w:val="bullet"/>
+      <w:lvlText w:val=""/>
+      <w:lvlJc w:val="left"/>
+      <w:pPr>
+        <w:tabs>
+          <w:tab w:val="num" w:pos="4320"/>
+        </w:tabs>
+        <w:ind w:left="4320" w:hanging="360"/>
+      </w:pPr>
+      <w:rPr>
+        <w:rFonts w:ascii="Wingdings" w:hAnsi="Wingdings" w:hint="default"/>
+        <w:sz w:val="20"/>
+      </w:rPr>
+    </w:lvl>
+    <w:lvl w:ilvl="6" w:tentative="1">
+      <w:start w:val="1"/>
+      <w:numFmt w:val="bullet"/>
+      <w:lvlText w:val=""/>
+      <w:lvlJc w:val="left"/>
+      <w:pPr>
+        <w:tabs>
+          <w:tab w:val="num" w:pos="5040"/>
+        </w:tabs>
+        <w:ind w:left="5040" w:hanging="360"/>
+      </w:pPr>
+      <w:rPr>
+        <w:rFonts w:ascii="Wingdings" w:hAnsi="Wingdings" w:hint="default"/>
+        <w:sz w:val="20"/>
+      </w:rPr>
+    </w:lvl>
+    <w:lvl w:ilvl="7" w:tentative="1">
+      <w:start w:val="1"/>
+      <w:numFmt w:val="bullet"/>
+      <w:lvlText w:val=""/>
+      <w:lvlJc w:val="left"/>
+      <w:pPr>
+        <w:tabs>
+          <w:tab w:val="num" w:pos="5760"/>
+        </w:tabs>
+        <w:ind w:left="5760" w:hanging="360"/>
+      </w:pPr>
+      <w:rPr>
+        <w:rFonts w:ascii="Wingdings" w:hAnsi="Wingdings" w:hint="default"/>
+        <w:sz w:val="20"/>
+      </w:rPr>
+    </w:lvl>
+    <w:lvl w:ilvl="8" w:tentative="1">
+      <w:start w:val="1"/>
+      <w:numFmt w:val="bullet"/>
+      <w:lvlText w:val=""/>
+      <w:lvlJc w:val="left"/>
+      <w:pPr>
+        <w:tabs>
+          <w:tab w:val="num" w:pos="6480"/>
+        </w:tabs>
+        <w:ind w:left="6480" w:hanging="360"/>
+      </w:pPr>
+      <w:rPr>
+        <w:rFonts w:ascii="Wingdings" w:hAnsi="Wingdings" w:hint="default"/>
+        <w:sz w:val="20"/>
+      </w:rPr>
+    </w:lvl>
+  </w:abstractNum>
+  <w:abstractNum w:abstractNumId="27" w15:restartNumberingAfterBreak="0">
+    <w:nsid w:val="499116FD"/>
+    <w:multiLevelType w:val="hybridMultilevel"/>
+    <w:tmpl w:val="058E8DFC"/>
+    <w:lvl w:ilvl="0" w:tplc="18090001">
+      <w:start w:val="1"/>
+      <w:numFmt w:val="bullet"/>
+      <w:lvlText w:val=""/>
+      <w:lvlJc w:val="left"/>
+      <w:pPr>
+        <w:ind w:left="1080" w:hanging="360"/>
+      </w:pPr>
+      <w:rPr>
+        <w:rFonts w:ascii="Symbol" w:hAnsi="Symbol" w:hint="default"/>
+      </w:rPr>
+    </w:lvl>
+    <w:lvl w:ilvl="1" w:tplc="18090003" w:tentative="1">
+      <w:start w:val="1"/>
+      <w:numFmt w:val="bullet"/>
+      <w:lvlText w:val="o"/>
+      <w:lvlJc w:val="left"/>
+      <w:pPr>
+        <w:ind w:left="1800" w:hanging="360"/>
+      </w:pPr>
+      <w:rPr>
+        <w:rFonts w:ascii="Courier New" w:hAnsi="Courier New" w:cs="Courier New" w:hint="default"/>
+      </w:rPr>
+    </w:lvl>
+    <w:lvl w:ilvl="2" w:tplc="18090005" w:tentative="1">
+      <w:start w:val="1"/>
+      <w:numFmt w:val="bullet"/>
+      <w:lvlText w:val=""/>
+      <w:lvlJc w:val="left"/>
+      <w:pPr>
+        <w:ind w:left="2520" w:hanging="360"/>
+      </w:pPr>
+      <w:rPr>
+        <w:rFonts w:ascii="Wingdings" w:hAnsi="Wingdings" w:hint="default"/>
+      </w:rPr>
+    </w:lvl>
+    <w:lvl w:ilvl="3" w:tplc="18090001" w:tentative="1">
+      <w:start w:val="1"/>
+      <w:numFmt w:val="bullet"/>
+      <w:lvlText w:val=""/>
+      <w:lvlJc w:val="left"/>
+      <w:pPr>
+        <w:ind w:left="3240" w:hanging="360"/>
+      </w:pPr>
+      <w:rPr>
+        <w:rFonts w:ascii="Symbol" w:hAnsi="Symbol" w:hint="default"/>
+      </w:rPr>
+    </w:lvl>
+    <w:lvl w:ilvl="4" w:tplc="18090003" w:tentative="1">
+      <w:start w:val="1"/>
+      <w:numFmt w:val="bullet"/>
+      <w:lvlText w:val="o"/>
+      <w:lvlJc w:val="left"/>
+      <w:pPr>
+        <w:ind w:left="3960" w:hanging="360"/>
+      </w:pPr>
+      <w:rPr>
+        <w:rFonts w:ascii="Courier New" w:hAnsi="Courier New" w:cs="Courier New" w:hint="default"/>
+      </w:rPr>
+    </w:lvl>
+    <w:lvl w:ilvl="5" w:tplc="18090005" w:tentative="1">
+      <w:start w:val="1"/>
+      <w:numFmt w:val="bullet"/>
+      <w:lvlText w:val=""/>
+      <w:lvlJc w:val="left"/>
+      <w:pPr>
+        <w:ind w:left="4680" w:hanging="360"/>
+      </w:pPr>
+      <w:rPr>
+        <w:rFonts w:ascii="Wingdings" w:hAnsi="Wingdings" w:hint="default"/>
+      </w:rPr>
+    </w:lvl>
+    <w:lvl w:ilvl="6" w:tplc="18090001" w:tentative="1">
+      <w:start w:val="1"/>
+      <w:numFmt w:val="bullet"/>
+      <w:lvlText w:val=""/>
+      <w:lvlJc w:val="left"/>
+      <w:pPr>
+        <w:ind w:left="5400" w:hanging="360"/>
+      </w:pPr>
+      <w:rPr>
+        <w:rFonts w:ascii="Symbol" w:hAnsi="Symbol" w:hint="default"/>
+      </w:rPr>
+    </w:lvl>
+    <w:lvl w:ilvl="7" w:tplc="18090003" w:tentative="1">
+      <w:start w:val="1"/>
+      <w:numFmt w:val="bullet"/>
+      <w:lvlText w:val="o"/>
+      <w:lvlJc w:val="left"/>
+      <w:pPr>
+        <w:ind w:left="6120" w:hanging="360"/>
+      </w:pPr>
+      <w:rPr>
+        <w:rFonts w:ascii="Courier New" w:hAnsi="Courier New" w:cs="Courier New" w:hint="default"/>
+      </w:rPr>
+    </w:lvl>
+    <w:lvl w:ilvl="8" w:tplc="18090005" w:tentative="1">
+      <w:start w:val="1"/>
+      <w:numFmt w:val="bullet"/>
+      <w:lvlText w:val=""/>
+      <w:lvlJc w:val="left"/>
+      <w:pPr>
+        <w:ind w:left="6840" w:hanging="360"/>
+      </w:pPr>
+      <w:rPr>
+        <w:rFonts w:ascii="Wingdings" w:hAnsi="Wingdings" w:hint="default"/>
+      </w:rPr>
+    </w:lvl>
+  </w:abstractNum>
+  <w:abstractNum w:abstractNumId="28" w15:restartNumberingAfterBreak="0">
     <w:nsid w:val="4F884FE1"/>
     <w:multiLevelType w:val="hybridMultilevel"/>
     <w:tmpl w:val="639A6472"/>
@@ -3407,7 +6071,405 @@
       </w:pPr>
     </w:lvl>
   </w:abstractNum>
-  <w:abstractNum w:abstractNumId="14" w15:restartNumberingAfterBreak="0">
+  <w:abstractNum w:abstractNumId="29" w15:restartNumberingAfterBreak="0">
+    <w:nsid w:val="58CF4A8B"/>
+    <w:multiLevelType w:val="hybridMultilevel"/>
+    <w:tmpl w:val="ECBEFC36"/>
+    <w:lvl w:ilvl="0" w:tplc="18090001">
+      <w:start w:val="1"/>
+      <w:numFmt w:val="bullet"/>
+      <w:lvlText w:val=""/>
+      <w:lvlJc w:val="left"/>
+      <w:pPr>
+        <w:ind w:left="1080" w:hanging="360"/>
+      </w:pPr>
+      <w:rPr>
+        <w:rFonts w:ascii="Symbol" w:hAnsi="Symbol" w:hint="default"/>
+      </w:rPr>
+    </w:lvl>
+    <w:lvl w:ilvl="1" w:tplc="18090003" w:tentative="1">
+      <w:start w:val="1"/>
+      <w:numFmt w:val="bullet"/>
+      <w:lvlText w:val="o"/>
+      <w:lvlJc w:val="left"/>
+      <w:pPr>
+        <w:ind w:left="1800" w:hanging="360"/>
+      </w:pPr>
+      <w:rPr>
+        <w:rFonts w:ascii="Courier New" w:hAnsi="Courier New" w:cs="Courier New" w:hint="default"/>
+      </w:rPr>
+    </w:lvl>
+    <w:lvl w:ilvl="2" w:tplc="18090005" w:tentative="1">
+      <w:start w:val="1"/>
+      <w:numFmt w:val="bullet"/>
+      <w:lvlText w:val=""/>
+      <w:lvlJc w:val="left"/>
+      <w:pPr>
+        <w:ind w:left="2520" w:hanging="360"/>
+      </w:pPr>
+      <w:rPr>
+        <w:rFonts w:ascii="Wingdings" w:hAnsi="Wingdings" w:hint="default"/>
+      </w:rPr>
+    </w:lvl>
+    <w:lvl w:ilvl="3" w:tplc="18090001" w:tentative="1">
+      <w:start w:val="1"/>
+      <w:numFmt w:val="bullet"/>
+      <w:lvlText w:val=""/>
+      <w:lvlJc w:val="left"/>
+      <w:pPr>
+        <w:ind w:left="3240" w:hanging="360"/>
+      </w:pPr>
+      <w:rPr>
+        <w:rFonts w:ascii="Symbol" w:hAnsi="Symbol" w:hint="default"/>
+      </w:rPr>
+    </w:lvl>
+    <w:lvl w:ilvl="4" w:tplc="18090003" w:tentative="1">
+      <w:start w:val="1"/>
+      <w:numFmt w:val="bullet"/>
+      <w:lvlText w:val="o"/>
+      <w:lvlJc w:val="left"/>
+      <w:pPr>
+        <w:ind w:left="3960" w:hanging="360"/>
+      </w:pPr>
+      <w:rPr>
+        <w:rFonts w:ascii="Courier New" w:hAnsi="Courier New" w:cs="Courier New" w:hint="default"/>
+      </w:rPr>
+    </w:lvl>
+    <w:lvl w:ilvl="5" w:tplc="18090005" w:tentative="1">
+      <w:start w:val="1"/>
+      <w:numFmt w:val="bullet"/>
+      <w:lvlText w:val=""/>
+      <w:lvlJc w:val="left"/>
+      <w:pPr>
+        <w:ind w:left="4680" w:hanging="360"/>
+      </w:pPr>
+      <w:rPr>
+        <w:rFonts w:ascii="Wingdings" w:hAnsi="Wingdings" w:hint="default"/>
+      </w:rPr>
+    </w:lvl>
+    <w:lvl w:ilvl="6" w:tplc="18090001" w:tentative="1">
+      <w:start w:val="1"/>
+      <w:numFmt w:val="bullet"/>
+      <w:lvlText w:val=""/>
+      <w:lvlJc w:val="left"/>
+      <w:pPr>
+        <w:ind w:left="5400" w:hanging="360"/>
+      </w:pPr>
+      <w:rPr>
+        <w:rFonts w:ascii="Symbol" w:hAnsi="Symbol" w:hint="default"/>
+      </w:rPr>
+    </w:lvl>
+    <w:lvl w:ilvl="7" w:tplc="18090003" w:tentative="1">
+      <w:start w:val="1"/>
+      <w:numFmt w:val="bullet"/>
+      <w:lvlText w:val="o"/>
+      <w:lvlJc w:val="left"/>
+      <w:pPr>
+        <w:ind w:left="6120" w:hanging="360"/>
+      </w:pPr>
+      <w:rPr>
+        <w:rFonts w:ascii="Courier New" w:hAnsi="Courier New" w:cs="Courier New" w:hint="default"/>
+      </w:rPr>
+    </w:lvl>
+    <w:lvl w:ilvl="8" w:tplc="18090005" w:tentative="1">
+      <w:start w:val="1"/>
+      <w:numFmt w:val="bullet"/>
+      <w:lvlText w:val=""/>
+      <w:lvlJc w:val="left"/>
+      <w:pPr>
+        <w:ind w:left="6840" w:hanging="360"/>
+      </w:pPr>
+      <w:rPr>
+        <w:rFonts w:ascii="Wingdings" w:hAnsi="Wingdings" w:hint="default"/>
+      </w:rPr>
+    </w:lvl>
+  </w:abstractNum>
+  <w:abstractNum w:abstractNumId="30" w15:restartNumberingAfterBreak="0">
+    <w:nsid w:val="5D1F3116"/>
+    <w:multiLevelType w:val="multilevel"/>
+    <w:tmpl w:val="29DA0726"/>
+    <w:lvl w:ilvl="0">
+      <w:start w:val="1"/>
+      <w:numFmt w:val="decimal"/>
+      <w:lvlText w:val="%1."/>
+      <w:lvlJc w:val="left"/>
+      <w:pPr>
+        <w:tabs>
+          <w:tab w:val="num" w:pos="720"/>
+        </w:tabs>
+        <w:ind w:left="720" w:hanging="360"/>
+      </w:pPr>
+    </w:lvl>
+    <w:lvl w:ilvl="1">
+      <w:start w:val="1"/>
+      <w:numFmt w:val="bullet"/>
+      <w:lvlText w:val=""/>
+      <w:lvlJc w:val="left"/>
+      <w:pPr>
+        <w:ind w:left="1440" w:hanging="360"/>
+      </w:pPr>
+      <w:rPr>
+        <w:rFonts w:ascii="Symbol" w:hAnsi="Symbol" w:hint="default"/>
+      </w:rPr>
+    </w:lvl>
+    <w:lvl w:ilvl="2" w:tentative="1">
+      <w:start w:val="1"/>
+      <w:numFmt w:val="decimal"/>
+      <w:lvlText w:val="%3."/>
+      <w:lvlJc w:val="left"/>
+      <w:pPr>
+        <w:tabs>
+          <w:tab w:val="num" w:pos="2160"/>
+        </w:tabs>
+        <w:ind w:left="2160" w:hanging="360"/>
+      </w:pPr>
+    </w:lvl>
+    <w:lvl w:ilvl="3" w:tentative="1">
+      <w:start w:val="1"/>
+      <w:numFmt w:val="decimal"/>
+      <w:lvlText w:val="%4."/>
+      <w:lvlJc w:val="left"/>
+      <w:pPr>
+        <w:tabs>
+          <w:tab w:val="num" w:pos="2880"/>
+        </w:tabs>
+        <w:ind w:left="2880" w:hanging="360"/>
+      </w:pPr>
+    </w:lvl>
+    <w:lvl w:ilvl="4" w:tentative="1">
+      <w:start w:val="1"/>
+      <w:numFmt w:val="decimal"/>
+      <w:lvlText w:val="%5."/>
+      <w:lvlJc w:val="left"/>
+      <w:pPr>
+        <w:tabs>
+          <w:tab w:val="num" w:pos="3600"/>
+        </w:tabs>
+        <w:ind w:left="3600" w:hanging="360"/>
+      </w:pPr>
+    </w:lvl>
+    <w:lvl w:ilvl="5" w:tentative="1">
+      <w:start w:val="1"/>
+      <w:numFmt w:val="decimal"/>
+      <w:lvlText w:val="%6."/>
+      <w:lvlJc w:val="left"/>
+      <w:pPr>
+        <w:tabs>
+          <w:tab w:val="num" w:pos="4320"/>
+        </w:tabs>
+        <w:ind w:left="4320" w:hanging="360"/>
+      </w:pPr>
+    </w:lvl>
+    <w:lvl w:ilvl="6" w:tentative="1">
+      <w:start w:val="1"/>
+      <w:numFmt w:val="decimal"/>
+      <w:lvlText w:val="%7."/>
+      <w:lvlJc w:val="left"/>
+      <w:pPr>
+        <w:tabs>
+          <w:tab w:val="num" w:pos="5040"/>
+        </w:tabs>
+        <w:ind w:left="5040" w:hanging="360"/>
+      </w:pPr>
+    </w:lvl>
+    <w:lvl w:ilvl="7" w:tentative="1">
+      <w:start w:val="1"/>
+      <w:numFmt w:val="decimal"/>
+      <w:lvlText w:val="%8."/>
+      <w:lvlJc w:val="left"/>
+      <w:pPr>
+        <w:tabs>
+          <w:tab w:val="num" w:pos="5760"/>
+        </w:tabs>
+        <w:ind w:left="5760" w:hanging="360"/>
+      </w:pPr>
+    </w:lvl>
+    <w:lvl w:ilvl="8" w:tentative="1">
+      <w:start w:val="1"/>
+      <w:numFmt w:val="decimal"/>
+      <w:lvlText w:val="%9."/>
+      <w:lvlJc w:val="left"/>
+      <w:pPr>
+        <w:tabs>
+          <w:tab w:val="num" w:pos="6480"/>
+        </w:tabs>
+        <w:ind w:left="6480" w:hanging="360"/>
+      </w:pPr>
+    </w:lvl>
+  </w:abstractNum>
+  <w:abstractNum w:abstractNumId="31" w15:restartNumberingAfterBreak="0">
+    <w:nsid w:val="5F66059F"/>
+    <w:multiLevelType w:val="hybridMultilevel"/>
+    <w:tmpl w:val="6338DF0C"/>
+    <w:lvl w:ilvl="0" w:tplc="1809000F">
+      <w:start w:val="1"/>
+      <w:numFmt w:val="decimal"/>
+      <w:lvlText w:val="%1."/>
+      <w:lvlJc w:val="left"/>
+      <w:pPr>
+        <w:ind w:left="720" w:hanging="360"/>
+      </w:pPr>
+    </w:lvl>
+    <w:lvl w:ilvl="1" w:tplc="18090019" w:tentative="1">
+      <w:start w:val="1"/>
+      <w:numFmt w:val="lowerLetter"/>
+      <w:lvlText w:val="%2."/>
+      <w:lvlJc w:val="left"/>
+      <w:pPr>
+        <w:ind w:left="1440" w:hanging="360"/>
+      </w:pPr>
+    </w:lvl>
+    <w:lvl w:ilvl="2" w:tplc="1809001B" w:tentative="1">
+      <w:start w:val="1"/>
+      <w:numFmt w:val="lowerRoman"/>
+      <w:lvlText w:val="%3."/>
+      <w:lvlJc w:val="right"/>
+      <w:pPr>
+        <w:ind w:left="2160" w:hanging="180"/>
+      </w:pPr>
+    </w:lvl>
+    <w:lvl w:ilvl="3" w:tplc="1809000F" w:tentative="1">
+      <w:start w:val="1"/>
+      <w:numFmt w:val="decimal"/>
+      <w:lvlText w:val="%4."/>
+      <w:lvlJc w:val="left"/>
+      <w:pPr>
+        <w:ind w:left="2880" w:hanging="360"/>
+      </w:pPr>
+    </w:lvl>
+    <w:lvl w:ilvl="4" w:tplc="18090019" w:tentative="1">
+      <w:start w:val="1"/>
+      <w:numFmt w:val="lowerLetter"/>
+      <w:lvlText w:val="%5."/>
+      <w:lvlJc w:val="left"/>
+      <w:pPr>
+        <w:ind w:left="3600" w:hanging="360"/>
+      </w:pPr>
+    </w:lvl>
+    <w:lvl w:ilvl="5" w:tplc="1809001B" w:tentative="1">
+      <w:start w:val="1"/>
+      <w:numFmt w:val="lowerRoman"/>
+      <w:lvlText w:val="%6."/>
+      <w:lvlJc w:val="right"/>
+      <w:pPr>
+        <w:ind w:left="4320" w:hanging="180"/>
+      </w:pPr>
+    </w:lvl>
+    <w:lvl w:ilvl="6" w:tplc="1809000F" w:tentative="1">
+      <w:start w:val="1"/>
+      <w:numFmt w:val="decimal"/>
+      <w:lvlText w:val="%7."/>
+      <w:lvlJc w:val="left"/>
+      <w:pPr>
+        <w:ind w:left="5040" w:hanging="360"/>
+      </w:pPr>
+    </w:lvl>
+    <w:lvl w:ilvl="7" w:tplc="18090019" w:tentative="1">
+      <w:start w:val="1"/>
+      <w:numFmt w:val="lowerLetter"/>
+      <w:lvlText w:val="%8."/>
+      <w:lvlJc w:val="left"/>
+      <w:pPr>
+        <w:ind w:left="5760" w:hanging="360"/>
+      </w:pPr>
+    </w:lvl>
+    <w:lvl w:ilvl="8" w:tplc="1809001B" w:tentative="1">
+      <w:start w:val="1"/>
+      <w:numFmt w:val="lowerRoman"/>
+      <w:lvlText w:val="%9."/>
+      <w:lvlJc w:val="right"/>
+      <w:pPr>
+        <w:ind w:left="6480" w:hanging="180"/>
+      </w:pPr>
+    </w:lvl>
+  </w:abstractNum>
+  <w:abstractNum w:abstractNumId="32" w15:restartNumberingAfterBreak="0">
+    <w:nsid w:val="674B728C"/>
+    <w:multiLevelType w:val="hybridMultilevel"/>
+    <w:tmpl w:val="552CDCFA"/>
+    <w:lvl w:ilvl="0" w:tplc="1809000F">
+      <w:start w:val="1"/>
+      <w:numFmt w:val="decimal"/>
+      <w:lvlText w:val="%1."/>
+      <w:lvlJc w:val="left"/>
+      <w:pPr>
+        <w:ind w:left="720" w:hanging="360"/>
+      </w:pPr>
+    </w:lvl>
+    <w:lvl w:ilvl="1" w:tplc="18090019" w:tentative="1">
+      <w:start w:val="1"/>
+      <w:numFmt w:val="lowerLetter"/>
+      <w:lvlText w:val="%2."/>
+      <w:lvlJc w:val="left"/>
+      <w:pPr>
+        <w:ind w:left="1440" w:hanging="360"/>
+      </w:pPr>
+    </w:lvl>
+    <w:lvl w:ilvl="2" w:tplc="1809001B" w:tentative="1">
+      <w:start w:val="1"/>
+      <w:numFmt w:val="lowerRoman"/>
+      <w:lvlText w:val="%3."/>
+      <w:lvlJc w:val="right"/>
+      <w:pPr>
+        <w:ind w:left="2160" w:hanging="180"/>
+      </w:pPr>
+    </w:lvl>
+    <w:lvl w:ilvl="3" w:tplc="1809000F" w:tentative="1">
+      <w:start w:val="1"/>
+      <w:numFmt w:val="decimal"/>
+      <w:lvlText w:val="%4."/>
+      <w:lvlJc w:val="left"/>
+      <w:pPr>
+        <w:ind w:left="2880" w:hanging="360"/>
+      </w:pPr>
+    </w:lvl>
+    <w:lvl w:ilvl="4" w:tplc="18090019" w:tentative="1">
+      <w:start w:val="1"/>
+      <w:numFmt w:val="lowerLetter"/>
+      <w:lvlText w:val="%5."/>
+      <w:lvlJc w:val="left"/>
+      <w:pPr>
+        <w:ind w:left="3600" w:hanging="360"/>
+      </w:pPr>
+    </w:lvl>
+    <w:lvl w:ilvl="5" w:tplc="1809001B" w:tentative="1">
+      <w:start w:val="1"/>
+      <w:numFmt w:val="lowerRoman"/>
+      <w:lvlText w:val="%6."/>
+      <w:lvlJc w:val="right"/>
+      <w:pPr>
+        <w:ind w:left="4320" w:hanging="180"/>
+      </w:pPr>
+    </w:lvl>
+    <w:lvl w:ilvl="6" w:tplc="1809000F" w:tentative="1">
+      <w:start w:val="1"/>
+      <w:numFmt w:val="decimal"/>
+      <w:lvlText w:val="%7."/>
+      <w:lvlJc w:val="left"/>
+      <w:pPr>
+        <w:ind w:left="5040" w:hanging="360"/>
+      </w:pPr>
+    </w:lvl>
+    <w:lvl w:ilvl="7" w:tplc="18090019" w:tentative="1">
+      <w:start w:val="1"/>
+      <w:numFmt w:val="lowerLetter"/>
+      <w:lvlText w:val="%8."/>
+      <w:lvlJc w:val="left"/>
+      <w:pPr>
+        <w:ind w:left="5760" w:hanging="360"/>
+      </w:pPr>
+    </w:lvl>
+    <w:lvl w:ilvl="8" w:tplc="1809001B" w:tentative="1">
+      <w:start w:val="1"/>
+      <w:numFmt w:val="lowerRoman"/>
+      <w:lvlText w:val="%9."/>
+      <w:lvlJc w:val="right"/>
+      <w:pPr>
+        <w:ind w:left="6480" w:hanging="180"/>
+      </w:pPr>
+    </w:lvl>
+  </w:abstractNum>
+  <w:abstractNum w:abstractNumId="33" w15:restartNumberingAfterBreak="0">
     <w:nsid w:val="68AD7C86"/>
     <w:multiLevelType w:val="hybridMultilevel"/>
     <w:tmpl w:val="F2A2D5EA"/>
@@ -3493,7 +6555,7 @@
       </w:pPr>
     </w:lvl>
   </w:abstractNum>
-  <w:abstractNum w:abstractNumId="15" w15:restartNumberingAfterBreak="0">
+  <w:abstractNum w:abstractNumId="34" w15:restartNumberingAfterBreak="0">
     <w:nsid w:val="6C6B238C"/>
     <w:multiLevelType w:val="hybridMultilevel"/>
     <w:tmpl w:val="E78C6396"/>
@@ -3576,6 +6638,410 @@
       <w:lvlJc w:val="right"/>
       <w:pPr>
         <w:ind w:left="9360" w:hanging="180"/>
+      </w:pPr>
+    </w:lvl>
+  </w:abstractNum>
+  <w:abstractNum w:abstractNumId="35" w15:restartNumberingAfterBreak="0">
+    <w:nsid w:val="6FD921E6"/>
+    <w:multiLevelType w:val="multilevel"/>
+    <w:tmpl w:val="29DA0726"/>
+    <w:lvl w:ilvl="0">
+      <w:start w:val="1"/>
+      <w:numFmt w:val="decimal"/>
+      <w:lvlText w:val="%1."/>
+      <w:lvlJc w:val="left"/>
+      <w:pPr>
+        <w:tabs>
+          <w:tab w:val="num" w:pos="720"/>
+        </w:tabs>
+        <w:ind w:left="720" w:hanging="360"/>
+      </w:pPr>
+    </w:lvl>
+    <w:lvl w:ilvl="1">
+      <w:start w:val="1"/>
+      <w:numFmt w:val="bullet"/>
+      <w:lvlText w:val=""/>
+      <w:lvlJc w:val="left"/>
+      <w:pPr>
+        <w:ind w:left="1440" w:hanging="360"/>
+      </w:pPr>
+      <w:rPr>
+        <w:rFonts w:ascii="Symbol" w:hAnsi="Symbol" w:hint="default"/>
+      </w:rPr>
+    </w:lvl>
+    <w:lvl w:ilvl="2" w:tentative="1">
+      <w:start w:val="1"/>
+      <w:numFmt w:val="decimal"/>
+      <w:lvlText w:val="%3."/>
+      <w:lvlJc w:val="left"/>
+      <w:pPr>
+        <w:tabs>
+          <w:tab w:val="num" w:pos="2160"/>
+        </w:tabs>
+        <w:ind w:left="2160" w:hanging="360"/>
+      </w:pPr>
+    </w:lvl>
+    <w:lvl w:ilvl="3" w:tentative="1">
+      <w:start w:val="1"/>
+      <w:numFmt w:val="decimal"/>
+      <w:lvlText w:val="%4."/>
+      <w:lvlJc w:val="left"/>
+      <w:pPr>
+        <w:tabs>
+          <w:tab w:val="num" w:pos="2880"/>
+        </w:tabs>
+        <w:ind w:left="2880" w:hanging="360"/>
+      </w:pPr>
+    </w:lvl>
+    <w:lvl w:ilvl="4" w:tentative="1">
+      <w:start w:val="1"/>
+      <w:numFmt w:val="decimal"/>
+      <w:lvlText w:val="%5."/>
+      <w:lvlJc w:val="left"/>
+      <w:pPr>
+        <w:tabs>
+          <w:tab w:val="num" w:pos="3600"/>
+        </w:tabs>
+        <w:ind w:left="3600" w:hanging="360"/>
+      </w:pPr>
+    </w:lvl>
+    <w:lvl w:ilvl="5" w:tentative="1">
+      <w:start w:val="1"/>
+      <w:numFmt w:val="decimal"/>
+      <w:lvlText w:val="%6."/>
+      <w:lvlJc w:val="left"/>
+      <w:pPr>
+        <w:tabs>
+          <w:tab w:val="num" w:pos="4320"/>
+        </w:tabs>
+        <w:ind w:left="4320" w:hanging="360"/>
+      </w:pPr>
+    </w:lvl>
+    <w:lvl w:ilvl="6" w:tentative="1">
+      <w:start w:val="1"/>
+      <w:numFmt w:val="decimal"/>
+      <w:lvlText w:val="%7."/>
+      <w:lvlJc w:val="left"/>
+      <w:pPr>
+        <w:tabs>
+          <w:tab w:val="num" w:pos="5040"/>
+        </w:tabs>
+        <w:ind w:left="5040" w:hanging="360"/>
+      </w:pPr>
+    </w:lvl>
+    <w:lvl w:ilvl="7" w:tentative="1">
+      <w:start w:val="1"/>
+      <w:numFmt w:val="decimal"/>
+      <w:lvlText w:val="%8."/>
+      <w:lvlJc w:val="left"/>
+      <w:pPr>
+        <w:tabs>
+          <w:tab w:val="num" w:pos="5760"/>
+        </w:tabs>
+        <w:ind w:left="5760" w:hanging="360"/>
+      </w:pPr>
+    </w:lvl>
+    <w:lvl w:ilvl="8" w:tentative="1">
+      <w:start w:val="1"/>
+      <w:numFmt w:val="decimal"/>
+      <w:lvlText w:val="%9."/>
+      <w:lvlJc w:val="left"/>
+      <w:pPr>
+        <w:tabs>
+          <w:tab w:val="num" w:pos="6480"/>
+        </w:tabs>
+        <w:ind w:left="6480" w:hanging="360"/>
+      </w:pPr>
+    </w:lvl>
+  </w:abstractNum>
+  <w:abstractNum w:abstractNumId="36" w15:restartNumberingAfterBreak="0">
+    <w:nsid w:val="71B915A9"/>
+    <w:multiLevelType w:val="hybridMultilevel"/>
+    <w:tmpl w:val="5F84BEF4"/>
+    <w:lvl w:ilvl="0" w:tplc="1809000F">
+      <w:start w:val="1"/>
+      <w:numFmt w:val="decimal"/>
+      <w:lvlText w:val="%1."/>
+      <w:lvlJc w:val="left"/>
+      <w:pPr>
+        <w:ind w:left="720" w:hanging="360"/>
+      </w:pPr>
+    </w:lvl>
+    <w:lvl w:ilvl="1" w:tplc="18090019" w:tentative="1">
+      <w:start w:val="1"/>
+      <w:numFmt w:val="lowerLetter"/>
+      <w:lvlText w:val="%2."/>
+      <w:lvlJc w:val="left"/>
+      <w:pPr>
+        <w:ind w:left="1440" w:hanging="360"/>
+      </w:pPr>
+    </w:lvl>
+    <w:lvl w:ilvl="2" w:tplc="1809001B" w:tentative="1">
+      <w:start w:val="1"/>
+      <w:numFmt w:val="lowerRoman"/>
+      <w:lvlText w:val="%3."/>
+      <w:lvlJc w:val="right"/>
+      <w:pPr>
+        <w:ind w:left="2160" w:hanging="180"/>
+      </w:pPr>
+    </w:lvl>
+    <w:lvl w:ilvl="3" w:tplc="1809000F" w:tentative="1">
+      <w:start w:val="1"/>
+      <w:numFmt w:val="decimal"/>
+      <w:lvlText w:val="%4."/>
+      <w:lvlJc w:val="left"/>
+      <w:pPr>
+        <w:ind w:left="2880" w:hanging="360"/>
+      </w:pPr>
+    </w:lvl>
+    <w:lvl w:ilvl="4" w:tplc="18090019" w:tentative="1">
+      <w:start w:val="1"/>
+      <w:numFmt w:val="lowerLetter"/>
+      <w:lvlText w:val="%5."/>
+      <w:lvlJc w:val="left"/>
+      <w:pPr>
+        <w:ind w:left="3600" w:hanging="360"/>
+      </w:pPr>
+    </w:lvl>
+    <w:lvl w:ilvl="5" w:tplc="1809001B" w:tentative="1">
+      <w:start w:val="1"/>
+      <w:numFmt w:val="lowerRoman"/>
+      <w:lvlText w:val="%6."/>
+      <w:lvlJc w:val="right"/>
+      <w:pPr>
+        <w:ind w:left="4320" w:hanging="180"/>
+      </w:pPr>
+    </w:lvl>
+    <w:lvl w:ilvl="6" w:tplc="1809000F" w:tentative="1">
+      <w:start w:val="1"/>
+      <w:numFmt w:val="decimal"/>
+      <w:lvlText w:val="%7."/>
+      <w:lvlJc w:val="left"/>
+      <w:pPr>
+        <w:ind w:left="5040" w:hanging="360"/>
+      </w:pPr>
+    </w:lvl>
+    <w:lvl w:ilvl="7" w:tplc="18090019" w:tentative="1">
+      <w:start w:val="1"/>
+      <w:numFmt w:val="lowerLetter"/>
+      <w:lvlText w:val="%8."/>
+      <w:lvlJc w:val="left"/>
+      <w:pPr>
+        <w:ind w:left="5760" w:hanging="360"/>
+      </w:pPr>
+    </w:lvl>
+    <w:lvl w:ilvl="8" w:tplc="1809001B" w:tentative="1">
+      <w:start w:val="1"/>
+      <w:numFmt w:val="lowerRoman"/>
+      <w:lvlText w:val="%9."/>
+      <w:lvlJc w:val="right"/>
+      <w:pPr>
+        <w:ind w:left="6480" w:hanging="180"/>
+      </w:pPr>
+    </w:lvl>
+  </w:abstractNum>
+  <w:abstractNum w:abstractNumId="37" w15:restartNumberingAfterBreak="0">
+    <w:nsid w:val="78825914"/>
+    <w:multiLevelType w:val="hybridMultilevel"/>
+    <w:tmpl w:val="640ED0DC"/>
+    <w:lvl w:ilvl="0" w:tplc="18090001">
+      <w:start w:val="1"/>
+      <w:numFmt w:val="bullet"/>
+      <w:lvlText w:val=""/>
+      <w:lvlJc w:val="left"/>
+      <w:pPr>
+        <w:ind w:left="1080" w:hanging="360"/>
+      </w:pPr>
+      <w:rPr>
+        <w:rFonts w:ascii="Symbol" w:hAnsi="Symbol" w:hint="default"/>
+      </w:rPr>
+    </w:lvl>
+    <w:lvl w:ilvl="1" w:tplc="18090003" w:tentative="1">
+      <w:start w:val="1"/>
+      <w:numFmt w:val="bullet"/>
+      <w:lvlText w:val="o"/>
+      <w:lvlJc w:val="left"/>
+      <w:pPr>
+        <w:ind w:left="1800" w:hanging="360"/>
+      </w:pPr>
+      <w:rPr>
+        <w:rFonts w:ascii="Courier New" w:hAnsi="Courier New" w:cs="Courier New" w:hint="default"/>
+      </w:rPr>
+    </w:lvl>
+    <w:lvl w:ilvl="2" w:tplc="18090005" w:tentative="1">
+      <w:start w:val="1"/>
+      <w:numFmt w:val="bullet"/>
+      <w:lvlText w:val=""/>
+      <w:lvlJc w:val="left"/>
+      <w:pPr>
+        <w:ind w:left="2520" w:hanging="360"/>
+      </w:pPr>
+      <w:rPr>
+        <w:rFonts w:ascii="Wingdings" w:hAnsi="Wingdings" w:hint="default"/>
+      </w:rPr>
+    </w:lvl>
+    <w:lvl w:ilvl="3" w:tplc="18090001" w:tentative="1">
+      <w:start w:val="1"/>
+      <w:numFmt w:val="bullet"/>
+      <w:lvlText w:val=""/>
+      <w:lvlJc w:val="left"/>
+      <w:pPr>
+        <w:ind w:left="3240" w:hanging="360"/>
+      </w:pPr>
+      <w:rPr>
+        <w:rFonts w:ascii="Symbol" w:hAnsi="Symbol" w:hint="default"/>
+      </w:rPr>
+    </w:lvl>
+    <w:lvl w:ilvl="4" w:tplc="18090003" w:tentative="1">
+      <w:start w:val="1"/>
+      <w:numFmt w:val="bullet"/>
+      <w:lvlText w:val="o"/>
+      <w:lvlJc w:val="left"/>
+      <w:pPr>
+        <w:ind w:left="3960" w:hanging="360"/>
+      </w:pPr>
+      <w:rPr>
+        <w:rFonts w:ascii="Courier New" w:hAnsi="Courier New" w:cs="Courier New" w:hint="default"/>
+      </w:rPr>
+    </w:lvl>
+    <w:lvl w:ilvl="5" w:tplc="18090005" w:tentative="1">
+      <w:start w:val="1"/>
+      <w:numFmt w:val="bullet"/>
+      <w:lvlText w:val=""/>
+      <w:lvlJc w:val="left"/>
+      <w:pPr>
+        <w:ind w:left="4680" w:hanging="360"/>
+      </w:pPr>
+      <w:rPr>
+        <w:rFonts w:ascii="Wingdings" w:hAnsi="Wingdings" w:hint="default"/>
+      </w:rPr>
+    </w:lvl>
+    <w:lvl w:ilvl="6" w:tplc="18090001" w:tentative="1">
+      <w:start w:val="1"/>
+      <w:numFmt w:val="bullet"/>
+      <w:lvlText w:val=""/>
+      <w:lvlJc w:val="left"/>
+      <w:pPr>
+        <w:ind w:left="5400" w:hanging="360"/>
+      </w:pPr>
+      <w:rPr>
+        <w:rFonts w:ascii="Symbol" w:hAnsi="Symbol" w:hint="default"/>
+      </w:rPr>
+    </w:lvl>
+    <w:lvl w:ilvl="7" w:tplc="18090003" w:tentative="1">
+      <w:start w:val="1"/>
+      <w:numFmt w:val="bullet"/>
+      <w:lvlText w:val="o"/>
+      <w:lvlJc w:val="left"/>
+      <w:pPr>
+        <w:ind w:left="6120" w:hanging="360"/>
+      </w:pPr>
+      <w:rPr>
+        <w:rFonts w:ascii="Courier New" w:hAnsi="Courier New" w:cs="Courier New" w:hint="default"/>
+      </w:rPr>
+    </w:lvl>
+    <w:lvl w:ilvl="8" w:tplc="18090005" w:tentative="1">
+      <w:start w:val="1"/>
+      <w:numFmt w:val="bullet"/>
+      <w:lvlText w:val=""/>
+      <w:lvlJc w:val="left"/>
+      <w:pPr>
+        <w:ind w:left="6840" w:hanging="360"/>
+      </w:pPr>
+      <w:rPr>
+        <w:rFonts w:ascii="Wingdings" w:hAnsi="Wingdings" w:hint="default"/>
+      </w:rPr>
+    </w:lvl>
+  </w:abstractNum>
+  <w:abstractNum w:abstractNumId="38" w15:restartNumberingAfterBreak="0">
+    <w:nsid w:val="7CE41A99"/>
+    <w:multiLevelType w:val="hybridMultilevel"/>
+    <w:tmpl w:val="B78A9EE6"/>
+    <w:lvl w:ilvl="0" w:tplc="0B16AFAA">
+      <w:start w:val="1"/>
+      <w:numFmt w:val="decimal"/>
+      <w:lvlText w:val="%1."/>
+      <w:lvlJc w:val="left"/>
+      <w:pPr>
+        <w:ind w:left="720" w:hanging="360"/>
+      </w:pPr>
+      <w:rPr>
+        <w:rFonts w:asciiTheme="minorHAnsi" w:eastAsia="宋体" w:hAnsiTheme="minorHAnsi" w:cstheme="minorBidi" w:hint="default"/>
+        <w:b w:val="0"/>
+        <w:color w:val="auto"/>
+        <w:sz w:val="22"/>
+      </w:rPr>
+    </w:lvl>
+    <w:lvl w:ilvl="1" w:tplc="18090019" w:tentative="1">
+      <w:start w:val="1"/>
+      <w:numFmt w:val="lowerLetter"/>
+      <w:lvlText w:val="%2."/>
+      <w:lvlJc w:val="left"/>
+      <w:pPr>
+        <w:ind w:left="1440" w:hanging="360"/>
+      </w:pPr>
+    </w:lvl>
+    <w:lvl w:ilvl="2" w:tplc="1809001B" w:tentative="1">
+      <w:start w:val="1"/>
+      <w:numFmt w:val="lowerRoman"/>
+      <w:lvlText w:val="%3."/>
+      <w:lvlJc w:val="right"/>
+      <w:pPr>
+        <w:ind w:left="2160" w:hanging="180"/>
+      </w:pPr>
+    </w:lvl>
+    <w:lvl w:ilvl="3" w:tplc="1809000F" w:tentative="1">
+      <w:start w:val="1"/>
+      <w:numFmt w:val="decimal"/>
+      <w:lvlText w:val="%4."/>
+      <w:lvlJc w:val="left"/>
+      <w:pPr>
+        <w:ind w:left="2880" w:hanging="360"/>
+      </w:pPr>
+    </w:lvl>
+    <w:lvl w:ilvl="4" w:tplc="18090019" w:tentative="1">
+      <w:start w:val="1"/>
+      <w:numFmt w:val="lowerLetter"/>
+      <w:lvlText w:val="%5."/>
+      <w:lvlJc w:val="left"/>
+      <w:pPr>
+        <w:ind w:left="3600" w:hanging="360"/>
+      </w:pPr>
+    </w:lvl>
+    <w:lvl w:ilvl="5" w:tplc="1809001B" w:tentative="1">
+      <w:start w:val="1"/>
+      <w:numFmt w:val="lowerRoman"/>
+      <w:lvlText w:val="%6."/>
+      <w:lvlJc w:val="right"/>
+      <w:pPr>
+        <w:ind w:left="4320" w:hanging="180"/>
+      </w:pPr>
+    </w:lvl>
+    <w:lvl w:ilvl="6" w:tplc="1809000F" w:tentative="1">
+      <w:start w:val="1"/>
+      <w:numFmt w:val="decimal"/>
+      <w:lvlText w:val="%7."/>
+      <w:lvlJc w:val="left"/>
+      <w:pPr>
+        <w:ind w:left="5040" w:hanging="360"/>
+      </w:pPr>
+    </w:lvl>
+    <w:lvl w:ilvl="7" w:tplc="18090019" w:tentative="1">
+      <w:start w:val="1"/>
+      <w:numFmt w:val="lowerLetter"/>
+      <w:lvlText w:val="%8."/>
+      <w:lvlJc w:val="left"/>
+      <w:pPr>
+        <w:ind w:left="5760" w:hanging="360"/>
+      </w:pPr>
+    </w:lvl>
+    <w:lvl w:ilvl="8" w:tplc="1809001B" w:tentative="1">
+      <w:start w:val="1"/>
+      <w:numFmt w:val="lowerRoman"/>
+      <w:lvlText w:val="%9."/>
+      <w:lvlJc w:val="right"/>
+      <w:pPr>
+        <w:ind w:left="6480" w:hanging="180"/>
       </w:pPr>
     </w:lvl>
   </w:abstractNum>
@@ -3607,31 +7073,100 @@
     <w:abstractNumId w:val="0"/>
   </w:num>
   <w:num w:numId="10" w16cid:durableId="112292777">
+    <w:abstractNumId w:val="34"/>
+  </w:num>
+  <w:num w:numId="11" w16cid:durableId="1838571466">
+    <w:abstractNumId w:val="17"/>
+  </w:num>
+  <w:num w:numId="12" w16cid:durableId="1434714810">
+    <w:abstractNumId w:val="28"/>
+  </w:num>
+  <w:num w:numId="13" w16cid:durableId="1455639622">
+    <w:abstractNumId w:val="33"/>
+  </w:num>
+  <w:num w:numId="14" w16cid:durableId="1426724756">
+    <w:abstractNumId w:val="22"/>
+  </w:num>
+  <w:num w:numId="15" w16cid:durableId="1917665752">
+    <w:abstractNumId w:val="20"/>
+  </w:num>
+  <w:num w:numId="16" w16cid:durableId="1954358769">
+    <w:abstractNumId w:val="21"/>
+  </w:num>
+  <w:num w:numId="17" w16cid:durableId="117838203">
+    <w:abstractNumId w:val="31"/>
+  </w:num>
+  <w:num w:numId="18" w16cid:durableId="169485947">
+    <w:abstractNumId w:val="25"/>
+  </w:num>
+  <w:num w:numId="19" w16cid:durableId="1565720801">
+    <w:abstractNumId w:val="32"/>
+  </w:num>
+  <w:num w:numId="20" w16cid:durableId="650402111">
+    <w:abstractNumId w:val="14"/>
+  </w:num>
+  <w:num w:numId="21" w16cid:durableId="1465583378">
+    <w:abstractNumId w:val="37"/>
+  </w:num>
+  <w:num w:numId="22" w16cid:durableId="10184273">
+    <w:abstractNumId w:val="35"/>
+  </w:num>
+  <w:num w:numId="23" w16cid:durableId="1835872143">
+    <w:abstractNumId w:val="19"/>
+  </w:num>
+  <w:num w:numId="24" w16cid:durableId="384064451">
+    <w:abstractNumId w:val="12"/>
+  </w:num>
+  <w:num w:numId="25" w16cid:durableId="1684627333">
+    <w:abstractNumId w:val="24"/>
+  </w:num>
+  <w:num w:numId="26" w16cid:durableId="1630088166">
+    <w:abstractNumId w:val="27"/>
+  </w:num>
+  <w:num w:numId="27" w16cid:durableId="1490704663">
+    <w:abstractNumId w:val="13"/>
+  </w:num>
+  <w:num w:numId="28" w16cid:durableId="292297805">
+    <w:abstractNumId w:val="30"/>
+  </w:num>
+  <w:num w:numId="29" w16cid:durableId="1546285476">
+    <w:abstractNumId w:val="11"/>
+  </w:num>
+  <w:num w:numId="30" w16cid:durableId="863250833">
+    <w:abstractNumId w:val="29"/>
+  </w:num>
+  <w:num w:numId="31" w16cid:durableId="1333602544">
     <w:abstractNumId w:val="15"/>
   </w:num>
-  <w:num w:numId="11" w16cid:durableId="1838571466">
+  <w:num w:numId="32" w16cid:durableId="564068642">
+    <w:abstractNumId w:val="26"/>
+  </w:num>
+  <w:num w:numId="33" w16cid:durableId="102460754">
+    <w:abstractNumId w:val="18"/>
+  </w:num>
+  <w:num w:numId="34" w16cid:durableId="1748843313">
+    <w:abstractNumId w:val="38"/>
+  </w:num>
+  <w:num w:numId="35" w16cid:durableId="518928921">
+    <w:abstractNumId w:val="16"/>
+  </w:num>
+  <w:num w:numId="36" w16cid:durableId="1470048671">
     <w:abstractNumId w:val="9"/>
   </w:num>
-  <w:num w:numId="12" w16cid:durableId="1434714810">
-    <w:abstractNumId w:val="13"/>
+  <w:num w:numId="37" w16cid:durableId="1582444776">
+    <w:abstractNumId w:val="36"/>
   </w:num>
-  <w:num w:numId="13" w16cid:durableId="1455639622">
-    <w:abstractNumId w:val="14"/>
-  </w:num>
-  <w:num w:numId="14" w16cid:durableId="1426724756">
-    <w:abstractNumId w:val="12"/>
-  </w:num>
-  <w:num w:numId="15" w16cid:durableId="1917665752">
+  <w:num w:numId="38" w16cid:durableId="1142960934">
     <w:abstractNumId w:val="10"/>
   </w:num>
-  <w:num w:numId="16" w16cid:durableId="1954358769">
-    <w:abstractNumId w:val="11"/>
+  <w:num w:numId="39" w16cid:durableId="548877386">
+    <w:abstractNumId w:val="23"/>
   </w:num>
 </w:numbering>
 </file>
 
 <file path=word/styles.xml><?xml version="1.0" encoding="utf-8"?>
-<w:styles xmlns:mc="http://schemas.openxmlformats.org/markup-compatibility/2006" xmlns:r="http://schemas.openxmlformats.org/officeDocument/2006/relationships" xmlns:w="http://schemas.openxmlformats.org/wordprocessingml/2006/main" xmlns:w14="http://schemas.microsoft.com/office/word/2010/wordml" xmlns:w15="http://schemas.microsoft.com/office/word/2012/wordml" xmlns:w16cex="http://schemas.microsoft.com/office/word/2018/wordml/cex" xmlns:w16cid="http://schemas.microsoft.com/office/word/2016/wordml/cid" xmlns:w16="http://schemas.microsoft.com/office/word/2018/wordml" xmlns:w16sdtdh="http://schemas.microsoft.com/office/word/2020/wordml/sdtdatahash" xmlns:w16se="http://schemas.microsoft.com/office/word/2015/wordml/symex" mc:Ignorable="w14 w15 w16se w16cid w16 w16cex w16sdtdh">
+<w:styles xmlns:mc="http://schemas.openxmlformats.org/markup-compatibility/2006" xmlns:r="http://schemas.openxmlformats.org/officeDocument/2006/relationships" xmlns:w="http://schemas.openxmlformats.org/wordprocessingml/2006/main" xmlns:w14="http://schemas.microsoft.com/office/word/2010/wordml" xmlns:w15="http://schemas.microsoft.com/office/word/2012/wordml" xmlns:w16cex="http://schemas.microsoft.com/office/word/2018/wordml/cex" xmlns:w16cid="http://schemas.microsoft.com/office/word/2016/wordml/cid" xmlns:w16="http://schemas.microsoft.com/office/word/2018/wordml" xmlns:w16du="http://schemas.microsoft.com/office/word/2023/wordml/word16du" xmlns:w16sdtdh="http://schemas.microsoft.com/office/word/2020/wordml/sdtdatahash" xmlns:w16sdtfl="http://schemas.microsoft.com/office/word/2024/wordml/sdtformatlock" xmlns:w16se="http://schemas.microsoft.com/office/word/2015/wordml/symex" mc:Ignorable="w14 w15 w16se w16cid w16 w16cex w16sdtdh w16sdtfl w16du">
   <w:docDefaults>
     <w:rPrDefault>
       <w:rPr>
@@ -4233,7 +7768,6 @@
   <w:style w:type="character" w:default="1" w:styleId="a2">
     <w:name w:val="Default Paragraph Font"/>
     <w:uiPriority w:val="1"/>
-    <w:semiHidden/>
     <w:unhideWhenUsed/>
   </w:style>
   <w:style w:type="table" w:default="1" w:styleId="a3">
@@ -15045,6 +18579,23 @@
       <w:shd w:val="clear" w:color="auto" w:fill="E1DFDD"/>
     </w:rPr>
   </w:style>
+  <w:style w:type="paragraph" w:styleId="affb">
+    <w:name w:val="Normal (Web)"/>
+    <w:basedOn w:val="a1"/>
+    <w:uiPriority w:val="99"/>
+    <w:semiHidden/>
+    <w:unhideWhenUsed/>
+    <w:rsid w:val="005C0CAA"/>
+    <w:pPr>
+      <w:spacing w:before="100" w:beforeAutospacing="1" w:after="100" w:afterAutospacing="1" w:line="240" w:lineRule="auto"/>
+    </w:pPr>
+    <w:rPr>
+      <w:rFonts w:ascii="Times New Roman" w:eastAsia="Times New Roman" w:hAnsi="Times New Roman" w:cs="Times New Roman"/>
+      <w:sz w:val="24"/>
+      <w:szCs w:val="24"/>
+      <w:lang w:val="en-IE" w:eastAsia="zh-CN"/>
+    </w:rPr>
+  </w:style>
 </w:styles>
 </file>
 

--- a/docs/CS4135_Project_Setup.docx
+++ b/docs/CS4135_Project_Setup.docx
@@ -543,6 +543,7 @@
                 <w:lang w:val="en-IE" w:eastAsia="zh-CN"/>
               </w:rPr>
             </w:pPr>
+            <w:proofErr w:type="spellStart"/>
             <w:r>
               <w:rPr>
                 <w:rFonts w:ascii="Times New Roman" w:eastAsia="宋体" w:hAnsi="Times New Roman" w:cs="Times New Roman"/>
@@ -552,6 +553,7 @@
               </w:rPr>
               <w:t>Tianxing</w:t>
             </w:r>
+            <w:proofErr w:type="spellEnd"/>
           </w:p>
         </w:tc>
         <w:tc>
@@ -672,6 +674,7 @@
                 <w:lang w:val="en-IE" w:eastAsia="zh-CN"/>
               </w:rPr>
             </w:pPr>
+            <w:proofErr w:type="spellStart"/>
             <w:r>
               <w:rPr>
                 <w:rFonts w:ascii="Times New Roman" w:eastAsia="宋体" w:hAnsi="Times New Roman" w:cs="Times New Roman" w:hint="eastAsia"/>
@@ -699,6 +702,7 @@
               </w:rPr>
               <w:t>tao</w:t>
             </w:r>
+            <w:proofErr w:type="spellEnd"/>
           </w:p>
         </w:tc>
         <w:tc>
@@ -2008,7 +2012,7 @@
       <w:pPr>
         <w:pStyle w:val="21"/>
         <w:rPr>
-          <w:rFonts w:eastAsia="宋体" w:hint="eastAsia"/>
+          <w:rFonts w:eastAsia="宋体"/>
           <w:lang w:eastAsia="zh-CN"/>
         </w:rPr>
       </w:pPr>
@@ -2019,10 +2023,12 @@
       <w:r>
         <w:t xml:space="preserve">and </w:t>
       </w:r>
+      <w:proofErr w:type="spellStart"/>
       <w:r>
         <w:t>Organisation</w:t>
       </w:r>
       <w:bookmarkEnd w:id="1"/>
+      <w:proofErr w:type="spellEnd"/>
     </w:p>
     <w:p>
       <w:pPr>
@@ -2036,13 +2042,7 @@
         <w:rPr>
           <w:rFonts w:ascii="Times New Roman" w:hAnsi="Times New Roman" w:cs="Times New Roman"/>
         </w:rPr>
-        <w:t>The project team consists of three members with clearly defined primary responsibilities to ensure structured collaboration and efficient task distribution. While each member focuses on specific areas, all members contribute to overall system discussion, integration, and testing.</w:t>
-      </w:r>
-      <w:r>
-        <w:rPr>
-          <w:rFonts w:ascii="Times New Roman" w:hAnsi="Times New Roman" w:cs="Times New Roman"/>
-        </w:rPr>
-        <w:t xml:space="preserve"> </w:t>
+        <w:t xml:space="preserve">The project team consists of three members with clearly defined primary responsibilities to ensure structured collaboration and efficient task distribution. While each member focuses on specific areas, all members contribute to overall system discussion, integration, and testing. </w:t>
       </w:r>
     </w:p>
     <w:p>
@@ -2078,63 +2078,59 @@
           <w:bCs/>
           <w:lang w:eastAsia="zh-CN"/>
         </w:rPr>
-        <w:t xml:space="preserve"> - </w:t>
+        <w:t xml:space="preserve"> - Project Manager</w:t>
       </w:r>
       <w:r>
+        <w:rPr>
+          <w:rFonts w:ascii="Times New Roman" w:eastAsia="宋体" w:hAnsi="Times New Roman" w:cs="Times New Roman"/>
+          <w:lang w:eastAsia="zh-CN"/>
+        </w:rPr>
+        <w:t xml:space="preserve"> </w:t>
+      </w:r>
+      <w:r>
+        <w:rPr>
+          <w:rFonts w:ascii="Times New Roman" w:eastAsia="宋体" w:hAnsi="Times New Roman" w:cs="Times New Roman"/>
+          <w:lang w:eastAsia="zh-CN"/>
+        </w:rPr>
+        <w:br/>
+      </w:r>
+      <w:r>
+        <w:rPr>
+          <w:rFonts w:ascii="Times New Roman" w:hAnsi="Times New Roman" w:cs="Times New Roman"/>
+        </w:rPr>
+        <w:t xml:space="preserve">Primarily responsible for overall project coordination, system planning, task allocation, and component integration. Participates in front-end and back-end integration as well as database design to ensure consistency among system modules. </w:t>
+      </w:r>
+    </w:p>
+    <w:p>
+      <w:pPr>
+        <w:pStyle w:val="a9"/>
+        <w:rPr>
+          <w:rFonts w:ascii="Times New Roman" w:eastAsia="宋体" w:hAnsi="Times New Roman" w:cs="Times New Roman"/>
+          <w:lang w:eastAsia="zh-CN"/>
+        </w:rPr>
+      </w:pPr>
+    </w:p>
+    <w:p>
+      <w:pPr>
+        <w:pStyle w:val="a9"/>
         <w:rPr>
           <w:rFonts w:ascii="Times New Roman" w:eastAsia="宋体" w:hAnsi="Times New Roman" w:cs="Times New Roman"/>
           <w:b/>
           <w:bCs/>
           <w:lang w:eastAsia="zh-CN"/>
         </w:rPr>
-        <w:t>Project Manager</w:t>
-      </w:r>
+      </w:pPr>
+      <w:proofErr w:type="spellStart"/>
       <w:r>
-        <w:rPr>
-          <w:rFonts w:ascii="Times New Roman" w:eastAsia="宋体" w:hAnsi="Times New Roman" w:cs="Times New Roman"/>
-          <w:lang w:eastAsia="zh-CN"/>
-        </w:rPr>
-        <w:t xml:space="preserve"> </w:t>
-      </w:r>
-      <w:r>
-        <w:rPr>
-          <w:rFonts w:ascii="Times New Roman" w:eastAsia="宋体" w:hAnsi="Times New Roman" w:cs="Times New Roman"/>
-          <w:lang w:eastAsia="zh-CN"/>
-        </w:rPr>
-        <w:br/>
-      </w:r>
-      <w:r>
-        <w:rPr>
-          <w:rFonts w:ascii="Times New Roman" w:hAnsi="Times New Roman" w:cs="Times New Roman"/>
-        </w:rPr>
-        <w:t>Primarily responsible for overall project coordination, system planning, task allocation, and component integration. Participates in front-end and back-end integration as well as database design to ensure consistency among system modules.</w:t>
-      </w:r>
-      <w:r>
-        <w:rPr>
-          <w:rFonts w:ascii="Times New Roman" w:hAnsi="Times New Roman" w:cs="Times New Roman"/>
-        </w:rPr>
-        <w:t xml:space="preserve"> </w:t>
-      </w:r>
-    </w:p>
-    <w:p>
-      <w:pPr>
-        <w:pStyle w:val="a9"/>
-        <w:rPr>
-          <w:rFonts w:ascii="Times New Roman" w:eastAsia="宋体" w:hAnsi="Times New Roman" w:cs="Times New Roman"/>
-          <w:lang w:eastAsia="zh-CN"/>
-        </w:rPr>
-      </w:pPr>
-    </w:p>
-    <w:p>
-      <w:pPr>
-        <w:pStyle w:val="a9"/>
         <w:rPr>
           <w:rFonts w:ascii="Times New Roman" w:eastAsia="宋体" w:hAnsi="Times New Roman" w:cs="Times New Roman"/>
           <w:b/>
           <w:bCs/>
           <w:lang w:eastAsia="zh-CN"/>
         </w:rPr>
-      </w:pPr>
+        <w:t>Tianxin</w:t>
+      </w:r>
+      <w:proofErr w:type="spellEnd"/>
       <w:r>
         <w:rPr>
           <w:rFonts w:ascii="Times New Roman" w:eastAsia="宋体" w:hAnsi="Times New Roman" w:cs="Times New Roman"/>
@@ -2142,7 +2138,7 @@
           <w:bCs/>
           <w:lang w:eastAsia="zh-CN"/>
         </w:rPr>
-        <w:t>Tianxin Fan – Frontend Develop</w:t>
+        <w:t xml:space="preserve"> Fan – Frontend Develop</w:t>
       </w:r>
       <w:r>
         <w:rPr>
@@ -2179,13 +2175,7 @@
         <w:rPr>
           <w:rFonts w:ascii="Times New Roman" w:hAnsi="Times New Roman" w:cs="Times New Roman"/>
         </w:rPr>
-        <w:t>ocuses on building the React-based interface while also collaborating on feature integration and testing.</w:t>
-      </w:r>
-      <w:r>
-        <w:rPr>
-          <w:rFonts w:ascii="Times New Roman" w:hAnsi="Times New Roman" w:cs="Times New Roman"/>
-        </w:rPr>
-        <w:t xml:space="preserve"> </w:t>
+        <w:t xml:space="preserve">ocuses on building the React-based interface while also collaborating on feature integration and testing. </w:t>
       </w:r>
     </w:p>
     <w:p>
@@ -2207,6 +2197,7 @@
           <w:lang w:eastAsia="zh-CN"/>
         </w:rPr>
       </w:pPr>
+      <w:proofErr w:type="spellStart"/>
       <w:r>
         <w:rPr>
           <w:rFonts w:ascii="Times New Roman" w:eastAsia="宋体" w:hAnsi="Times New Roman" w:cs="Times New Roman"/>
@@ -2214,7 +2205,17 @@
           <w:bCs/>
           <w:lang w:eastAsia="zh-CN"/>
         </w:rPr>
-        <w:t>Hongtao Zhu – Backend Developer</w:t>
+        <w:t>Hongtao</w:t>
+      </w:r>
+      <w:proofErr w:type="spellEnd"/>
+      <w:r>
+        <w:rPr>
+          <w:rFonts w:ascii="Times New Roman" w:eastAsia="宋体" w:hAnsi="Times New Roman" w:cs="Times New Roman"/>
+          <w:b/>
+          <w:bCs/>
+          <w:lang w:eastAsia="zh-CN"/>
+        </w:rPr>
+        <w:t xml:space="preserve"> Zhu – Backend Developer</w:t>
       </w:r>
     </w:p>
     <w:p>
@@ -2242,13 +2243,7 @@
         <w:rPr>
           <w:rFonts w:ascii="Times New Roman" w:hAnsi="Times New Roman" w:cs="Times New Roman"/>
         </w:rPr>
-        <w:t>ocuses on implementing business logic while working closely with other members to ensure smooth integration.</w:t>
-      </w:r>
-      <w:r>
-        <w:rPr>
-          <w:rFonts w:ascii="Times New Roman" w:hAnsi="Times New Roman" w:cs="Times New Roman"/>
-        </w:rPr>
-        <w:t xml:space="preserve"> </w:t>
+        <w:t xml:space="preserve">ocuses on implementing business logic while working closely with other members to ensure smooth integration. </w:t>
       </w:r>
     </w:p>
     <w:p>
@@ -2281,7 +2276,23 @@
           <w:rFonts w:ascii="Times New Roman" w:eastAsia="宋体" w:hAnsi="Times New Roman" w:cs="Times New Roman" w:hint="eastAsia"/>
           <w:lang w:eastAsia="zh-CN"/>
         </w:rPr>
-        <w:t>(whats app)</w:t>
+        <w:t>(</w:t>
+      </w:r>
+      <w:proofErr w:type="spellStart"/>
+      <w:r>
+        <w:rPr>
+          <w:rFonts w:ascii="Times New Roman" w:eastAsia="宋体" w:hAnsi="Times New Roman" w:cs="Times New Roman" w:hint="eastAsia"/>
+          <w:lang w:eastAsia="zh-CN"/>
+        </w:rPr>
+        <w:t>whats</w:t>
+      </w:r>
+      <w:proofErr w:type="spellEnd"/>
+      <w:r>
+        <w:rPr>
+          <w:rFonts w:ascii="Times New Roman" w:eastAsia="宋体" w:hAnsi="Times New Roman" w:cs="Times New Roman" w:hint="eastAsia"/>
+          <w:lang w:eastAsia="zh-CN"/>
+        </w:rPr>
+        <w:t xml:space="preserve"> app)</w:t>
       </w:r>
       <w:r>
         <w:rPr>
@@ -2293,10 +2304,7 @@
         <w:t xml:space="preserve"> </w:t>
       </w:r>
       <w:r>
-        <w:t>Project management will be conducted using Trello or GitHub Projects to track tasks and milestones.</w:t>
-      </w:r>
-      <w:r>
-        <w:t xml:space="preserve"> </w:t>
+        <w:t xml:space="preserve">Project management will be conducted using Trello or GitHub Projects to track tasks and milestones. </w:t>
       </w:r>
       <w:r>
         <w:br w:type="page"/>
@@ -2388,7 +2396,7 @@
       <w:pPr>
         <w:pStyle w:val="a9"/>
         <w:rPr>
-          <w:rFonts w:eastAsia="宋体" w:hint="eastAsia"/>
+          <w:rFonts w:eastAsia="宋体"/>
           <w:lang w:val="en-IE" w:eastAsia="zh-CN"/>
         </w:rPr>
       </w:pPr>
@@ -2579,21 +2587,14 @@
           <w:rFonts w:eastAsia="宋体"/>
           <w:lang w:eastAsia="zh-CN"/>
         </w:rPr>
-        <w:t>:</w:t>
-      </w:r>
-      <w:r>
-        <w:rPr>
-          <w:rFonts w:eastAsia="宋体"/>
-          <w:lang w:eastAsia="zh-CN"/>
-        </w:rPr>
-        <w:t xml:space="preserve"> monitor system operations and manage platform-level configurations</w:t>
+        <w:t>: monitor system operations and manage platform-level configurations</w:t>
       </w:r>
     </w:p>
     <w:p>
       <w:pPr>
         <w:pStyle w:val="a9"/>
         <w:rPr>
-          <w:rFonts w:eastAsia="宋体" w:hint="eastAsia"/>
+          <w:rFonts w:eastAsia="宋体"/>
           <w:lang w:val="en-IE" w:eastAsia="zh-CN"/>
         </w:rPr>
       </w:pPr>
@@ -2744,7 +2745,7 @@
       <w:pPr>
         <w:pStyle w:val="a9"/>
         <w:rPr>
-          <w:rFonts w:eastAsia="宋体" w:hint="eastAsia"/>
+          <w:rFonts w:eastAsia="宋体"/>
           <w:lang w:eastAsia="zh-CN"/>
         </w:rPr>
       </w:pPr>
@@ -3198,16 +3199,7 @@
           <w:bCs/>
           <w:lang w:eastAsia="zh-CN"/>
         </w:rPr>
-        <w:t>Architectural Requirements</w:t>
-      </w:r>
-      <w:r>
-        <w:rPr>
-          <w:rFonts w:ascii="Times New Roman" w:eastAsia="宋体" w:hAnsi="Times New Roman" w:cs="Times New Roman"/>
-          <w:b/>
-          <w:bCs/>
-          <w:lang w:eastAsia="zh-CN"/>
-        </w:rPr>
-        <w:t>:</w:t>
+        <w:t>Architectural Requirements:</w:t>
       </w:r>
     </w:p>
     <w:p>
@@ -3241,7 +3233,7 @@
       <w:pPr>
         <w:pStyle w:val="a9"/>
         <w:rPr>
-          <w:rFonts w:ascii="Times New Roman" w:eastAsia="宋体" w:hAnsi="Times New Roman" w:cs="Times New Roman" w:hint="eastAsia"/>
+          <w:rFonts w:ascii="Times New Roman" w:eastAsia="宋体" w:hAnsi="Times New Roman" w:cs="Times New Roman"/>
           <w:b/>
           <w:bCs/>
           <w:lang w:val="en-IE" w:eastAsia="zh-CN"/>
@@ -3430,7 +3422,7 @@
       <w:pPr>
         <w:pStyle w:val="a9"/>
         <w:rPr>
-          <w:rFonts w:eastAsia="宋体" w:hint="eastAsia"/>
+          <w:rFonts w:eastAsia="宋体"/>
           <w:b/>
           <w:bCs/>
           <w:lang w:val="en-IE" w:eastAsia="zh-CN"/>
@@ -3502,13 +3494,23 @@
         <w:t xml:space="preserve"> Link: </w:t>
       </w:r>
       <w:hyperlink r:id="rId9" w:history="1">
+        <w:proofErr w:type="spellStart"/>
         <w:r>
           <w:rPr>
             <w:rStyle w:val="aff9"/>
             <w:rFonts w:eastAsia="宋体"/>
             <w:lang w:eastAsia="zh-CN"/>
           </w:rPr>
-          <w:t>PeileLi/CS4135-grp-project</w:t>
+          <w:t>PeileLi</w:t>
+        </w:r>
+        <w:proofErr w:type="spellEnd"/>
+        <w:r>
+          <w:rPr>
+            <w:rStyle w:val="aff9"/>
+            <w:rFonts w:eastAsia="宋体"/>
+            <w:lang w:eastAsia="zh-CN"/>
+          </w:rPr>
+          <w:t>/CS4135-grp-project</w:t>
         </w:r>
       </w:hyperlink>
     </w:p>
@@ -3548,22 +3550,543 @@
         </w:rPr>
         <w:t xml:space="preserve">git clone </w:t>
       </w:r>
+      <w:hyperlink r:id="rId10" w:history="1">
+        <w:r>
+          <w:rPr>
+            <w:rStyle w:val="aff9"/>
+            <w:highlight w:val="yellow"/>
+            <w:lang w:eastAsia="zh-CN"/>
+          </w:rPr>
+          <w:t>https://github.com/PeileLi/CS4135-grp-project.git</w:t>
+        </w:r>
+      </w:hyperlink>
+    </w:p>
+    <w:p>
+      <w:pPr>
+        <w:pStyle w:val="a9"/>
+        <w:rPr>
+          <w:rFonts w:eastAsia="宋体" w:hint="eastAsia"/>
+          <w:b/>
+          <w:bCs/>
+          <w:lang w:eastAsia="zh-CN"/>
+        </w:rPr>
+      </w:pPr>
       <w:r>
         <w:rPr>
-          <w:highlight w:val="yellow"/>
+          <w:b/>
+          <w:bCs/>
           <w:lang w:eastAsia="zh-CN"/>
         </w:rPr>
-        <w:t>https://github.com/PeileLi/CS4135-grp-project.git</w:t>
+        <w:t>Repository Structure</w:t>
+      </w:r>
+      <w:r>
+        <w:rPr>
+          <w:rFonts w:ascii="宋体" w:eastAsia="宋体" w:hAnsi="宋体" w:hint="eastAsia"/>
+          <w:b/>
+          <w:bCs/>
+          <w:lang w:eastAsia="zh-CN"/>
+        </w:rPr>
+        <w:t>:</w:t>
+      </w:r>
+    </w:p>
+    <w:tbl>
+      <w:tblPr>
+        <w:tblStyle w:val="aff1"/>
+        <w:tblW w:w="0" w:type="auto"/>
+        <w:tblLook w:val="04A0" w:firstRow="1" w:lastRow="0" w:firstColumn="1" w:lastColumn="0" w:noHBand="0" w:noVBand="1"/>
+      </w:tblPr>
+      <w:tblGrid>
+        <w:gridCol w:w="8856"/>
+      </w:tblGrid>
+      <w:tr>
+        <w:tc>
+          <w:tcPr>
+            <w:tcW w:w="8856" w:type="dxa"/>
+          </w:tcPr>
+          <w:p>
+            <w:pPr>
+              <w:rPr>
+                <w:rFonts w:eastAsia="宋体"/>
+                <w:lang w:val="en-IE" w:eastAsia="zh-CN"/>
+              </w:rPr>
+            </w:pPr>
+            <w:r>
+              <w:rPr>
+                <w:rFonts w:eastAsia="宋体"/>
+                <w:lang w:val="en-IE" w:eastAsia="zh-CN"/>
+              </w:rPr>
+              <w:t>CS4135-grp-project/</w:t>
+            </w:r>
+          </w:p>
+          <w:p>
+            <w:pPr>
+              <w:rPr>
+                <w:rFonts w:eastAsia="宋体"/>
+                <w:lang w:val="en-IE" w:eastAsia="zh-CN"/>
+              </w:rPr>
+            </w:pPr>
+            <w:r>
+              <w:rPr>
+                <w:rFonts w:eastAsia="宋体"/>
+                <w:lang w:val="en-IE" w:eastAsia="zh-CN"/>
+              </w:rPr>
+              <w:t>├── docker-compose.yaml      # Docker orchestration config</w:t>
+            </w:r>
+          </w:p>
+          <w:p>
+            <w:pPr>
+              <w:rPr>
+                <w:rFonts w:eastAsia="宋体"/>
+                <w:lang w:val="en-IE" w:eastAsia="zh-CN"/>
+              </w:rPr>
+            </w:pPr>
+            <w:r>
+              <w:rPr>
+                <w:rFonts w:eastAsia="宋体"/>
+                <w:lang w:val="en-IE" w:eastAsia="zh-CN"/>
+              </w:rPr>
+              <w:t xml:space="preserve">├── README.md                 </w:t>
+            </w:r>
+            <w:r>
+              <w:rPr>
+                <w:rFonts w:eastAsia="宋体" w:hint="eastAsia"/>
+                <w:lang w:val="en-IE" w:eastAsia="zh-CN"/>
+              </w:rPr>
+              <w:t xml:space="preserve">       </w:t>
+            </w:r>
+            <w:r>
+              <w:rPr>
+                <w:rFonts w:eastAsia="宋体"/>
+                <w:lang w:val="en-IE" w:eastAsia="zh-CN"/>
+              </w:rPr>
+              <w:t># Project documentation</w:t>
+            </w:r>
+          </w:p>
+          <w:p>
+            <w:pPr>
+              <w:rPr>
+                <w:rFonts w:eastAsia="宋体"/>
+                <w:lang w:val="en-IE" w:eastAsia="zh-CN"/>
+              </w:rPr>
+            </w:pPr>
+            <w:r>
+              <w:rPr>
+                <w:rFonts w:eastAsia="宋体"/>
+                <w:lang w:val="en-IE" w:eastAsia="zh-CN"/>
+              </w:rPr>
+              <w:t>├── backend/                  </w:t>
+            </w:r>
+            <w:r>
+              <w:rPr>
+                <w:rFonts w:eastAsia="宋体" w:hint="eastAsia"/>
+                <w:lang w:val="en-IE" w:eastAsia="zh-CN"/>
+              </w:rPr>
+              <w:t xml:space="preserve">            </w:t>
+            </w:r>
+            <w:r>
+              <w:rPr>
+                <w:rFonts w:eastAsia="宋体"/>
+                <w:lang w:val="en-IE" w:eastAsia="zh-CN"/>
+              </w:rPr>
+              <w:t># Backend service</w:t>
+            </w:r>
+          </w:p>
+          <w:p>
+            <w:pPr>
+              <w:rPr>
+                <w:rFonts w:eastAsia="宋体"/>
+                <w:lang w:val="en-IE" w:eastAsia="zh-CN"/>
+              </w:rPr>
+            </w:pPr>
+            <w:r>
+              <w:rPr>
+                <w:rFonts w:eastAsia="宋体"/>
+                <w:lang w:val="en-IE" w:eastAsia="zh-CN"/>
+              </w:rPr>
+              <w:t>│   ├── Dockerfile</w:t>
+            </w:r>
+          </w:p>
+          <w:p>
+            <w:pPr>
+              <w:rPr>
+                <w:rFonts w:eastAsia="宋体"/>
+                <w:lang w:val="en-IE" w:eastAsia="zh-CN"/>
+              </w:rPr>
+            </w:pPr>
+            <w:r>
+              <w:rPr>
+                <w:rFonts w:eastAsia="宋体"/>
+                <w:lang w:val="en-IE" w:eastAsia="zh-CN"/>
+              </w:rPr>
+              <w:t xml:space="preserve">│   ├── pom.xml               </w:t>
+            </w:r>
+            <w:r>
+              <w:rPr>
+                <w:rFonts w:eastAsia="宋体" w:hint="eastAsia"/>
+                <w:lang w:val="en-IE" w:eastAsia="zh-CN"/>
+              </w:rPr>
+              <w:t xml:space="preserve">           </w:t>
+            </w:r>
+            <w:r>
+              <w:rPr>
+                <w:rFonts w:eastAsia="宋体"/>
+                <w:lang w:val="en-IE" w:eastAsia="zh-CN"/>
+              </w:rPr>
+              <w:t># Maven configuration</w:t>
+            </w:r>
+          </w:p>
+          <w:p>
+            <w:pPr>
+              <w:rPr>
+                <w:rFonts w:eastAsia="宋体"/>
+                <w:lang w:val="en-IE" w:eastAsia="zh-CN"/>
+              </w:rPr>
+            </w:pPr>
+            <w:r>
+              <w:rPr>
+                <w:rFonts w:eastAsia="宋体"/>
+                <w:lang w:val="en-IE" w:eastAsia="zh-CN"/>
+              </w:rPr>
+              <w:t>│   └── src/</w:t>
+            </w:r>
+          </w:p>
+          <w:p>
+            <w:pPr>
+              <w:rPr>
+                <w:rFonts w:eastAsia="宋体"/>
+                <w:lang w:val="fr-FR" w:eastAsia="zh-CN"/>
+              </w:rPr>
+            </w:pPr>
+            <w:r>
+              <w:rPr>
+                <w:rFonts w:eastAsia="宋体"/>
+                <w:lang w:val="fr-FR" w:eastAsia="zh-CN"/>
+              </w:rPr>
+              <w:t>│       ├── main/java/        </w:t>
+            </w:r>
+            <w:r>
+              <w:rPr>
+                <w:rFonts w:eastAsia="宋体" w:hint="eastAsia"/>
+                <w:lang w:val="fr-FR" w:eastAsia="zh-CN"/>
+              </w:rPr>
+              <w:t xml:space="preserve">        </w:t>
+            </w:r>
+            <w:r>
+              <w:rPr>
+                <w:rFonts w:eastAsia="宋体"/>
+                <w:lang w:val="fr-FR" w:eastAsia="zh-CN"/>
+              </w:rPr>
+              <w:t># Main source code</w:t>
+            </w:r>
+          </w:p>
+          <w:p>
+            <w:pPr>
+              <w:rPr>
+                <w:rFonts w:eastAsia="宋体"/>
+                <w:lang w:val="fr-FR" w:eastAsia="zh-CN"/>
+              </w:rPr>
+            </w:pPr>
+            <w:r>
+              <w:rPr>
+                <w:rFonts w:eastAsia="宋体"/>
+                <w:lang w:val="fr-FR" w:eastAsia="zh-CN"/>
+              </w:rPr>
+              <w:t>│       └── test/java/        </w:t>
+            </w:r>
+            <w:r>
+              <w:rPr>
+                <w:rFonts w:eastAsia="宋体" w:hint="eastAsia"/>
+                <w:lang w:val="fr-FR" w:eastAsia="zh-CN"/>
+              </w:rPr>
+              <w:t xml:space="preserve">           </w:t>
+            </w:r>
+            <w:r>
+              <w:rPr>
+                <w:rFonts w:eastAsia="宋体"/>
+                <w:lang w:val="fr-FR" w:eastAsia="zh-CN"/>
+              </w:rPr>
+              <w:t># Test code</w:t>
+            </w:r>
+          </w:p>
+          <w:p>
+            <w:pPr>
+              <w:rPr>
+                <w:rFonts w:eastAsia="宋体"/>
+                <w:lang w:val="fr-FR" w:eastAsia="zh-CN"/>
+              </w:rPr>
+            </w:pPr>
+            <w:r>
+              <w:rPr>
+                <w:rFonts w:eastAsia="宋体"/>
+                <w:lang w:val="fr-FR" w:eastAsia="zh-CN"/>
+              </w:rPr>
+              <w:t xml:space="preserve">├── frontend/                 </w:t>
+            </w:r>
+            <w:r>
+              <w:rPr>
+                <w:rFonts w:eastAsia="宋体" w:hint="eastAsia"/>
+                <w:lang w:val="fr-FR" w:eastAsia="zh-CN"/>
+              </w:rPr>
+              <w:t xml:space="preserve">            </w:t>
+            </w:r>
+            <w:r>
+              <w:rPr>
+                <w:rFonts w:eastAsia="宋体"/>
+                <w:lang w:val="fr-FR" w:eastAsia="zh-CN"/>
+              </w:rPr>
+              <w:t># Frontend service</w:t>
+            </w:r>
+          </w:p>
+          <w:p>
+            <w:pPr>
+              <w:rPr>
+                <w:rFonts w:eastAsia="宋体"/>
+                <w:lang w:val="fr-FR" w:eastAsia="zh-CN"/>
+              </w:rPr>
+            </w:pPr>
+            <w:r>
+              <w:rPr>
+                <w:rFonts w:eastAsia="宋体"/>
+                <w:lang w:val="fr-FR" w:eastAsia="zh-CN"/>
+              </w:rPr>
+              <w:t>│   ├── Dockerfile</w:t>
+            </w:r>
+          </w:p>
+          <w:p>
+            <w:pPr>
+              <w:rPr>
+                <w:rFonts w:eastAsia="宋体"/>
+                <w:lang w:val="fr-FR" w:eastAsia="zh-CN"/>
+              </w:rPr>
+            </w:pPr>
+            <w:r>
+              <w:rPr>
+                <w:rFonts w:eastAsia="宋体"/>
+                <w:lang w:val="fr-FR" w:eastAsia="zh-CN"/>
+              </w:rPr>
+              <w:t>│   ├── package.json          </w:t>
+            </w:r>
+            <w:r>
+              <w:rPr>
+                <w:rFonts w:eastAsia="宋体" w:hint="eastAsia"/>
+                <w:lang w:val="fr-FR" w:eastAsia="zh-CN"/>
+              </w:rPr>
+              <w:t xml:space="preserve">        </w:t>
+            </w:r>
+            <w:r>
+              <w:rPr>
+                <w:rFonts w:eastAsia="宋体"/>
+                <w:lang w:val="fr-FR" w:eastAsia="zh-CN"/>
+              </w:rPr>
+              <w:t># npm configuration</w:t>
+            </w:r>
+          </w:p>
+          <w:p>
+            <w:pPr>
+              <w:rPr>
+                <w:rFonts w:eastAsia="宋体"/>
+                <w:lang w:val="fr-FR" w:eastAsia="zh-CN"/>
+              </w:rPr>
+            </w:pPr>
+            <w:r>
+              <w:rPr>
+                <w:rFonts w:eastAsia="宋体"/>
+                <w:lang w:val="fr-FR" w:eastAsia="zh-CN"/>
+              </w:rPr>
+              <w:t>│   └── src/                  </w:t>
+            </w:r>
+            <w:r>
+              <w:rPr>
+                <w:rFonts w:eastAsia="宋体" w:hint="eastAsia"/>
+                <w:lang w:val="fr-FR" w:eastAsia="zh-CN"/>
+              </w:rPr>
+              <w:t xml:space="preserve">                 </w:t>
+            </w:r>
+            <w:r>
+              <w:rPr>
+                <w:rFonts w:eastAsia="宋体"/>
+                <w:lang w:val="fr-FR" w:eastAsia="zh-CN"/>
+              </w:rPr>
+              <w:t># Source code</w:t>
+            </w:r>
+          </w:p>
+          <w:p>
+            <w:pPr>
+              <w:rPr>
+                <w:rFonts w:eastAsia="宋体" w:hint="eastAsia"/>
+                <w:lang w:val="fr-FR" w:eastAsia="zh-CN"/>
+              </w:rPr>
+            </w:pPr>
+            <w:r>
+              <w:rPr>
+                <w:rFonts w:eastAsia="宋体"/>
+                <w:lang w:val="fr-FR" w:eastAsia="zh-CN"/>
+              </w:rPr>
+              <w:t xml:space="preserve">└── docs/                     </w:t>
+            </w:r>
+            <w:r>
+              <w:rPr>
+                <w:rFonts w:eastAsia="宋体" w:hint="eastAsia"/>
+                <w:lang w:val="fr-FR" w:eastAsia="zh-CN"/>
+              </w:rPr>
+              <w:t xml:space="preserve">                 </w:t>
+            </w:r>
+            <w:r>
+              <w:rPr>
+                <w:rFonts w:eastAsia="宋体"/>
+                <w:lang w:val="fr-FR" w:eastAsia="zh-CN"/>
+              </w:rPr>
+              <w:t># Project documentation</w:t>
+            </w:r>
+          </w:p>
+        </w:tc>
+      </w:tr>
+    </w:tbl>
+    <w:p>
+      <w:pPr>
+        <w:pStyle w:val="a9"/>
+        <w:rPr>
+          <w:lang w:val="en-IE"/>
+        </w:rPr>
+      </w:pPr>
+      <w:r>
+        <w:rPr>
+          <w:lang w:val="en-IE"/>
+        </w:rPr>
+        <w:t>The repository is divided into the following main directories:</w:t>
       </w:r>
     </w:p>
     <w:p>
       <w:pPr>
+        <w:pStyle w:val="a9"/>
+        <w:numPr>
+          <w:ilvl w:val="0"/>
+          <w:numId w:val="41"/>
+        </w:numPr>
+        <w:rPr>
+          <w:lang w:val="en-IE"/>
+        </w:rPr>
+      </w:pPr>
+      <w:r>
+        <w:rPr>
+          <w:b/>
+          <w:bCs/>
+          <w:lang w:val="en-IE"/>
+        </w:rPr>
+        <w:t>backend/</w:t>
+      </w:r>
+      <w:r>
+        <w:rPr>
+          <w:lang w:val="en-IE"/>
+        </w:rPr>
+        <w:t xml:space="preserve"> – Contains the backend service implemented using Spring Boot. This directory includes the Dockerfile, Maven configuration (pom.xml), main source code (src/main/java), and test code (src/test/java).</w:t>
+      </w:r>
+    </w:p>
+    <w:p>
+      <w:pPr>
+        <w:pStyle w:val="a9"/>
+        <w:numPr>
+          <w:ilvl w:val="0"/>
+          <w:numId w:val="41"/>
+        </w:numPr>
+        <w:rPr>
+          <w:lang w:val="en-IE"/>
+        </w:rPr>
+      </w:pPr>
+      <w:r>
+        <w:rPr>
+          <w:b/>
+          <w:bCs/>
+          <w:lang w:val="en-IE"/>
+        </w:rPr>
+        <w:t>frontend/</w:t>
+      </w:r>
+      <w:r>
+        <w:rPr>
+          <w:lang w:val="en-IE"/>
+        </w:rPr>
+        <w:t xml:space="preserve"> – Contains the React-based frontend application. This directory includes the Dockerfile, </w:t>
+      </w:r>
+      <w:proofErr w:type="spellStart"/>
+      <w:r>
+        <w:rPr>
+          <w:lang w:val="en-IE"/>
+        </w:rPr>
+        <w:t>npm</w:t>
+      </w:r>
+      <w:proofErr w:type="spellEnd"/>
+      <w:r>
+        <w:rPr>
+          <w:lang w:val="en-IE"/>
+        </w:rPr>
+        <w:t xml:space="preserve"> configuration (</w:t>
+      </w:r>
+      <w:proofErr w:type="spellStart"/>
+      <w:r>
+        <w:rPr>
+          <w:lang w:val="en-IE"/>
+        </w:rPr>
+        <w:t>package.json</w:t>
+      </w:r>
+      <w:proofErr w:type="spellEnd"/>
+      <w:r>
+        <w:rPr>
+          <w:lang w:val="en-IE"/>
+        </w:rPr>
+        <w:t>), and source code.</w:t>
+      </w:r>
+    </w:p>
+    <w:p>
+      <w:pPr>
+        <w:pStyle w:val="a9"/>
+        <w:numPr>
+          <w:ilvl w:val="0"/>
+          <w:numId w:val="41"/>
+        </w:numPr>
+        <w:rPr>
+          <w:lang w:val="en-IE"/>
+        </w:rPr>
+      </w:pPr>
+      <w:r>
+        <w:rPr>
+          <w:b/>
+          <w:bCs/>
+          <w:lang w:val="en-IE"/>
+        </w:rPr>
+        <w:t>docs/</w:t>
+      </w:r>
+      <w:r>
+        <w:rPr>
+          <w:lang w:val="en-IE"/>
+        </w:rPr>
+        <w:t xml:space="preserve"> – Stores project-related documentation, including design notes and reports.</w:t>
+      </w:r>
+    </w:p>
+    <w:p>
+      <w:pPr>
+        <w:pStyle w:val="a9"/>
+        <w:rPr>
+          <w:lang w:val="en-IE"/>
+        </w:rPr>
+      </w:pPr>
+      <w:r>
+        <w:rPr>
+          <w:lang w:val="en-IE"/>
+        </w:rPr>
+        <w:t>This structured organization ensures clear separation between frontend and backend components, supports containerized deployment, and facilitates collaborative development through proper version control practices.</w:t>
+      </w:r>
+    </w:p>
+    <w:p>
+      <w:pPr>
         <w:rPr>
           <w:rFonts w:eastAsia="宋体"/>
-          <w:lang w:eastAsia="zh-CN"/>
+          <w:lang w:val="en-IE" w:eastAsia="zh-CN"/>
         </w:rPr>
       </w:pPr>
       <w:r>
+        <w:rPr>
+          <w:lang w:val="en-IE"/>
+        </w:rPr>
         <w:br w:type="page"/>
       </w:r>
     </w:p>
@@ -3618,14 +4141,32 @@
         </w:rPr>
         <w:t xml:space="preserve">: </w:t>
       </w:r>
-      <w:hyperlink r:id="rId10" w:history="1">
+      <w:hyperlink r:id="rId11" w:history="1">
         <w:r>
           <w:rPr>
             <w:rStyle w:val="aff9"/>
             <w:rFonts w:eastAsia="宋体"/>
             <w:lang w:eastAsia="zh-CN"/>
           </w:rPr>
-          <w:t>Home · PeileLi/CS4135-grp-project Wiki</w:t>
+          <w:t xml:space="preserve">Home · </w:t>
+        </w:r>
+        <w:proofErr w:type="spellStart"/>
+        <w:r>
+          <w:rPr>
+            <w:rStyle w:val="aff9"/>
+            <w:rFonts w:eastAsia="宋体"/>
+            <w:lang w:eastAsia="zh-CN"/>
+          </w:rPr>
+          <w:t>PeileLi</w:t>
+        </w:r>
+        <w:proofErr w:type="spellEnd"/>
+        <w:r>
+          <w:rPr>
+            <w:rStyle w:val="aff9"/>
+            <w:rFonts w:eastAsia="宋体"/>
+            <w:lang w:eastAsia="zh-CN"/>
+          </w:rPr>
+          <w:t>/CS4135-grp-project Wiki</w:t>
         </w:r>
       </w:hyperlink>
       <w:r>
@@ -6185,6 +6726,155 @@
     </w:lvl>
   </w:abstractNum>
   <w:abstractNum w:abstractNumId="30" w15:restartNumberingAfterBreak="0">
+    <w:nsid w:val="5CE45D98"/>
+    <w:multiLevelType w:val="multilevel"/>
+    <w:tmpl w:val="B0B829C2"/>
+    <w:lvl w:ilvl="0">
+      <w:start w:val="1"/>
+      <w:numFmt w:val="bullet"/>
+      <w:lvlText w:val=""/>
+      <w:lvlJc w:val="left"/>
+      <w:pPr>
+        <w:tabs>
+          <w:tab w:val="num" w:pos="720"/>
+        </w:tabs>
+        <w:ind w:left="720" w:hanging="360"/>
+      </w:pPr>
+      <w:rPr>
+        <w:rFonts w:ascii="Symbol" w:hAnsi="Symbol" w:hint="default"/>
+        <w:sz w:val="20"/>
+      </w:rPr>
+    </w:lvl>
+    <w:lvl w:ilvl="1" w:tentative="1">
+      <w:start w:val="1"/>
+      <w:numFmt w:val="bullet"/>
+      <w:lvlText w:val="o"/>
+      <w:lvlJc w:val="left"/>
+      <w:pPr>
+        <w:tabs>
+          <w:tab w:val="num" w:pos="1440"/>
+        </w:tabs>
+        <w:ind w:left="1440" w:hanging="360"/>
+      </w:pPr>
+      <w:rPr>
+        <w:rFonts w:ascii="Courier New" w:hAnsi="Courier New" w:hint="default"/>
+        <w:sz w:val="20"/>
+      </w:rPr>
+    </w:lvl>
+    <w:lvl w:ilvl="2" w:tentative="1">
+      <w:start w:val="1"/>
+      <w:numFmt w:val="bullet"/>
+      <w:lvlText w:val=""/>
+      <w:lvlJc w:val="left"/>
+      <w:pPr>
+        <w:tabs>
+          <w:tab w:val="num" w:pos="2160"/>
+        </w:tabs>
+        <w:ind w:left="2160" w:hanging="360"/>
+      </w:pPr>
+      <w:rPr>
+        <w:rFonts w:ascii="Wingdings" w:hAnsi="Wingdings" w:hint="default"/>
+        <w:sz w:val="20"/>
+      </w:rPr>
+    </w:lvl>
+    <w:lvl w:ilvl="3" w:tentative="1">
+      <w:start w:val="1"/>
+      <w:numFmt w:val="bullet"/>
+      <w:lvlText w:val=""/>
+      <w:lvlJc w:val="left"/>
+      <w:pPr>
+        <w:tabs>
+          <w:tab w:val="num" w:pos="2880"/>
+        </w:tabs>
+        <w:ind w:left="2880" w:hanging="360"/>
+      </w:pPr>
+      <w:rPr>
+        <w:rFonts w:ascii="Wingdings" w:hAnsi="Wingdings" w:hint="default"/>
+        <w:sz w:val="20"/>
+      </w:rPr>
+    </w:lvl>
+    <w:lvl w:ilvl="4" w:tentative="1">
+      <w:start w:val="1"/>
+      <w:numFmt w:val="bullet"/>
+      <w:lvlText w:val=""/>
+      <w:lvlJc w:val="left"/>
+      <w:pPr>
+        <w:tabs>
+          <w:tab w:val="num" w:pos="3600"/>
+        </w:tabs>
+        <w:ind w:left="3600" w:hanging="360"/>
+      </w:pPr>
+      <w:rPr>
+        <w:rFonts w:ascii="Wingdings" w:hAnsi="Wingdings" w:hint="default"/>
+        <w:sz w:val="20"/>
+      </w:rPr>
+    </w:lvl>
+    <w:lvl w:ilvl="5" w:tentative="1">
+      <w:start w:val="1"/>
+      <w:numFmt w:val="bullet"/>
+      <w:lvlText w:val=""/>
+      <w:lvlJc w:val="left"/>
+      <w:pPr>
+        <w:tabs>
+          <w:tab w:val="num" w:pos="4320"/>
+        </w:tabs>
+        <w:ind w:left="4320" w:hanging="360"/>
+      </w:pPr>
+      <w:rPr>
+        <w:rFonts w:ascii="Wingdings" w:hAnsi="Wingdings" w:hint="default"/>
+        <w:sz w:val="20"/>
+      </w:rPr>
+    </w:lvl>
+    <w:lvl w:ilvl="6" w:tentative="1">
+      <w:start w:val="1"/>
+      <w:numFmt w:val="bullet"/>
+      <w:lvlText w:val=""/>
+      <w:lvlJc w:val="left"/>
+      <w:pPr>
+        <w:tabs>
+          <w:tab w:val="num" w:pos="5040"/>
+        </w:tabs>
+        <w:ind w:left="5040" w:hanging="360"/>
+      </w:pPr>
+      <w:rPr>
+        <w:rFonts w:ascii="Wingdings" w:hAnsi="Wingdings" w:hint="default"/>
+        <w:sz w:val="20"/>
+      </w:rPr>
+    </w:lvl>
+    <w:lvl w:ilvl="7" w:tentative="1">
+      <w:start w:val="1"/>
+      <w:numFmt w:val="bullet"/>
+      <w:lvlText w:val=""/>
+      <w:lvlJc w:val="left"/>
+      <w:pPr>
+        <w:tabs>
+          <w:tab w:val="num" w:pos="5760"/>
+        </w:tabs>
+        <w:ind w:left="5760" w:hanging="360"/>
+      </w:pPr>
+      <w:rPr>
+        <w:rFonts w:ascii="Wingdings" w:hAnsi="Wingdings" w:hint="default"/>
+        <w:sz w:val="20"/>
+      </w:rPr>
+    </w:lvl>
+    <w:lvl w:ilvl="8" w:tentative="1">
+      <w:start w:val="1"/>
+      <w:numFmt w:val="bullet"/>
+      <w:lvlText w:val=""/>
+      <w:lvlJc w:val="left"/>
+      <w:pPr>
+        <w:tabs>
+          <w:tab w:val="num" w:pos="6480"/>
+        </w:tabs>
+        <w:ind w:left="6480" w:hanging="360"/>
+      </w:pPr>
+      <w:rPr>
+        <w:rFonts w:ascii="Wingdings" w:hAnsi="Wingdings" w:hint="default"/>
+        <w:sz w:val="20"/>
+      </w:rPr>
+    </w:lvl>
+  </w:abstractNum>
+  <w:abstractNum w:abstractNumId="31" w15:restartNumberingAfterBreak="0">
     <w:nsid w:val="5D1F3116"/>
     <w:multiLevelType w:val="multilevel"/>
     <w:tmpl w:val="29DA0726"/>
@@ -6297,7 +6987,7 @@
       </w:pPr>
     </w:lvl>
   </w:abstractNum>
-  <w:abstractNum w:abstractNumId="31" w15:restartNumberingAfterBreak="0">
+  <w:abstractNum w:abstractNumId="32" w15:restartNumberingAfterBreak="0">
     <w:nsid w:val="5F66059F"/>
     <w:multiLevelType w:val="hybridMultilevel"/>
     <w:tmpl w:val="6338DF0C"/>
@@ -6383,7 +7073,7 @@
       </w:pPr>
     </w:lvl>
   </w:abstractNum>
-  <w:abstractNum w:abstractNumId="32" w15:restartNumberingAfterBreak="0">
+  <w:abstractNum w:abstractNumId="33" w15:restartNumberingAfterBreak="0">
     <w:nsid w:val="674B728C"/>
     <w:multiLevelType w:val="hybridMultilevel"/>
     <w:tmpl w:val="552CDCFA"/>
@@ -6469,7 +7159,7 @@
       </w:pPr>
     </w:lvl>
   </w:abstractNum>
-  <w:abstractNum w:abstractNumId="33" w15:restartNumberingAfterBreak="0">
+  <w:abstractNum w:abstractNumId="34" w15:restartNumberingAfterBreak="0">
     <w:nsid w:val="68AD7C86"/>
     <w:multiLevelType w:val="hybridMultilevel"/>
     <w:tmpl w:val="F2A2D5EA"/>
@@ -6555,7 +7245,7 @@
       </w:pPr>
     </w:lvl>
   </w:abstractNum>
-  <w:abstractNum w:abstractNumId="34" w15:restartNumberingAfterBreak="0">
+  <w:abstractNum w:abstractNumId="35" w15:restartNumberingAfterBreak="0">
     <w:nsid w:val="6C6B238C"/>
     <w:multiLevelType w:val="hybridMultilevel"/>
     <w:tmpl w:val="E78C6396"/>
@@ -6641,7 +7331,7 @@
       </w:pPr>
     </w:lvl>
   </w:abstractNum>
-  <w:abstractNum w:abstractNumId="35" w15:restartNumberingAfterBreak="0">
+  <w:abstractNum w:abstractNumId="36" w15:restartNumberingAfterBreak="0">
     <w:nsid w:val="6FD921E6"/>
     <w:multiLevelType w:val="multilevel"/>
     <w:tmpl w:val="29DA0726"/>
@@ -6754,7 +7444,7 @@
       </w:pPr>
     </w:lvl>
   </w:abstractNum>
-  <w:abstractNum w:abstractNumId="36" w15:restartNumberingAfterBreak="0">
+  <w:abstractNum w:abstractNumId="37" w15:restartNumberingAfterBreak="0">
     <w:nsid w:val="71B915A9"/>
     <w:multiLevelType w:val="hybridMultilevel"/>
     <w:tmpl w:val="5F84BEF4"/>
@@ -6840,7 +7530,7 @@
       </w:pPr>
     </w:lvl>
   </w:abstractNum>
-  <w:abstractNum w:abstractNumId="37" w15:restartNumberingAfterBreak="0">
+  <w:abstractNum w:abstractNumId="38" w15:restartNumberingAfterBreak="0">
     <w:nsid w:val="78825914"/>
     <w:multiLevelType w:val="hybridMultilevel"/>
     <w:tmpl w:val="640ED0DC"/>
@@ -6953,7 +7643,7 @@
       </w:rPr>
     </w:lvl>
   </w:abstractNum>
-  <w:abstractNum w:abstractNumId="38" w15:restartNumberingAfterBreak="0">
+  <w:abstractNum w:abstractNumId="39" w15:restartNumberingAfterBreak="0">
     <w:nsid w:val="7CE41A99"/>
     <w:multiLevelType w:val="hybridMultilevel"/>
     <w:tmpl w:val="B78A9EE6"/>
@@ -7043,6 +7733,119 @@
       <w:pPr>
         <w:ind w:left="6480" w:hanging="180"/>
       </w:pPr>
+    </w:lvl>
+  </w:abstractNum>
+  <w:abstractNum w:abstractNumId="40" w15:restartNumberingAfterBreak="0">
+    <w:nsid w:val="7DF61D84"/>
+    <w:multiLevelType w:val="hybridMultilevel"/>
+    <w:tmpl w:val="898C43F6"/>
+    <w:lvl w:ilvl="0" w:tplc="18090001">
+      <w:start w:val="1"/>
+      <w:numFmt w:val="bullet"/>
+      <w:lvlText w:val=""/>
+      <w:lvlJc w:val="left"/>
+      <w:pPr>
+        <w:ind w:left="720" w:hanging="360"/>
+      </w:pPr>
+      <w:rPr>
+        <w:rFonts w:ascii="Symbol" w:hAnsi="Symbol" w:hint="default"/>
+      </w:rPr>
+    </w:lvl>
+    <w:lvl w:ilvl="1" w:tplc="18090003" w:tentative="1">
+      <w:start w:val="1"/>
+      <w:numFmt w:val="bullet"/>
+      <w:lvlText w:val="o"/>
+      <w:lvlJc w:val="left"/>
+      <w:pPr>
+        <w:ind w:left="1440" w:hanging="360"/>
+      </w:pPr>
+      <w:rPr>
+        <w:rFonts w:ascii="Courier New" w:hAnsi="Courier New" w:cs="Courier New" w:hint="default"/>
+      </w:rPr>
+    </w:lvl>
+    <w:lvl w:ilvl="2" w:tplc="18090005" w:tentative="1">
+      <w:start w:val="1"/>
+      <w:numFmt w:val="bullet"/>
+      <w:lvlText w:val=""/>
+      <w:lvlJc w:val="left"/>
+      <w:pPr>
+        <w:ind w:left="2160" w:hanging="360"/>
+      </w:pPr>
+      <w:rPr>
+        <w:rFonts w:ascii="Wingdings" w:hAnsi="Wingdings" w:hint="default"/>
+      </w:rPr>
+    </w:lvl>
+    <w:lvl w:ilvl="3" w:tplc="18090001" w:tentative="1">
+      <w:start w:val="1"/>
+      <w:numFmt w:val="bullet"/>
+      <w:lvlText w:val=""/>
+      <w:lvlJc w:val="left"/>
+      <w:pPr>
+        <w:ind w:left="2880" w:hanging="360"/>
+      </w:pPr>
+      <w:rPr>
+        <w:rFonts w:ascii="Symbol" w:hAnsi="Symbol" w:hint="default"/>
+      </w:rPr>
+    </w:lvl>
+    <w:lvl w:ilvl="4" w:tplc="18090003" w:tentative="1">
+      <w:start w:val="1"/>
+      <w:numFmt w:val="bullet"/>
+      <w:lvlText w:val="o"/>
+      <w:lvlJc w:val="left"/>
+      <w:pPr>
+        <w:ind w:left="3600" w:hanging="360"/>
+      </w:pPr>
+      <w:rPr>
+        <w:rFonts w:ascii="Courier New" w:hAnsi="Courier New" w:cs="Courier New" w:hint="default"/>
+      </w:rPr>
+    </w:lvl>
+    <w:lvl w:ilvl="5" w:tplc="18090005" w:tentative="1">
+      <w:start w:val="1"/>
+      <w:numFmt w:val="bullet"/>
+      <w:lvlText w:val=""/>
+      <w:lvlJc w:val="left"/>
+      <w:pPr>
+        <w:ind w:left="4320" w:hanging="360"/>
+      </w:pPr>
+      <w:rPr>
+        <w:rFonts w:ascii="Wingdings" w:hAnsi="Wingdings" w:hint="default"/>
+      </w:rPr>
+    </w:lvl>
+    <w:lvl w:ilvl="6" w:tplc="18090001" w:tentative="1">
+      <w:start w:val="1"/>
+      <w:numFmt w:val="bullet"/>
+      <w:lvlText w:val=""/>
+      <w:lvlJc w:val="left"/>
+      <w:pPr>
+        <w:ind w:left="5040" w:hanging="360"/>
+      </w:pPr>
+      <w:rPr>
+        <w:rFonts w:ascii="Symbol" w:hAnsi="Symbol" w:hint="default"/>
+      </w:rPr>
+    </w:lvl>
+    <w:lvl w:ilvl="7" w:tplc="18090003" w:tentative="1">
+      <w:start w:val="1"/>
+      <w:numFmt w:val="bullet"/>
+      <w:lvlText w:val="o"/>
+      <w:lvlJc w:val="left"/>
+      <w:pPr>
+        <w:ind w:left="5760" w:hanging="360"/>
+      </w:pPr>
+      <w:rPr>
+        <w:rFonts w:ascii="Courier New" w:hAnsi="Courier New" w:cs="Courier New" w:hint="default"/>
+      </w:rPr>
+    </w:lvl>
+    <w:lvl w:ilvl="8" w:tplc="18090005" w:tentative="1">
+      <w:start w:val="1"/>
+      <w:numFmt w:val="bullet"/>
+      <w:lvlText w:val=""/>
+      <w:lvlJc w:val="left"/>
+      <w:pPr>
+        <w:ind w:left="6480" w:hanging="360"/>
+      </w:pPr>
+      <w:rPr>
+        <w:rFonts w:ascii="Wingdings" w:hAnsi="Wingdings" w:hint="default"/>
+      </w:rPr>
     </w:lvl>
   </w:abstractNum>
   <w:num w:numId="1" w16cid:durableId="1821925801">
@@ -7073,7 +7876,7 @@
     <w:abstractNumId w:val="0"/>
   </w:num>
   <w:num w:numId="10" w16cid:durableId="112292777">
-    <w:abstractNumId w:val="34"/>
+    <w:abstractNumId w:val="35"/>
   </w:num>
   <w:num w:numId="11" w16cid:durableId="1838571466">
     <w:abstractNumId w:val="17"/>
@@ -7082,7 +7885,7 @@
     <w:abstractNumId w:val="28"/>
   </w:num>
   <w:num w:numId="13" w16cid:durableId="1455639622">
-    <w:abstractNumId w:val="33"/>
+    <w:abstractNumId w:val="34"/>
   </w:num>
   <w:num w:numId="14" w16cid:durableId="1426724756">
     <w:abstractNumId w:val="22"/>
@@ -7094,22 +7897,22 @@
     <w:abstractNumId w:val="21"/>
   </w:num>
   <w:num w:numId="17" w16cid:durableId="117838203">
-    <w:abstractNumId w:val="31"/>
+    <w:abstractNumId w:val="32"/>
   </w:num>
   <w:num w:numId="18" w16cid:durableId="169485947">
     <w:abstractNumId w:val="25"/>
   </w:num>
   <w:num w:numId="19" w16cid:durableId="1565720801">
-    <w:abstractNumId w:val="32"/>
+    <w:abstractNumId w:val="33"/>
   </w:num>
   <w:num w:numId="20" w16cid:durableId="650402111">
     <w:abstractNumId w:val="14"/>
   </w:num>
   <w:num w:numId="21" w16cid:durableId="1465583378">
-    <w:abstractNumId w:val="37"/>
+    <w:abstractNumId w:val="38"/>
   </w:num>
   <w:num w:numId="22" w16cid:durableId="10184273">
-    <w:abstractNumId w:val="35"/>
+    <w:abstractNumId w:val="36"/>
   </w:num>
   <w:num w:numId="23" w16cid:durableId="1835872143">
     <w:abstractNumId w:val="19"/>
@@ -7127,7 +7930,7 @@
     <w:abstractNumId w:val="13"/>
   </w:num>
   <w:num w:numId="28" w16cid:durableId="292297805">
-    <w:abstractNumId w:val="30"/>
+    <w:abstractNumId w:val="31"/>
   </w:num>
   <w:num w:numId="29" w16cid:durableId="1546285476">
     <w:abstractNumId w:val="11"/>
@@ -7145,7 +7948,7 @@
     <w:abstractNumId w:val="18"/>
   </w:num>
   <w:num w:numId="34" w16cid:durableId="1748843313">
-    <w:abstractNumId w:val="38"/>
+    <w:abstractNumId w:val="39"/>
   </w:num>
   <w:num w:numId="35" w16cid:durableId="518928921">
     <w:abstractNumId w:val="16"/>
@@ -7154,13 +7957,19 @@
     <w:abstractNumId w:val="9"/>
   </w:num>
   <w:num w:numId="37" w16cid:durableId="1582444776">
-    <w:abstractNumId w:val="36"/>
+    <w:abstractNumId w:val="37"/>
   </w:num>
   <w:num w:numId="38" w16cid:durableId="1142960934">
     <w:abstractNumId w:val="10"/>
   </w:num>
   <w:num w:numId="39" w16cid:durableId="548877386">
     <w:abstractNumId w:val="23"/>
+  </w:num>
+  <w:num w:numId="40" w16cid:durableId="1049107814">
+    <w:abstractNumId w:val="30"/>
+  </w:num>
+  <w:num w:numId="41" w16cid:durableId="59910222">
+    <w:abstractNumId w:val="40"/>
   </w:num>
 </w:numbering>
 </file>
